--- a/treasury-platform/docs/33-EXTERNAL-REVIEW-PACKAGE.docx
+++ b/treasury-platform/docs/33-EXTERNAL-REVIEW-PACKAGE.docx
@@ -7292,7 +7292,7 @@
           <w:szCs w:val="21"/>
           <w:rtl/>
         </w:rPr>
-        <w:t xml:space="preserve">). مرت التشغيلات 38 إلى 40 بنجاح على تعديلات شروط الدخول، وبدأ التشغيل 41 على تعديل S3 وS4. أما سير العمل العام «CI» في جذر المستودع فيخص المنتج الآخر فيه، ويفشل على هذا الفرع منذ قبل هذا العمل، ولا يمس قاعدة الخزينة.</w:t>
+        <w:t xml:space="preserve">). مرت التشغيلات 38 إلى 41 بنجاح على تعديلات شروط الدخول: S1-ب، ثم S2، ثم S2-ب، ثم S3 وS4. أما سير العمل العام «CI» في جذر المستودع فيخص المنتج الآخر فيه، ويفشل على هذا الفرع منذ قبل هذا العمل، ولا يمس قاعدة الخزينة.</w:t>
       </w:r>
     </w:p>
     <w:p>

--- a/treasury-platform/docs/33-EXTERNAL-REVIEW-PACKAGE.docx
+++ b/treasury-platform/docs/33-EXTERNAL-REVIEW-PACKAGE.docx
@@ -1872,6 +1872,117 @@
     </w:p>
     <w:p>
       <w:pPr>
+        <w:bidi/>
+        <w:spacing w:after="110" w:before="0" w:line="312"/>
+      </w:pPr>
+      <w:r>
+        <w:rPr>
+          <w:rFonts w:ascii="Arial" w:cs="Arial" w:eastAsia="Arial" w:hAnsi="Arial"/>
+          <w:b w:val="false"/>
+          <w:bCs w:val="false"/>
+          <w:sz w:val="21"/>
+          <w:szCs w:val="21"/>
+          <w:rtl/>
+        </w:rPr>
+        <w:t xml:space="preserve">واعتمد المالك في 2026-10-14 القرارات الأربعة التي اتُّخذت أثناء تنفيذ الدفعة (ب) (السجل §3.3):</w:t>
+      </w:r>
+    </w:p>
+    <w:p>
+      <w:pPr>
+        <w:pStyle w:val="ListParagraph"/>
+        <w:numPr>
+          <w:ilvl w:val="0"/>
+          <w:numId w:val="3"/>
+        </w:numPr>
+        <w:bidi/>
+        <w:spacing w:after="70" w:before="0" w:line="300"/>
+      </w:pPr>
+      <w:r>
+        <w:rPr>
+          <w:rFonts w:ascii="Arial" w:cs="Arial" w:eastAsia="Arial" w:hAnsi="Arial"/>
+          <w:b w:val="false"/>
+          <w:bCs w:val="false"/>
+          <w:sz w:val="21"/>
+          <w:szCs w:val="21"/>
+          <w:rtl/>
+        </w:rPr>
+        <w:t xml:space="preserve">عمود الحساسية في تعريف حقول الشروط (DR-46)؛</w:t>
+      </w:r>
+    </w:p>
+    <w:p>
+      <w:pPr>
+        <w:pStyle w:val="ListParagraph"/>
+        <w:numPr>
+          <w:ilvl w:val="0"/>
+          <w:numId w:val="3"/>
+        </w:numPr>
+        <w:bidi/>
+        <w:spacing w:after="70" w:before="0" w:line="300"/>
+      </w:pPr>
+      <w:r>
+        <w:rPr>
+          <w:rFonts w:ascii="Arial" w:cs="Arial" w:eastAsia="Arial" w:hAnsi="Arial"/>
+          <w:b w:val="false"/>
+          <w:bCs w:val="false"/>
+          <w:sz w:val="21"/>
+          <w:szCs w:val="21"/>
+          <w:rtl/>
+        </w:rPr>
+        <w:t xml:space="preserve">مهمة المطابقة الليلية، وحالة LOST للفك المنتهي أو اليدوي (DR-44)؛</w:t>
+      </w:r>
+    </w:p>
+    <w:p>
+      <w:pPr>
+        <w:pStyle w:val="ListParagraph"/>
+        <w:numPr>
+          <w:ilvl w:val="0"/>
+          <w:numId w:val="3"/>
+        </w:numPr>
+        <w:bidi/>
+        <w:spacing w:after="70" w:before="0" w:line="300"/>
+      </w:pPr>
+      <w:r>
+        <w:rPr>
+          <w:rFonts w:ascii="Arial" w:cs="Arial" w:eastAsia="Arial" w:hAnsi="Arial"/>
+          <w:b w:val="false"/>
+          <w:bCs w:val="false"/>
+          <w:sz w:val="21"/>
+          <w:szCs w:val="21"/>
+          <w:rtl/>
+        </w:rPr>
+        <w:t xml:space="preserve">شرط ACTIVE في الطلب؛</w:t>
+      </w:r>
+    </w:p>
+    <w:p>
+      <w:pPr>
+        <w:pStyle w:val="ListParagraph"/>
+        <w:numPr>
+          <w:ilvl w:val="0"/>
+          <w:numId w:val="3"/>
+        </w:numPr>
+        <w:bidi/>
+        <w:spacing w:after="70" w:before="0" w:line="300"/>
+      </w:pPr>
+      <w:r>
+        <w:rPr>
+          <w:rFonts w:ascii="Arial" w:cs="Arial" w:eastAsia="Arial" w:hAnsi="Arial"/>
+          <w:b w:val="false"/>
+          <w:bCs w:val="false"/>
+          <w:sz w:val="21"/>
+          <w:szCs w:val="21"/>
+          <w:rtl/>
+        </w:rPr>
+        <w:t xml:space="preserve">قيد الحجب كما هو (DR-31).</w:t>
+      </w:r>
+    </w:p>
+    <w:p>
+      <w:pPr>
+        <w:bidi/>
+        <w:spacing w:after="60" w:before="0"/>
+      </w:pPr>
+    </w:p>
+    <w:p>
+      <w:pPr>
         <w:pStyle w:val="Heading1"/>
         <w:bidi/>
       </w:pPr>
@@ -10239,7 +10350,7 @@
                 <w:szCs w:val="18"/>
                 <w:rtl/>
               </w:rPr>
-              <w:t xml:space="preserve">يرفض عشرة أرقام متتالية. فمبلغ يُكتب بلا فواصل من مليار فأكثر، أو رقم مرجعي طويل، يُرفض أيضًا. والتطبيق يكتب المبالغ بفواصل</w:t>
+              <w:t xml:space="preserve">يرفض عشرة أرقام متتالية. فمبلغ يُكتب بلا فواصل من مليار فأكثر، أو رقم مرجعي طويل، يُرفض أيضًا. والتطبيق يكتب المبالغ بفواصل؛ واعتمده المالك كما هو (2026-10-14)</w:t>
             </w:r>
           </w:p>
         </w:tc>
@@ -11670,7 +11781,7 @@
         <w:szCs w:val="17"/>
         <w:rtl/>
       </w:rPr>
-      <w:t xml:space="preserve">حزمة المراجعة الخارجية · BankFas · 2026-10-13</w:t>
+      <w:t xml:space="preserve">حزمة المراجعة الخارجية · BankFas · 2026-10-14</w:t>
     </w:r>
   </w:p>
 </w:hdr>

--- a/treasury-platform/docs/33-EXTERNAL-REVIEW-PACKAGE.docx
+++ b/treasury-platform/docs/33-EXTERNAL-REVIEW-PACKAGE.docx
@@ -271,7 +271,7 @@
                 <w:szCs w:val="18"/>
                 <w:rtl/>
               </w:rPr>
-              <w:t xml:space="preserve">قاعدة البيانات ومستندات الجاهزية جاهزة للمراجعة المستقلة؛ لم يُكتب كود التطبيق بعد</w:t>
+              <w:t xml:space="preserve">قاعدة البيانات ومستندات الجاهزية جاهزة للمراجعة المستقلة بعد مراجعة ذاتية شاملة (2026-10-18)، ومعها وحدة الميزانية؛ لم يُكتب كود التطبيق بعد</w:t>
             </w:r>
           </w:p>
         </w:tc>
@@ -349,7 +349,7 @@
                 <w:szCs w:val="18"/>
                 <w:rtl/>
               </w:rPr>
-              <w:t xml:space="preserve">2026-10-13</w:t>
+              <w:t xml:space="preserve">2026-10-18</w:t>
             </w:r>
           </w:p>
         </w:tc>
@@ -1878,6 +1878,479 @@
       <w:r>
         <w:rPr>
           <w:rFonts w:ascii="Arial" w:cs="Arial" w:eastAsia="Arial" w:hAnsi="Arial"/>
+          <w:b/>
+          <w:bCs/>
+          <w:sz w:val="21"/>
+          <w:szCs w:val="21"/>
+          <w:rtl/>
+        </w:rPr>
+        <w:t xml:space="preserve">المراجعة الذاتية (2026-10-18).</w:t>
+      </w:r>
+      <w:r>
+        <w:rPr>
+          <w:rFonts w:ascii="Arial" w:cs="Arial" w:eastAsia="Arial" w:hAnsi="Arial"/>
+          <w:b w:val="false"/>
+          <w:bCs w:val="false"/>
+          <w:sz w:val="21"/>
+          <w:szCs w:val="21"/>
+          <w:rtl/>
+        </w:rPr>
+        <w:t xml:space="preserve"> قبل إرسال الحزمة أعدنا تقييمها كاملة بخمس عدسات، فوجدنا 63 ملاحظة. أُصلح منها 51، وأُكملت 8 مع وحدة الميزانية، وبقيت 4 بحدودها. ومن أهمها:</w:t>
+      </w:r>
+    </w:p>
+    <w:p>
+      <w:pPr>
+        <w:pStyle w:val="ListParagraph"/>
+        <w:numPr>
+          <w:ilvl w:val="0"/>
+          <w:numId w:val="3"/>
+        </w:numPr>
+        <w:bidi/>
+        <w:spacing w:after="70" w:before="0" w:line="300"/>
+      </w:pPr>
+      <w:r>
+        <w:rPr>
+          <w:rFonts w:ascii="Arial" w:cs="Arial" w:eastAsia="Arial" w:hAnsi="Arial"/>
+          <w:b w:val="false"/>
+          <w:bCs w:val="false"/>
+          <w:sz w:val="21"/>
+          <w:szCs w:val="21"/>
+          <w:rtl/>
+        </w:rPr>
+        <w:t xml:space="preserve">تجميد صفوف المراجعة المعتمدة للتسهيل في القاعدة؛</w:t>
+      </w:r>
+    </w:p>
+    <w:p>
+      <w:pPr>
+        <w:pStyle w:val="ListParagraph"/>
+        <w:numPr>
+          <w:ilvl w:val="0"/>
+          <w:numId w:val="3"/>
+        </w:numPr>
+        <w:bidi/>
+        <w:spacing w:after="70" w:before="0" w:line="300"/>
+      </w:pPr>
+      <w:r>
+        <w:rPr>
+          <w:rFonts w:ascii="Arial" w:cs="Arial" w:eastAsia="Arial" w:hAnsi="Arial"/>
+          <w:b w:val="false"/>
+          <w:bCs w:val="false"/>
+          <w:sz w:val="21"/>
+          <w:szCs w:val="21"/>
+          <w:rtl/>
+        </w:rPr>
+        <w:t xml:space="preserve">عتبة التعهد نفسها في كل تقييم؛</w:t>
+      </w:r>
+    </w:p>
+    <w:p>
+      <w:pPr>
+        <w:pStyle w:val="ListParagraph"/>
+        <w:numPr>
+          <w:ilvl w:val="0"/>
+          <w:numId w:val="3"/>
+        </w:numPr>
+        <w:bidi/>
+        <w:spacing w:after="70" w:before="0" w:line="300"/>
+      </w:pPr>
+      <w:r>
+        <w:rPr>
+          <w:rFonts w:ascii="Arial" w:cs="Arial" w:eastAsia="Arial" w:hAnsi="Arial"/>
+          <w:b w:val="false"/>
+          <w:bCs w:val="false"/>
+          <w:sz w:val="21"/>
+          <w:szCs w:val="21"/>
+          <w:rtl/>
+        </w:rPr>
+        <w:t xml:space="preserve">منع نسخ الحقل المقيّد بأي صيغة؛</w:t>
+      </w:r>
+    </w:p>
+    <w:p>
+      <w:pPr>
+        <w:pStyle w:val="ListParagraph"/>
+        <w:numPr>
+          <w:ilvl w:val="0"/>
+          <w:numId w:val="3"/>
+        </w:numPr>
+        <w:bidi/>
+        <w:spacing w:after="70" w:before="0" w:line="300"/>
+      </w:pPr>
+      <w:r>
+        <w:rPr>
+          <w:rFonts w:ascii="Arial" w:cs="Arial" w:eastAsia="Arial" w:hAnsi="Arial"/>
+          <w:b w:val="false"/>
+          <w:bCs w:val="false"/>
+          <w:sz w:val="21"/>
+          <w:szCs w:val="21"/>
+          <w:rtl/>
+        </w:rPr>
+        <w:t xml:space="preserve">منع أدوار القراءة من الدوال الداخلية؛</w:t>
+      </w:r>
+    </w:p>
+    <w:p>
+      <w:pPr>
+        <w:pStyle w:val="ListParagraph"/>
+        <w:numPr>
+          <w:ilvl w:val="0"/>
+          <w:numId w:val="3"/>
+        </w:numPr>
+        <w:bidi/>
+        <w:spacing w:after="70" w:before="0" w:line="300"/>
+      </w:pPr>
+      <w:r>
+        <w:rPr>
+          <w:rFonts w:ascii="Arial" w:cs="Arial" w:eastAsia="Arial" w:hAnsi="Arial"/>
+          <w:b w:val="false"/>
+          <w:bCs w:val="false"/>
+          <w:sz w:val="21"/>
+          <w:szCs w:val="21"/>
+          <w:rtl/>
+        </w:rPr>
+        <w:t xml:space="preserve">جذر العقدة في الاختبارات والأجندة والخروقات؛</w:t>
+      </w:r>
+    </w:p>
+    <w:p>
+      <w:pPr>
+        <w:pStyle w:val="ListParagraph"/>
+        <w:numPr>
+          <w:ilvl w:val="0"/>
+          <w:numId w:val="3"/>
+        </w:numPr>
+        <w:bidi/>
+        <w:spacing w:after="70" w:before="0" w:line="300"/>
+      </w:pPr>
+      <w:r>
+        <w:rPr>
+          <w:rFonts w:ascii="Arial" w:cs="Arial" w:eastAsia="Arial" w:hAnsi="Arial"/>
+          <w:b w:val="false"/>
+          <w:bCs w:val="false"/>
+          <w:sz w:val="21"/>
+          <w:szCs w:val="21"/>
+          <w:rtl/>
+        </w:rPr>
+        <w:t xml:space="preserve">إعلان النافذة لا يُحتسب بلا دليل؛</w:t>
+      </w:r>
+    </w:p>
+    <w:p>
+      <w:pPr>
+        <w:pStyle w:val="ListParagraph"/>
+        <w:numPr>
+          <w:ilvl w:val="0"/>
+          <w:numId w:val="3"/>
+        </w:numPr>
+        <w:bidi/>
+        <w:spacing w:after="70" w:before="0" w:line="300"/>
+      </w:pPr>
+      <w:r>
+        <w:rPr>
+          <w:rFonts w:ascii="Arial" w:cs="Arial" w:eastAsia="Arial" w:hAnsi="Arial"/>
+          <w:b w:val="false"/>
+          <w:bCs w:val="false"/>
+          <w:sz w:val="21"/>
+          <w:szCs w:val="21"/>
+          <w:rtl/>
+        </w:rPr>
+        <w:t xml:space="preserve">قاعدة يحضّرها غيرنا تُرفض؛</w:t>
+      </w:r>
+    </w:p>
+    <w:p>
+      <w:pPr>
+        <w:pStyle w:val="ListParagraph"/>
+        <w:numPr>
+          <w:ilvl w:val="0"/>
+          <w:numId w:val="3"/>
+        </w:numPr>
+        <w:bidi/>
+        <w:spacing w:after="70" w:before="0" w:line="300"/>
+      </w:pPr>
+      <w:r>
+        <w:rPr>
+          <w:rFonts w:ascii="Courier New" w:cs="Courier New" w:eastAsia="Courier New" w:hAnsi="Courier New"/>
+          <w:b w:val="false"/>
+          <w:bCs w:val="false"/>
+          <w:color w:val="1F2937"/>
+          <w:sz w:val="18"/>
+          <w:szCs w:val="18"/>
+          <w:shd w:fill="F1F3F5" w:color="auto" w:val="clear"/>
+          <w:rtl/>
+        </w:rPr>
+        <w:t xml:space="preserve">‎deploy.sql‎</w:t>
+      </w:r>
+      <w:r>
+        <w:rPr>
+          <w:rFonts w:ascii="Arial" w:cs="Arial" w:eastAsia="Arial" w:hAnsi="Arial"/>
+          <w:b w:val="false"/>
+          <w:bCs w:val="false"/>
+          <w:sz w:val="21"/>
+          <w:szCs w:val="21"/>
+          <w:rtl/>
+        </w:rPr>
+        <w:t xml:space="preserve"> لا يعمل بلا الفحص التمهيدي.</w:t>
+      </w:r>
+    </w:p>
+    <w:p>
+      <w:pPr>
+        <w:bidi/>
+        <w:spacing w:after="60" w:before="0"/>
+      </w:pPr>
+    </w:p>
+    <w:p>
+      <w:pPr>
+        <w:bidi/>
+        <w:spacing w:after="110" w:before="0" w:line="312"/>
+      </w:pPr>
+      <w:r>
+        <w:rPr>
+          <w:rFonts w:ascii="Arial" w:cs="Arial" w:eastAsia="Arial" w:hAnsi="Arial"/>
+          <w:b w:val="false"/>
+          <w:bCs w:val="false"/>
+          <w:sz w:val="21"/>
+          <w:szCs w:val="21"/>
+          <w:rtl/>
+        </w:rPr>
+        <w:t xml:space="preserve">والسجل </w:t>
+      </w:r>
+      <w:r>
+        <w:rPr>
+          <w:rFonts w:ascii="Courier New" w:cs="Courier New" w:eastAsia="Courier New" w:hAnsi="Courier New"/>
+          <w:b w:val="false"/>
+          <w:bCs w:val="false"/>
+          <w:color w:val="1F2937"/>
+          <w:sz w:val="18"/>
+          <w:szCs w:val="18"/>
+          <w:shd w:fill="F1F3F5" w:color="auto" w:val="clear"/>
+          <w:rtl/>
+        </w:rPr>
+        <w:t xml:space="preserve">‎docs/34-self-review-2026-10-18.md‎</w:t>
+      </w:r>
+      <w:r>
+        <w:rPr>
+          <w:rFonts w:ascii="Arial" w:cs="Arial" w:eastAsia="Arial" w:hAnsi="Arial"/>
+          <w:b w:val="false"/>
+          <w:bCs w:val="false"/>
+          <w:sz w:val="21"/>
+          <w:szCs w:val="21"/>
+          <w:rtl/>
+        </w:rPr>
+        <w:t xml:space="preserve">، والقرار ADR 0015.</w:t>
+      </w:r>
+    </w:p>
+    <w:p>
+      <w:pPr>
+        <w:bidi/>
+        <w:spacing w:after="110" w:before="0" w:line="312"/>
+      </w:pPr>
+      <w:r>
+        <w:rPr>
+          <w:rFonts w:ascii="Arial" w:cs="Arial" w:eastAsia="Arial" w:hAnsi="Arial"/>
+          <w:b/>
+          <w:bCs/>
+          <w:sz w:val="21"/>
+          <w:szCs w:val="21"/>
+          <w:rtl/>
+        </w:rPr>
+        <w:t xml:space="preserve">وحدة الميزانية (طلب المالك 2026-10-18).</w:t>
+      </w:r>
+      <w:r>
+        <w:rPr>
+          <w:rFonts w:ascii="Arial" w:cs="Arial" w:eastAsia="Arial" w:hAnsi="Arial"/>
+          <w:b w:val="false"/>
+          <w:bCs w:val="false"/>
+          <w:sz w:val="21"/>
+          <w:szCs w:val="21"/>
+          <w:rtl/>
+        </w:rPr>
+        <w:t xml:space="preserve"> في قسم التسهيلات تحفظ الوحدة:</w:t>
+      </w:r>
+    </w:p>
+    <w:p>
+      <w:pPr>
+        <w:pStyle w:val="ListParagraph"/>
+        <w:numPr>
+          <w:ilvl w:val="0"/>
+          <w:numId w:val="3"/>
+        </w:numPr>
+        <w:bidi/>
+        <w:spacing w:after="70" w:before="0" w:line="300"/>
+      </w:pPr>
+      <w:r>
+        <w:rPr>
+          <w:rFonts w:ascii="Arial" w:cs="Arial" w:eastAsia="Arial" w:hAnsi="Arial"/>
+          <w:b w:val="false"/>
+          <w:bCs w:val="false"/>
+          <w:sz w:val="21"/>
+          <w:szCs w:val="21"/>
+          <w:rtl/>
+        </w:rPr>
+        <w:t xml:space="preserve">قوائم الشركة المستقلة؛</w:t>
+      </w:r>
+    </w:p>
+    <w:p>
+      <w:pPr>
+        <w:pStyle w:val="ListParagraph"/>
+        <w:numPr>
+          <w:ilvl w:val="0"/>
+          <w:numId w:val="3"/>
+        </w:numPr>
+        <w:bidi/>
+        <w:spacing w:after="70" w:before="0" w:line="300"/>
+      </w:pPr>
+      <w:r>
+        <w:rPr>
+          <w:rFonts w:ascii="Arial" w:cs="Arial" w:eastAsia="Arial" w:hAnsi="Arial"/>
+          <w:b w:val="false"/>
+          <w:bCs w:val="false"/>
+          <w:sz w:val="21"/>
+          <w:szCs w:val="21"/>
+          <w:rtl/>
+        </w:rPr>
+        <w:t xml:space="preserve">قوائم القابضة الموحدة بكامل وحداتها وقوائمها المنفردة؛</w:t>
+      </w:r>
+    </w:p>
+    <w:p>
+      <w:pPr>
+        <w:pStyle w:val="ListParagraph"/>
+        <w:numPr>
+          <w:ilvl w:val="0"/>
+          <w:numId w:val="3"/>
+        </w:numPr>
+        <w:bidi/>
+        <w:spacing w:after="70" w:before="0" w:line="300"/>
+      </w:pPr>
+      <w:r>
+        <w:rPr>
+          <w:rFonts w:ascii="Arial" w:cs="Arial" w:eastAsia="Arial" w:hAnsi="Arial"/>
+          <w:b w:val="false"/>
+          <w:bCs w:val="false"/>
+          <w:sz w:val="21"/>
+          <w:szCs w:val="21"/>
+          <w:rtl/>
+        </w:rPr>
+        <w:t xml:space="preserve">مقاييس دراسة الميزانية؛</w:t>
+      </w:r>
+    </w:p>
+    <w:p>
+      <w:pPr>
+        <w:pStyle w:val="ListParagraph"/>
+        <w:numPr>
+          <w:ilvl w:val="0"/>
+          <w:numId w:val="3"/>
+        </w:numPr>
+        <w:bidi/>
+        <w:spacing w:after="70" w:before="0" w:line="300"/>
+      </w:pPr>
+      <w:r>
+        <w:rPr>
+          <w:rFonts w:ascii="Arial" w:cs="Arial" w:eastAsia="Arial" w:hAnsi="Arial"/>
+          <w:b w:val="false"/>
+          <w:bCs w:val="false"/>
+          <w:sz w:val="21"/>
+          <w:szCs w:val="21"/>
+          <w:rtl/>
+        </w:rPr>
+        <w:t xml:space="preserve">تقريرًا بكل خرق ناشئ عن القوائم في ظل التعهدات؛</w:t>
+      </w:r>
+    </w:p>
+    <w:p>
+      <w:pPr>
+        <w:pStyle w:val="ListParagraph"/>
+        <w:numPr>
+          <w:ilvl w:val="0"/>
+          <w:numId w:val="3"/>
+        </w:numPr>
+        <w:bidi/>
+        <w:spacing w:after="70" w:before="0" w:line="300"/>
+      </w:pPr>
+      <w:r>
+        <w:rPr>
+          <w:rFonts w:ascii="Arial" w:cs="Arial" w:eastAsia="Arial" w:hAnsi="Arial"/>
+          <w:b w:val="false"/>
+          <w:bCs w:val="false"/>
+          <w:sz w:val="21"/>
+          <w:szCs w:val="21"/>
+          <w:rtl/>
+        </w:rPr>
+        <w:t xml:space="preserve">قياس أداء الشركة بالسيولة المحوَّلة إلى البنك.</w:t>
+      </w:r>
+    </w:p>
+    <w:p>
+      <w:pPr>
+        <w:bidi/>
+        <w:spacing w:after="60" w:before="0"/>
+      </w:pPr>
+    </w:p>
+    <w:p>
+      <w:pPr>
+        <w:bidi/>
+        <w:spacing w:after="110" w:before="0" w:line="312"/>
+      </w:pPr>
+      <w:r>
+        <w:rPr>
+          <w:rFonts w:ascii="Arial" w:cs="Arial" w:eastAsia="Arial" w:hAnsi="Arial"/>
+          <w:b w:val="false"/>
+          <w:bCs w:val="false"/>
+          <w:sz w:val="21"/>
+          <w:szCs w:val="21"/>
+          <w:rtl/>
+        </w:rPr>
+        <w:t xml:space="preserve">والربط بنظام تقييم ائتماني مرحلة لاحقة لم تُبنَ. المراجع: المواصفة 12 (FR-FIN-015 إلى FR-FIN-019)، و</w:t>
+      </w:r>
+      <w:r>
+        <w:rPr>
+          <w:rFonts w:ascii="Courier New" w:cs="Courier New" w:eastAsia="Courier New" w:hAnsi="Courier New"/>
+          <w:b w:val="false"/>
+          <w:bCs w:val="false"/>
+          <w:color w:val="1F2937"/>
+          <w:sz w:val="18"/>
+          <w:szCs w:val="18"/>
+          <w:shd w:fill="F1F3F5" w:color="auto" w:val="clear"/>
+          <w:rtl/>
+        </w:rPr>
+        <w:t xml:space="preserve">‎docs/03‎</w:t>
+      </w:r>
+      <w:r>
+        <w:rPr>
+          <w:rFonts w:ascii="Arial" w:cs="Arial" w:eastAsia="Arial" w:hAnsi="Arial"/>
+          <w:b w:val="false"/>
+          <w:bCs w:val="false"/>
+          <w:sz w:val="21"/>
+          <w:szCs w:val="21"/>
+          <w:rtl/>
+        </w:rPr>
+        <w:t xml:space="preserve"> §10، و</w:t>
+      </w:r>
+      <w:r>
+        <w:rPr>
+          <w:rFonts w:ascii="Courier New" w:cs="Courier New" w:eastAsia="Courier New" w:hAnsi="Courier New"/>
+          <w:b w:val="false"/>
+          <w:bCs w:val="false"/>
+          <w:color w:val="1F2937"/>
+          <w:sz w:val="18"/>
+          <w:szCs w:val="18"/>
+          <w:shd w:fill="F1F3F5" w:color="auto" w:val="clear"/>
+          <w:rtl/>
+        </w:rPr>
+        <w:t xml:space="preserve">‎db/static/045_financial_statements.sql‎</w:t>
+      </w:r>
+      <w:r>
+        <w:rPr>
+          <w:rFonts w:ascii="Arial" w:cs="Arial" w:eastAsia="Arial" w:hAnsi="Arial"/>
+          <w:b w:val="false"/>
+          <w:bCs w:val="false"/>
+          <w:sz w:val="21"/>
+          <w:szCs w:val="21"/>
+          <w:rtl/>
+        </w:rPr>
+        <w:t xml:space="preserve">، وADR 0016.</w:t>
+      </w:r>
+    </w:p>
+    <w:p>
+      <w:pPr>
+        <w:bidi/>
+        <w:spacing w:after="110" w:before="0" w:line="312"/>
+      </w:pPr>
+      <w:r>
+        <w:rPr>
+          <w:rFonts w:ascii="Arial" w:cs="Arial" w:eastAsia="Arial" w:hAnsi="Arial"/>
           <w:b w:val="false"/>
           <w:bCs w:val="false"/>
           <w:sz w:val="21"/>
@@ -2532,6 +3005,109 @@
                 <w:rtl/>
               </w:rPr>
               <w:t xml:space="preserve">‎docs/32-REVIEW-FINDINGS-DECISIONS.docx‎</w:t>
+            </w:r>
+          </w:p>
+        </w:tc>
+      </w:tr>
+      <w:tr>
+        <w:trPr>
+          <w:cantSplit/>
+        </w:trPr>
+        <w:tc>
+          <w:tcPr>
+            <w:tcW w:type="dxa" w:w="2200"/>
+            <w:tcBorders>
+              <w:top w:val="single" w:color="BFC9D6" w:sz="4"/>
+              <w:left w:val="single" w:color="BFC9D6" w:sz="4"/>
+              <w:bottom w:val="single" w:color="BFC9D6" w:sz="4"/>
+              <w:right w:val="single" w:color="BFC9D6" w:sz="4"/>
+            </w:tcBorders>
+            <w:tcMar>
+              <w:top w:type="dxa" w:w="50"/>
+              <w:left w:type="dxa" w:w="90"/>
+              <w:bottom w:type="dxa" w:w="50"/>
+              <w:right w:type="dxa" w:w="90"/>
+            </w:tcMar>
+            <w:vAlign w:val="top"/>
+          </w:tcPr>
+          <w:p>
+            <w:pPr>
+              <w:keepNext w:val="false"/>
+              <w:bidi/>
+              <w:spacing w:after="30" w:before="30" w:line="264"/>
+            </w:pPr>
+            <w:r>
+              <w:rPr>
+                <w:rFonts w:ascii="Arial" w:cs="Arial" w:eastAsia="Arial" w:hAnsi="Arial"/>
+                <w:b w:val="false"/>
+                <w:bCs w:val="false"/>
+                <w:sz w:val="18"/>
+                <w:szCs w:val="18"/>
+                <w:rtl/>
+              </w:rPr>
+              <w:t xml:space="preserve">سجل المراجعة الذاتية</w:t>
+            </w:r>
+          </w:p>
+        </w:tc>
+        <w:tc>
+          <w:tcPr>
+            <w:tcW w:type="dxa" w:w="7664"/>
+            <w:tcBorders>
+              <w:top w:val="single" w:color="BFC9D6" w:sz="4"/>
+              <w:left w:val="single" w:color="BFC9D6" w:sz="4"/>
+              <w:bottom w:val="single" w:color="BFC9D6" w:sz="4"/>
+              <w:right w:val="single" w:color="BFC9D6" w:sz="4"/>
+            </w:tcBorders>
+            <w:tcMar>
+              <w:top w:type="dxa" w:w="50"/>
+              <w:left w:type="dxa" w:w="90"/>
+              <w:bottom w:type="dxa" w:w="50"/>
+              <w:right w:type="dxa" w:w="90"/>
+            </w:tcMar>
+            <w:vAlign w:val="top"/>
+          </w:tcPr>
+          <w:p>
+            <w:pPr>
+              <w:keepNext w:val="false"/>
+              <w:bidi/>
+              <w:spacing w:after="30" w:before="30" w:line="264"/>
+            </w:pPr>
+            <w:r>
+              <w:rPr>
+                <w:rFonts w:ascii="Courier New" w:cs="Courier New" w:eastAsia="Courier New" w:hAnsi="Courier New"/>
+                <w:b w:val="false"/>
+                <w:bCs w:val="false"/>
+                <w:color w:val="1F2937"/>
+                <w:sz w:val="16"/>
+                <w:szCs w:val="16"/>
+                <w:shd w:fill="F1F3F5" w:color="auto" w:val="clear"/>
+                <w:rtl/>
+              </w:rPr>
+              <w:t xml:space="preserve">‎docs/34-self-review-2026-10-18.md‎</w:t>
+            </w:r>
+            <w:r>
+              <w:rPr>
+                <w:rFonts w:ascii="Arial" w:cs="Arial" w:eastAsia="Arial" w:hAnsi="Arial"/>
+                <w:b w:val="false"/>
+                <w:bCs w:val="false"/>
+                <w:sz w:val="18"/>
+                <w:szCs w:val="18"/>
+                <w:rtl/>
+              </w:rPr>
+              <w:t xml:space="preserve">؛ Word: </w:t>
+            </w:r>
+            <w:r>
+              <w:rPr>
+                <w:rFonts w:ascii="Courier New" w:cs="Courier New" w:eastAsia="Courier New" w:hAnsi="Courier New"/>
+                <w:b w:val="false"/>
+                <w:bCs w:val="false"/>
+                <w:color w:val="1F2937"/>
+                <w:sz w:val="16"/>
+                <w:szCs w:val="16"/>
+                <w:shd w:fill="F1F3F5" w:color="auto" w:val="clear"/>
+                <w:rtl/>
+              </w:rPr>
+              <w:t xml:space="preserve">‎docs/34-SELF-REVIEW.docx‎</w:t>
             </w:r>
           </w:p>
         </w:tc>
@@ -3149,7 +3725,7 @@
                 <w:shd w:fill="F1F3F5" w:color="auto" w:val="clear"/>
                 <w:rtl/>
               </w:rPr>
-              <w:t xml:space="preserve">‎db/static/010…050‎</w:t>
+              <w:t xml:space="preserve">‎db/static/010…090‎</w:t>
             </w:r>
           </w:p>
         </w:tc>
@@ -3186,7 +3762,7 @@
                 <w:szCs w:val="18"/>
                 <w:rtl/>
               </w:rPr>
-              <w:t xml:space="preserve">الأمن على مستوى الصف (RLS)، والأدوار، والدخول والجلسات، والترقيم، والحراس (043، 044)، وقاعدة الحصص (050)</w:t>
+              <w:t xml:space="preserve">الأمن على مستوى الصف (RLS)، والأدوار، والدخول والجلسات، والترقيم، والحراس (043، 044)، ووحدة الميزانية (045)، وقاعدة الحصص (050)، ومنع أدوار القراءة من الدوال الداخلية (090)</w:t>
             </w:r>
           </w:p>
         </w:tc>
@@ -4214,7 +4790,7 @@
                 <w:shd w:fill="F1F3F5" w:color="auto" w:val="clear"/>
                 <w:rtl/>
               </w:rPr>
-              <w:t xml:space="preserve">‎docs/adr/0001…0014‎</w:t>
+              <w:t xml:space="preserve">‎docs/adr/0001…0016‎</w:t>
             </w:r>
           </w:p>
         </w:tc>
@@ -4252,6 +4828,121 @@
                 <w:rtl/>
               </w:rPr>
               <w:t xml:space="preserve">انظر 3.4</w:t>
+            </w:r>
+          </w:p>
+        </w:tc>
+      </w:tr>
+      <w:tr>
+        <w:trPr>
+          <w:cantSplit/>
+        </w:trPr>
+        <w:tc>
+          <w:tcPr>
+            <w:tcW w:type="dxa" w:w="1168"/>
+            <w:tcBorders>
+              <w:top w:val="single" w:color="BFC9D6" w:sz="4"/>
+              <w:left w:val="single" w:color="BFC9D6" w:sz="4"/>
+              <w:bottom w:val="single" w:color="BFC9D6" w:sz="4"/>
+              <w:right w:val="single" w:color="BFC9D6" w:sz="4"/>
+            </w:tcBorders>
+            <w:tcMar>
+              <w:top w:type="dxa" w:w="50"/>
+              <w:left w:type="dxa" w:w="90"/>
+              <w:bottom w:type="dxa" w:w="50"/>
+              <w:right w:type="dxa" w:w="90"/>
+            </w:tcMar>
+            <w:vAlign w:val="top"/>
+          </w:tcPr>
+          <w:p>
+            <w:pPr>
+              <w:keepNext w:val="false"/>
+              <w:bidi/>
+              <w:spacing w:after="30" w:before="30" w:line="264"/>
+            </w:pPr>
+            <w:r>
+              <w:rPr>
+                <w:rFonts w:ascii="Arial" w:cs="Arial" w:eastAsia="Arial" w:hAnsi="Arial"/>
+                <w:b w:val="false"/>
+                <w:bCs w:val="false"/>
+                <w:sz w:val="18"/>
+                <w:szCs w:val="18"/>
+                <w:rtl/>
+              </w:rPr>
+              <w:t xml:space="preserve">أرقام القاعدة</w:t>
+            </w:r>
+          </w:p>
+        </w:tc>
+        <w:tc>
+          <w:tcPr>
+            <w:tcW w:type="dxa" w:w="5062"/>
+            <w:tcBorders>
+              <w:top w:val="single" w:color="BFC9D6" w:sz="4"/>
+              <w:left w:val="single" w:color="BFC9D6" w:sz="4"/>
+              <w:bottom w:val="single" w:color="BFC9D6" w:sz="4"/>
+              <w:right w:val="single" w:color="BFC9D6" w:sz="4"/>
+            </w:tcBorders>
+            <w:tcMar>
+              <w:top w:type="dxa" w:w="50"/>
+              <w:left w:type="dxa" w:w="90"/>
+              <w:bottom w:type="dxa" w:w="50"/>
+              <w:right w:type="dxa" w:w="90"/>
+            </w:tcMar>
+            <w:vAlign w:val="top"/>
+          </w:tcPr>
+          <w:p>
+            <w:pPr>
+              <w:keepNext w:val="false"/>
+              <w:bidi/>
+              <w:spacing w:after="30" w:before="30" w:line="264"/>
+            </w:pPr>
+            <w:r>
+              <w:rPr>
+                <w:rFonts w:ascii="Courier New" w:cs="Courier New" w:eastAsia="Courier New" w:hAnsi="Courier New"/>
+                <w:b w:val="false"/>
+                <w:bCs w:val="false"/>
+                <w:color w:val="1F2937"/>
+                <w:sz w:val="16"/>
+                <w:szCs w:val="16"/>
+                <w:shd w:fill="F1F3F5" w:color="auto" w:val="clear"/>
+                <w:rtl/>
+              </w:rPr>
+              <w:t xml:space="preserve">‎python3 tools/dbgen/ddl_metrics.py‎</w:t>
+            </w:r>
+          </w:p>
+        </w:tc>
+        <w:tc>
+          <w:tcPr>
+            <w:tcW w:type="dxa" w:w="3634"/>
+            <w:tcBorders>
+              <w:top w:val="single" w:color="BFC9D6" w:sz="4"/>
+              <w:left w:val="single" w:color="BFC9D6" w:sz="4"/>
+              <w:bottom w:val="single" w:color="BFC9D6" w:sz="4"/>
+              <w:right w:val="single" w:color="BFC9D6" w:sz="4"/>
+            </w:tcBorders>
+            <w:tcMar>
+              <w:top w:type="dxa" w:w="50"/>
+              <w:left w:type="dxa" w:w="90"/>
+              <w:bottom w:type="dxa" w:w="50"/>
+              <w:right w:type="dxa" w:w="90"/>
+            </w:tcMar>
+            <w:vAlign w:val="top"/>
+          </w:tcPr>
+          <w:p>
+            <w:pPr>
+              <w:keepNext w:val="false"/>
+              <w:bidi/>
+              <w:spacing w:after="30" w:before="30" w:line="264"/>
+            </w:pPr>
+            <w:r>
+              <w:rPr>
+                <w:rFonts w:ascii="Arial" w:cs="Arial" w:eastAsia="Arial" w:hAnsi="Arial"/>
+                <w:b w:val="false"/>
+                <w:bCs w:val="false"/>
+                <w:sz w:val="18"/>
+                <w:szCs w:val="18"/>
+                <w:rtl/>
+              </w:rPr>
+              <w:t xml:space="preserve">كل عدد تذكره المستندات، من النموذج والـDDL</w:t>
             </w:r>
           </w:p>
         </w:tc>
@@ -4393,7 +5084,31 @@
           <w:szCs w:val="21"/>
           <w:rtl/>
         </w:rPr>
-        <w:t xml:space="preserve">. وكل قرار فيها (DQ-…) يحمل حالته: معتمد أو منفّذ أو مقترح.</w:t>
+        <w:t xml:space="preserve">. والقرارات المبنية في القاعدة (DQ-…) موسومة بحالتها؛ وليست كل الأسئلة الباقية موسومة، وتعمل بقيمها الافتراضية المعتمدة (</w:t>
+      </w:r>
+      <w:r>
+        <w:rPr>
+          <w:rFonts w:ascii="Courier New" w:cs="Courier New" w:eastAsia="Courier New" w:hAnsi="Courier New"/>
+          <w:b w:val="false"/>
+          <w:bCs w:val="false"/>
+          <w:color w:val="1F2937"/>
+          <w:sz w:val="18"/>
+          <w:szCs w:val="18"/>
+          <w:shd w:fill="F1F3F5" w:color="auto" w:val="clear"/>
+          <w:rtl/>
+        </w:rPr>
+        <w:t xml:space="preserve">‎docs/34‎</w:t>
+      </w:r>
+      <w:r>
+        <w:rPr>
+          <w:rFonts w:ascii="Arial" w:cs="Arial" w:eastAsia="Arial" w:hAnsi="Arial"/>
+          <w:b w:val="false"/>
+          <w:bCs w:val="false"/>
+          <w:sz w:val="21"/>
+          <w:szCs w:val="21"/>
+          <w:rtl/>
+        </w:rPr>
+        <w:t xml:space="preserve"> §7).</w:t>
       </w:r>
     </w:p>
     <w:p>
@@ -5655,6 +6370,162 @@
           </w:p>
         </w:tc>
       </w:tr>
+      <w:tr>
+        <w:trPr>
+          <w:cantSplit/>
+        </w:trPr>
+        <w:tc>
+          <w:tcPr>
+            <w:tcW w:type="dxa" w:w="1972"/>
+            <w:tcBorders>
+              <w:top w:val="single" w:color="BFC9D6" w:sz="4"/>
+              <w:left w:val="single" w:color="BFC9D6" w:sz="4"/>
+              <w:bottom w:val="single" w:color="BFC9D6" w:sz="4"/>
+              <w:right w:val="single" w:color="BFC9D6" w:sz="4"/>
+            </w:tcBorders>
+            <w:tcMar>
+              <w:top w:type="dxa" w:w="50"/>
+              <w:left w:type="dxa" w:w="90"/>
+              <w:bottom w:type="dxa" w:w="50"/>
+              <w:right w:type="dxa" w:w="90"/>
+            </w:tcMar>
+            <w:vAlign w:val="top"/>
+          </w:tcPr>
+          <w:p>
+            <w:pPr>
+              <w:keepNext w:val="false"/>
+              <w:bidi/>
+              <w:spacing w:after="30" w:before="30" w:line="264"/>
+            </w:pPr>
+            <w:r>
+              <w:rPr>
+                <w:rFonts w:ascii="Arial" w:cs="Arial" w:eastAsia="Arial" w:hAnsi="Arial"/>
+                <w:b w:val="false"/>
+                <w:bCs w:val="false"/>
+                <w:sz w:val="18"/>
+                <w:szCs w:val="18"/>
+                <w:rtl/>
+              </w:rPr>
+              <w:t xml:space="preserve">0015</w:t>
+            </w:r>
+          </w:p>
+        </w:tc>
+        <w:tc>
+          <w:tcPr>
+            <w:tcW w:type="dxa" w:w="7892"/>
+            <w:tcBorders>
+              <w:top w:val="single" w:color="BFC9D6" w:sz="4"/>
+              <w:left w:val="single" w:color="BFC9D6" w:sz="4"/>
+              <w:bottom w:val="single" w:color="BFC9D6" w:sz="4"/>
+              <w:right w:val="single" w:color="BFC9D6" w:sz="4"/>
+            </w:tcBorders>
+            <w:tcMar>
+              <w:top w:type="dxa" w:w="50"/>
+              <w:left w:type="dxa" w:w="90"/>
+              <w:bottom w:type="dxa" w:w="50"/>
+              <w:right w:type="dxa" w:w="90"/>
+            </w:tcMar>
+            <w:vAlign w:val="top"/>
+          </w:tcPr>
+          <w:p>
+            <w:pPr>
+              <w:keepNext w:val="false"/>
+              <w:bidi/>
+              <w:spacing w:after="30" w:before="30" w:line="264"/>
+            </w:pPr>
+            <w:r>
+              <w:rPr>
+                <w:rFonts w:ascii="Arial" w:cs="Arial" w:eastAsia="Arial" w:hAnsi="Arial"/>
+                <w:b w:val="false"/>
+                <w:bCs w:val="false"/>
+                <w:sz w:val="18"/>
+                <w:szCs w:val="18"/>
+                <w:rtl/>
+              </w:rPr>
+              <w:t xml:space="preserve">إصلاحات المراجعة الذاتية الشاملة</w:t>
+            </w:r>
+          </w:p>
+        </w:tc>
+      </w:tr>
+      <w:tr>
+        <w:trPr>
+          <w:cantSplit/>
+        </w:trPr>
+        <w:tc>
+          <w:tcPr>
+            <w:tcW w:type="dxa" w:w="1972"/>
+            <w:tcBorders>
+              <w:top w:val="single" w:color="BFC9D6" w:sz="4"/>
+              <w:left w:val="single" w:color="BFC9D6" w:sz="4"/>
+              <w:bottom w:val="single" w:color="BFC9D6" w:sz="4"/>
+              <w:right w:val="single" w:color="BFC9D6" w:sz="4"/>
+            </w:tcBorders>
+            <w:shd w:fill="F5F8FC" w:color="auto" w:val="clear"/>
+            <w:tcMar>
+              <w:top w:type="dxa" w:w="50"/>
+              <w:left w:type="dxa" w:w="90"/>
+              <w:bottom w:type="dxa" w:w="50"/>
+              <w:right w:type="dxa" w:w="90"/>
+            </w:tcMar>
+            <w:vAlign w:val="top"/>
+          </w:tcPr>
+          <w:p>
+            <w:pPr>
+              <w:keepNext w:val="false"/>
+              <w:bidi/>
+              <w:spacing w:after="30" w:before="30" w:line="264"/>
+            </w:pPr>
+            <w:r>
+              <w:rPr>
+                <w:rFonts w:ascii="Arial" w:cs="Arial" w:eastAsia="Arial" w:hAnsi="Arial"/>
+                <w:b w:val="false"/>
+                <w:bCs w:val="false"/>
+                <w:sz w:val="18"/>
+                <w:szCs w:val="18"/>
+                <w:rtl/>
+              </w:rPr>
+              <w:t xml:space="preserve">0016</w:t>
+            </w:r>
+          </w:p>
+        </w:tc>
+        <w:tc>
+          <w:tcPr>
+            <w:tcW w:type="dxa" w:w="7892"/>
+            <w:tcBorders>
+              <w:top w:val="single" w:color="BFC9D6" w:sz="4"/>
+              <w:left w:val="single" w:color="BFC9D6" w:sz="4"/>
+              <w:bottom w:val="single" w:color="BFC9D6" w:sz="4"/>
+              <w:right w:val="single" w:color="BFC9D6" w:sz="4"/>
+            </w:tcBorders>
+            <w:shd w:fill="F5F8FC" w:color="auto" w:val="clear"/>
+            <w:tcMar>
+              <w:top w:type="dxa" w:w="50"/>
+              <w:left w:type="dxa" w:w="90"/>
+              <w:bottom w:type="dxa" w:w="50"/>
+              <w:right w:type="dxa" w:w="90"/>
+            </w:tcMar>
+            <w:vAlign w:val="top"/>
+          </w:tcPr>
+          <w:p>
+            <w:pPr>
+              <w:keepNext w:val="false"/>
+              <w:bidi/>
+              <w:spacing w:after="30" w:before="30" w:line="264"/>
+            </w:pPr>
+            <w:r>
+              <w:rPr>
+                <w:rFonts w:ascii="Arial" w:cs="Arial" w:eastAsia="Arial" w:hAnsi="Arial"/>
+                <w:b w:val="false"/>
+                <w:bCs w:val="false"/>
+                <w:sz w:val="18"/>
+                <w:szCs w:val="18"/>
+                <w:rtl/>
+              </w:rPr>
+              <w:t xml:space="preserve">وحدة الميزانية: القوائم الموحدة ووحداتها، وتقرير الخروقات، وأداء التحويلات</w:t>
+            </w:r>
+          </w:p>
+        </w:tc>
+      </w:tr>
     </w:tbl>
     <w:p>
       <w:pPr>
@@ -5721,7 +6592,7 @@
           <w:szCs w:val="21"/>
           <w:rtl/>
         </w:rPr>
-        <w:t xml:space="preserve">Docker وصورة SQL Server المثبّتة في السجل: </w:t>
+        <w:t xml:space="preserve">Docker على معالج amd64، وصورة SQL Server المثبّتة في السجل: </w:t>
       </w:r>
       <w:r>
         <w:rPr>
@@ -5745,7 +6616,31 @@
           <w:szCs w:val="21"/>
           <w:rtl/>
         </w:rPr>
-        <w:t xml:space="preserve"> (البناء 17.0.5015.4).</w:t>
+        <w:t xml:space="preserve"> (البناء 17.0.5015.4، والبصمة في </w:t>
+      </w:r>
+      <w:r>
+        <w:rPr>
+          <w:rFonts w:ascii="Courier New" w:cs="Courier New" w:eastAsia="Courier New" w:hAnsi="Courier New"/>
+          <w:b w:val="false"/>
+          <w:bCs w:val="false"/>
+          <w:color w:val="1F2937"/>
+          <w:sz w:val="18"/>
+          <w:szCs w:val="18"/>
+          <w:shd w:fill="F1F3F5" w:color="auto" w:val="clear"/>
+          <w:rtl/>
+        </w:rPr>
+        <w:t xml:space="preserve">‎versions.json‎</w:t>
+      </w:r>
+      <w:r>
+        <w:rPr>
+          <w:rFonts w:ascii="Arial" w:cs="Arial" w:eastAsia="Arial" w:hAnsi="Arial"/>
+          <w:b w:val="false"/>
+          <w:bCs w:val="false"/>
+          <w:sz w:val="21"/>
+          <w:szCs w:val="21"/>
+          <w:rtl/>
+        </w:rPr>
+        <w:t xml:space="preserve">).</w:t>
       </w:r>
     </w:p>
     <w:p>
@@ -5780,7 +6675,112 @@
           <w:szCs w:val="21"/>
           <w:rtl/>
         </w:rPr>
-        <w:t xml:space="preserve"> (mssql-tools18) وPython 3.</w:t>
+        <w:t xml:space="preserve"> (mssql-tools18) في المسار، أو مساره في المتغير </w:t>
+      </w:r>
+      <w:r>
+        <w:rPr>
+          <w:rFonts w:ascii="Courier New" w:cs="Courier New" w:eastAsia="Courier New" w:hAnsi="Courier New"/>
+          <w:b w:val="false"/>
+          <w:bCs w:val="false"/>
+          <w:color w:val="1F2937"/>
+          <w:sz w:val="18"/>
+          <w:szCs w:val="18"/>
+          <w:shd w:fill="F1F3F5" w:color="auto" w:val="clear"/>
+          <w:rtl/>
+        </w:rPr>
+        <w:t xml:space="preserve">‎SQLCMD‎</w:t>
+      </w:r>
+      <w:r>
+        <w:rPr>
+          <w:rFonts w:ascii="Arial" w:cs="Arial" w:eastAsia="Arial" w:hAnsi="Arial"/>
+          <w:b w:val="false"/>
+          <w:bCs w:val="false"/>
+          <w:sz w:val="21"/>
+          <w:szCs w:val="21"/>
+          <w:rtl/>
+        </w:rPr>
+        <w:t xml:space="preserve">.</w:t>
+      </w:r>
+    </w:p>
+    <w:p>
+      <w:pPr>
+        <w:pStyle w:val="ListParagraph"/>
+        <w:numPr>
+          <w:ilvl w:val="0"/>
+          <w:numId w:val="3"/>
+        </w:numPr>
+        <w:bidi/>
+        <w:spacing w:after="70" w:before="0" w:line="300"/>
+      </w:pPr>
+      <w:r>
+        <w:rPr>
+          <w:rFonts w:ascii="Arial" w:cs="Arial" w:eastAsia="Arial" w:hAnsi="Arial"/>
+          <w:b w:val="false"/>
+          <w:bCs w:val="false"/>
+          <w:sz w:val="21"/>
+          <w:szCs w:val="21"/>
+          <w:rtl/>
+        </w:rPr>
+        <w:t xml:space="preserve">Python 3 مع الحزمة Pillow (</w:t>
+      </w:r>
+      <w:r>
+        <w:rPr>
+          <w:rFonts w:ascii="Courier New" w:cs="Courier New" w:eastAsia="Courier New" w:hAnsi="Courier New"/>
+          <w:b w:val="false"/>
+          <w:bCs w:val="false"/>
+          <w:color w:val="1F2937"/>
+          <w:sz w:val="18"/>
+          <w:szCs w:val="18"/>
+          <w:shd w:fill="F1F3F5" w:color="auto" w:val="clear"/>
+          <w:rtl/>
+        </w:rPr>
+        <w:t xml:space="preserve">‎pip install pillow==12.3.0‎</w:t>
+      </w:r>
+      <w:r>
+        <w:rPr>
+          <w:rFonts w:ascii="Arial" w:cs="Arial" w:eastAsia="Arial" w:hAnsi="Arial"/>
+          <w:b w:val="false"/>
+          <w:bCs w:val="false"/>
+          <w:sz w:val="21"/>
+          <w:szCs w:val="21"/>
+          <w:rtl/>
+        </w:rPr>
+        <w:t xml:space="preserve">)، لأن فحص فهرسة المفاتيح يقرأ وحدة تخطيط المخططات.</w:t>
+      </w:r>
+    </w:p>
+    <w:p>
+      <w:pPr>
+        <w:pStyle w:val="ListParagraph"/>
+        <w:numPr>
+          <w:ilvl w:val="0"/>
+          <w:numId w:val="3"/>
+        </w:numPr>
+        <w:bidi/>
+        <w:spacing w:after="70" w:before="0" w:line="300"/>
+      </w:pPr>
+      <w:r>
+        <w:rPr>
+          <w:rFonts w:ascii="Courier New" w:cs="Courier New" w:eastAsia="Courier New" w:hAnsi="Courier New"/>
+          <w:b w:val="false"/>
+          <w:bCs w:val="false"/>
+          <w:color w:val="1F2937"/>
+          <w:sz w:val="18"/>
+          <w:szCs w:val="18"/>
+          <w:shd w:fill="F1F3F5" w:color="auto" w:val="clear"/>
+          <w:rtl/>
+        </w:rPr>
+        <w:t xml:space="preserve">‎tools/dbgen/pg_validate.sh‎</w:t>
+      </w:r>
+      <w:r>
+        <w:rPr>
+          <w:rFonts w:ascii="Arial" w:cs="Arial" w:eastAsia="Arial" w:hAnsi="Arial"/>
+          <w:b w:val="false"/>
+          <w:bCs w:val="false"/>
+          <w:sz w:val="21"/>
+          <w:szCs w:val="21"/>
+          <w:rtl/>
+        </w:rPr>
+        <w:t xml:space="preserve"> يتحقق من نسخة PostgreSQL، ولا يشغّله CI.</w:t>
       </w:r>
     </w:p>
     <w:p>
@@ -5936,7 +6936,55 @@
           <w:szCs w:val="21"/>
           <w:rtl/>
         </w:rPr>
-        <w:t xml:space="preserve">السكربت يبني قاعدة جديدة في كل تشغيل، ويستغرق نحو خمس دقائق.</w:t>
+        <w:t xml:space="preserve">السكربت يحذف </w:t>
+      </w:r>
+      <w:r>
+        <w:rPr>
+          <w:rFonts w:ascii="Courier New" w:cs="Courier New" w:eastAsia="Courier New" w:hAnsi="Courier New"/>
+          <w:b w:val="false"/>
+          <w:bCs w:val="false"/>
+          <w:color w:val="1F2937"/>
+          <w:sz w:val="18"/>
+          <w:szCs w:val="18"/>
+          <w:shd w:fill="F1F3F5" w:color="auto" w:val="clear"/>
+          <w:rtl/>
+        </w:rPr>
+        <w:t xml:space="preserve">‎BankFas‎</w:t>
+      </w:r>
+      <w:r>
+        <w:rPr>
+          <w:rFonts w:ascii="Arial" w:cs="Arial" w:eastAsia="Arial" w:hAnsi="Arial"/>
+          <w:b w:val="false"/>
+          <w:bCs w:val="false"/>
+          <w:sz w:val="21"/>
+          <w:szCs w:val="21"/>
+          <w:rtl/>
+        </w:rPr>
+        <w:t xml:space="preserve"> ويبنيه من جديد في كل تشغيل، ويستغرق نحو ثماني دقائق. ولا يعمل إلا على خادم في الجهاز نفسه، إلا بالعلامة الصريحة </w:t>
+      </w:r>
+      <w:r>
+        <w:rPr>
+          <w:rFonts w:ascii="Courier New" w:cs="Courier New" w:eastAsia="Courier New" w:hAnsi="Courier New"/>
+          <w:b w:val="false"/>
+          <w:bCs w:val="false"/>
+          <w:color w:val="1F2937"/>
+          <w:sz w:val="18"/>
+          <w:szCs w:val="18"/>
+          <w:shd w:fill="F1F3F5" w:color="auto" w:val="clear"/>
+          <w:rtl/>
+        </w:rPr>
+        <w:t xml:space="preserve">‎BANKFAS_CI_THROWAWAY_SERVER=1‎</w:t>
+      </w:r>
+      <w:r>
+        <w:rPr>
+          <w:rFonts w:ascii="Arial" w:cs="Arial" w:eastAsia="Arial" w:hAnsi="Arial"/>
+          <w:b w:val="false"/>
+          <w:bCs w:val="false"/>
+          <w:sz w:val="21"/>
+          <w:szCs w:val="21"/>
+          <w:rtl/>
+        </w:rPr>
+        <w:t xml:space="preserve">.</w:t>
       </w:r>
     </w:p>
     <w:p>
@@ -6101,7 +7149,7 @@
           <w:szCs w:val="26"/>
           <w:rtl/>
         </w:rPr>
-        <w:t xml:space="preserve">4.3 النتيجة المتوقعة: 22 خطوة تنتهي بـ «all database checks passed»</w:t>
+        <w:t xml:space="preserve">4.3 النتيجة المتوقعة: 26 خطوة (0 إلى 23 و4ب و19ب) تنتهي بـ «all database checks passed»</w:t>
       </w:r>
       <w:bookmarkEnd w:id="11"/>
     </w:p>
@@ -6119,9 +7167,9 @@
         </w:tblBorders>
       </w:tblPr>
       <w:tblGrid>
-        <w:gridCol w:w="1456"/>
-        <w:gridCol w:w="5341"/>
-        <w:gridCol w:w="3067"/>
+        <w:gridCol w:w="1297"/>
+        <w:gridCol w:w="4758"/>
+        <w:gridCol w:w="3809"/>
       </w:tblGrid>
       <w:tr>
         <w:trPr>
@@ -6130,7 +7178,7 @@
         </w:trPr>
         <w:tc>
           <w:tcPr>
-            <w:tcW w:type="dxa" w:w="1456"/>
+            <w:tcW w:type="dxa" w:w="1297"/>
             <w:tcBorders>
               <w:top w:val="single" w:color="BFC9D6" w:sz="4"/>
               <w:left w:val="single" w:color="BFC9D6" w:sz="4"/>
@@ -6168,7 +7216,7 @@
         </w:tc>
         <w:tc>
           <w:tcPr>
-            <w:tcW w:type="dxa" w:w="5341"/>
+            <w:tcW w:type="dxa" w:w="4758"/>
             <w:tcBorders>
               <w:top w:val="single" w:color="BFC9D6" w:sz="4"/>
               <w:left w:val="single" w:color="BFC9D6" w:sz="4"/>
@@ -6206,7 +7254,7 @@
         </w:tc>
         <w:tc>
           <w:tcPr>
-            <w:tcW w:type="dxa" w:w="3067"/>
+            <w:tcW w:type="dxa" w:w="3809"/>
             <w:tcBorders>
               <w:top w:val="single" w:color="BFC9D6" w:sz="4"/>
               <w:left w:val="single" w:color="BFC9D6" w:sz="4"/>
@@ -6249,7 +7297,7 @@
         </w:trPr>
         <w:tc>
           <w:tcPr>
-            <w:tcW w:type="dxa" w:w="1456"/>
+            <w:tcW w:type="dxa" w:w="1297"/>
             <w:tcBorders>
               <w:top w:val="single" w:color="BFC9D6" w:sz="4"/>
               <w:left w:val="single" w:color="BFC9D6" w:sz="4"/>
@@ -6285,73 +7333,73 @@
         </w:tc>
         <w:tc>
           <w:tcPr>
-            <w:tcW w:type="dxa" w:w="5341"/>
-            <w:tcBorders>
-              <w:top w:val="single" w:color="BFC9D6" w:sz="4"/>
-              <w:left w:val="single" w:color="BFC9D6" w:sz="4"/>
-              <w:bottom w:val="single" w:color="BFC9D6" w:sz="4"/>
-              <w:right w:val="single" w:color="BFC9D6" w:sz="4"/>
-            </w:tcBorders>
-            <w:tcMar>
-              <w:top w:type="dxa" w:w="50"/>
-              <w:left w:type="dxa" w:w="90"/>
-              <w:bottom w:type="dxa" w:w="50"/>
-              <w:right w:type="dxa" w:w="90"/>
-            </w:tcMar>
-            <w:vAlign w:val="top"/>
-          </w:tcPr>
-          <w:p>
-            <w:pPr>
-              <w:keepNext w:val="false"/>
-              <w:bidi/>
-              <w:spacing w:after="30" w:before="30" w:line="264"/>
-            </w:pPr>
-            <w:r>
-              <w:rPr>
-                <w:rFonts w:ascii="Arial" w:cs="Arial" w:eastAsia="Arial" w:hAnsi="Arial"/>
-                <w:b w:val="false"/>
-                <w:bCs w:val="false"/>
-                <w:sz w:val="18"/>
-                <w:szCs w:val="18"/>
-                <w:rtl/>
-              </w:rPr>
-              <w:t xml:space="preserve">فحص النموذج، وتطابق الـDDL المولَّد معه</w:t>
-            </w:r>
-          </w:p>
-        </w:tc>
-        <w:tc>
-          <w:tcPr>
-            <w:tcW w:type="dxa" w:w="3067"/>
-            <w:tcBorders>
-              <w:top w:val="single" w:color="BFC9D6" w:sz="4"/>
-              <w:left w:val="single" w:color="BFC9D6" w:sz="4"/>
-              <w:bottom w:val="single" w:color="BFC9D6" w:sz="4"/>
-              <w:right w:val="single" w:color="BFC9D6" w:sz="4"/>
-            </w:tcBorders>
-            <w:tcMar>
-              <w:top w:type="dxa" w:w="50"/>
-              <w:left w:type="dxa" w:w="90"/>
-              <w:bottom w:type="dxa" w:w="50"/>
-              <w:right w:type="dxa" w:w="90"/>
-            </w:tcMar>
-            <w:vAlign w:val="top"/>
-          </w:tcPr>
-          <w:p>
-            <w:pPr>
-              <w:keepNext w:val="false"/>
-              <w:bidi/>
-              <w:spacing w:after="30" w:before="30" w:line="264"/>
-            </w:pPr>
-            <w:r>
-              <w:rPr>
-                <w:rFonts w:ascii="Arial" w:cs="Arial" w:eastAsia="Arial" w:hAnsi="Arial"/>
-                <w:b w:val="false"/>
-                <w:bCs w:val="false"/>
-                <w:sz w:val="18"/>
-                <w:szCs w:val="18"/>
-                <w:rtl/>
-              </w:rPr>
-              <w:t xml:space="preserve">199 جدولًا و3,370 عمودًا</w:t>
+            <w:tcW w:type="dxa" w:w="4758"/>
+            <w:tcBorders>
+              <w:top w:val="single" w:color="BFC9D6" w:sz="4"/>
+              <w:left w:val="single" w:color="BFC9D6" w:sz="4"/>
+              <w:bottom w:val="single" w:color="BFC9D6" w:sz="4"/>
+              <w:right w:val="single" w:color="BFC9D6" w:sz="4"/>
+            </w:tcBorders>
+            <w:tcMar>
+              <w:top w:type="dxa" w:w="50"/>
+              <w:left w:type="dxa" w:w="90"/>
+              <w:bottom w:type="dxa" w:w="50"/>
+              <w:right w:type="dxa" w:w="90"/>
+            </w:tcMar>
+            <w:vAlign w:val="top"/>
+          </w:tcPr>
+          <w:p>
+            <w:pPr>
+              <w:keepNext w:val="false"/>
+              <w:bidi/>
+              <w:spacing w:after="30" w:before="30" w:line="264"/>
+            </w:pPr>
+            <w:r>
+              <w:rPr>
+                <w:rFonts w:ascii="Arial" w:cs="Arial" w:eastAsia="Arial" w:hAnsi="Arial"/>
+                <w:b w:val="false"/>
+                <w:bCs w:val="false"/>
+                <w:sz w:val="18"/>
+                <w:szCs w:val="18"/>
+                <w:rtl/>
+              </w:rPr>
+              <w:t xml:space="preserve">فحص النموذج، وتطابق الـDDL المولَّد والصلاحيات المولَّدة معه</w:t>
+            </w:r>
+          </w:p>
+        </w:tc>
+        <w:tc>
+          <w:tcPr>
+            <w:tcW w:type="dxa" w:w="3809"/>
+            <w:tcBorders>
+              <w:top w:val="single" w:color="BFC9D6" w:sz="4"/>
+              <w:left w:val="single" w:color="BFC9D6" w:sz="4"/>
+              <w:bottom w:val="single" w:color="BFC9D6" w:sz="4"/>
+              <w:right w:val="single" w:color="BFC9D6" w:sz="4"/>
+            </w:tcBorders>
+            <w:tcMar>
+              <w:top w:type="dxa" w:w="50"/>
+              <w:left w:type="dxa" w:w="90"/>
+              <w:bottom w:type="dxa" w:w="50"/>
+              <w:right w:type="dxa" w:w="90"/>
+            </w:tcMar>
+            <w:vAlign w:val="top"/>
+          </w:tcPr>
+          <w:p>
+            <w:pPr>
+              <w:keepNext w:val="false"/>
+              <w:bidi/>
+              <w:spacing w:after="30" w:before="30" w:line="264"/>
+            </w:pPr>
+            <w:r>
+              <w:rPr>
+                <w:rFonts w:ascii="Arial" w:cs="Arial" w:eastAsia="Arial" w:hAnsi="Arial"/>
+                <w:b w:val="false"/>
+                <w:bCs w:val="false"/>
+                <w:sz w:val="18"/>
+                <w:szCs w:val="18"/>
+                <w:rtl/>
+              </w:rPr>
+              <w:t xml:space="preserve">203 جداول و3,438 عمودًا في النموذج</w:t>
             </w:r>
           </w:p>
         </w:tc>
@@ -6362,7 +7410,7 @@
         </w:trPr>
         <w:tc>
           <w:tcPr>
-            <w:tcW w:type="dxa" w:w="1456"/>
+            <w:tcW w:type="dxa" w:w="1297"/>
             <w:tcBorders>
               <w:top w:val="single" w:color="BFC9D6" w:sz="4"/>
               <w:left w:val="single" w:color="BFC9D6" w:sz="4"/>
@@ -6399,7 +7447,7 @@
         </w:tc>
         <w:tc>
           <w:tcPr>
-            <w:tcW w:type="dxa" w:w="5341"/>
+            <w:tcW w:type="dxa" w:w="4758"/>
             <w:tcBorders>
               <w:top w:val="single" w:color="BFC9D6" w:sz="4"/>
               <w:left w:val="single" w:color="BFC9D6" w:sz="4"/>
@@ -6430,7 +7478,7 @@
                 <w:szCs w:val="18"/>
                 <w:rtl/>
               </w:rPr>
-              <w:t xml:space="preserve">فهرسة المفاتيح الأجنبية، وقواعد المنح R1–R11، والصورة مقابل السجل، و</w:t>
+              <w:t xml:space="preserve">فهرسة المفاتيح الأجنبية، وقواعد المنح R1–R11، ولا ثقة بالشهادة ولا أوامر صدفة في ملفات SQL، والصورة مقابل السجل، و</w:t>
             </w:r>
             <w:r>
               <w:rPr>
@@ -6449,7 +7497,7 @@
         </w:tc>
         <w:tc>
           <w:tcPr>
-            <w:tcW w:type="dxa" w:w="3067"/>
+            <w:tcW w:type="dxa" w:w="3809"/>
             <w:tcBorders>
               <w:top w:val="single" w:color="BFC9D6" w:sz="4"/>
               <w:left w:val="single" w:color="BFC9D6" w:sz="4"/>
@@ -6480,7 +7528,7 @@
                 <w:szCs w:val="18"/>
                 <w:rtl/>
               </w:rPr>
-              <w:t xml:space="preserve">75 من 75 إصلاحًا</w:t>
+              <w:t xml:space="preserve">75 من 75 فحصًا (بلا قراءة التعليقات)</w:t>
             </w:r>
           </w:p>
         </w:tc>
@@ -6491,7 +7539,7 @@
         </w:trPr>
         <w:tc>
           <w:tcPr>
-            <w:tcW w:type="dxa" w:w="1456"/>
+            <w:tcW w:type="dxa" w:w="1297"/>
             <w:tcBorders>
               <w:top w:val="single" w:color="BFC9D6" w:sz="4"/>
               <w:left w:val="single" w:color="BFC9D6" w:sz="4"/>
@@ -6527,7 +7575,7 @@
         </w:tc>
         <w:tc>
           <w:tcPr>
-            <w:tcW w:type="dxa" w:w="5341"/>
+            <w:tcW w:type="dxa" w:w="4758"/>
             <w:tcBorders>
               <w:top w:val="single" w:color="BFC9D6" w:sz="4"/>
               <w:left w:val="single" w:color="BFC9D6" w:sz="4"/>
@@ -6581,43 +7629,43 @@
                 <w:szCs w:val="18"/>
                 <w:rtl/>
               </w:rPr>
-              <w:t xml:space="preserve"> كما في الإنتاج، والبذر القابل للتكرار</w:t>
-            </w:r>
-          </w:p>
-        </w:tc>
-        <w:tc>
-          <w:tcPr>
-            <w:tcW w:type="dxa" w:w="3067"/>
-            <w:tcBorders>
-              <w:top w:val="single" w:color="BFC9D6" w:sz="4"/>
-              <w:left w:val="single" w:color="BFC9D6" w:sz="4"/>
-              <w:bottom w:val="single" w:color="BFC9D6" w:sz="4"/>
-              <w:right w:val="single" w:color="BFC9D6" w:sz="4"/>
-            </w:tcBorders>
-            <w:tcMar>
-              <w:top w:type="dxa" w:w="50"/>
-              <w:left w:type="dxa" w:w="90"/>
-              <w:bottom w:type="dxa" w:w="50"/>
-              <w:right w:type="dxa" w:w="90"/>
-            </w:tcMar>
-            <w:vAlign w:val="top"/>
-          </w:tcPr>
-          <w:p>
-            <w:pPr>
-              <w:keepNext w:val="false"/>
-              <w:bidi/>
-              <w:spacing w:after="30" w:before="30" w:line="264"/>
-            </w:pPr>
-            <w:r>
-              <w:rPr>
-                <w:rFonts w:ascii="Arial" w:cs="Arial" w:eastAsia="Arial" w:hAnsi="Arial"/>
-                <w:b w:val="false"/>
-                <w:bCs w:val="false"/>
-                <w:sz w:val="18"/>
-                <w:szCs w:val="18"/>
-                <w:rtl/>
-              </w:rPr>
-              <w:t xml:space="preserve">—</w:t>
+              <w:t xml:space="preserve"> كما في الإنتاج، والبذر القابل للتكرار، ووصول النص العربي كما كُتب (بصمة SHA-256)</w:t>
+            </w:r>
+          </w:p>
+        </w:tc>
+        <w:tc>
+          <w:tcPr>
+            <w:tcW w:type="dxa" w:w="3809"/>
+            <w:tcBorders>
+              <w:top w:val="single" w:color="BFC9D6" w:sz="4"/>
+              <w:left w:val="single" w:color="BFC9D6" w:sz="4"/>
+              <w:bottom w:val="single" w:color="BFC9D6" w:sz="4"/>
+              <w:right w:val="single" w:color="BFC9D6" w:sz="4"/>
+            </w:tcBorders>
+            <w:tcMar>
+              <w:top w:type="dxa" w:w="50"/>
+              <w:left w:type="dxa" w:w="90"/>
+              <w:bottom w:type="dxa" w:w="50"/>
+              <w:right w:type="dxa" w:w="90"/>
+            </w:tcMar>
+            <w:vAlign w:val="top"/>
+          </w:tcPr>
+          <w:p>
+            <w:pPr>
+              <w:keepNext w:val="false"/>
+              <w:bidi/>
+              <w:spacing w:after="30" w:before="30" w:line="264"/>
+            </w:pPr>
+            <w:r>
+              <w:rPr>
+                <w:rFonts w:ascii="Arial" w:cs="Arial" w:eastAsia="Arial" w:hAnsi="Arial"/>
+                <w:b w:val="false"/>
+                <w:bCs w:val="false"/>
+                <w:sz w:val="18"/>
+                <w:szCs w:val="18"/>
+                <w:rtl/>
+              </w:rPr>
+              <w:t xml:space="preserve">140 صلاحية</w:t>
             </w:r>
           </w:p>
         </w:tc>
@@ -6628,7 +7676,7 @@
         </w:trPr>
         <w:tc>
           <w:tcPr>
-            <w:tcW w:type="dxa" w:w="1456"/>
+            <w:tcW w:type="dxa" w:w="1297"/>
             <w:tcBorders>
               <w:top w:val="single" w:color="BFC9D6" w:sz="4"/>
               <w:left w:val="single" w:color="BFC9D6" w:sz="4"/>
@@ -6665,7 +7713,7 @@
         </w:tc>
         <w:tc>
           <w:tcPr>
-            <w:tcW w:type="dxa" w:w="5341"/>
+            <w:tcW w:type="dxa" w:w="4758"/>
             <w:tcBorders>
               <w:top w:val="single" w:color="BFC9D6" w:sz="4"/>
               <w:left w:val="single" w:color="BFC9D6" w:sz="4"/>
@@ -6696,13 +7744,13 @@
                 <w:szCs w:val="18"/>
                 <w:rtl/>
               </w:rPr>
-              <w:t xml:space="preserve">فحص ما بعد النشر بحساب المراقبة</w:t>
-            </w:r>
-          </w:p>
-        </w:tc>
-        <w:tc>
-          <w:tcPr>
-            <w:tcW w:type="dxa" w:w="3067"/>
+              <w:t xml:space="preserve">فحص ما بعد النشر بحساب المراقبة (14 صفًا)</w:t>
+            </w:r>
+          </w:p>
+        </w:tc>
+        <w:tc>
+          <w:tcPr>
+            <w:tcW w:type="dxa" w:w="3809"/>
             <w:tcBorders>
               <w:top w:val="single" w:color="BFC9D6" w:sz="4"/>
               <w:left w:val="single" w:color="BFC9D6" w:sz="4"/>
@@ -6733,7 +7781,7 @@
                 <w:szCs w:val="18"/>
                 <w:rtl/>
               </w:rPr>
-              <w:t xml:space="preserve">199 جدولًا، 773 مفتاحًا أجنبيًا، 564 قيد تفرّد، 1,253 قيد فحص، 737 فهرسًا، 184 سياسة RLS، 55 وحدة بصفة </w:t>
+              <w:t xml:space="preserve">203 جداول، 796 مفتاحًا أجنبيًا، 579 قيد تفرّد، 1,302 قيد فحص، 759 فهرسًا، 188 سياسة RLS، 55 وحدة بصفة </w:t>
             </w:r>
             <w:r>
               <w:rPr>
@@ -6747,6 +7795,17 @@
                 <w:rtl/>
               </w:rPr>
               <w:t xml:space="preserve">‎tp_auth_exec‎</w:t>
+            </w:r>
+            <w:r>
+              <w:rPr>
+                <w:rFonts w:ascii="Arial" w:cs="Arial" w:eastAsia="Arial" w:hAnsi="Arial"/>
+                <w:b w:val="false"/>
+                <w:bCs w:val="false"/>
+                <w:sz w:val="18"/>
+                <w:szCs w:val="18"/>
+                <w:rtl/>
+              </w:rPr>
+              <w:t xml:space="preserve">، 68 قادحًا ولا معطَّل منها، ولا دالة داخلية مفتوحة لأدوار القراءة، وحساب النشر معطَّل</w:t>
             </w:r>
           </w:p>
         </w:tc>
@@ -6757,7 +7816,7 @@
         </w:trPr>
         <w:tc>
           <w:tcPr>
-            <w:tcW w:type="dxa" w:w="1456"/>
+            <w:tcW w:type="dxa" w:w="1297"/>
             <w:tcBorders>
               <w:top w:val="single" w:color="BFC9D6" w:sz="4"/>
               <w:left w:val="single" w:color="BFC9D6" w:sz="4"/>
@@ -6793,7 +7852,7 @@
         </w:tc>
         <w:tc>
           <w:tcPr>
-            <w:tcW w:type="dxa" w:w="5341"/>
+            <w:tcW w:type="dxa" w:w="4758"/>
             <w:tcBorders>
               <w:top w:val="single" w:color="BFC9D6" w:sz="4"/>
               <w:left w:val="single" w:color="BFC9D6" w:sz="4"/>
@@ -6829,37 +7888,37 @@
         </w:tc>
         <w:tc>
           <w:tcPr>
-            <w:tcW w:type="dxa" w:w="3067"/>
-            <w:tcBorders>
-              <w:top w:val="single" w:color="BFC9D6" w:sz="4"/>
-              <w:left w:val="single" w:color="BFC9D6" w:sz="4"/>
-              <w:bottom w:val="single" w:color="BFC9D6" w:sz="4"/>
-              <w:right w:val="single" w:color="BFC9D6" w:sz="4"/>
-            </w:tcBorders>
-            <w:tcMar>
-              <w:top w:type="dxa" w:w="50"/>
-              <w:left w:type="dxa" w:w="90"/>
-              <w:bottom w:type="dxa" w:w="50"/>
-              <w:right w:type="dxa" w:w="90"/>
-            </w:tcMar>
-            <w:vAlign w:val="top"/>
-          </w:tcPr>
-          <w:p>
-            <w:pPr>
-              <w:keepNext w:val="false"/>
-              <w:bidi/>
-              <w:spacing w:after="30" w:before="30" w:line="264"/>
-            </w:pPr>
-            <w:r>
-              <w:rPr>
-                <w:rFonts w:ascii="Arial" w:cs="Arial" w:eastAsia="Arial" w:hAnsi="Arial"/>
-                <w:b w:val="false"/>
-                <w:bCs w:val="false"/>
-                <w:sz w:val="18"/>
-                <w:szCs w:val="18"/>
-                <w:rtl/>
-              </w:rPr>
-              <w:t xml:space="preserve">6 حالات</w:t>
+            <w:tcW w:type="dxa" w:w="3809"/>
+            <w:tcBorders>
+              <w:top w:val="single" w:color="BFC9D6" w:sz="4"/>
+              <w:left w:val="single" w:color="BFC9D6" w:sz="4"/>
+              <w:bottom w:val="single" w:color="BFC9D6" w:sz="4"/>
+              <w:right w:val="single" w:color="BFC9D6" w:sz="4"/>
+            </w:tcBorders>
+            <w:tcMar>
+              <w:top w:type="dxa" w:w="50"/>
+              <w:left w:type="dxa" w:w="90"/>
+              <w:bottom w:type="dxa" w:w="50"/>
+              <w:right w:type="dxa" w:w="90"/>
+            </w:tcMar>
+            <w:vAlign w:val="top"/>
+          </w:tcPr>
+          <w:p>
+            <w:pPr>
+              <w:keepNext w:val="false"/>
+              <w:bidi/>
+              <w:spacing w:after="30" w:before="30" w:line="264"/>
+            </w:pPr>
+            <w:r>
+              <w:rPr>
+                <w:rFonts w:ascii="Arial" w:cs="Arial" w:eastAsia="Arial" w:hAnsi="Arial"/>
+                <w:b w:val="false"/>
+                <w:bCs w:val="false"/>
+                <w:sz w:val="18"/>
+                <w:szCs w:val="18"/>
+                <w:rtl/>
+              </w:rPr>
+              <w:t xml:space="preserve">7 حالات</w:t>
             </w:r>
           </w:p>
         </w:tc>
@@ -6870,7 +7929,7 @@
         </w:trPr>
         <w:tc>
           <w:tcPr>
-            <w:tcW w:type="dxa" w:w="1456"/>
+            <w:tcW w:type="dxa" w:w="1297"/>
             <w:tcBorders>
               <w:top w:val="single" w:color="BFC9D6" w:sz="4"/>
               <w:left w:val="single" w:color="BFC9D6" w:sz="4"/>
@@ -6907,7 +7966,7 @@
         </w:tc>
         <w:tc>
           <w:tcPr>
-            <w:tcW w:type="dxa" w:w="5341"/>
+            <w:tcW w:type="dxa" w:w="4758"/>
             <w:tcBorders>
               <w:top w:val="single" w:color="BFC9D6" w:sz="4"/>
               <w:left w:val="single" w:color="BFC9D6" w:sz="4"/>
@@ -6944,7 +8003,7 @@
         </w:tc>
         <w:tc>
           <w:tcPr>
-            <w:tcW w:type="dxa" w:w="3067"/>
+            <w:tcW w:type="dxa" w:w="3809"/>
             <w:tcBorders>
               <w:top w:val="single" w:color="BFC9D6" w:sz="4"/>
               <w:left w:val="single" w:color="BFC9D6" w:sz="4"/>
@@ -6986,7 +8045,7 @@
         </w:trPr>
         <w:tc>
           <w:tcPr>
-            <w:tcW w:type="dxa" w:w="1456"/>
+            <w:tcW w:type="dxa" w:w="1297"/>
             <w:tcBorders>
               <w:top w:val="single" w:color="BFC9D6" w:sz="4"/>
               <w:left w:val="single" w:color="BFC9D6" w:sz="4"/>
@@ -7022,7 +8081,7 @@
         </w:tc>
         <w:tc>
           <w:tcPr>
-            <w:tcW w:type="dxa" w:w="5341"/>
+            <w:tcW w:type="dxa" w:w="4758"/>
             <w:tcBorders>
               <w:top w:val="single" w:color="BFC9D6" w:sz="4"/>
               <w:left w:val="single" w:color="BFC9D6" w:sz="4"/>
@@ -7058,37 +8117,37 @@
         </w:tc>
         <w:tc>
           <w:tcPr>
-            <w:tcW w:type="dxa" w:w="3067"/>
-            <w:tcBorders>
-              <w:top w:val="single" w:color="BFC9D6" w:sz="4"/>
-              <w:left w:val="single" w:color="BFC9D6" w:sz="4"/>
-              <w:bottom w:val="single" w:color="BFC9D6" w:sz="4"/>
-              <w:right w:val="single" w:color="BFC9D6" w:sz="4"/>
-            </w:tcBorders>
-            <w:tcMar>
-              <w:top w:type="dxa" w:w="50"/>
-              <w:left w:type="dxa" w:w="90"/>
-              <w:bottom w:type="dxa" w:w="50"/>
-              <w:right w:type="dxa" w:w="90"/>
-            </w:tcMar>
-            <w:vAlign w:val="top"/>
-          </w:tcPr>
-          <w:p>
-            <w:pPr>
-              <w:keepNext w:val="false"/>
-              <w:bidi/>
-              <w:spacing w:after="30" w:before="30" w:line="264"/>
-            </w:pPr>
-            <w:r>
-              <w:rPr>
-                <w:rFonts w:ascii="Arial" w:cs="Arial" w:eastAsia="Arial" w:hAnsi="Arial"/>
-                <w:b w:val="false"/>
-                <w:bCs w:val="false"/>
-                <w:sz w:val="18"/>
-                <w:szCs w:val="18"/>
-                <w:rtl/>
-              </w:rPr>
-              <w:t xml:space="preserve">20 و11 و7 و5 و8 و2 و4 و4 و7 و6 و6</w:t>
+            <w:tcW w:type="dxa" w:w="3809"/>
+            <w:tcBorders>
+              <w:top w:val="single" w:color="BFC9D6" w:sz="4"/>
+              <w:left w:val="single" w:color="BFC9D6" w:sz="4"/>
+              <w:bottom w:val="single" w:color="BFC9D6" w:sz="4"/>
+              <w:right w:val="single" w:color="BFC9D6" w:sz="4"/>
+            </w:tcBorders>
+            <w:tcMar>
+              <w:top w:type="dxa" w:w="50"/>
+              <w:left w:type="dxa" w:w="90"/>
+              <w:bottom w:type="dxa" w:w="50"/>
+              <w:right w:type="dxa" w:w="90"/>
+            </w:tcMar>
+            <w:vAlign w:val="top"/>
+          </w:tcPr>
+          <w:p>
+            <w:pPr>
+              <w:keepNext w:val="false"/>
+              <w:bidi/>
+              <w:spacing w:after="30" w:before="30" w:line="264"/>
+            </w:pPr>
+            <w:r>
+              <w:rPr>
+                <w:rFonts w:ascii="Arial" w:cs="Arial" w:eastAsia="Arial" w:hAnsi="Arial"/>
+                <w:b w:val="false"/>
+                <w:bCs w:val="false"/>
+                <w:sz w:val="18"/>
+                <w:szCs w:val="18"/>
+                <w:rtl/>
+              </w:rPr>
+              <w:t xml:space="preserve">20 و11 و7 و5 و8 و2 و4 و4 و7 و7 و6</w:t>
             </w:r>
           </w:p>
         </w:tc>
@@ -7099,7 +8158,7 @@
         </w:trPr>
         <w:tc>
           <w:tcPr>
-            <w:tcW w:type="dxa" w:w="1456"/>
+            <w:tcW w:type="dxa" w:w="1297"/>
             <w:tcBorders>
               <w:top w:val="single" w:color="BFC9D6" w:sz="4"/>
               <w:left w:val="single" w:color="BFC9D6" w:sz="4"/>
@@ -7136,7 +8195,7 @@
         </w:tc>
         <w:tc>
           <w:tcPr>
-            <w:tcW w:type="dxa" w:w="5341"/>
+            <w:tcW w:type="dxa" w:w="4758"/>
             <w:tcBorders>
               <w:top w:val="single" w:color="BFC9D6" w:sz="4"/>
               <w:left w:val="single" w:color="BFC9D6" w:sz="4"/>
@@ -7167,13 +8226,13 @@
                 <w:szCs w:val="18"/>
                 <w:rtl/>
               </w:rPr>
-              <w:t xml:space="preserve">إصلاحات المراجعة وشروط دخول الشرائح</w:t>
-            </w:r>
-          </w:p>
-        </w:tc>
-        <w:tc>
-          <w:tcPr>
-            <w:tcW w:type="dxa" w:w="3067"/>
+              <w:t xml:space="preserve">إصلاحات المراجعة وشروط دخول الشرائح (RF1–RF34) وحراس المراجعة الذاتية (SR1–SR9)</w:t>
+            </w:r>
+          </w:p>
+        </w:tc>
+        <w:tc>
+          <w:tcPr>
+            <w:tcW w:type="dxa" w:w="3809"/>
             <w:tcBorders>
               <w:top w:val="single" w:color="BFC9D6" w:sz="4"/>
               <w:left w:val="single" w:color="BFC9D6" w:sz="4"/>
@@ -7204,7 +8263,7 @@
                 <w:szCs w:val="18"/>
                 <w:rtl/>
               </w:rPr>
-              <w:t xml:space="preserve">34 حالة</w:t>
+              <w:t xml:space="preserve">43 حالة</w:t>
             </w:r>
           </w:p>
         </w:tc>
@@ -7215,13 +8274,127 @@
         </w:trPr>
         <w:tc>
           <w:tcPr>
-            <w:tcW w:type="dxa" w:w="1456"/>
-            <w:tcBorders>
-              <w:top w:val="single" w:color="BFC9D6" w:sz="4"/>
-              <w:left w:val="single" w:color="BFC9D6" w:sz="4"/>
-              <w:bottom w:val="single" w:color="BFC9D6" w:sz="4"/>
-              <w:right w:val="single" w:color="BFC9D6" w:sz="4"/>
-            </w:tcBorders>
+            <w:tcW w:type="dxa" w:w="1297"/>
+            <w:tcBorders>
+              <w:top w:val="single" w:color="BFC9D6" w:sz="4"/>
+              <w:left w:val="single" w:color="BFC9D6" w:sz="4"/>
+              <w:bottom w:val="single" w:color="BFC9D6" w:sz="4"/>
+              <w:right w:val="single" w:color="BFC9D6" w:sz="4"/>
+            </w:tcBorders>
+            <w:tcMar>
+              <w:top w:type="dxa" w:w="50"/>
+              <w:left w:type="dxa" w:w="90"/>
+              <w:bottom w:type="dxa" w:w="50"/>
+              <w:right w:type="dxa" w:w="90"/>
+            </w:tcMar>
+            <w:vAlign w:val="top"/>
+          </w:tcPr>
+          <w:p>
+            <w:pPr>
+              <w:keepNext w:val="false"/>
+              <w:bidi/>
+              <w:spacing w:after="30" w:before="30" w:line="264"/>
+            </w:pPr>
+            <w:r>
+              <w:rPr>
+                <w:rFonts w:ascii="Arial" w:cs="Arial" w:eastAsia="Arial" w:hAnsi="Arial"/>
+                <w:b w:val="false"/>
+                <w:bCs w:val="false"/>
+                <w:sz w:val="18"/>
+                <w:szCs w:val="18"/>
+                <w:rtl/>
+              </w:rPr>
+              <w:t xml:space="preserve">19ب</w:t>
+            </w:r>
+          </w:p>
+        </w:tc>
+        <w:tc>
+          <w:tcPr>
+            <w:tcW w:type="dxa" w:w="4758"/>
+            <w:tcBorders>
+              <w:top w:val="single" w:color="BFC9D6" w:sz="4"/>
+              <w:left w:val="single" w:color="BFC9D6" w:sz="4"/>
+              <w:bottom w:val="single" w:color="BFC9D6" w:sz="4"/>
+              <w:right w:val="single" w:color="BFC9D6" w:sz="4"/>
+            </w:tcBorders>
+            <w:tcMar>
+              <w:top w:type="dxa" w:w="50"/>
+              <w:left w:type="dxa" w:w="90"/>
+              <w:bottom w:type="dxa" w:w="50"/>
+              <w:right w:type="dxa" w:w="90"/>
+            </w:tcMar>
+            <w:vAlign w:val="top"/>
+          </w:tcPr>
+          <w:p>
+            <w:pPr>
+              <w:keepNext w:val="false"/>
+              <w:bidi/>
+              <w:spacing w:after="30" w:before="30" w:line="264"/>
+            </w:pPr>
+            <w:r>
+              <w:rPr>
+                <w:rFonts w:ascii="Arial" w:cs="Arial" w:eastAsia="Arial" w:hAnsi="Arial"/>
+                <w:b w:val="false"/>
+                <w:bCs w:val="false"/>
+                <w:sz w:val="18"/>
+                <w:szCs w:val="18"/>
+                <w:rtl/>
+              </w:rPr>
+              <w:t xml:space="preserve">وحدة الميزانية (FS1–FS11)</w:t>
+            </w:r>
+          </w:p>
+        </w:tc>
+        <w:tc>
+          <w:tcPr>
+            <w:tcW w:type="dxa" w:w="3809"/>
+            <w:tcBorders>
+              <w:top w:val="single" w:color="BFC9D6" w:sz="4"/>
+              <w:left w:val="single" w:color="BFC9D6" w:sz="4"/>
+              <w:bottom w:val="single" w:color="BFC9D6" w:sz="4"/>
+              <w:right w:val="single" w:color="BFC9D6" w:sz="4"/>
+            </w:tcBorders>
+            <w:tcMar>
+              <w:top w:type="dxa" w:w="50"/>
+              <w:left w:type="dxa" w:w="90"/>
+              <w:bottom w:type="dxa" w:w="50"/>
+              <w:right w:type="dxa" w:w="90"/>
+            </w:tcMar>
+            <w:vAlign w:val="top"/>
+          </w:tcPr>
+          <w:p>
+            <w:pPr>
+              <w:keepNext w:val="false"/>
+              <w:bidi/>
+              <w:spacing w:after="30" w:before="30" w:line="264"/>
+            </w:pPr>
+            <w:r>
+              <w:rPr>
+                <w:rFonts w:ascii="Arial" w:cs="Arial" w:eastAsia="Arial" w:hAnsi="Arial"/>
+                <w:b w:val="false"/>
+                <w:bCs w:val="false"/>
+                <w:sz w:val="18"/>
+                <w:szCs w:val="18"/>
+                <w:rtl/>
+              </w:rPr>
+              <w:t xml:space="preserve">11 حالة</w:t>
+            </w:r>
+          </w:p>
+        </w:tc>
+      </w:tr>
+      <w:tr>
+        <w:trPr>
+          <w:cantSplit/>
+        </w:trPr>
+        <w:tc>
+          <w:tcPr>
+            <w:tcW w:type="dxa" w:w="1297"/>
+            <w:tcBorders>
+              <w:top w:val="single" w:color="BFC9D6" w:sz="4"/>
+              <w:left w:val="single" w:color="BFC9D6" w:sz="4"/>
+              <w:bottom w:val="single" w:color="BFC9D6" w:sz="4"/>
+              <w:right w:val="single" w:color="BFC9D6" w:sz="4"/>
+            </w:tcBorders>
+            <w:shd w:fill="F5F8FC" w:color="auto" w:val="clear"/>
             <w:tcMar>
               <w:top w:type="dxa" w:w="50"/>
               <w:left w:type="dxa" w:w="90"/>
@@ -7251,13 +8424,14 @@
         </w:tc>
         <w:tc>
           <w:tcPr>
-            <w:tcW w:type="dxa" w:w="5341"/>
-            <w:tcBorders>
-              <w:top w:val="single" w:color="BFC9D6" w:sz="4"/>
-              <w:left w:val="single" w:color="BFC9D6" w:sz="4"/>
-              <w:bottom w:val="single" w:color="BFC9D6" w:sz="4"/>
-              <w:right w:val="single" w:color="BFC9D6" w:sz="4"/>
-            </w:tcBorders>
+            <w:tcW w:type="dxa" w:w="4758"/>
+            <w:tcBorders>
+              <w:top w:val="single" w:color="BFC9D6" w:sz="4"/>
+              <w:left w:val="single" w:color="BFC9D6" w:sz="4"/>
+              <w:bottom w:val="single" w:color="BFC9D6" w:sz="4"/>
+              <w:right w:val="single" w:color="BFC9D6" w:sz="4"/>
+            </w:tcBorders>
+            <w:shd w:fill="F5F8FC" w:color="auto" w:val="clear"/>
             <w:tcMar>
               <w:top w:type="dxa" w:w="50"/>
               <w:left w:type="dxa" w:w="90"/>
@@ -7287,37 +8461,151 @@
         </w:tc>
         <w:tc>
           <w:tcPr>
-            <w:tcW w:type="dxa" w:w="3067"/>
-            <w:tcBorders>
-              <w:top w:val="single" w:color="BFC9D6" w:sz="4"/>
-              <w:left w:val="single" w:color="BFC9D6" w:sz="4"/>
-              <w:bottom w:val="single" w:color="BFC9D6" w:sz="4"/>
-              <w:right w:val="single" w:color="BFC9D6" w:sz="4"/>
-            </w:tcBorders>
-            <w:tcMar>
-              <w:top w:type="dxa" w:w="50"/>
-              <w:left w:type="dxa" w:w="90"/>
-              <w:bottom w:type="dxa" w:w="50"/>
-              <w:right w:type="dxa" w:w="90"/>
-            </w:tcMar>
-            <w:vAlign w:val="top"/>
-          </w:tcPr>
-          <w:p>
-            <w:pPr>
-              <w:keepNext w:val="false"/>
-              <w:bidi/>
-              <w:spacing w:after="30" w:before="30" w:line="264"/>
-            </w:pPr>
-            <w:r>
-              <w:rPr>
-                <w:rFonts w:ascii="Arial" w:cs="Arial" w:eastAsia="Arial" w:hAnsi="Arial"/>
-                <w:b w:val="false"/>
-                <w:bCs w:val="false"/>
-                <w:sz w:val="18"/>
-                <w:szCs w:val="18"/>
-                <w:rtl/>
-              </w:rPr>
-              <w:t xml:space="preserve">7 و6 و5</w:t>
+            <w:tcW w:type="dxa" w:w="3809"/>
+            <w:tcBorders>
+              <w:top w:val="single" w:color="BFC9D6" w:sz="4"/>
+              <w:left w:val="single" w:color="BFC9D6" w:sz="4"/>
+              <w:bottom w:val="single" w:color="BFC9D6" w:sz="4"/>
+              <w:right w:val="single" w:color="BFC9D6" w:sz="4"/>
+            </w:tcBorders>
+            <w:shd w:fill="F5F8FC" w:color="auto" w:val="clear"/>
+            <w:tcMar>
+              <w:top w:type="dxa" w:w="50"/>
+              <w:left w:type="dxa" w:w="90"/>
+              <w:bottom w:type="dxa" w:w="50"/>
+              <w:right w:type="dxa" w:w="90"/>
+            </w:tcMar>
+            <w:vAlign w:val="top"/>
+          </w:tcPr>
+          <w:p>
+            <w:pPr>
+              <w:keepNext w:val="false"/>
+              <w:bidi/>
+              <w:spacing w:after="30" w:before="30" w:line="264"/>
+            </w:pPr>
+            <w:r>
+              <w:rPr>
+                <w:rFonts w:ascii="Arial" w:cs="Arial" w:eastAsia="Arial" w:hAnsi="Arial"/>
+                <w:b w:val="false"/>
+                <w:bCs w:val="false"/>
+                <w:sz w:val="18"/>
+                <w:szCs w:val="18"/>
+                <w:rtl/>
+              </w:rPr>
+              <w:t xml:space="preserve">9 و6 و8</w:t>
+            </w:r>
+          </w:p>
+        </w:tc>
+      </w:tr>
+      <w:tr>
+        <w:trPr>
+          <w:cantSplit/>
+        </w:trPr>
+        <w:tc>
+          <w:tcPr>
+            <w:tcW w:type="dxa" w:w="1297"/>
+            <w:tcBorders>
+              <w:top w:val="single" w:color="BFC9D6" w:sz="4"/>
+              <w:left w:val="single" w:color="BFC9D6" w:sz="4"/>
+              <w:bottom w:val="single" w:color="BFC9D6" w:sz="4"/>
+              <w:right w:val="single" w:color="BFC9D6" w:sz="4"/>
+            </w:tcBorders>
+            <w:tcMar>
+              <w:top w:type="dxa" w:w="50"/>
+              <w:left w:type="dxa" w:w="90"/>
+              <w:bottom w:type="dxa" w:w="50"/>
+              <w:right w:type="dxa" w:w="90"/>
+            </w:tcMar>
+            <w:vAlign w:val="top"/>
+          </w:tcPr>
+          <w:p>
+            <w:pPr>
+              <w:keepNext w:val="false"/>
+              <w:bidi/>
+              <w:spacing w:after="30" w:before="30" w:line="264"/>
+            </w:pPr>
+            <w:r>
+              <w:rPr>
+                <w:rFonts w:ascii="Arial" w:cs="Arial" w:eastAsia="Arial" w:hAnsi="Arial"/>
+                <w:b w:val="false"/>
+                <w:bCs w:val="false"/>
+                <w:sz w:val="18"/>
+                <w:szCs w:val="18"/>
+                <w:rtl/>
+              </w:rPr>
+              <w:t xml:space="preserve">23</w:t>
+            </w:r>
+          </w:p>
+        </w:tc>
+        <w:tc>
+          <w:tcPr>
+            <w:tcW w:type="dxa" w:w="4758"/>
+            <w:tcBorders>
+              <w:top w:val="single" w:color="BFC9D6" w:sz="4"/>
+              <w:left w:val="single" w:color="BFC9D6" w:sz="4"/>
+              <w:bottom w:val="single" w:color="BFC9D6" w:sz="4"/>
+              <w:right w:val="single" w:color="BFC9D6" w:sz="4"/>
+            </w:tcBorders>
+            <w:tcMar>
+              <w:top w:type="dxa" w:w="50"/>
+              <w:left w:type="dxa" w:w="90"/>
+              <w:bottom w:type="dxa" w:w="50"/>
+              <w:right w:type="dxa" w:w="90"/>
+            </w:tcMar>
+            <w:vAlign w:val="top"/>
+          </w:tcPr>
+          <w:p>
+            <w:pPr>
+              <w:keepNext w:val="false"/>
+              <w:bidi/>
+              <w:spacing w:after="30" w:before="30" w:line="264"/>
+            </w:pPr>
+            <w:r>
+              <w:rPr>
+                <w:rFonts w:ascii="Arial" w:cs="Arial" w:eastAsia="Arial" w:hAnsi="Arial"/>
+                <w:b w:val="false"/>
+                <w:bCs w:val="false"/>
+                <w:sz w:val="18"/>
+                <w:szCs w:val="18"/>
+                <w:rtl/>
+              </w:rPr>
+              <w:t xml:space="preserve">لا قيد غير موثوق ولا قادح أو مرشح معطَّل، ولا مستخدم اختبار ولا مشترك متبقٍّ</w:t>
+            </w:r>
+          </w:p>
+        </w:tc>
+        <w:tc>
+          <w:tcPr>
+            <w:tcW w:type="dxa" w:w="3809"/>
+            <w:tcBorders>
+              <w:top w:val="single" w:color="BFC9D6" w:sz="4"/>
+              <w:left w:val="single" w:color="BFC9D6" w:sz="4"/>
+              <w:bottom w:val="single" w:color="BFC9D6" w:sz="4"/>
+              <w:right w:val="single" w:color="BFC9D6" w:sz="4"/>
+            </w:tcBorders>
+            <w:tcMar>
+              <w:top w:type="dxa" w:w="50"/>
+              <w:left w:type="dxa" w:w="90"/>
+              <w:bottom w:type="dxa" w:w="50"/>
+              <w:right w:type="dxa" w:w="90"/>
+            </w:tcMar>
+            <w:vAlign w:val="top"/>
+          </w:tcPr>
+          <w:p>
+            <w:pPr>
+              <w:keepNext w:val="false"/>
+              <w:bidi/>
+              <w:spacing w:after="30" w:before="30" w:line="264"/>
+            </w:pPr>
+            <w:r>
+              <w:rPr>
+                <w:rFonts w:ascii="Arial" w:cs="Arial" w:eastAsia="Arial" w:hAnsi="Arial"/>
+                <w:b w:val="false"/>
+                <w:bCs w:val="false"/>
+                <w:sz w:val="18"/>
+                <w:szCs w:val="18"/>
+                <w:rtl/>
+              </w:rPr>
+              <w:t xml:space="preserve">0/0/0/0/0/0</w:t>
             </w:r>
           </w:p>
         </w:tc>
@@ -7403,7 +8691,7 @@
           <w:szCs w:val="21"/>
           <w:rtl/>
         </w:rPr>
-        <w:t xml:space="preserve">). مرت التشغيلات 38 إلى 41 بنجاح على تعديلات شروط الدخول: S1-ب، ثم S2، ثم S2-ب، ثم S3 وS4. أما سير العمل العام «CI» في جذر المستودع فيخص المنتج الآخر فيه، ويفشل على هذا الفرع منذ قبل هذا العمل، ولا يمس قاعدة الخزينة.</w:t>
+        <w:t xml:space="preserve">). مرت التشغيلات 38 إلى 41 على تعديلات شروط الدخول. ويُشغَّل على إيداعي المراجعة الذاتية ووحدة الميزانية. أما سير العمل العام «CI» في جذر المستودع فيخص المنتج الآخر فيه، ويفشل على هذا الفرع منذ قبل هذا العمل، ولا يمس قاعدة الخزينة.</w:t>
       </w:r>
     </w:p>
     <w:p>
@@ -7436,7 +8724,7 @@
           <w:szCs w:val="21"/>
           <w:rtl/>
         </w:rPr>
-        <w:t xml:space="preserve"> كل حارس من حراس 043 و044 عُطّل وحده، فرسب اختباره. ومنها:</w:t>
+        <w:t xml:space="preserve"> عُطِّل كل حارس وحده، أو أُعيد كوده القديم، فرسب اختباره:</w:t>
       </w:r>
     </w:p>
     <w:p>
@@ -7458,7 +8746,7 @@
           <w:szCs w:val="21"/>
           <w:rtl/>
         </w:rPr>
-        <w:t xml:space="preserve">13 قادحًا لـ S3 وS4؛</w:t>
+        <w:t xml:space="preserve">13 من 16 قادحًا لـ S3 وS4، والثلاثة الباقية مولَّدة (الانتقالات وقواعد المرفقات والخطافات) أُضيف اختبارها SR8 في المراجعة الذاتية؛</w:t>
       </w:r>
     </w:p>
     <w:p>
@@ -7480,14 +8768,18 @@
           <w:szCs w:val="21"/>
           <w:rtl/>
         </w:rPr>
-        <w:t xml:space="preserve">منع الأعمدة على نسخ الطلب: أُبدل بمنحٍ فرسب RF32.</w:t>
+        <w:t xml:space="preserve">منع الأعمدة على نسخ الطلب: أُبدل بمنح، فرسب RF32؛</w:t>
       </w:r>
     </w:p>
     <w:p>
       <w:pPr>
+        <w:pStyle w:val="ListParagraph"/>
+        <w:numPr>
+          <w:ilvl w:val="1"/>
+          <w:numId w:val="3"/>
+        </w:numPr>
         <w:bidi/>
         <w:spacing w:after="70" w:before="0" w:line="300"/>
-        <w:ind w:left="574"/>
       </w:pPr>
       <w:r>
         <w:rPr>
@@ -7498,7 +8790,71 @@
           <w:szCs w:val="21"/>
           <w:rtl/>
         </w:rPr>
-        <w:t xml:space="preserve">والتفاصيل في رسائل الإيداع وفي ADR 0011.</w:t>
+        <w:t xml:space="preserve">حراس المراجعة الذاتية: 16 من 17. الباقية حالة MERGE في نسخ الحجز (</w:t>
+      </w:r>
+      <w:r>
+        <w:rPr>
+          <w:rFonts w:ascii="Courier New" w:cs="Courier New" w:eastAsia="Courier New" w:hAnsi="Courier New"/>
+          <w:b w:val="false"/>
+          <w:bCs w:val="false"/>
+          <w:color w:val="1F2937"/>
+          <w:sz w:val="18"/>
+          <w:szCs w:val="18"/>
+          <w:shd w:fill="F1F3F5" w:color="auto" w:val="clear"/>
+          <w:rtl/>
+        </w:rPr>
+        <w:t xml:space="preserve">‎docs/34‎</w:t>
+      </w:r>
+      <w:r>
+        <w:rPr>
+          <w:rFonts w:ascii="Arial" w:cs="Arial" w:eastAsia="Arial" w:hAnsi="Arial"/>
+          <w:b w:val="false"/>
+          <w:bCs w:val="false"/>
+          <w:sz w:val="21"/>
+          <w:szCs w:val="21"/>
+          <w:rtl/>
+        </w:rPr>
+        <w:t xml:space="preserve"> §2، A6)؛</w:t>
+      </w:r>
+    </w:p>
+    <w:p>
+      <w:pPr>
+        <w:pStyle w:val="ListParagraph"/>
+        <w:numPr>
+          <w:ilvl w:val="1"/>
+          <w:numId w:val="3"/>
+        </w:numPr>
+        <w:bidi/>
+        <w:spacing w:after="70" w:before="0" w:line="300"/>
+      </w:pPr>
+      <w:r>
+        <w:rPr>
+          <w:rFonts w:ascii="Arial" w:cs="Arial" w:eastAsia="Arial" w:hAnsi="Arial"/>
+          <w:b w:val="false"/>
+          <w:bCs w:val="false"/>
+          <w:sz w:val="21"/>
+          <w:szCs w:val="21"/>
+          <w:rtl/>
+        </w:rPr>
+        <w:t xml:space="preserve">قوادح وحدة الميزانية: 5 من 5.</w:t>
+      </w:r>
+    </w:p>
+    <w:p>
+      <w:pPr>
+        <w:bidi/>
+        <w:spacing w:after="70" w:before="0" w:line="300"/>
+        <w:ind w:left="574"/>
+      </w:pPr>
+      <w:r>
+        <w:rPr>
+          <w:rFonts w:ascii="Arial" w:cs="Arial" w:eastAsia="Arial" w:hAnsi="Arial"/>
+          <w:b w:val="false"/>
+          <w:bCs w:val="false"/>
+          <w:sz w:val="21"/>
+          <w:szCs w:val="21"/>
+          <w:rtl/>
+        </w:rPr>
+        <w:t xml:space="preserve">والتفاصيل في رسائل الإيداع، وفي ADR 0011 وADR 0015.</w:t>
       </w:r>
     </w:p>
     <w:p>
@@ -7658,7 +9014,7 @@
           <w:szCs w:val="21"/>
           <w:rtl/>
         </w:rPr>
-        <w:t xml:space="preserve">: 75 إصلاحًا على الـDDL والحراس.</w:t>
+        <w:t xml:space="preserve">: 75 فحصًا على الـDDL والحراس، بلا قراءة التعليقات.</w:t>
       </w:r>
     </w:p>
     <w:p>
@@ -7734,9 +9090,9 @@
         </w:tblBorders>
       </w:tblPr>
       <w:tblGrid>
-        <w:gridCol w:w="1434"/>
-        <w:gridCol w:w="4306"/>
-        <w:gridCol w:w="4124"/>
+        <w:gridCol w:w="1409"/>
+        <w:gridCol w:w="4404"/>
+        <w:gridCol w:w="4051"/>
       </w:tblGrid>
       <w:tr>
         <w:trPr>
@@ -7745,7 +9101,7 @@
         </w:trPr>
         <w:tc>
           <w:tcPr>
-            <w:tcW w:type="dxa" w:w="1434"/>
+            <w:tcW w:type="dxa" w:w="1409"/>
             <w:tcBorders>
               <w:top w:val="single" w:color="BFC9D6" w:sz="4"/>
               <w:left w:val="single" w:color="BFC9D6" w:sz="4"/>
@@ -7783,7 +9139,7 @@
         </w:tc>
         <w:tc>
           <w:tcPr>
-            <w:tcW w:type="dxa" w:w="4306"/>
+            <w:tcW w:type="dxa" w:w="4404"/>
             <w:tcBorders>
               <w:top w:val="single" w:color="BFC9D6" w:sz="4"/>
               <w:left w:val="single" w:color="BFC9D6" w:sz="4"/>
@@ -7821,7 +9177,7 @@
         </w:tc>
         <w:tc>
           <w:tcPr>
-            <w:tcW w:type="dxa" w:w="4124"/>
+            <w:tcW w:type="dxa" w:w="4051"/>
             <w:tcBorders>
               <w:top w:val="single" w:color="BFC9D6" w:sz="4"/>
               <w:left w:val="single" w:color="BFC9D6" w:sz="4"/>
@@ -7864,7 +9220,7 @@
         </w:trPr>
         <w:tc>
           <w:tcPr>
-            <w:tcW w:type="dxa" w:w="1434"/>
+            <w:tcW w:type="dxa" w:w="1409"/>
             <w:tcBorders>
               <w:top w:val="single" w:color="BFC9D6" w:sz="4"/>
               <w:left w:val="single" w:color="BFC9D6" w:sz="4"/>
@@ -7900,7 +9256,7 @@
         </w:tc>
         <w:tc>
           <w:tcPr>
-            <w:tcW w:type="dxa" w:w="4306"/>
+            <w:tcW w:type="dxa" w:w="4404"/>
             <w:tcBorders>
               <w:top w:val="single" w:color="BFC9D6" w:sz="4"/>
               <w:left w:val="single" w:color="BFC9D6" w:sz="4"/>
@@ -7973,7 +9329,7 @@
         </w:tc>
         <w:tc>
           <w:tcPr>
-            <w:tcW w:type="dxa" w:w="4124"/>
+            <w:tcW w:type="dxa" w:w="4051"/>
             <w:tcBorders>
               <w:top w:val="single" w:color="BFC9D6" w:sz="4"/>
               <w:left w:val="single" w:color="BFC9D6" w:sz="4"/>
@@ -8040,7 +9396,7 @@
                 <w:szCs w:val="18"/>
                 <w:rtl/>
               </w:rPr>
-              <w:t xml:space="preserve"> برمز يصدره إجراء الدخول وحده</w:t>
+              <w:t xml:space="preserve"> برمز تصدره إجراءات الربط وحدها: الدخول، والدعم بمنحة سارية، والمهام بحساب خدمة المشترك</w:t>
             </w:r>
           </w:p>
         </w:tc>
@@ -8051,7 +9407,7 @@
         </w:trPr>
         <w:tc>
           <w:tcPr>
-            <w:tcW w:type="dxa" w:w="1434"/>
+            <w:tcW w:type="dxa" w:w="1409"/>
             <w:tcBorders>
               <w:top w:val="single" w:color="BFC9D6" w:sz="4"/>
               <w:left w:val="single" w:color="BFC9D6" w:sz="4"/>
@@ -8112,7 +9468,7 @@
         </w:tc>
         <w:tc>
           <w:tcPr>
-            <w:tcW w:type="dxa" w:w="4306"/>
+            <w:tcW w:type="dxa" w:w="4404"/>
             <w:tcBorders>
               <w:top w:val="single" w:color="BFC9D6" w:sz="4"/>
               <w:left w:val="single" w:color="BFC9D6" w:sz="4"/>
@@ -8149,7 +9505,7 @@
         </w:tc>
         <w:tc>
           <w:tcPr>
-            <w:tcW w:type="dxa" w:w="4124"/>
+            <w:tcW w:type="dxa" w:w="4051"/>
             <w:tcBorders>
               <w:top w:val="single" w:color="BFC9D6" w:sz="4"/>
               <w:left w:val="single" w:color="BFC9D6" w:sz="4"/>
@@ -8191,7 +9547,7 @@
         </w:trPr>
         <w:tc>
           <w:tcPr>
-            <w:tcW w:type="dxa" w:w="1434"/>
+            <w:tcW w:type="dxa" w:w="1409"/>
             <w:tcBorders>
               <w:top w:val="single" w:color="BFC9D6" w:sz="4"/>
               <w:left w:val="single" w:color="BFC9D6" w:sz="4"/>
@@ -8240,43 +9596,43 @@
         </w:tc>
         <w:tc>
           <w:tcPr>
-            <w:tcW w:type="dxa" w:w="4306"/>
-            <w:tcBorders>
-              <w:top w:val="single" w:color="BFC9D6" w:sz="4"/>
-              <w:left w:val="single" w:color="BFC9D6" w:sz="4"/>
-              <w:bottom w:val="single" w:color="BFC9D6" w:sz="4"/>
-              <w:right w:val="single" w:color="BFC9D6" w:sz="4"/>
-            </w:tcBorders>
-            <w:tcMar>
-              <w:top w:type="dxa" w:w="50"/>
-              <w:left w:type="dxa" w:w="90"/>
-              <w:bottom w:type="dxa" w:w="50"/>
-              <w:right w:type="dxa" w:w="90"/>
-            </w:tcMar>
-            <w:vAlign w:val="top"/>
-          </w:tcPr>
-          <w:p>
-            <w:pPr>
-              <w:keepNext w:val="false"/>
-              <w:bidi/>
-              <w:spacing w:after="30" w:before="30" w:line="264"/>
-            </w:pPr>
-            <w:r>
-              <w:rPr>
-                <w:rFonts w:ascii="Arial" w:cs="Arial" w:eastAsia="Arial" w:hAnsi="Arial"/>
-                <w:b w:val="false"/>
-                <w:bCs w:val="false"/>
-                <w:sz w:val="18"/>
-                <w:szCs w:val="18"/>
-                <w:rtl/>
-              </w:rPr>
-              <w:t xml:space="preserve">جداول التسهيل، ADR 0011</w:t>
-            </w:r>
-          </w:p>
-        </w:tc>
-        <w:tc>
-          <w:tcPr>
-            <w:tcW w:type="dxa" w:w="4124"/>
+            <w:tcW w:type="dxa" w:w="4404"/>
+            <w:tcBorders>
+              <w:top w:val="single" w:color="BFC9D6" w:sz="4"/>
+              <w:left w:val="single" w:color="BFC9D6" w:sz="4"/>
+              <w:bottom w:val="single" w:color="BFC9D6" w:sz="4"/>
+              <w:right w:val="single" w:color="BFC9D6" w:sz="4"/>
+            </w:tcBorders>
+            <w:tcMar>
+              <w:top w:type="dxa" w:w="50"/>
+              <w:left w:type="dxa" w:w="90"/>
+              <w:bottom w:type="dxa" w:w="50"/>
+              <w:right w:type="dxa" w:w="90"/>
+            </w:tcMar>
+            <w:vAlign w:val="top"/>
+          </w:tcPr>
+          <w:p>
+            <w:pPr>
+              <w:keepNext w:val="false"/>
+              <w:bidi/>
+              <w:spacing w:after="30" w:before="30" w:line="264"/>
+            </w:pPr>
+            <w:r>
+              <w:rPr>
+                <w:rFonts w:ascii="Arial" w:cs="Arial" w:eastAsia="Arial" w:hAnsi="Arial"/>
+                <w:b w:val="false"/>
+                <w:bCs w:val="false"/>
+                <w:sz w:val="18"/>
+                <w:szCs w:val="18"/>
+                <w:rtl/>
+              </w:rPr>
+              <w:t xml:space="preserve">جداول التسهيل، ADR 0011 وADR 0015</w:t>
+            </w:r>
+          </w:p>
+        </w:tc>
+        <w:tc>
+          <w:tcPr>
+            <w:tcW w:type="dxa" w:w="4051"/>
             <w:tcBorders>
               <w:top w:val="single" w:color="BFC9D6" w:sz="4"/>
               <w:left w:val="single" w:color="BFC9D6" w:sz="4"/>
@@ -8367,7 +9723,7 @@
                 <w:szCs w:val="18"/>
                 <w:rtl/>
               </w:rPr>
-              <w:t xml:space="preserve"> هوية ثابتة للعقدة، وصف مفتوح واحد لكل جذر؛ والاعتماد يفحص سلامة المراجعة كلها</w:t>
+              <w:t xml:space="preserve"> هوية ثابتة للعقدة، وصف مفتوح واحد لكل جذر؛ والاعتماد يفحص سلامة المراجعة كلها، وصفوف المراجعة المعتمدة لا تتغير (50049)؛ والاختبارات والأجندة والخروقات تحمل جذر عقدتها</w:t>
             </w:r>
           </w:p>
         </w:tc>
@@ -8378,7 +9734,7 @@
         </w:trPr>
         <w:tc>
           <w:tcPr>
-            <w:tcW w:type="dxa" w:w="1434"/>
+            <w:tcW w:type="dxa" w:w="1409"/>
             <w:tcBorders>
               <w:top w:val="single" w:color="BFC9D6" w:sz="4"/>
               <w:left w:val="single" w:color="BFC9D6" w:sz="4"/>
@@ -8415,7 +9771,7 @@
         </w:tc>
         <w:tc>
           <w:tcPr>
-            <w:tcW w:type="dxa" w:w="4306"/>
+            <w:tcW w:type="dxa" w:w="4404"/>
             <w:tcBorders>
               <w:top w:val="single" w:color="BFC9D6" w:sz="4"/>
               <w:left w:val="single" w:color="BFC9D6" w:sz="4"/>
@@ -8452,7 +9808,7 @@
         </w:tc>
         <w:tc>
           <w:tcPr>
-            <w:tcW w:type="dxa" w:w="4124"/>
+            <w:tcW w:type="dxa" w:w="4051"/>
             <w:tcBorders>
               <w:top w:val="single" w:color="BFC9D6" w:sz="4"/>
               <w:left w:val="single" w:color="BFC9D6" w:sz="4"/>
@@ -8494,7 +9850,7 @@
         </w:trPr>
         <w:tc>
           <w:tcPr>
-            <w:tcW w:type="dxa" w:w="1434"/>
+            <w:tcW w:type="dxa" w:w="1409"/>
             <w:tcBorders>
               <w:top w:val="single" w:color="BFC9D6" w:sz="4"/>
               <w:left w:val="single" w:color="BFC9D6" w:sz="4"/>
@@ -8530,7 +9886,7 @@
         </w:tc>
         <w:tc>
           <w:tcPr>
-            <w:tcW w:type="dxa" w:w="4306"/>
+            <w:tcW w:type="dxa" w:w="4404"/>
             <w:tcBorders>
               <w:top w:val="single" w:color="BFC9D6" w:sz="4"/>
               <w:left w:val="single" w:color="BFC9D6" w:sz="4"/>
@@ -8616,7 +9972,7 @@
         </w:tc>
         <w:tc>
           <w:tcPr>
-            <w:tcW w:type="dxa" w:w="4124"/>
+            <w:tcW w:type="dxa" w:w="4051"/>
             <w:tcBorders>
               <w:top w:val="single" w:color="BFC9D6" w:sz="4"/>
               <w:left w:val="single" w:color="BFC9D6" w:sz="4"/>
@@ -8681,7 +10037,7 @@
         </w:trPr>
         <w:tc>
           <w:tcPr>
-            <w:tcW w:type="dxa" w:w="1434"/>
+            <w:tcW w:type="dxa" w:w="1409"/>
             <w:tcBorders>
               <w:top w:val="single" w:color="BFC9D6" w:sz="4"/>
               <w:left w:val="single" w:color="BFC9D6" w:sz="4"/>
@@ -8718,7 +10074,7 @@
         </w:tc>
         <w:tc>
           <w:tcPr>
-            <w:tcW w:type="dxa" w:w="4306"/>
+            <w:tcW w:type="dxa" w:w="4404"/>
             <w:tcBorders>
               <w:top w:val="single" w:color="BFC9D6" w:sz="4"/>
               <w:left w:val="single" w:color="BFC9D6" w:sz="4"/>
@@ -8777,42 +10133,16 @@
               </w:rPr>
               <w:t xml:space="preserve">‎wfl.Request‎</w:t>
             </w:r>
-          </w:p>
-        </w:tc>
-        <w:tc>
-          <w:tcPr>
-            <w:tcW w:type="dxa" w:w="4124"/>
-            <w:tcBorders>
-              <w:top w:val="single" w:color="BFC9D6" w:sz="4"/>
-              <w:left w:val="single" w:color="BFC9D6" w:sz="4"/>
-              <w:bottom w:val="single" w:color="BFC9D6" w:sz="4"/>
-              <w:right w:val="single" w:color="BFC9D6" w:sz="4"/>
-            </w:tcBorders>
-            <w:shd w:fill="F5F8FC" w:color="auto" w:val="clear"/>
-            <w:tcMar>
-              <w:top w:type="dxa" w:w="50"/>
-              <w:left w:type="dxa" w:w="90"/>
-              <w:bottom w:type="dxa" w:w="50"/>
-              <w:right w:type="dxa" w:w="90"/>
-            </w:tcMar>
-            <w:vAlign w:val="top"/>
-          </w:tcPr>
-          <w:p>
-            <w:pPr>
-              <w:keepNext w:val="false"/>
-              <w:bidi/>
-              <w:spacing w:after="30" w:before="30" w:line="264"/>
-            </w:pPr>
-            <w:r>
-              <w:rPr>
-                <w:rFonts w:ascii="Arial" w:cs="Arial" w:eastAsia="Arial" w:hAnsi="Arial"/>
-                <w:b w:val="false"/>
-                <w:bCs w:val="false"/>
-                <w:sz w:val="18"/>
-                <w:szCs w:val="18"/>
-                <w:rtl/>
-              </w:rPr>
-              <w:t xml:space="preserve">نسخ المرحلة والحجز تبقى للفهارس، وتكتبها قوادح من مصدرها، ويُمنع منها </w:t>
+            <w:r>
+              <w:rPr>
+                <w:rFonts w:ascii="Arial" w:cs="Arial" w:eastAsia="Arial" w:hAnsi="Arial"/>
+                <w:b w:val="false"/>
+                <w:bCs w:val="false"/>
+                <w:sz w:val="18"/>
+                <w:szCs w:val="18"/>
+                <w:rtl/>
+              </w:rPr>
+              <w:t xml:space="preserve">، و</w:t>
             </w:r>
             <w:r>
               <w:rPr>
@@ -8825,6 +10155,80 @@
                 <w:shd w:fill="F1F3F5" w:color="auto" w:val="clear"/>
                 <w:rtl/>
               </w:rPr>
+              <w:t xml:space="preserve">‎045‎</w:t>
+            </w:r>
+            <w:r>
+              <w:rPr>
+                <w:rFonts w:ascii="Arial" w:cs="Arial" w:eastAsia="Arial" w:hAnsi="Arial"/>
+                <w:b w:val="false"/>
+                <w:bCs w:val="false"/>
+                <w:sz w:val="18"/>
+                <w:szCs w:val="18"/>
+                <w:rtl/>
+              </w:rPr>
+              <w:t xml:space="preserve"> لـ </w:t>
+            </w:r>
+            <w:r>
+              <w:rPr>
+                <w:rFonts w:ascii="Courier New" w:cs="Courier New" w:eastAsia="Courier New" w:hAnsi="Courier New"/>
+                <w:b w:val="false"/>
+                <w:bCs w:val="false"/>
+                <w:color w:val="1F2937"/>
+                <w:sz w:val="16"/>
+                <w:szCs w:val="16"/>
+                <w:shd w:fill="F1F3F5" w:color="auto" w:val="clear"/>
+                <w:rtl/>
+              </w:rPr>
+              <w:t xml:space="preserve">‎obl.CovenantTestStatement‎</w:t>
+            </w:r>
+          </w:p>
+        </w:tc>
+        <w:tc>
+          <w:tcPr>
+            <w:tcW w:type="dxa" w:w="4051"/>
+            <w:tcBorders>
+              <w:top w:val="single" w:color="BFC9D6" w:sz="4"/>
+              <w:left w:val="single" w:color="BFC9D6" w:sz="4"/>
+              <w:bottom w:val="single" w:color="BFC9D6" w:sz="4"/>
+              <w:right w:val="single" w:color="BFC9D6" w:sz="4"/>
+            </w:tcBorders>
+            <w:shd w:fill="F5F8FC" w:color="auto" w:val="clear"/>
+            <w:tcMar>
+              <w:top w:type="dxa" w:w="50"/>
+              <w:left w:type="dxa" w:w="90"/>
+              <w:bottom w:type="dxa" w:w="50"/>
+              <w:right w:type="dxa" w:w="90"/>
+            </w:tcMar>
+            <w:vAlign w:val="top"/>
+          </w:tcPr>
+          <w:p>
+            <w:pPr>
+              <w:keepNext w:val="false"/>
+              <w:bidi/>
+              <w:spacing w:after="30" w:before="30" w:line="264"/>
+            </w:pPr>
+            <w:r>
+              <w:rPr>
+                <w:rFonts w:ascii="Arial" w:cs="Arial" w:eastAsia="Arial" w:hAnsi="Arial"/>
+                <w:b w:val="false"/>
+                <w:bCs w:val="false"/>
+                <w:sz w:val="18"/>
+                <w:szCs w:val="18"/>
+                <w:rtl/>
+              </w:rPr>
+              <w:t xml:space="preserve">نسخ المرحلة والحجز تبقى للفهارس، وتكتبها قوادح من مصدرها، ويُمنع منها </w:t>
+            </w:r>
+            <w:r>
+              <w:rPr>
+                <w:rFonts w:ascii="Courier New" w:cs="Courier New" w:eastAsia="Courier New" w:hAnsi="Courier New"/>
+                <w:b w:val="false"/>
+                <w:bCs w:val="false"/>
+                <w:color w:val="1F2937"/>
+                <w:sz w:val="16"/>
+                <w:szCs w:val="16"/>
+                <w:shd w:fill="F1F3F5" w:color="auto" w:val="clear"/>
+                <w:rtl/>
+              </w:rPr>
               <w:t xml:space="preserve">‎tp_app‎</w:t>
             </w:r>
             <w:r>
@@ -8836,7 +10240,7 @@
                 <w:szCs w:val="18"/>
                 <w:rtl/>
               </w:rPr>
-              <w:t xml:space="preserve">؛ وعرض يسرد أي اختلاف</w:t>
+              <w:t xml:space="preserve">؛ وعرض يسرد أي اختلاف. والقوائم التي قرأها التقييم تُكتب من لقطته</w:t>
             </w:r>
           </w:p>
         </w:tc>
@@ -8847,7 +10251,7 @@
         </w:trPr>
         <w:tc>
           <w:tcPr>
-            <w:tcW w:type="dxa" w:w="1434"/>
+            <w:tcW w:type="dxa" w:w="1409"/>
             <w:tcBorders>
               <w:top w:val="single" w:color="BFC9D6" w:sz="4"/>
               <w:left w:val="single" w:color="BFC9D6" w:sz="4"/>
@@ -8883,7 +10287,7 @@
         </w:tc>
         <w:tc>
           <w:tcPr>
-            <w:tcW w:type="dxa" w:w="4306"/>
+            <w:tcW w:type="dxa" w:w="4404"/>
             <w:tcBorders>
               <w:top w:val="single" w:color="BFC9D6" w:sz="4"/>
               <w:left w:val="single" w:color="BFC9D6" w:sz="4"/>
@@ -8919,7 +10323,7 @@
         </w:tc>
         <w:tc>
           <w:tcPr>
-            <w:tcW w:type="dxa" w:w="4124"/>
+            <w:tcW w:type="dxa" w:w="4051"/>
             <w:tcBorders>
               <w:top w:val="single" w:color="BFC9D6" w:sz="4"/>
               <w:left w:val="single" w:color="BFC9D6" w:sz="4"/>
@@ -9883,7 +11287,31 @@
                 <w:szCs w:val="18"/>
                 <w:rtl/>
               </w:rPr>
-              <w:t xml:space="preserve">يلزم حين تحمل البذور نصًا عربيًا</w:t>
+              <w:t xml:space="preserve">تصل البذور العربية سليمة بلا الخيار في Linux، وتتحقق الخطوة 4ب من بصمتها؛ والخيار مسموح في </w:t>
+            </w:r>
+            <w:r>
+              <w:rPr>
+                <w:rFonts w:ascii="Courier New" w:cs="Courier New" w:eastAsia="Courier New" w:hAnsi="Courier New"/>
+                <w:b w:val="false"/>
+                <w:bCs w:val="false"/>
+                <w:color w:val="1F2937"/>
+                <w:sz w:val="16"/>
+                <w:szCs w:val="16"/>
+                <w:shd w:fill="F1F3F5" w:color="auto" w:val="clear"/>
+                <w:rtl/>
+              </w:rPr>
+              <w:t xml:space="preserve">‎SQLCMD_OPTS‎</w:t>
+            </w:r>
+            <w:r>
+              <w:rPr>
+                <w:rFonts w:ascii="Arial" w:cs="Arial" w:eastAsia="Arial" w:hAnsi="Arial"/>
+                <w:b w:val="false"/>
+                <w:bCs w:val="false"/>
+                <w:sz w:val="18"/>
+                <w:szCs w:val="18"/>
+                <w:rtl/>
+              </w:rPr>
+              <w:t xml:space="preserve"> لمن يحتاجه</w:t>
             </w:r>
           </w:p>
         </w:tc>
@@ -10048,7 +11476,7 @@
                 <w:szCs w:val="18"/>
                 <w:rtl/>
               </w:rPr>
-              <w:t xml:space="preserve">لم يُشغَّل قط</w:t>
+              <w:t xml:space="preserve">يشغّل الفحص التمهيدي نفسه منذ ADR 0015، لكنه لم يُشغَّل قط</w:t>
             </w:r>
           </w:p>
         </w:tc>
@@ -10162,7 +11590,7 @@
                 <w:szCs w:val="18"/>
                 <w:rtl/>
               </w:rPr>
-              <w:t xml:space="preserve">خطة الاستعادة وأزمنتها (RPO/RTO) والاحتفاظ والأرشفة</w:t>
+              <w:t xml:space="preserve">الاحتفاظ والأرشفة، وتمرين الاستعادة</w:t>
             </w:r>
           </w:p>
         </w:tc>
@@ -10198,7 +11626,7 @@
                 <w:szCs w:val="18"/>
                 <w:rtl/>
               </w:rPr>
-              <w:t xml:space="preserve">غير محدّدة</w:t>
+              <w:t xml:space="preserve">RPO 15 دقيقة وRTO 4 ساعات معتمدان (docs/31 القرار 18)، والخطة في DOC-S09؛ ولم يُجرَ تمرين مقيس بعد</w:t>
             </w:r>
           </w:p>
         </w:tc>
@@ -10689,7 +12117,31 @@
                 <w:szCs w:val="18"/>
                 <w:rtl/>
               </w:rPr>
-              <w:t xml:space="preserve">يطبع أحيانًا جزءًا من مدخله قبل سطر النتيجة. لذلك يقرأ CI نتائج الخطوة 19 من أي موضع في السطر</w:t>
+              <w:t xml:space="preserve">يطبع أحيانًا جزءًا من مدخله قبل سطر النتيجة، ويشوّه الاستعلام الطويل في </w:t>
+            </w:r>
+            <w:r>
+              <w:rPr>
+                <w:rFonts w:ascii="Courier New" w:cs="Courier New" w:eastAsia="Courier New" w:hAnsi="Courier New"/>
+                <w:b w:val="false"/>
+                <w:bCs w:val="false"/>
+                <w:color w:val="1F2937"/>
+                <w:sz w:val="16"/>
+                <w:szCs w:val="16"/>
+                <w:shd w:fill="F1F3F5" w:color="auto" w:val="clear"/>
+                <w:rtl/>
+              </w:rPr>
+              <w:t xml:space="preserve">‎-Q‎</w:t>
+            </w:r>
+            <w:r>
+              <w:rPr>
+                <w:rFonts w:ascii="Arial" w:cs="Arial" w:eastAsia="Arial" w:hAnsi="Arial"/>
+                <w:b w:val="false"/>
+                <w:bCs w:val="false"/>
+                <w:sz w:val="18"/>
+                <w:szCs w:val="18"/>
+                <w:rtl/>
+              </w:rPr>
+              <w:t xml:space="preserve">. لذلك يقرأ CI النتائج من أي موضع في السطر في كل الخطوات، ويمرّر فحص ما بعد النشر استعلامه في ملف</w:t>
             </w:r>
           </w:p>
         </w:tc>
@@ -10865,7 +12317,7 @@
                 <w:szCs w:val="18"/>
                 <w:rtl/>
               </w:rPr>
-              <w:t xml:space="preserve">، وهو الافتراضي. وهي لا تكتب إلا عند وجود فرق، فتنتهي حتى لو تكرّرت</w:t>
+              <w:t xml:space="preserve">: التحضير يضبطه، والفحص التمهيدي يرفض غيره (50145)، والقوادح تخرج مبكرًا لعبارة بلا صفوف</w:t>
             </w:r>
           </w:p>
         </w:tc>
@@ -10901,7 +12353,322 @@
                 <w:szCs w:val="18"/>
                 <w:rtl/>
               </w:rPr>
-              <w:t xml:space="preserve">044</w:t>
+              <w:t xml:space="preserve">044، ADR 0015</w:t>
+            </w:r>
+          </w:p>
+        </w:tc>
+      </w:tr>
+      <w:tr>
+        <w:trPr>
+          <w:cantSplit/>
+        </w:trPr>
+        <w:tc>
+          <w:tcPr>
+            <w:tcW w:type="dxa" w:w="954"/>
+            <w:tcBorders>
+              <w:top w:val="single" w:color="BFC9D6" w:sz="4"/>
+              <w:left w:val="single" w:color="BFC9D6" w:sz="4"/>
+              <w:bottom w:val="single" w:color="BFC9D6" w:sz="4"/>
+              <w:right w:val="single" w:color="BFC9D6" w:sz="4"/>
+            </w:tcBorders>
+            <w:shd w:fill="F5F8FC" w:color="auto" w:val="clear"/>
+            <w:tcMar>
+              <w:top w:type="dxa" w:w="50"/>
+              <w:left w:type="dxa" w:w="90"/>
+              <w:bottom w:type="dxa" w:w="50"/>
+              <w:right w:type="dxa" w:w="90"/>
+            </w:tcMar>
+            <w:vAlign w:val="top"/>
+          </w:tcPr>
+          <w:p>
+            <w:pPr>
+              <w:keepNext w:val="false"/>
+              <w:bidi/>
+              <w:spacing w:after="30" w:before="30" w:line="264"/>
+            </w:pPr>
+            <w:r>
+              <w:rPr>
+                <w:rFonts w:ascii="Arial" w:cs="Arial" w:eastAsia="Arial" w:hAnsi="Arial"/>
+                <w:b w:val="false"/>
+                <w:bCs w:val="false"/>
+                <w:sz w:val="18"/>
+                <w:szCs w:val="18"/>
+                <w:rtl/>
+              </w:rPr>
+              <w:t xml:space="preserve">12</w:t>
+            </w:r>
+          </w:p>
+        </w:tc>
+        <w:tc>
+          <w:tcPr>
+            <w:tcW w:type="dxa" w:w="1979"/>
+            <w:tcBorders>
+              <w:top w:val="single" w:color="BFC9D6" w:sz="4"/>
+              <w:left w:val="single" w:color="BFC9D6" w:sz="4"/>
+              <w:bottom w:val="single" w:color="BFC9D6" w:sz="4"/>
+              <w:right w:val="single" w:color="BFC9D6" w:sz="4"/>
+            </w:tcBorders>
+            <w:shd w:fill="F5F8FC" w:color="auto" w:val="clear"/>
+            <w:tcMar>
+              <w:top w:type="dxa" w:w="50"/>
+              <w:left w:type="dxa" w:w="90"/>
+              <w:bottom w:type="dxa" w:w="50"/>
+              <w:right w:type="dxa" w:w="90"/>
+            </w:tcMar>
+            <w:vAlign w:val="top"/>
+          </w:tcPr>
+          <w:p>
+            <w:pPr>
+              <w:keepNext w:val="false"/>
+              <w:bidi/>
+              <w:spacing w:after="30" w:before="30" w:line="264"/>
+            </w:pPr>
+            <w:r>
+              <w:rPr>
+                <w:rFonts w:ascii="Arial" w:cs="Arial" w:eastAsia="Arial" w:hAnsi="Arial"/>
+                <w:b w:val="false"/>
+                <w:bCs w:val="false"/>
+                <w:sz w:val="18"/>
+                <w:szCs w:val="18"/>
+                <w:rtl/>
+              </w:rPr>
+              <w:t xml:space="preserve">حدود المراجعة الذاتية</w:t>
+            </w:r>
+          </w:p>
+        </w:tc>
+        <w:tc>
+          <w:tcPr>
+            <w:tcW w:type="dxa" w:w="3566"/>
+            <w:tcBorders>
+              <w:top w:val="single" w:color="BFC9D6" w:sz="4"/>
+              <w:left w:val="single" w:color="BFC9D6" w:sz="4"/>
+              <w:bottom w:val="single" w:color="BFC9D6" w:sz="4"/>
+              <w:right w:val="single" w:color="BFC9D6" w:sz="4"/>
+            </w:tcBorders>
+            <w:shd w:fill="F5F8FC" w:color="auto" w:val="clear"/>
+            <w:tcMar>
+              <w:top w:type="dxa" w:w="50"/>
+              <w:left w:type="dxa" w:w="90"/>
+              <w:bottom w:type="dxa" w:w="50"/>
+              <w:right w:type="dxa" w:w="90"/>
+            </w:tcMar>
+            <w:vAlign w:val="top"/>
+          </w:tcPr>
+          <w:p>
+            <w:pPr>
+              <w:keepNext w:val="false"/>
+              <w:bidi/>
+              <w:spacing w:after="30" w:before="30" w:line="264"/>
+            </w:pPr>
+            <w:r>
+              <w:rPr>
+                <w:rFonts w:ascii="Arial" w:cs="Arial" w:eastAsia="Arial" w:hAnsi="Arial"/>
+                <w:b w:val="false"/>
+                <w:bCs w:val="false"/>
+                <w:sz w:val="18"/>
+                <w:szCs w:val="18"/>
+                <w:rtl/>
+              </w:rPr>
+              <w:t xml:space="preserve">تغطية جزئية لبعض فروع الحراس، واختباران بتوقيت ثابت، وسماحات CI يضبطها أي مشغّل</w:t>
+            </w:r>
+          </w:p>
+        </w:tc>
+        <w:tc>
+          <w:tcPr>
+            <w:tcW w:type="dxa" w:w="3365"/>
+            <w:tcBorders>
+              <w:top w:val="single" w:color="BFC9D6" w:sz="4"/>
+              <w:left w:val="single" w:color="BFC9D6" w:sz="4"/>
+              <w:bottom w:val="single" w:color="BFC9D6" w:sz="4"/>
+              <w:right w:val="single" w:color="BFC9D6" w:sz="4"/>
+            </w:tcBorders>
+            <w:shd w:fill="F5F8FC" w:color="auto" w:val="clear"/>
+            <w:tcMar>
+              <w:top w:type="dxa" w:w="50"/>
+              <w:left w:type="dxa" w:w="90"/>
+              <w:bottom w:type="dxa" w:w="50"/>
+              <w:right w:type="dxa" w:w="90"/>
+            </w:tcMar>
+            <w:vAlign w:val="top"/>
+          </w:tcPr>
+          <w:p>
+            <w:pPr>
+              <w:keepNext w:val="false"/>
+              <w:bidi/>
+              <w:spacing w:after="30" w:before="30" w:line="264"/>
+            </w:pPr>
+            <w:r>
+              <w:rPr>
+                <w:rFonts w:ascii="Courier New" w:cs="Courier New" w:eastAsia="Courier New" w:hAnsi="Courier New"/>
+                <w:b w:val="false"/>
+                <w:bCs w:val="false"/>
+                <w:color w:val="1F2937"/>
+                <w:sz w:val="16"/>
+                <w:szCs w:val="16"/>
+                <w:shd w:fill="F1F3F5" w:color="auto" w:val="clear"/>
+                <w:rtl/>
+              </w:rPr>
+              <w:t xml:space="preserve">‎docs/34‎</w:t>
+            </w:r>
+            <w:r>
+              <w:rPr>
+                <w:rFonts w:ascii="Arial" w:cs="Arial" w:eastAsia="Arial" w:hAnsi="Arial"/>
+                <w:b w:val="false"/>
+                <w:bCs w:val="false"/>
+                <w:sz w:val="18"/>
+                <w:szCs w:val="18"/>
+                <w:rtl/>
+              </w:rPr>
+              <w:t xml:space="preserve"> §7</w:t>
+            </w:r>
+          </w:p>
+        </w:tc>
+      </w:tr>
+      <w:tr>
+        <w:trPr>
+          <w:cantSplit/>
+        </w:trPr>
+        <w:tc>
+          <w:tcPr>
+            <w:tcW w:type="dxa" w:w="954"/>
+            <w:tcBorders>
+              <w:top w:val="single" w:color="BFC9D6" w:sz="4"/>
+              <w:left w:val="single" w:color="BFC9D6" w:sz="4"/>
+              <w:bottom w:val="single" w:color="BFC9D6" w:sz="4"/>
+              <w:right w:val="single" w:color="BFC9D6" w:sz="4"/>
+            </w:tcBorders>
+            <w:tcMar>
+              <w:top w:type="dxa" w:w="50"/>
+              <w:left w:type="dxa" w:w="90"/>
+              <w:bottom w:type="dxa" w:w="50"/>
+              <w:right w:type="dxa" w:w="90"/>
+            </w:tcMar>
+            <w:vAlign w:val="top"/>
+          </w:tcPr>
+          <w:p>
+            <w:pPr>
+              <w:keepNext w:val="false"/>
+              <w:bidi/>
+              <w:spacing w:after="30" w:before="30" w:line="264"/>
+            </w:pPr>
+            <w:r>
+              <w:rPr>
+                <w:rFonts w:ascii="Arial" w:cs="Arial" w:eastAsia="Arial" w:hAnsi="Arial"/>
+                <w:b w:val="false"/>
+                <w:bCs w:val="false"/>
+                <w:sz w:val="18"/>
+                <w:szCs w:val="18"/>
+                <w:rtl/>
+              </w:rPr>
+              <w:t xml:space="preserve">13</w:t>
+            </w:r>
+          </w:p>
+        </w:tc>
+        <w:tc>
+          <w:tcPr>
+            <w:tcW w:type="dxa" w:w="1979"/>
+            <w:tcBorders>
+              <w:top w:val="single" w:color="BFC9D6" w:sz="4"/>
+              <w:left w:val="single" w:color="BFC9D6" w:sz="4"/>
+              <w:bottom w:val="single" w:color="BFC9D6" w:sz="4"/>
+              <w:right w:val="single" w:color="BFC9D6" w:sz="4"/>
+            </w:tcBorders>
+            <w:tcMar>
+              <w:top w:type="dxa" w:w="50"/>
+              <w:left w:type="dxa" w:w="90"/>
+              <w:bottom w:type="dxa" w:w="50"/>
+              <w:right w:type="dxa" w:w="90"/>
+            </w:tcMar>
+            <w:vAlign w:val="top"/>
+          </w:tcPr>
+          <w:p>
+            <w:pPr>
+              <w:keepNext w:val="false"/>
+              <w:bidi/>
+              <w:spacing w:after="30" w:before="30" w:line="264"/>
+            </w:pPr>
+            <w:r>
+              <w:rPr>
+                <w:rFonts w:ascii="Arial" w:cs="Arial" w:eastAsia="Arial" w:hAnsi="Arial"/>
+                <w:b w:val="false"/>
+                <w:bCs w:val="false"/>
+                <w:sz w:val="18"/>
+                <w:szCs w:val="18"/>
+                <w:rtl/>
+              </w:rPr>
+              <w:t xml:space="preserve">التقييم الائتماني</w:t>
+            </w:r>
+          </w:p>
+        </w:tc>
+        <w:tc>
+          <w:tcPr>
+            <w:tcW w:type="dxa" w:w="3566"/>
+            <w:tcBorders>
+              <w:top w:val="single" w:color="BFC9D6" w:sz="4"/>
+              <w:left w:val="single" w:color="BFC9D6" w:sz="4"/>
+              <w:bottom w:val="single" w:color="BFC9D6" w:sz="4"/>
+              <w:right w:val="single" w:color="BFC9D6" w:sz="4"/>
+            </w:tcBorders>
+            <w:tcMar>
+              <w:top w:type="dxa" w:w="50"/>
+              <w:left w:type="dxa" w:w="90"/>
+              <w:bottom w:type="dxa" w:w="50"/>
+              <w:right w:type="dxa" w:w="90"/>
+            </w:tcMar>
+            <w:vAlign w:val="top"/>
+          </w:tcPr>
+          <w:p>
+            <w:pPr>
+              <w:keepNext w:val="false"/>
+              <w:bidi/>
+              <w:spacing w:after="30" w:before="30" w:line="264"/>
+            </w:pPr>
+            <w:r>
+              <w:rPr>
+                <w:rFonts w:ascii="Arial" w:cs="Arial" w:eastAsia="Arial" w:hAnsi="Arial"/>
+                <w:b w:val="false"/>
+                <w:bCs w:val="false"/>
+                <w:sz w:val="18"/>
+                <w:szCs w:val="18"/>
+                <w:rtl/>
+              </w:rPr>
+              <w:t xml:space="preserve">مرحلة لاحقة بطلب المالك؛ لم يُبنَ، ونقطة جاهزيته في المواصفة 12 §11</w:t>
+            </w:r>
+          </w:p>
+        </w:tc>
+        <w:tc>
+          <w:tcPr>
+            <w:tcW w:type="dxa" w:w="3365"/>
+            <w:tcBorders>
+              <w:top w:val="single" w:color="BFC9D6" w:sz="4"/>
+              <w:left w:val="single" w:color="BFC9D6" w:sz="4"/>
+              <w:bottom w:val="single" w:color="BFC9D6" w:sz="4"/>
+              <w:right w:val="single" w:color="BFC9D6" w:sz="4"/>
+            </w:tcBorders>
+            <w:tcMar>
+              <w:top w:type="dxa" w:w="50"/>
+              <w:left w:type="dxa" w:w="90"/>
+              <w:bottom w:type="dxa" w:w="50"/>
+              <w:right w:type="dxa" w:w="90"/>
+            </w:tcMar>
+            <w:vAlign w:val="top"/>
+          </w:tcPr>
+          <w:p>
+            <w:pPr>
+              <w:keepNext w:val="false"/>
+              <w:bidi/>
+              <w:spacing w:after="30" w:before="30" w:line="264"/>
+            </w:pPr>
+            <w:r>
+              <w:rPr>
+                <w:rFonts w:ascii="Arial" w:cs="Arial" w:eastAsia="Arial" w:hAnsi="Arial"/>
+                <w:b w:val="false"/>
+                <w:bCs w:val="false"/>
+                <w:sz w:val="18"/>
+                <w:szCs w:val="18"/>
+                <w:rtl/>
+              </w:rPr>
+              <w:t xml:space="preserve">ADR 0016</w:t>
             </w:r>
           </w:p>
         </w:tc>
@@ -10963,7 +12730,7 @@
           <w:szCs w:val="21"/>
           <w:rtl/>
         </w:rPr>
-        <w:t xml:space="preserve"> هل يمنع ربط الجلسة مع مرشحات الصفوف كل طريق إلى بيانات مشترك آخر، بما فيها الإجراءات والعروض والقوادح والمهام؟ (ADR 0002 و0004، والاختبارات T1 إلى T46 وفروعها، 48 حالة).</w:t>
+        <w:t xml:space="preserve"> هل يمنع ربط الجلسة مع مرشحات الصفوف كل طريق إلى بيانات مشترك آخر، بما فيها الإجراءات والعروض والقوادح والمهام والدوال؟ (ADR 0002 و0004، والاختبارات T1 إلى T46 وفروعها، 48 حالة، وSR7).</w:t>
       </w:r>
     </w:p>
     <w:p>
@@ -11018,7 +12785,7 @@
           <w:szCs w:val="21"/>
           <w:rtl/>
         </w:rPr>
-        <w:t xml:space="preserve">سلامة المراجعات (DR-28).</w:t>
+        <w:t xml:space="preserve">سلامة المراجعات (DR-28، A1).</w:t>
       </w:r>
       <w:r>
         <w:rPr>
@@ -11053,7 +12820,7 @@
           <w:szCs w:val="21"/>
           <w:rtl/>
         </w:rPr>
-        <w:t xml:space="preserve"> مع فحص الاعتماد؟ وما كلفة القادح الذي يمر على 12 جدولًا عند كل اعتماد؟</w:t>
+        <w:t xml:space="preserve"> مع فحص الاعتماد وتجميد المعتمد؟ وما كلفة القادح الذي يمر على 13 جدولًا عند كل اعتماد، وقوادح التجميد الثلاثة عشر عند كل كتابة؟</w:t>
       </w:r>
     </w:p>
     <w:p>
@@ -11276,6 +13043,60 @@
           <w:rtl/>
         </w:rPr>
         <w:t xml:space="preserve"> هل في مستندات الجاهزية الـ43 تعارض مع المواصفات أو مع النموذج؟</w:t>
+      </w:r>
+    </w:p>
+    <w:p>
+      <w:pPr>
+        <w:pStyle w:val="ListParagraph"/>
+        <w:numPr>
+          <w:ilvl w:val="0"/>
+          <w:numId w:val="5"/>
+        </w:numPr>
+        <w:bidi/>
+        <w:spacing w:after="70" w:before="0" w:line="300"/>
+      </w:pPr>
+      <w:r>
+        <w:rPr>
+          <w:rFonts w:ascii="Arial" w:cs="Arial" w:eastAsia="Arial" w:hAnsi="Arial"/>
+          <w:b/>
+          <w:bCs/>
+          <w:sz w:val="21"/>
+          <w:szCs w:val="21"/>
+          <w:rtl/>
+        </w:rPr>
+        <w:t xml:space="preserve">وحدة الميزانية (ADR 0016).</w:t>
+      </w:r>
+      <w:r>
+        <w:rPr>
+          <w:rFonts w:ascii="Arial" w:cs="Arial" w:eastAsia="Arial" w:hAnsi="Arial"/>
+          <w:b w:val="false"/>
+          <w:bCs w:val="false"/>
+          <w:sz w:val="21"/>
+          <w:szCs w:val="21"/>
+          <w:rtl/>
+        </w:rPr>
+        <w:t xml:space="preserve"> هل نموذج وحدات القوائم الموحدة كافٍ لدراسة مجموعة (الطرق والملكية والدخول والخروج)؟ وهل نافذة أداء التحويلات وعدّ التحويل المنسوب لتسهيل (BR-FIN-016 </w:t>
+      </w:r>
+      <w:r>
+        <w:rPr>
+          <w:rFonts w:ascii="Arial" w:cs="Arial" w:eastAsia="Arial" w:hAnsi="Arial"/>
+          <w:color w:val="E0A800"/>
+          <w:sz w:val="21"/>
+          <w:szCs w:val="21"/>
+          <w:rtl/>
+        </w:rPr>
+        <w:t xml:space="preserve">●</w:t>
+      </w:r>
+      <w:r>
+        <w:rPr>
+          <w:rFonts w:ascii="Arial" w:cs="Arial" w:eastAsia="Arial" w:hAnsi="Arial"/>
+          <w:b w:val="false"/>
+          <w:bCs w:val="false"/>
+          <w:sz w:val="21"/>
+          <w:szCs w:val="21"/>
+          <w:rtl/>
+        </w:rPr>
+        <w:t xml:space="preserve">) صحيحان؟ وهل يُحسب الأداء عند القراءة أم يُلتقط يوميًا؟</w:t>
       </w:r>
     </w:p>
     <w:p>
@@ -11781,7 +13602,7 @@
         <w:szCs w:val="17"/>
         <w:rtl/>
       </w:rPr>
-      <w:t xml:space="preserve">حزمة المراجعة الخارجية · BankFas · 2026-10-14</w:t>
+      <w:t xml:space="preserve">حزمة المراجعة الخارجية · BankFas · 2026-10-18</w:t>
     </w:r>
   </w:p>
 </w:hdr>

--- a/treasury-platform/docs/33-EXTERNAL-REVIEW-PACKAGE.docx
+++ b/treasury-platform/docs/33-EXTERNAL-REVIEW-PACKAGE.docx
@@ -271,7 +271,7 @@
                 <w:szCs w:val="18"/>
                 <w:rtl/>
               </w:rPr>
-              <w:t xml:space="preserve">قاعدة البيانات ومستندات الجاهزية جاهزة للمراجعة المستقلة بعد مراجعة ذاتية شاملة (2026-10-18)، ومعها وحدة الميزانية؛ لم يُكتب كود التطبيق بعد</w:t>
+              <w:t xml:space="preserve">قاعدة البيانات ومستندات الجاهزية جاهزة للمراجعة المستقلة بعد مراجعة ذاتية شاملة (2026-10-18)، ومعها وحدة الميزانية والتقييم الائتماني للقوائم؛ لم يُكتب كود التطبيق بعد</w:t>
             </w:r>
           </w:p>
         </w:tc>
@@ -2292,7 +2292,7 @@
           <w:szCs w:val="21"/>
           <w:rtl/>
         </w:rPr>
-        <w:t xml:space="preserve">والربط بنظام تقييم ائتماني مرحلة لاحقة لم تُبنَ. المراجع: المواصفة 12 (FR-FIN-015 إلى FR-FIN-019)، و</w:t>
+        <w:t xml:space="preserve">والربط بنظام تقييم ائتماني خارجي مرحلة لاحقة لم تُبنَ. المراجع: المواصفة 12 (FR-FIN-015 إلى FR-FIN-019)، و</w:t>
       </w:r>
       <w:r>
         <w:rPr>
@@ -2340,7 +2340,196 @@
           <w:szCs w:val="21"/>
           <w:rtl/>
         </w:rPr>
-        <w:t xml:space="preserve">، وADR 0016.</w:t>
+        <w:t xml:space="preserve">، وADR 0016. واعتمد المالك قاعدة نافذة أداء التحويلات BR-FIN-016 كما هي (2026-10-18).</w:t>
+      </w:r>
+    </w:p>
+    <w:p>
+      <w:pPr>
+        <w:bidi/>
+        <w:spacing w:after="110" w:before="0" w:line="312"/>
+      </w:pPr>
+      <w:r>
+        <w:rPr>
+          <w:rFonts w:ascii="Arial" w:cs="Arial" w:eastAsia="Arial" w:hAnsi="Arial"/>
+          <w:b/>
+          <w:bCs/>
+          <w:sz w:val="21"/>
+          <w:szCs w:val="21"/>
+          <w:rtl/>
+        </w:rPr>
+        <w:t xml:space="preserve">التقييم الائتماني للقوائم (طلب المالك 2026-10-18).</w:t>
+      </w:r>
+      <w:r>
+        <w:rPr>
+          <w:rFonts w:ascii="Arial" w:cs="Arial" w:eastAsia="Arial" w:hAnsi="Arial"/>
+          <w:b w:val="false"/>
+          <w:bCs w:val="false"/>
+          <w:sz w:val="21"/>
+          <w:szCs w:val="21"/>
+          <w:rtl/>
+        </w:rPr>
+        <w:t xml:space="preserve"> يقيّم النظام القائمة المعتمدة على مقياس موديز الطويل الأجل (21 درجة):</w:t>
+      </w:r>
+    </w:p>
+    <w:p>
+      <w:pPr>
+        <w:pStyle w:val="ListParagraph"/>
+        <w:numPr>
+          <w:ilvl w:val="0"/>
+          <w:numId w:val="3"/>
+        </w:numPr>
+        <w:bidi/>
+        <w:spacing w:after="70" w:before="0" w:line="300"/>
+      </w:pPr>
+      <w:r>
+        <w:rPr>
+          <w:rFonts w:ascii="Arial" w:cs="Arial" w:eastAsia="Arial" w:hAnsi="Arial"/>
+          <w:b w:val="false"/>
+          <w:bCs w:val="false"/>
+          <w:sz w:val="21"/>
+          <w:szCs w:val="21"/>
+          <w:rtl/>
+        </w:rPr>
+        <w:t xml:space="preserve">36 مقياسًا، وثلاث بطاقات للقطاعات (الشركات العامة، والتجارة والتوزيع، والمقاولات)، لكل مقياس وزن وشبكة عتبات من تسع حدود؛</w:t>
+      </w:r>
+    </w:p>
+    <w:p>
+      <w:pPr>
+        <w:pStyle w:val="ListParagraph"/>
+        <w:numPr>
+          <w:ilvl w:val="0"/>
+          <w:numId w:val="3"/>
+        </w:numPr>
+        <w:bidi/>
+        <w:spacing w:after="70" w:before="0" w:line="300"/>
+      </w:pPr>
+      <w:r>
+        <w:rPr>
+          <w:rFonts w:ascii="Arial" w:cs="Arial" w:eastAsia="Arial" w:hAnsi="Arial"/>
+          <w:b w:val="false"/>
+          <w:bCs w:val="false"/>
+          <w:sz w:val="21"/>
+          <w:szCs w:val="21"/>
+          <w:rtl/>
+        </w:rPr>
+        <w:t xml:space="preserve">23 قاعدة لبنود الميزانية بأربعة مستويات خطر، و17 تعديلًا (درجات تُخصم، وسقوف للدرجة المستقلة، وسقوف مطلقة منها سقف السيادة Aa3)، وسقف قطاعي للمقاولات؛</w:t>
+      </w:r>
+    </w:p>
+    <w:p>
+      <w:pPr>
+        <w:pStyle w:val="ListParagraph"/>
+        <w:numPr>
+          <w:ilvl w:val="0"/>
+          <w:numId w:val="3"/>
+        </w:numPr>
+        <w:bidi/>
+        <w:spacing w:after="70" w:before="0" w:line="300"/>
+      </w:pPr>
+      <w:r>
+        <w:rPr>
+          <w:rFonts w:ascii="Arial" w:cs="Arial" w:eastAsia="Arial" w:hAnsi="Arial"/>
+          <w:b w:val="false"/>
+          <w:bCs w:val="false"/>
+          <w:sz w:val="21"/>
+          <w:szCs w:val="21"/>
+          <w:rtl/>
+        </w:rPr>
+        <w:t xml:space="preserve">تقريرًا من ستة عروض: الدرجة ومكوّناتها، ونقاط القوة والمتابعة والضعف والمخاطر الحرجة، والتحليل الأفقي والرأسي لكل بند، ومدى التوافق مع التعهدات، وأداء التحويلات، ودرجات وحدات المجموعة.</w:t>
+      </w:r>
+    </w:p>
+    <w:p>
+      <w:pPr>
+        <w:bidi/>
+        <w:spacing w:after="60" w:before="0"/>
+      </w:pPr>
+    </w:p>
+    <w:p>
+      <w:pPr>
+        <w:bidi/>
+        <w:spacing w:after="110" w:before="0" w:line="312"/>
+      </w:pPr>
+      <w:r>
+        <w:rPr>
+          <w:rFonts w:ascii="Arial" w:cs="Arial" w:eastAsia="Arial" w:hAnsi="Arial"/>
+          <w:b w:val="false"/>
+          <w:bCs w:val="false"/>
+          <w:sz w:val="21"/>
+          <w:szCs w:val="21"/>
+          <w:rtl/>
+        </w:rPr>
+        <w:t xml:space="preserve">والقاعدة تحسب كل شيء في </w:t>
+      </w:r>
+      <w:r>
+        <w:rPr>
+          <w:rFonts w:ascii="Courier New" w:cs="Courier New" w:eastAsia="Courier New" w:hAnsi="Courier New"/>
+          <w:b w:val="false"/>
+          <w:bCs w:val="false"/>
+          <w:color w:val="1F2937"/>
+          <w:sz w:val="18"/>
+          <w:szCs w:val="18"/>
+          <w:shd w:fill="F1F3F5" w:color="auto" w:val="clear"/>
+          <w:rtl/>
+        </w:rPr>
+        <w:t xml:space="preserve">‎fin.usp_ComputeCreditAssessment‎</w:t>
+      </w:r>
+      <w:r>
+        <w:rPr>
+          <w:rFonts w:ascii="Arial" w:cs="Arial" w:eastAsia="Arial" w:hAnsi="Arial"/>
+          <w:b w:val="false"/>
+          <w:bCs w:val="false"/>
+          <w:sz w:val="21"/>
+          <w:szCs w:val="21"/>
+          <w:rtl/>
+        </w:rPr>
+        <w:t xml:space="preserve">، وتطابق أرقامها تنفيذًا مستقلًا بلغة Python. وراجع محلل ائتمان مستقل المعايرة الأولى فوجدها بعيدة 3 إلى 8 درجات في حالات عادية، فأُعيد بناؤها، وتقع الآن الحالات الست عشرة لاختبار الضغط كلها في المدى الذي يتوقعه. والشبكات معايرة خبير على منهجية موديز، لا شبكات موديز نفسها. المراجع: </w:t>
+      </w:r>
+      <w:r>
+        <w:rPr>
+          <w:rFonts w:ascii="Courier New" w:cs="Courier New" w:eastAsia="Courier New" w:hAnsi="Courier New"/>
+          <w:b w:val="false"/>
+          <w:bCs w:val="false"/>
+          <w:color w:val="1F2937"/>
+          <w:sz w:val="18"/>
+          <w:szCs w:val="18"/>
+          <w:shd w:fill="F1F3F5" w:color="auto" w:val="clear"/>
+          <w:rtl/>
+        </w:rPr>
+        <w:t xml:space="preserve">‎docs/35-credit-assessment-methodology.md‎</w:t>
+      </w:r>
+      <w:r>
+        <w:rPr>
+          <w:rFonts w:ascii="Arial" w:cs="Arial" w:eastAsia="Arial" w:hAnsi="Arial"/>
+          <w:b w:val="false"/>
+          <w:bCs w:val="false"/>
+          <w:sz w:val="21"/>
+          <w:szCs w:val="21"/>
+          <w:rtl/>
+        </w:rPr>
+        <w:t xml:space="preserve">، والمواصفة 12 (FR-FIN-020 إلى FR-FIN-024)، و</w:t>
+      </w:r>
+      <w:r>
+        <w:rPr>
+          <w:rFonts w:ascii="Courier New" w:cs="Courier New" w:eastAsia="Courier New" w:hAnsi="Courier New"/>
+          <w:b w:val="false"/>
+          <w:bCs w:val="false"/>
+          <w:color w:val="1F2937"/>
+          <w:sz w:val="18"/>
+          <w:szCs w:val="18"/>
+          <w:shd w:fill="F1F3F5" w:color="auto" w:val="clear"/>
+          <w:rtl/>
+        </w:rPr>
+        <w:t xml:space="preserve">‎db/static/046_credit_assessment.sql‎</w:t>
+      </w:r>
+      <w:r>
+        <w:rPr>
+          <w:rFonts w:ascii="Arial" w:cs="Arial" w:eastAsia="Arial" w:hAnsi="Arial"/>
+          <w:b w:val="false"/>
+          <w:bCs w:val="false"/>
+          <w:sz w:val="21"/>
+          <w:szCs w:val="21"/>
+          <w:rtl/>
+        </w:rPr>
+        <w:t xml:space="preserve">، وADR 0017.</w:t>
       </w:r>
     </w:p>
     <w:p>
@@ -3153,9 +3342,9 @@
         </w:tblBorders>
       </w:tblPr>
       <w:tblGrid>
-        <w:gridCol w:w="1168"/>
-        <w:gridCol w:w="5062"/>
-        <w:gridCol w:w="3634"/>
+        <w:gridCol w:w="1056"/>
+        <w:gridCol w:w="4933"/>
+        <w:gridCol w:w="3875"/>
       </w:tblGrid>
       <w:tr>
         <w:trPr>
@@ -3164,7 +3353,7 @@
         </w:trPr>
         <w:tc>
           <w:tcPr>
-            <w:tcW w:type="dxa" w:w="1168"/>
+            <w:tcW w:type="dxa" w:w="1056"/>
             <w:tcBorders>
               <w:top w:val="single" w:color="BFC9D6" w:sz="4"/>
               <w:left w:val="single" w:color="BFC9D6" w:sz="4"/>
@@ -3202,7 +3391,7 @@
         </w:tc>
         <w:tc>
           <w:tcPr>
-            <w:tcW w:type="dxa" w:w="5062"/>
+            <w:tcW w:type="dxa" w:w="4933"/>
             <w:tcBorders>
               <w:top w:val="single" w:color="BFC9D6" w:sz="4"/>
               <w:left w:val="single" w:color="BFC9D6" w:sz="4"/>
@@ -3240,7 +3429,7 @@
         </w:tc>
         <w:tc>
           <w:tcPr>
-            <w:tcW w:type="dxa" w:w="3634"/>
+            <w:tcW w:type="dxa" w:w="3875"/>
             <w:tcBorders>
               <w:top w:val="single" w:color="BFC9D6" w:sz="4"/>
               <w:left w:val="single" w:color="BFC9D6" w:sz="4"/>
@@ -3283,7 +3472,7 @@
         </w:trPr>
         <w:tc>
           <w:tcPr>
-            <w:tcW w:type="dxa" w:w="1168"/>
+            <w:tcW w:type="dxa" w:w="1056"/>
             <w:tcBorders>
               <w:top w:val="single" w:color="BFC9D6" w:sz="4"/>
               <w:left w:val="single" w:color="BFC9D6" w:sz="4"/>
@@ -3319,7 +3508,7 @@
         </w:tc>
         <w:tc>
           <w:tcPr>
-            <w:tcW w:type="dxa" w:w="5062"/>
+            <w:tcW w:type="dxa" w:w="4933"/>
             <w:tcBorders>
               <w:top w:val="single" w:color="BFC9D6" w:sz="4"/>
               <w:left w:val="single" w:color="BFC9D6" w:sz="4"/>
@@ -3357,7 +3546,7 @@
         </w:tc>
         <w:tc>
           <w:tcPr>
-            <w:tcW w:type="dxa" w:w="3634"/>
+            <w:tcW w:type="dxa" w:w="3875"/>
             <w:tcBorders>
               <w:top w:val="single" w:color="BFC9D6" w:sz="4"/>
               <w:left w:val="single" w:color="BFC9D6" w:sz="4"/>
@@ -3398,7 +3587,7 @@
         </w:trPr>
         <w:tc>
           <w:tcPr>
-            <w:tcW w:type="dxa" w:w="1168"/>
+            <w:tcW w:type="dxa" w:w="1056"/>
             <w:tcBorders>
               <w:top w:val="single" w:color="BFC9D6" w:sz="4"/>
               <w:left w:val="single" w:color="BFC9D6" w:sz="4"/>
@@ -3435,7 +3624,7 @@
         </w:tc>
         <w:tc>
           <w:tcPr>
-            <w:tcW w:type="dxa" w:w="5062"/>
+            <w:tcW w:type="dxa" w:w="4933"/>
             <w:tcBorders>
               <w:top w:val="single" w:color="BFC9D6" w:sz="4"/>
               <w:left w:val="single" w:color="BFC9D6" w:sz="4"/>
@@ -3498,7 +3687,7 @@
         </w:tc>
         <w:tc>
           <w:tcPr>
-            <w:tcW w:type="dxa" w:w="3634"/>
+            <w:tcW w:type="dxa" w:w="3875"/>
             <w:tcBorders>
               <w:top w:val="single" w:color="BFC9D6" w:sz="4"/>
               <w:left w:val="single" w:color="BFC9D6" w:sz="4"/>
@@ -3540,7 +3729,7 @@
         </w:trPr>
         <w:tc>
           <w:tcPr>
-            <w:tcW w:type="dxa" w:w="1168"/>
+            <w:tcW w:type="dxa" w:w="1056"/>
             <w:tcBorders>
               <w:top w:val="single" w:color="BFC9D6" w:sz="4"/>
               <w:left w:val="single" w:color="BFC9D6" w:sz="4"/>
@@ -3576,7 +3765,7 @@
         </w:tc>
         <w:tc>
           <w:tcPr>
-            <w:tcW w:type="dxa" w:w="5062"/>
+            <w:tcW w:type="dxa" w:w="4933"/>
             <w:tcBorders>
               <w:top w:val="single" w:color="BFC9D6" w:sz="4"/>
               <w:left w:val="single" w:color="BFC9D6" w:sz="4"/>
@@ -3614,7 +3803,7 @@
         </w:tc>
         <w:tc>
           <w:tcPr>
-            <w:tcW w:type="dxa" w:w="3634"/>
+            <w:tcW w:type="dxa" w:w="3875"/>
             <w:tcBorders>
               <w:top w:val="single" w:color="BFC9D6" w:sz="4"/>
               <w:left w:val="single" w:color="BFC9D6" w:sz="4"/>
@@ -3655,7 +3844,7 @@
         </w:trPr>
         <w:tc>
           <w:tcPr>
-            <w:tcW w:type="dxa" w:w="1168"/>
+            <w:tcW w:type="dxa" w:w="1056"/>
             <w:tcBorders>
               <w:top w:val="single" w:color="BFC9D6" w:sz="4"/>
               <w:left w:val="single" w:color="BFC9D6" w:sz="4"/>
@@ -3692,7 +3881,7 @@
         </w:tc>
         <w:tc>
           <w:tcPr>
-            <w:tcW w:type="dxa" w:w="5062"/>
+            <w:tcW w:type="dxa" w:w="4933"/>
             <w:tcBorders>
               <w:top w:val="single" w:color="BFC9D6" w:sz="4"/>
               <w:left w:val="single" w:color="BFC9D6" w:sz="4"/>
@@ -3731,7 +3920,7 @@
         </w:tc>
         <w:tc>
           <w:tcPr>
-            <w:tcW w:type="dxa" w:w="3634"/>
+            <w:tcW w:type="dxa" w:w="3875"/>
             <w:tcBorders>
               <w:top w:val="single" w:color="BFC9D6" w:sz="4"/>
               <w:left w:val="single" w:color="BFC9D6" w:sz="4"/>
@@ -3773,7 +3962,7 @@
         </w:trPr>
         <w:tc>
           <w:tcPr>
-            <w:tcW w:type="dxa" w:w="1168"/>
+            <w:tcW w:type="dxa" w:w="1056"/>
             <w:tcBorders>
               <w:top w:val="single" w:color="BFC9D6" w:sz="4"/>
               <w:left w:val="single" w:color="BFC9D6" w:sz="4"/>
@@ -3809,7 +3998,7 @@
         </w:tc>
         <w:tc>
           <w:tcPr>
-            <w:tcW w:type="dxa" w:w="5062"/>
+            <w:tcW w:type="dxa" w:w="4933"/>
             <w:tcBorders>
               <w:top w:val="single" w:color="BFC9D6" w:sz="4"/>
               <w:left w:val="single" w:color="BFC9D6" w:sz="4"/>
@@ -3847,7 +4036,7 @@
         </w:tc>
         <w:tc>
           <w:tcPr>
-            <w:tcW w:type="dxa" w:w="3634"/>
+            <w:tcW w:type="dxa" w:w="3875"/>
             <w:tcBorders>
               <w:top w:val="single" w:color="BFC9D6" w:sz="4"/>
               <w:left w:val="single" w:color="BFC9D6" w:sz="4"/>
@@ -3888,7 +4077,7 @@
         </w:trPr>
         <w:tc>
           <w:tcPr>
-            <w:tcW w:type="dxa" w:w="1168"/>
+            <w:tcW w:type="dxa" w:w="1056"/>
             <w:tcBorders>
               <w:top w:val="single" w:color="BFC9D6" w:sz="4"/>
               <w:left w:val="single" w:color="BFC9D6" w:sz="4"/>
@@ -3925,7 +4114,7 @@
         </w:tc>
         <w:tc>
           <w:tcPr>
-            <w:tcW w:type="dxa" w:w="5062"/>
+            <w:tcW w:type="dxa" w:w="4933"/>
             <w:tcBorders>
               <w:top w:val="single" w:color="BFC9D6" w:sz="4"/>
               <w:left w:val="single" w:color="BFC9D6" w:sz="4"/>
@@ -3988,7 +4177,7 @@
         </w:tc>
         <w:tc>
           <w:tcPr>
-            <w:tcW w:type="dxa" w:w="3634"/>
+            <w:tcW w:type="dxa" w:w="3875"/>
             <w:tcBorders>
               <w:top w:val="single" w:color="BFC9D6" w:sz="4"/>
               <w:left w:val="single" w:color="BFC9D6" w:sz="4"/>
@@ -4030,7 +4219,7 @@
         </w:trPr>
         <w:tc>
           <w:tcPr>
-            <w:tcW w:type="dxa" w:w="1168"/>
+            <w:tcW w:type="dxa" w:w="1056"/>
             <w:tcBorders>
               <w:top w:val="single" w:color="BFC9D6" w:sz="4"/>
               <w:left w:val="single" w:color="BFC9D6" w:sz="4"/>
@@ -4066,7 +4255,7 @@
         </w:tc>
         <w:tc>
           <w:tcPr>
-            <w:tcW w:type="dxa" w:w="5062"/>
+            <w:tcW w:type="dxa" w:w="4933"/>
             <w:tcBorders>
               <w:top w:val="single" w:color="BFC9D6" w:sz="4"/>
               <w:left w:val="single" w:color="BFC9D6" w:sz="4"/>
@@ -4104,7 +4293,7 @@
         </w:tc>
         <w:tc>
           <w:tcPr>
-            <w:tcW w:type="dxa" w:w="3634"/>
+            <w:tcW w:type="dxa" w:w="3875"/>
             <w:tcBorders>
               <w:top w:val="single" w:color="BFC9D6" w:sz="4"/>
               <w:left w:val="single" w:color="BFC9D6" w:sz="4"/>
@@ -4145,7 +4334,7 @@
         </w:trPr>
         <w:tc>
           <w:tcPr>
-            <w:tcW w:type="dxa" w:w="1168"/>
+            <w:tcW w:type="dxa" w:w="1056"/>
             <w:tcBorders>
               <w:top w:val="single" w:color="BFC9D6" w:sz="4"/>
               <w:left w:val="single" w:color="BFC9D6" w:sz="4"/>
@@ -4182,7 +4371,7 @@
         </w:tc>
         <w:tc>
           <w:tcPr>
-            <w:tcW w:type="dxa" w:w="5062"/>
+            <w:tcW w:type="dxa" w:w="4933"/>
             <w:tcBorders>
               <w:top w:val="single" w:color="BFC9D6" w:sz="4"/>
               <w:left w:val="single" w:color="BFC9D6" w:sz="4"/>
@@ -4245,7 +4434,7 @@
         </w:tc>
         <w:tc>
           <w:tcPr>
-            <w:tcW w:type="dxa" w:w="3634"/>
+            <w:tcW w:type="dxa" w:w="3875"/>
             <w:tcBorders>
               <w:top w:val="single" w:color="BFC9D6" w:sz="4"/>
               <w:left w:val="single" w:color="BFC9D6" w:sz="4"/>
@@ -4287,7 +4476,7 @@
         </w:trPr>
         <w:tc>
           <w:tcPr>
-            <w:tcW w:type="dxa" w:w="1168"/>
+            <w:tcW w:type="dxa" w:w="1056"/>
             <w:tcBorders>
               <w:top w:val="single" w:color="BFC9D6" w:sz="4"/>
               <w:left w:val="single" w:color="BFC9D6" w:sz="4"/>
@@ -4323,7 +4512,7 @@
         </w:tc>
         <w:tc>
           <w:tcPr>
-            <w:tcW w:type="dxa" w:w="5062"/>
+            <w:tcW w:type="dxa" w:w="4933"/>
             <w:tcBorders>
               <w:top w:val="single" w:color="BFC9D6" w:sz="4"/>
               <w:left w:val="single" w:color="BFC9D6" w:sz="4"/>
@@ -4385,7 +4574,7 @@
         </w:tc>
         <w:tc>
           <w:tcPr>
-            <w:tcW w:type="dxa" w:w="3634"/>
+            <w:tcW w:type="dxa" w:w="3875"/>
             <w:tcBorders>
               <w:top w:val="single" w:color="BFC9D6" w:sz="4"/>
               <w:left w:val="single" w:color="BFC9D6" w:sz="4"/>
@@ -4439,7 +4628,7 @@
         </w:trPr>
         <w:tc>
           <w:tcPr>
-            <w:tcW w:type="dxa" w:w="1168"/>
+            <w:tcW w:type="dxa" w:w="1056"/>
             <w:tcBorders>
               <w:top w:val="single" w:color="BFC9D6" w:sz="4"/>
               <w:left w:val="single" w:color="BFC9D6" w:sz="4"/>
@@ -4476,7 +4665,7 @@
         </w:tc>
         <w:tc>
           <w:tcPr>
-            <w:tcW w:type="dxa" w:w="5062"/>
+            <w:tcW w:type="dxa" w:w="4933"/>
             <w:tcBorders>
               <w:top w:val="single" w:color="BFC9D6" w:sz="4"/>
               <w:left w:val="single" w:color="BFC9D6" w:sz="4"/>
@@ -4539,7 +4728,7 @@
         </w:tc>
         <w:tc>
           <w:tcPr>
-            <w:tcW w:type="dxa" w:w="3634"/>
+            <w:tcW w:type="dxa" w:w="3875"/>
             <w:tcBorders>
               <w:top w:val="single" w:color="BFC9D6" w:sz="4"/>
               <w:left w:val="single" w:color="BFC9D6" w:sz="4"/>
@@ -4581,7 +4770,7 @@
         </w:trPr>
         <w:tc>
           <w:tcPr>
-            <w:tcW w:type="dxa" w:w="1168"/>
+            <w:tcW w:type="dxa" w:w="1056"/>
             <w:tcBorders>
               <w:top w:val="single" w:color="BFC9D6" w:sz="4"/>
               <w:left w:val="single" w:color="BFC9D6" w:sz="4"/>
@@ -4617,7 +4806,7 @@
         </w:tc>
         <w:tc>
           <w:tcPr>
-            <w:tcW w:type="dxa" w:w="5062"/>
+            <w:tcW w:type="dxa" w:w="4933"/>
             <w:tcBorders>
               <w:top w:val="single" w:color="BFC9D6" w:sz="4"/>
               <w:left w:val="single" w:color="BFC9D6" w:sz="4"/>
@@ -4679,7 +4868,7 @@
         </w:tc>
         <w:tc>
           <w:tcPr>
-            <w:tcW w:type="dxa" w:w="3634"/>
+            <w:tcW w:type="dxa" w:w="3875"/>
             <w:tcBorders>
               <w:top w:val="single" w:color="BFC9D6" w:sz="4"/>
               <w:left w:val="single" w:color="BFC9D6" w:sz="4"/>
@@ -4720,7 +4909,7 @@
         </w:trPr>
         <w:tc>
           <w:tcPr>
-            <w:tcW w:type="dxa" w:w="1168"/>
+            <w:tcW w:type="dxa" w:w="1056"/>
             <w:tcBorders>
               <w:top w:val="single" w:color="BFC9D6" w:sz="4"/>
               <w:left w:val="single" w:color="BFC9D6" w:sz="4"/>
@@ -4751,13 +4940,13 @@
                 <w:szCs w:val="18"/>
                 <w:rtl/>
               </w:rPr>
-              <w:t xml:space="preserve">سجلات القرار المعمارية</w:t>
-            </w:r>
-          </w:p>
-        </w:tc>
-        <w:tc>
-          <w:tcPr>
-            <w:tcW w:type="dxa" w:w="5062"/>
+              <w:t xml:space="preserve">منهجية التقييم الائتماني</w:t>
+            </w:r>
+          </w:p>
+        </w:tc>
+        <w:tc>
+          <w:tcPr>
+            <w:tcW w:type="dxa" w:w="4933"/>
             <w:tcBorders>
               <w:top w:val="single" w:color="BFC9D6" w:sz="4"/>
               <w:left w:val="single" w:color="BFC9D6" w:sz="4"/>
@@ -4790,13 +4979,37 @@
                 <w:shd w:fill="F1F3F5" w:color="auto" w:val="clear"/>
                 <w:rtl/>
               </w:rPr>
-              <w:t xml:space="preserve">‎docs/adr/0001…0016‎</w:t>
-            </w:r>
-          </w:p>
-        </w:tc>
-        <w:tc>
-          <w:tcPr>
-            <w:tcW w:type="dxa" w:w="3634"/>
+              <w:t xml:space="preserve">‎docs/35-credit-assessment-methodology.md‎</w:t>
+            </w:r>
+            <w:r>
+              <w:rPr>
+                <w:rFonts w:ascii="Arial" w:cs="Arial" w:eastAsia="Arial" w:hAnsi="Arial"/>
+                <w:b w:val="false"/>
+                <w:bCs w:val="false"/>
+                <w:sz w:val="18"/>
+                <w:szCs w:val="18"/>
+                <w:rtl/>
+              </w:rPr>
+              <w:t xml:space="preserve">؛ Word: </w:t>
+            </w:r>
+            <w:r>
+              <w:rPr>
+                <w:rFonts w:ascii="Courier New" w:cs="Courier New" w:eastAsia="Courier New" w:hAnsi="Courier New"/>
+                <w:b w:val="false"/>
+                <w:bCs w:val="false"/>
+                <w:color w:val="1F2937"/>
+                <w:sz w:val="16"/>
+                <w:szCs w:val="16"/>
+                <w:shd w:fill="F1F3F5" w:color="auto" w:val="clear"/>
+                <w:rtl/>
+              </w:rPr>
+              <w:t xml:space="preserve">‎docs/35-CREDIT-ASSESSMENT-METHODOLOGY.docx‎</w:t>
+            </w:r>
+          </w:p>
+        </w:tc>
+        <w:tc>
+          <w:tcPr>
+            <w:tcW w:type="dxa" w:w="3875"/>
             <w:tcBorders>
               <w:top w:val="single" w:color="BFC9D6" w:sz="4"/>
               <w:left w:val="single" w:color="BFC9D6" w:sz="4"/>
@@ -4827,7 +5040,44 @@
                 <w:szCs w:val="18"/>
                 <w:rtl/>
               </w:rPr>
-              <w:t xml:space="preserve">انظر 3.4</w:t>
+              <w:t xml:space="preserve">جداولها تُولَّد من </w:t>
+            </w:r>
+            <w:r>
+              <w:rPr>
+                <w:rFonts w:ascii="Courier New" w:cs="Courier New" w:eastAsia="Courier New" w:hAnsi="Courier New"/>
+                <w:b w:val="false"/>
+                <w:bCs w:val="false"/>
+                <w:color w:val="1F2937"/>
+                <w:sz w:val="16"/>
+                <w:szCs w:val="16"/>
+                <w:shd w:fill="F1F3F5" w:color="auto" w:val="clear"/>
+                <w:rtl/>
+              </w:rPr>
+              <w:t xml:space="preserve">‎tools/dbgen/credit_scorecard.json‎</w:t>
+            </w:r>
+            <w:r>
+              <w:rPr>
+                <w:rFonts w:ascii="Arial" w:cs="Arial" w:eastAsia="Arial" w:hAnsi="Arial"/>
+                <w:b w:val="false"/>
+                <w:bCs w:val="false"/>
+                <w:sz w:val="18"/>
+                <w:szCs w:val="18"/>
+                <w:rtl/>
+              </w:rPr>
+              <w:t xml:space="preserve"> بـ </w:t>
+            </w:r>
+            <w:r>
+              <w:rPr>
+                <w:rFonts w:ascii="Courier New" w:cs="Courier New" w:eastAsia="Courier New" w:hAnsi="Courier New"/>
+                <w:b w:val="false"/>
+                <w:bCs w:val="false"/>
+                <w:color w:val="1F2937"/>
+                <w:sz w:val="16"/>
+                <w:szCs w:val="16"/>
+                <w:shd w:fill="F1F3F5" w:color="auto" w:val="clear"/>
+                <w:rtl/>
+              </w:rPr>
+              <w:t xml:space="preserve">‎gen_credit_seed.py --doc‎</w:t>
             </w:r>
           </w:p>
         </w:tc>
@@ -4838,43 +5088,43 @@
         </w:trPr>
         <w:tc>
           <w:tcPr>
-            <w:tcW w:type="dxa" w:w="1168"/>
-            <w:tcBorders>
-              <w:top w:val="single" w:color="BFC9D6" w:sz="4"/>
-              <w:left w:val="single" w:color="BFC9D6" w:sz="4"/>
-              <w:bottom w:val="single" w:color="BFC9D6" w:sz="4"/>
-              <w:right w:val="single" w:color="BFC9D6" w:sz="4"/>
-            </w:tcBorders>
-            <w:tcMar>
-              <w:top w:type="dxa" w:w="50"/>
-              <w:left w:type="dxa" w:w="90"/>
-              <w:bottom w:type="dxa" w:w="50"/>
-              <w:right w:type="dxa" w:w="90"/>
-            </w:tcMar>
-            <w:vAlign w:val="top"/>
-          </w:tcPr>
-          <w:p>
-            <w:pPr>
-              <w:keepNext w:val="false"/>
-              <w:bidi/>
-              <w:spacing w:after="30" w:before="30" w:line="264"/>
-            </w:pPr>
-            <w:r>
-              <w:rPr>
-                <w:rFonts w:ascii="Arial" w:cs="Arial" w:eastAsia="Arial" w:hAnsi="Arial"/>
-                <w:b w:val="false"/>
-                <w:bCs w:val="false"/>
-                <w:sz w:val="18"/>
-                <w:szCs w:val="18"/>
-                <w:rtl/>
-              </w:rPr>
-              <w:t xml:space="preserve">أرقام القاعدة</w:t>
-            </w:r>
-          </w:p>
-        </w:tc>
-        <w:tc>
-          <w:tcPr>
-            <w:tcW w:type="dxa" w:w="5062"/>
+            <w:tcW w:type="dxa" w:w="1056"/>
+            <w:tcBorders>
+              <w:top w:val="single" w:color="BFC9D6" w:sz="4"/>
+              <w:left w:val="single" w:color="BFC9D6" w:sz="4"/>
+              <w:bottom w:val="single" w:color="BFC9D6" w:sz="4"/>
+              <w:right w:val="single" w:color="BFC9D6" w:sz="4"/>
+            </w:tcBorders>
+            <w:tcMar>
+              <w:top w:type="dxa" w:w="50"/>
+              <w:left w:type="dxa" w:w="90"/>
+              <w:bottom w:type="dxa" w:w="50"/>
+              <w:right w:type="dxa" w:w="90"/>
+            </w:tcMar>
+            <w:vAlign w:val="top"/>
+          </w:tcPr>
+          <w:p>
+            <w:pPr>
+              <w:keepNext w:val="false"/>
+              <w:bidi/>
+              <w:spacing w:after="30" w:before="30" w:line="264"/>
+            </w:pPr>
+            <w:r>
+              <w:rPr>
+                <w:rFonts w:ascii="Arial" w:cs="Arial" w:eastAsia="Arial" w:hAnsi="Arial"/>
+                <w:b w:val="false"/>
+                <w:bCs w:val="false"/>
+                <w:sz w:val="18"/>
+                <w:szCs w:val="18"/>
+                <w:rtl/>
+              </w:rPr>
+              <w:t xml:space="preserve">سجلات القرار المعمارية</w:t>
+            </w:r>
+          </w:p>
+        </w:tc>
+        <w:tc>
+          <w:tcPr>
+            <w:tcW w:type="dxa" w:w="4933"/>
             <w:tcBorders>
               <w:top w:val="single" w:color="BFC9D6" w:sz="4"/>
               <w:left w:val="single" w:color="BFC9D6" w:sz="4"/>
@@ -4906,19 +5156,137 @@
                 <w:shd w:fill="F1F3F5" w:color="auto" w:val="clear"/>
                 <w:rtl/>
               </w:rPr>
+              <w:t xml:space="preserve">‎docs/adr/0001…0017‎</w:t>
+            </w:r>
+          </w:p>
+        </w:tc>
+        <w:tc>
+          <w:tcPr>
+            <w:tcW w:type="dxa" w:w="3875"/>
+            <w:tcBorders>
+              <w:top w:val="single" w:color="BFC9D6" w:sz="4"/>
+              <w:left w:val="single" w:color="BFC9D6" w:sz="4"/>
+              <w:bottom w:val="single" w:color="BFC9D6" w:sz="4"/>
+              <w:right w:val="single" w:color="BFC9D6" w:sz="4"/>
+            </w:tcBorders>
+            <w:tcMar>
+              <w:top w:type="dxa" w:w="50"/>
+              <w:left w:type="dxa" w:w="90"/>
+              <w:bottom w:type="dxa" w:w="50"/>
+              <w:right w:type="dxa" w:w="90"/>
+            </w:tcMar>
+            <w:vAlign w:val="top"/>
+          </w:tcPr>
+          <w:p>
+            <w:pPr>
+              <w:keepNext w:val="false"/>
+              <w:bidi/>
+              <w:spacing w:after="30" w:before="30" w:line="264"/>
+            </w:pPr>
+            <w:r>
+              <w:rPr>
+                <w:rFonts w:ascii="Arial" w:cs="Arial" w:eastAsia="Arial" w:hAnsi="Arial"/>
+                <w:b w:val="false"/>
+                <w:bCs w:val="false"/>
+                <w:sz w:val="18"/>
+                <w:szCs w:val="18"/>
+                <w:rtl/>
+              </w:rPr>
+              <w:t xml:space="preserve">انظر 3.4</w:t>
+            </w:r>
+          </w:p>
+        </w:tc>
+      </w:tr>
+      <w:tr>
+        <w:trPr>
+          <w:cantSplit/>
+        </w:trPr>
+        <w:tc>
+          <w:tcPr>
+            <w:tcW w:type="dxa" w:w="1056"/>
+            <w:tcBorders>
+              <w:top w:val="single" w:color="BFC9D6" w:sz="4"/>
+              <w:left w:val="single" w:color="BFC9D6" w:sz="4"/>
+              <w:bottom w:val="single" w:color="BFC9D6" w:sz="4"/>
+              <w:right w:val="single" w:color="BFC9D6" w:sz="4"/>
+            </w:tcBorders>
+            <w:shd w:fill="F5F8FC" w:color="auto" w:val="clear"/>
+            <w:tcMar>
+              <w:top w:type="dxa" w:w="50"/>
+              <w:left w:type="dxa" w:w="90"/>
+              <w:bottom w:type="dxa" w:w="50"/>
+              <w:right w:type="dxa" w:w="90"/>
+            </w:tcMar>
+            <w:vAlign w:val="top"/>
+          </w:tcPr>
+          <w:p>
+            <w:pPr>
+              <w:keepNext w:val="false"/>
+              <w:bidi/>
+              <w:spacing w:after="30" w:before="30" w:line="264"/>
+            </w:pPr>
+            <w:r>
+              <w:rPr>
+                <w:rFonts w:ascii="Arial" w:cs="Arial" w:eastAsia="Arial" w:hAnsi="Arial"/>
+                <w:b w:val="false"/>
+                <w:bCs w:val="false"/>
+                <w:sz w:val="18"/>
+                <w:szCs w:val="18"/>
+                <w:rtl/>
+              </w:rPr>
+              <w:t xml:space="preserve">أرقام القاعدة</w:t>
+            </w:r>
+          </w:p>
+        </w:tc>
+        <w:tc>
+          <w:tcPr>
+            <w:tcW w:type="dxa" w:w="4933"/>
+            <w:tcBorders>
+              <w:top w:val="single" w:color="BFC9D6" w:sz="4"/>
+              <w:left w:val="single" w:color="BFC9D6" w:sz="4"/>
+              <w:bottom w:val="single" w:color="BFC9D6" w:sz="4"/>
+              <w:right w:val="single" w:color="BFC9D6" w:sz="4"/>
+            </w:tcBorders>
+            <w:shd w:fill="F5F8FC" w:color="auto" w:val="clear"/>
+            <w:tcMar>
+              <w:top w:type="dxa" w:w="50"/>
+              <w:left w:type="dxa" w:w="90"/>
+              <w:bottom w:type="dxa" w:w="50"/>
+              <w:right w:type="dxa" w:w="90"/>
+            </w:tcMar>
+            <w:vAlign w:val="top"/>
+          </w:tcPr>
+          <w:p>
+            <w:pPr>
+              <w:keepNext w:val="false"/>
+              <w:bidi/>
+              <w:spacing w:after="30" w:before="30" w:line="264"/>
+            </w:pPr>
+            <w:r>
+              <w:rPr>
+                <w:rFonts w:ascii="Courier New" w:cs="Courier New" w:eastAsia="Courier New" w:hAnsi="Courier New"/>
+                <w:b w:val="false"/>
+                <w:bCs w:val="false"/>
+                <w:color w:val="1F2937"/>
+                <w:sz w:val="16"/>
+                <w:szCs w:val="16"/>
+                <w:shd w:fill="F1F3F5" w:color="auto" w:val="clear"/>
+                <w:rtl/>
+              </w:rPr>
               <w:t xml:space="preserve">‎python3 tools/dbgen/ddl_metrics.py‎</w:t>
             </w:r>
           </w:p>
         </w:tc>
         <w:tc>
           <w:tcPr>
-            <w:tcW w:type="dxa" w:w="3634"/>
-            <w:tcBorders>
-              <w:top w:val="single" w:color="BFC9D6" w:sz="4"/>
-              <w:left w:val="single" w:color="BFC9D6" w:sz="4"/>
-              <w:bottom w:val="single" w:color="BFC9D6" w:sz="4"/>
-              <w:right w:val="single" w:color="BFC9D6" w:sz="4"/>
-            </w:tcBorders>
+            <w:tcW w:type="dxa" w:w="3875"/>
+            <w:tcBorders>
+              <w:top w:val="single" w:color="BFC9D6" w:sz="4"/>
+              <w:left w:val="single" w:color="BFC9D6" w:sz="4"/>
+              <w:bottom w:val="single" w:color="BFC9D6" w:sz="4"/>
+              <w:right w:val="single" w:color="BFC9D6" w:sz="4"/>
+            </w:tcBorders>
+            <w:shd w:fill="F5F8FC" w:color="auto" w:val="clear"/>
             <w:tcMar>
               <w:top w:type="dxa" w:w="50"/>
               <w:left w:type="dxa" w:w="90"/>
@@ -6526,6 +6894,83 @@
           </w:p>
         </w:tc>
       </w:tr>
+      <w:tr>
+        <w:trPr>
+          <w:cantSplit/>
+        </w:trPr>
+        <w:tc>
+          <w:tcPr>
+            <w:tcW w:type="dxa" w:w="1972"/>
+            <w:tcBorders>
+              <w:top w:val="single" w:color="BFC9D6" w:sz="4"/>
+              <w:left w:val="single" w:color="BFC9D6" w:sz="4"/>
+              <w:bottom w:val="single" w:color="BFC9D6" w:sz="4"/>
+              <w:right w:val="single" w:color="BFC9D6" w:sz="4"/>
+            </w:tcBorders>
+            <w:tcMar>
+              <w:top w:type="dxa" w:w="50"/>
+              <w:left w:type="dxa" w:w="90"/>
+              <w:bottom w:type="dxa" w:w="50"/>
+              <w:right w:type="dxa" w:w="90"/>
+            </w:tcMar>
+            <w:vAlign w:val="top"/>
+          </w:tcPr>
+          <w:p>
+            <w:pPr>
+              <w:keepNext w:val="false"/>
+              <w:bidi/>
+              <w:spacing w:after="30" w:before="30" w:line="264"/>
+            </w:pPr>
+            <w:r>
+              <w:rPr>
+                <w:rFonts w:ascii="Arial" w:cs="Arial" w:eastAsia="Arial" w:hAnsi="Arial"/>
+                <w:b w:val="false"/>
+                <w:bCs w:val="false"/>
+                <w:sz w:val="18"/>
+                <w:szCs w:val="18"/>
+                <w:rtl/>
+              </w:rPr>
+              <w:t xml:space="preserve">0017</w:t>
+            </w:r>
+          </w:p>
+        </w:tc>
+        <w:tc>
+          <w:tcPr>
+            <w:tcW w:type="dxa" w:w="7892"/>
+            <w:tcBorders>
+              <w:top w:val="single" w:color="BFC9D6" w:sz="4"/>
+              <w:left w:val="single" w:color="BFC9D6" w:sz="4"/>
+              <w:bottom w:val="single" w:color="BFC9D6" w:sz="4"/>
+              <w:right w:val="single" w:color="BFC9D6" w:sz="4"/>
+            </w:tcBorders>
+            <w:tcMar>
+              <w:top w:type="dxa" w:w="50"/>
+              <w:left w:type="dxa" w:w="90"/>
+              <w:bottom w:type="dxa" w:w="50"/>
+              <w:right w:type="dxa" w:w="90"/>
+            </w:tcMar>
+            <w:vAlign w:val="top"/>
+          </w:tcPr>
+          <w:p>
+            <w:pPr>
+              <w:keepNext w:val="false"/>
+              <w:bidi/>
+              <w:spacing w:after="30" w:before="30" w:line="264"/>
+            </w:pPr>
+            <w:r>
+              <w:rPr>
+                <w:rFonts w:ascii="Arial" w:cs="Arial" w:eastAsia="Arial" w:hAnsi="Arial"/>
+                <w:b w:val="false"/>
+                <w:bCs w:val="false"/>
+                <w:sz w:val="18"/>
+                <w:szCs w:val="18"/>
+                <w:rtl/>
+              </w:rPr>
+              <w:t xml:space="preserve">التقييم الائتماني للقوائم على مقياس موديز: البطاقات والأوزان وقواعد البنود والتعديلات والتقرير</w:t>
+            </w:r>
+          </w:p>
+        </w:tc>
+      </w:tr>
     </w:tbl>
     <w:p>
       <w:pPr>
@@ -7149,7 +7594,7 @@
           <w:szCs w:val="26"/>
           <w:rtl/>
         </w:rPr>
-        <w:t xml:space="preserve">4.3 النتيجة المتوقعة: 26 خطوة (0 إلى 23 و4ب و19ب) تنتهي بـ «all database checks passed»</w:t>
+        <w:t xml:space="preserve">4.3 النتيجة المتوقعة: 27 خطوة (0 إلى 23 و4ب و19ب و19ج) تنتهي بـ «all database checks passed»</w:t>
       </w:r>
       <w:bookmarkEnd w:id="11"/>
     </w:p>
@@ -7167,9 +7612,9 @@
         </w:tblBorders>
       </w:tblPr>
       <w:tblGrid>
-        <w:gridCol w:w="1297"/>
-        <w:gridCol w:w="4758"/>
-        <w:gridCol w:w="3809"/>
+        <w:gridCol w:w="1269"/>
+        <w:gridCol w:w="4868"/>
+        <w:gridCol w:w="3727"/>
       </w:tblGrid>
       <w:tr>
         <w:trPr>
@@ -7178,7 +7623,7 @@
         </w:trPr>
         <w:tc>
           <w:tcPr>
-            <w:tcW w:type="dxa" w:w="1297"/>
+            <w:tcW w:type="dxa" w:w="1269"/>
             <w:tcBorders>
               <w:top w:val="single" w:color="BFC9D6" w:sz="4"/>
               <w:left w:val="single" w:color="BFC9D6" w:sz="4"/>
@@ -7216,7 +7661,7 @@
         </w:tc>
         <w:tc>
           <w:tcPr>
-            <w:tcW w:type="dxa" w:w="4758"/>
+            <w:tcW w:type="dxa" w:w="4868"/>
             <w:tcBorders>
               <w:top w:val="single" w:color="BFC9D6" w:sz="4"/>
               <w:left w:val="single" w:color="BFC9D6" w:sz="4"/>
@@ -7254,7 +7699,7 @@
         </w:tc>
         <w:tc>
           <w:tcPr>
-            <w:tcW w:type="dxa" w:w="3809"/>
+            <w:tcW w:type="dxa" w:w="3727"/>
             <w:tcBorders>
               <w:top w:val="single" w:color="BFC9D6" w:sz="4"/>
               <w:left w:val="single" w:color="BFC9D6" w:sz="4"/>
@@ -7297,7 +7742,7 @@
         </w:trPr>
         <w:tc>
           <w:tcPr>
-            <w:tcW w:type="dxa" w:w="1297"/>
+            <w:tcW w:type="dxa" w:w="1269"/>
             <w:tcBorders>
               <w:top w:val="single" w:color="BFC9D6" w:sz="4"/>
               <w:left w:val="single" w:color="BFC9D6" w:sz="4"/>
@@ -7333,73 +7778,97 @@
         </w:tc>
         <w:tc>
           <w:tcPr>
-            <w:tcW w:type="dxa" w:w="4758"/>
-            <w:tcBorders>
-              <w:top w:val="single" w:color="BFC9D6" w:sz="4"/>
-              <w:left w:val="single" w:color="BFC9D6" w:sz="4"/>
-              <w:bottom w:val="single" w:color="BFC9D6" w:sz="4"/>
-              <w:right w:val="single" w:color="BFC9D6" w:sz="4"/>
-            </w:tcBorders>
-            <w:tcMar>
-              <w:top w:type="dxa" w:w="50"/>
-              <w:left w:type="dxa" w:w="90"/>
-              <w:bottom w:type="dxa" w:w="50"/>
-              <w:right w:type="dxa" w:w="90"/>
-            </w:tcMar>
-            <w:vAlign w:val="top"/>
-          </w:tcPr>
-          <w:p>
-            <w:pPr>
-              <w:keepNext w:val="false"/>
-              <w:bidi/>
-              <w:spacing w:after="30" w:before="30" w:line="264"/>
-            </w:pPr>
-            <w:r>
-              <w:rPr>
-                <w:rFonts w:ascii="Arial" w:cs="Arial" w:eastAsia="Arial" w:hAnsi="Arial"/>
-                <w:b w:val="false"/>
-                <w:bCs w:val="false"/>
-                <w:sz w:val="18"/>
-                <w:szCs w:val="18"/>
-                <w:rtl/>
-              </w:rPr>
-              <w:t xml:space="preserve">فحص النموذج، وتطابق الـDDL المولَّد والصلاحيات المولَّدة معه</w:t>
-            </w:r>
-          </w:p>
-        </w:tc>
-        <w:tc>
-          <w:tcPr>
-            <w:tcW w:type="dxa" w:w="3809"/>
-            <w:tcBorders>
-              <w:top w:val="single" w:color="BFC9D6" w:sz="4"/>
-              <w:left w:val="single" w:color="BFC9D6" w:sz="4"/>
-              <w:bottom w:val="single" w:color="BFC9D6" w:sz="4"/>
-              <w:right w:val="single" w:color="BFC9D6" w:sz="4"/>
-            </w:tcBorders>
-            <w:tcMar>
-              <w:top w:type="dxa" w:w="50"/>
-              <w:left w:type="dxa" w:w="90"/>
-              <w:bottom w:type="dxa" w:w="50"/>
-              <w:right w:type="dxa" w:w="90"/>
-            </w:tcMar>
-            <w:vAlign w:val="top"/>
-          </w:tcPr>
-          <w:p>
-            <w:pPr>
-              <w:keepNext w:val="false"/>
-              <w:bidi/>
-              <w:spacing w:after="30" w:before="30" w:line="264"/>
-            </w:pPr>
-            <w:r>
-              <w:rPr>
-                <w:rFonts w:ascii="Arial" w:cs="Arial" w:eastAsia="Arial" w:hAnsi="Arial"/>
-                <w:b w:val="false"/>
-                <w:bCs w:val="false"/>
-                <w:sz w:val="18"/>
-                <w:szCs w:val="18"/>
-                <w:rtl/>
-              </w:rPr>
-              <w:t xml:space="preserve">203 جداول و3,438 عمودًا في النموذج</w:t>
+            <w:tcW w:type="dxa" w:w="4868"/>
+            <w:tcBorders>
+              <w:top w:val="single" w:color="BFC9D6" w:sz="4"/>
+              <w:left w:val="single" w:color="BFC9D6" w:sz="4"/>
+              <w:bottom w:val="single" w:color="BFC9D6" w:sz="4"/>
+              <w:right w:val="single" w:color="BFC9D6" w:sz="4"/>
+            </w:tcBorders>
+            <w:tcMar>
+              <w:top w:type="dxa" w:w="50"/>
+              <w:left w:type="dxa" w:w="90"/>
+              <w:bottom w:type="dxa" w:w="50"/>
+              <w:right w:type="dxa" w:w="90"/>
+            </w:tcMar>
+            <w:vAlign w:val="top"/>
+          </w:tcPr>
+          <w:p>
+            <w:pPr>
+              <w:keepNext w:val="false"/>
+              <w:bidi/>
+              <w:spacing w:after="30" w:before="30" w:line="264"/>
+            </w:pPr>
+            <w:r>
+              <w:rPr>
+                <w:rFonts w:ascii="Arial" w:cs="Arial" w:eastAsia="Arial" w:hAnsi="Arial"/>
+                <w:b w:val="false"/>
+                <w:bCs w:val="false"/>
+                <w:sz w:val="18"/>
+                <w:szCs w:val="18"/>
+                <w:rtl/>
+              </w:rPr>
+              <w:t xml:space="preserve">فحص النموذج، وتطابق الـDDL المولَّد والصلاحيات المولَّدة وبذرة المنهجية الائتمانية وجداول </w:t>
+            </w:r>
+            <w:r>
+              <w:rPr>
+                <w:rFonts w:ascii="Courier New" w:cs="Courier New" w:eastAsia="Courier New" w:hAnsi="Courier New"/>
+                <w:b w:val="false"/>
+                <w:bCs w:val="false"/>
+                <w:color w:val="1F2937"/>
+                <w:sz w:val="16"/>
+                <w:szCs w:val="16"/>
+                <w:shd w:fill="F1F3F5" w:color="auto" w:val="clear"/>
+                <w:rtl/>
+              </w:rPr>
+              <w:t xml:space="preserve">‎docs/35‎</w:t>
+            </w:r>
+            <w:r>
+              <w:rPr>
+                <w:rFonts w:ascii="Arial" w:cs="Arial" w:eastAsia="Arial" w:hAnsi="Arial"/>
+                <w:b w:val="false"/>
+                <w:bCs w:val="false"/>
+                <w:sz w:val="18"/>
+                <w:szCs w:val="18"/>
+                <w:rtl/>
+              </w:rPr>
+              <w:t xml:space="preserve"> مع مصدرها</w:t>
+            </w:r>
+          </w:p>
+        </w:tc>
+        <w:tc>
+          <w:tcPr>
+            <w:tcW w:type="dxa" w:w="3727"/>
+            <w:tcBorders>
+              <w:top w:val="single" w:color="BFC9D6" w:sz="4"/>
+              <w:left w:val="single" w:color="BFC9D6" w:sz="4"/>
+              <w:bottom w:val="single" w:color="BFC9D6" w:sz="4"/>
+              <w:right w:val="single" w:color="BFC9D6" w:sz="4"/>
+            </w:tcBorders>
+            <w:tcMar>
+              <w:top w:type="dxa" w:w="50"/>
+              <w:left w:type="dxa" w:w="90"/>
+              <w:bottom w:type="dxa" w:w="50"/>
+              <w:right w:type="dxa" w:w="90"/>
+            </w:tcMar>
+            <w:vAlign w:val="top"/>
+          </w:tcPr>
+          <w:p>
+            <w:pPr>
+              <w:keepNext w:val="false"/>
+              <w:bidi/>
+              <w:spacing w:after="30" w:before="30" w:line="264"/>
+            </w:pPr>
+            <w:r>
+              <w:rPr>
+                <w:rFonts w:ascii="Arial" w:cs="Arial" w:eastAsia="Arial" w:hAnsi="Arial"/>
+                <w:b w:val="false"/>
+                <w:bCs w:val="false"/>
+                <w:sz w:val="18"/>
+                <w:szCs w:val="18"/>
+                <w:rtl/>
+              </w:rPr>
+              <w:t xml:space="preserve">213 جدولًا و3,612 عمودًا في النموذج</w:t>
             </w:r>
           </w:p>
         </w:tc>
@@ -7410,7 +7879,7 @@
         </w:trPr>
         <w:tc>
           <w:tcPr>
-            <w:tcW w:type="dxa" w:w="1297"/>
+            <w:tcW w:type="dxa" w:w="1269"/>
             <w:tcBorders>
               <w:top w:val="single" w:color="BFC9D6" w:sz="4"/>
               <w:left w:val="single" w:color="BFC9D6" w:sz="4"/>
@@ -7447,7 +7916,7 @@
         </w:tc>
         <w:tc>
           <w:tcPr>
-            <w:tcW w:type="dxa" w:w="4758"/>
+            <w:tcW w:type="dxa" w:w="4868"/>
             <w:tcBorders>
               <w:top w:val="single" w:color="BFC9D6" w:sz="4"/>
               <w:left w:val="single" w:color="BFC9D6" w:sz="4"/>
@@ -7493,11 +7962,46 @@
               </w:rPr>
               <w:t xml:space="preserve">‎check_review_fixes.py‎</w:t>
             </w:r>
-          </w:p>
-        </w:tc>
-        <w:tc>
-          <w:tcPr>
-            <w:tcW w:type="dxa" w:w="3809"/>
+            <w:r>
+              <w:rPr>
+                <w:rFonts w:ascii="Arial" w:cs="Arial" w:eastAsia="Arial" w:hAnsi="Arial"/>
+                <w:b w:val="false"/>
+                <w:bCs w:val="false"/>
+                <w:sz w:val="18"/>
+                <w:szCs w:val="18"/>
+                <w:rtl/>
+              </w:rPr>
+              <w:t xml:space="preserve">، وحالات الضغط الائتماني (</w:t>
+            </w:r>
+            <w:r>
+              <w:rPr>
+                <w:rFonts w:ascii="Courier New" w:cs="Courier New" w:eastAsia="Courier New" w:hAnsi="Courier New"/>
+                <w:b w:val="false"/>
+                <w:bCs w:val="false"/>
+                <w:color w:val="1F2937"/>
+                <w:sz w:val="16"/>
+                <w:szCs w:val="16"/>
+                <w:shd w:fill="F1F3F5" w:color="auto" w:val="clear"/>
+                <w:rtl/>
+              </w:rPr>
+              <w:t xml:space="preserve">‎credit_stress.py‎</w:t>
+            </w:r>
+            <w:r>
+              <w:rPr>
+                <w:rFonts w:ascii="Arial" w:cs="Arial" w:eastAsia="Arial" w:hAnsi="Arial"/>
+                <w:b w:val="false"/>
+                <w:bCs w:val="false"/>
+                <w:sz w:val="18"/>
+                <w:szCs w:val="18"/>
+                <w:rtl/>
+              </w:rPr>
+              <w:t xml:space="preserve">)</w:t>
+            </w:r>
+          </w:p>
+        </w:tc>
+        <w:tc>
+          <w:tcPr>
+            <w:tcW w:type="dxa" w:w="3727"/>
             <w:tcBorders>
               <w:top w:val="single" w:color="BFC9D6" w:sz="4"/>
               <w:left w:val="single" w:color="BFC9D6" w:sz="4"/>
@@ -7528,7 +8032,7 @@
                 <w:szCs w:val="18"/>
                 <w:rtl/>
               </w:rPr>
-              <w:t xml:space="preserve">75 من 75 فحصًا (بلا قراءة التعليقات)</w:t>
+              <w:t xml:space="preserve">75 من 75 فحصًا (بلا قراءة التعليقات)، و16 من 16 حالة ضغط في مدى المحلل</w:t>
             </w:r>
           </w:p>
         </w:tc>
@@ -7539,7 +8043,7 @@
         </w:trPr>
         <w:tc>
           <w:tcPr>
-            <w:tcW w:type="dxa" w:w="1297"/>
+            <w:tcW w:type="dxa" w:w="1269"/>
             <w:tcBorders>
               <w:top w:val="single" w:color="BFC9D6" w:sz="4"/>
               <w:left w:val="single" w:color="BFC9D6" w:sz="4"/>
@@ -7575,7 +8079,7 @@
         </w:tc>
         <w:tc>
           <w:tcPr>
-            <w:tcW w:type="dxa" w:w="4758"/>
+            <w:tcW w:type="dxa" w:w="4868"/>
             <w:tcBorders>
               <w:top w:val="single" w:color="BFC9D6" w:sz="4"/>
               <w:left w:val="single" w:color="BFC9D6" w:sz="4"/>
@@ -7635,37 +8139,37 @@
         </w:tc>
         <w:tc>
           <w:tcPr>
-            <w:tcW w:type="dxa" w:w="3809"/>
-            <w:tcBorders>
-              <w:top w:val="single" w:color="BFC9D6" w:sz="4"/>
-              <w:left w:val="single" w:color="BFC9D6" w:sz="4"/>
-              <w:bottom w:val="single" w:color="BFC9D6" w:sz="4"/>
-              <w:right w:val="single" w:color="BFC9D6" w:sz="4"/>
-            </w:tcBorders>
-            <w:tcMar>
-              <w:top w:type="dxa" w:w="50"/>
-              <w:left w:type="dxa" w:w="90"/>
-              <w:bottom w:type="dxa" w:w="50"/>
-              <w:right w:type="dxa" w:w="90"/>
-            </w:tcMar>
-            <w:vAlign w:val="top"/>
-          </w:tcPr>
-          <w:p>
-            <w:pPr>
-              <w:keepNext w:val="false"/>
-              <w:bidi/>
-              <w:spacing w:after="30" w:before="30" w:line="264"/>
-            </w:pPr>
-            <w:r>
-              <w:rPr>
-                <w:rFonts w:ascii="Arial" w:cs="Arial" w:eastAsia="Arial" w:hAnsi="Arial"/>
-                <w:b w:val="false"/>
-                <w:bCs w:val="false"/>
-                <w:sz w:val="18"/>
-                <w:szCs w:val="18"/>
-                <w:rtl/>
-              </w:rPr>
-              <w:t xml:space="preserve">140 صلاحية</w:t>
+            <w:tcW w:type="dxa" w:w="3727"/>
+            <w:tcBorders>
+              <w:top w:val="single" w:color="BFC9D6" w:sz="4"/>
+              <w:left w:val="single" w:color="BFC9D6" w:sz="4"/>
+              <w:bottom w:val="single" w:color="BFC9D6" w:sz="4"/>
+              <w:right w:val="single" w:color="BFC9D6" w:sz="4"/>
+            </w:tcBorders>
+            <w:tcMar>
+              <w:top w:type="dxa" w:w="50"/>
+              <w:left w:type="dxa" w:w="90"/>
+              <w:bottom w:type="dxa" w:w="50"/>
+              <w:right w:type="dxa" w:w="90"/>
+            </w:tcMar>
+            <w:vAlign w:val="top"/>
+          </w:tcPr>
+          <w:p>
+            <w:pPr>
+              <w:keepNext w:val="false"/>
+              <w:bidi/>
+              <w:spacing w:after="30" w:before="30" w:line="264"/>
+            </w:pPr>
+            <w:r>
+              <w:rPr>
+                <w:rFonts w:ascii="Arial" w:cs="Arial" w:eastAsia="Arial" w:hAnsi="Arial"/>
+                <w:b w:val="false"/>
+                <w:bCs w:val="false"/>
+                <w:sz w:val="18"/>
+                <w:szCs w:val="18"/>
+                <w:rtl/>
+              </w:rPr>
+              <w:t xml:space="preserve">142 صلاحية، و21 درجة و36 مقياسًا و3 بطاقات</w:t>
             </w:r>
           </w:p>
         </w:tc>
@@ -7676,7 +8180,7 @@
         </w:trPr>
         <w:tc>
           <w:tcPr>
-            <w:tcW w:type="dxa" w:w="1297"/>
+            <w:tcW w:type="dxa" w:w="1269"/>
             <w:tcBorders>
               <w:top w:val="single" w:color="BFC9D6" w:sz="4"/>
               <w:left w:val="single" w:color="BFC9D6" w:sz="4"/>
@@ -7713,7 +8217,7 @@
         </w:tc>
         <w:tc>
           <w:tcPr>
-            <w:tcW w:type="dxa" w:w="4758"/>
+            <w:tcW w:type="dxa" w:w="4868"/>
             <w:tcBorders>
               <w:top w:val="single" w:color="BFC9D6" w:sz="4"/>
               <w:left w:val="single" w:color="BFC9D6" w:sz="4"/>
@@ -7750,7 +8254,7 @@
         </w:tc>
         <w:tc>
           <w:tcPr>
-            <w:tcW w:type="dxa" w:w="3809"/>
+            <w:tcW w:type="dxa" w:w="3727"/>
             <w:tcBorders>
               <w:top w:val="single" w:color="BFC9D6" w:sz="4"/>
               <w:left w:val="single" w:color="BFC9D6" w:sz="4"/>
@@ -7781,7 +8285,7 @@
                 <w:szCs w:val="18"/>
                 <w:rtl/>
               </w:rPr>
-              <w:t xml:space="preserve">203 جداول، 796 مفتاحًا أجنبيًا، 579 قيد تفرّد، 1,302 قيد فحص، 759 فهرسًا، 188 سياسة RLS، 55 وحدة بصفة </w:t>
+              <w:t xml:space="preserve">213 جدولًا، 829 مفتاحًا أجنبيًا، 596 قيد تفرّد، 1,359 قيد فحص، 772 فهرسًا، 192 سياسة RLS، 55 وحدة بصفة </w:t>
             </w:r>
             <w:r>
               <w:rPr>
@@ -7805,7 +8309,7 @@
                 <w:szCs w:val="18"/>
                 <w:rtl/>
               </w:rPr>
-              <w:t xml:space="preserve">، 68 قادحًا ولا معطَّل منها، ولا دالة داخلية مفتوحة لأدوار القراءة، وحساب النشر معطَّل</w:t>
+              <w:t xml:space="preserve">، 78 قادحًا ولا معطَّل منها، ولا دالة داخلية مفتوحة لأدوار القراءة، وحساب النشر معطَّل</w:t>
             </w:r>
           </w:p>
         </w:tc>
@@ -7816,7 +8320,7 @@
         </w:trPr>
         <w:tc>
           <w:tcPr>
-            <w:tcW w:type="dxa" w:w="1297"/>
+            <w:tcW w:type="dxa" w:w="1269"/>
             <w:tcBorders>
               <w:top w:val="single" w:color="BFC9D6" w:sz="4"/>
               <w:left w:val="single" w:color="BFC9D6" w:sz="4"/>
@@ -7852,7 +8356,7 @@
         </w:tc>
         <w:tc>
           <w:tcPr>
-            <w:tcW w:type="dxa" w:w="4758"/>
+            <w:tcW w:type="dxa" w:w="4868"/>
             <w:tcBorders>
               <w:top w:val="single" w:color="BFC9D6" w:sz="4"/>
               <w:left w:val="single" w:color="BFC9D6" w:sz="4"/>
@@ -7888,7 +8392,7 @@
         </w:tc>
         <w:tc>
           <w:tcPr>
-            <w:tcW w:type="dxa" w:w="3809"/>
+            <w:tcW w:type="dxa" w:w="3727"/>
             <w:tcBorders>
               <w:top w:val="single" w:color="BFC9D6" w:sz="4"/>
               <w:left w:val="single" w:color="BFC9D6" w:sz="4"/>
@@ -7929,7 +8433,7 @@
         </w:trPr>
         <w:tc>
           <w:tcPr>
-            <w:tcW w:type="dxa" w:w="1297"/>
+            <w:tcW w:type="dxa" w:w="1269"/>
             <w:tcBorders>
               <w:top w:val="single" w:color="BFC9D6" w:sz="4"/>
               <w:left w:val="single" w:color="BFC9D6" w:sz="4"/>
@@ -7966,7 +8470,7 @@
         </w:tc>
         <w:tc>
           <w:tcPr>
-            <w:tcW w:type="dxa" w:w="4758"/>
+            <w:tcW w:type="dxa" w:w="4868"/>
             <w:tcBorders>
               <w:top w:val="single" w:color="BFC9D6" w:sz="4"/>
               <w:left w:val="single" w:color="BFC9D6" w:sz="4"/>
@@ -8003,7 +8507,7 @@
         </w:tc>
         <w:tc>
           <w:tcPr>
-            <w:tcW w:type="dxa" w:w="3809"/>
+            <w:tcW w:type="dxa" w:w="3727"/>
             <w:tcBorders>
               <w:top w:val="single" w:color="BFC9D6" w:sz="4"/>
               <w:left w:val="single" w:color="BFC9D6" w:sz="4"/>
@@ -8045,7 +8549,7 @@
         </w:trPr>
         <w:tc>
           <w:tcPr>
-            <w:tcW w:type="dxa" w:w="1297"/>
+            <w:tcW w:type="dxa" w:w="1269"/>
             <w:tcBorders>
               <w:top w:val="single" w:color="BFC9D6" w:sz="4"/>
               <w:left w:val="single" w:color="BFC9D6" w:sz="4"/>
@@ -8081,7 +8585,7 @@
         </w:tc>
         <w:tc>
           <w:tcPr>
-            <w:tcW w:type="dxa" w:w="4758"/>
+            <w:tcW w:type="dxa" w:w="4868"/>
             <w:tcBorders>
               <w:top w:val="single" w:color="BFC9D6" w:sz="4"/>
               <w:left w:val="single" w:color="BFC9D6" w:sz="4"/>
@@ -8117,7 +8621,7 @@
         </w:tc>
         <w:tc>
           <w:tcPr>
-            <w:tcW w:type="dxa" w:w="3809"/>
+            <w:tcW w:type="dxa" w:w="3727"/>
             <w:tcBorders>
               <w:top w:val="single" w:color="BFC9D6" w:sz="4"/>
               <w:left w:val="single" w:color="BFC9D6" w:sz="4"/>
@@ -8158,7 +8662,7 @@
         </w:trPr>
         <w:tc>
           <w:tcPr>
-            <w:tcW w:type="dxa" w:w="1297"/>
+            <w:tcW w:type="dxa" w:w="1269"/>
             <w:tcBorders>
               <w:top w:val="single" w:color="BFC9D6" w:sz="4"/>
               <w:left w:val="single" w:color="BFC9D6" w:sz="4"/>
@@ -8195,7 +8699,7 @@
         </w:tc>
         <w:tc>
           <w:tcPr>
-            <w:tcW w:type="dxa" w:w="4758"/>
+            <w:tcW w:type="dxa" w:w="4868"/>
             <w:tcBorders>
               <w:top w:val="single" w:color="BFC9D6" w:sz="4"/>
               <w:left w:val="single" w:color="BFC9D6" w:sz="4"/>
@@ -8232,7 +8736,7 @@
         </w:tc>
         <w:tc>
           <w:tcPr>
-            <w:tcW w:type="dxa" w:w="3809"/>
+            <w:tcW w:type="dxa" w:w="3727"/>
             <w:tcBorders>
               <w:top w:val="single" w:color="BFC9D6" w:sz="4"/>
               <w:left w:val="single" w:color="BFC9D6" w:sz="4"/>
@@ -8274,7 +8778,7 @@
         </w:trPr>
         <w:tc>
           <w:tcPr>
-            <w:tcW w:type="dxa" w:w="1297"/>
+            <w:tcW w:type="dxa" w:w="1269"/>
             <w:tcBorders>
               <w:top w:val="single" w:color="BFC9D6" w:sz="4"/>
               <w:left w:val="single" w:color="BFC9D6" w:sz="4"/>
@@ -8310,7 +8814,7 @@
         </w:tc>
         <w:tc>
           <w:tcPr>
-            <w:tcW w:type="dxa" w:w="4758"/>
+            <w:tcW w:type="dxa" w:w="4868"/>
             <w:tcBorders>
               <w:top w:val="single" w:color="BFC9D6" w:sz="4"/>
               <w:left w:val="single" w:color="BFC9D6" w:sz="4"/>
@@ -8346,7 +8850,7 @@
         </w:tc>
         <w:tc>
           <w:tcPr>
-            <w:tcW w:type="dxa" w:w="3809"/>
+            <w:tcW w:type="dxa" w:w="3727"/>
             <w:tcBorders>
               <w:top w:val="single" w:color="BFC9D6" w:sz="4"/>
               <w:left w:val="single" w:color="BFC9D6" w:sz="4"/>
@@ -8387,7 +8891,7 @@
         </w:trPr>
         <w:tc>
           <w:tcPr>
-            <w:tcW w:type="dxa" w:w="1297"/>
+            <w:tcW w:type="dxa" w:w="1269"/>
             <w:tcBorders>
               <w:top w:val="single" w:color="BFC9D6" w:sz="4"/>
               <w:left w:val="single" w:color="BFC9D6" w:sz="4"/>
@@ -8418,13 +8922,13 @@
                 <w:szCs w:val="18"/>
                 <w:rtl/>
               </w:rPr>
-              <w:t xml:space="preserve">20–22</w:t>
-            </w:r>
-          </w:p>
-        </w:tc>
-        <w:tc>
-          <w:tcPr>
-            <w:tcW w:type="dxa" w:w="4758"/>
+              <w:t xml:space="preserve">19ج</w:t>
+            </w:r>
+          </w:p>
+        </w:tc>
+        <w:tc>
+          <w:tcPr>
+            <w:tcW w:type="dxa" w:w="4868"/>
             <w:tcBorders>
               <w:top w:val="single" w:color="BFC9D6" w:sz="4"/>
               <w:left w:val="single" w:color="BFC9D6" w:sz="4"/>
@@ -8455,13 +8959,13 @@
                 <w:szCs w:val="18"/>
                 <w:rtl/>
               </w:rPr>
-              <w:t xml:space="preserve">تدقيق الخادم، وحساب المراقبة، والفحص التمهيدي للنشر</w:t>
-            </w:r>
-          </w:p>
-        </w:tc>
-        <w:tc>
-          <w:tcPr>
-            <w:tcW w:type="dxa" w:w="3809"/>
+              <w:t xml:space="preserve">التقييم الائتماني (CA1–CA12): المثال المحلول مطابقًا لـ Python، والتعديلات وترتيبها، والدعم والتجاوز، والصلاحيات ومنع كتابة النتائج، وتجميد البطاقة المعتمدة</w:t>
+            </w:r>
+          </w:p>
+        </w:tc>
+        <w:tc>
+          <w:tcPr>
+            <w:tcW w:type="dxa" w:w="3727"/>
             <w:tcBorders>
               <w:top w:val="single" w:color="BFC9D6" w:sz="4"/>
               <w:left w:val="single" w:color="BFC9D6" w:sz="4"/>
@@ -8492,7 +8996,7 @@
                 <w:szCs w:val="18"/>
                 <w:rtl/>
               </w:rPr>
-              <w:t xml:space="preserve">9 و6 و8</w:t>
+              <w:t xml:space="preserve">12 حالة</w:t>
             </w:r>
           </w:p>
         </w:tc>
@@ -8503,13 +9007,127 @@
         </w:trPr>
         <w:tc>
           <w:tcPr>
-            <w:tcW w:type="dxa" w:w="1297"/>
-            <w:tcBorders>
-              <w:top w:val="single" w:color="BFC9D6" w:sz="4"/>
-              <w:left w:val="single" w:color="BFC9D6" w:sz="4"/>
-              <w:bottom w:val="single" w:color="BFC9D6" w:sz="4"/>
-              <w:right w:val="single" w:color="BFC9D6" w:sz="4"/>
-            </w:tcBorders>
+            <w:tcW w:type="dxa" w:w="1269"/>
+            <w:tcBorders>
+              <w:top w:val="single" w:color="BFC9D6" w:sz="4"/>
+              <w:left w:val="single" w:color="BFC9D6" w:sz="4"/>
+              <w:bottom w:val="single" w:color="BFC9D6" w:sz="4"/>
+              <w:right w:val="single" w:color="BFC9D6" w:sz="4"/>
+            </w:tcBorders>
+            <w:tcMar>
+              <w:top w:type="dxa" w:w="50"/>
+              <w:left w:type="dxa" w:w="90"/>
+              <w:bottom w:type="dxa" w:w="50"/>
+              <w:right w:type="dxa" w:w="90"/>
+            </w:tcMar>
+            <w:vAlign w:val="top"/>
+          </w:tcPr>
+          <w:p>
+            <w:pPr>
+              <w:keepNext w:val="false"/>
+              <w:bidi/>
+              <w:spacing w:after="30" w:before="30" w:line="264"/>
+            </w:pPr>
+            <w:r>
+              <w:rPr>
+                <w:rFonts w:ascii="Arial" w:cs="Arial" w:eastAsia="Arial" w:hAnsi="Arial"/>
+                <w:b w:val="false"/>
+                <w:bCs w:val="false"/>
+                <w:sz w:val="18"/>
+                <w:szCs w:val="18"/>
+                <w:rtl/>
+              </w:rPr>
+              <w:t xml:space="preserve">20–22</w:t>
+            </w:r>
+          </w:p>
+        </w:tc>
+        <w:tc>
+          <w:tcPr>
+            <w:tcW w:type="dxa" w:w="4868"/>
+            <w:tcBorders>
+              <w:top w:val="single" w:color="BFC9D6" w:sz="4"/>
+              <w:left w:val="single" w:color="BFC9D6" w:sz="4"/>
+              <w:bottom w:val="single" w:color="BFC9D6" w:sz="4"/>
+              <w:right w:val="single" w:color="BFC9D6" w:sz="4"/>
+            </w:tcBorders>
+            <w:tcMar>
+              <w:top w:type="dxa" w:w="50"/>
+              <w:left w:type="dxa" w:w="90"/>
+              <w:bottom w:type="dxa" w:w="50"/>
+              <w:right w:type="dxa" w:w="90"/>
+            </w:tcMar>
+            <w:vAlign w:val="top"/>
+          </w:tcPr>
+          <w:p>
+            <w:pPr>
+              <w:keepNext w:val="false"/>
+              <w:bidi/>
+              <w:spacing w:after="30" w:before="30" w:line="264"/>
+            </w:pPr>
+            <w:r>
+              <w:rPr>
+                <w:rFonts w:ascii="Arial" w:cs="Arial" w:eastAsia="Arial" w:hAnsi="Arial"/>
+                <w:b w:val="false"/>
+                <w:bCs w:val="false"/>
+                <w:sz w:val="18"/>
+                <w:szCs w:val="18"/>
+                <w:rtl/>
+              </w:rPr>
+              <w:t xml:space="preserve">تدقيق الخادم، وحساب المراقبة، والفحص التمهيدي للنشر</w:t>
+            </w:r>
+          </w:p>
+        </w:tc>
+        <w:tc>
+          <w:tcPr>
+            <w:tcW w:type="dxa" w:w="3727"/>
+            <w:tcBorders>
+              <w:top w:val="single" w:color="BFC9D6" w:sz="4"/>
+              <w:left w:val="single" w:color="BFC9D6" w:sz="4"/>
+              <w:bottom w:val="single" w:color="BFC9D6" w:sz="4"/>
+              <w:right w:val="single" w:color="BFC9D6" w:sz="4"/>
+            </w:tcBorders>
+            <w:tcMar>
+              <w:top w:type="dxa" w:w="50"/>
+              <w:left w:type="dxa" w:w="90"/>
+              <w:bottom w:type="dxa" w:w="50"/>
+              <w:right w:type="dxa" w:w="90"/>
+            </w:tcMar>
+            <w:vAlign w:val="top"/>
+          </w:tcPr>
+          <w:p>
+            <w:pPr>
+              <w:keepNext w:val="false"/>
+              <w:bidi/>
+              <w:spacing w:after="30" w:before="30" w:line="264"/>
+            </w:pPr>
+            <w:r>
+              <w:rPr>
+                <w:rFonts w:ascii="Arial" w:cs="Arial" w:eastAsia="Arial" w:hAnsi="Arial"/>
+                <w:b w:val="false"/>
+                <w:bCs w:val="false"/>
+                <w:sz w:val="18"/>
+                <w:szCs w:val="18"/>
+                <w:rtl/>
+              </w:rPr>
+              <w:t xml:space="preserve">9 و6 و8</w:t>
+            </w:r>
+          </w:p>
+        </w:tc>
+      </w:tr>
+      <w:tr>
+        <w:trPr>
+          <w:cantSplit/>
+        </w:trPr>
+        <w:tc>
+          <w:tcPr>
+            <w:tcW w:type="dxa" w:w="1269"/>
+            <w:tcBorders>
+              <w:top w:val="single" w:color="BFC9D6" w:sz="4"/>
+              <w:left w:val="single" w:color="BFC9D6" w:sz="4"/>
+              <w:bottom w:val="single" w:color="BFC9D6" w:sz="4"/>
+              <w:right w:val="single" w:color="BFC9D6" w:sz="4"/>
+            </w:tcBorders>
+            <w:shd w:fill="F5F8FC" w:color="auto" w:val="clear"/>
             <w:tcMar>
               <w:top w:type="dxa" w:w="50"/>
               <w:left w:type="dxa" w:w="90"/>
@@ -8539,13 +9157,14 @@
         </w:tc>
         <w:tc>
           <w:tcPr>
-            <w:tcW w:type="dxa" w:w="4758"/>
-            <w:tcBorders>
-              <w:top w:val="single" w:color="BFC9D6" w:sz="4"/>
-              <w:left w:val="single" w:color="BFC9D6" w:sz="4"/>
-              <w:bottom w:val="single" w:color="BFC9D6" w:sz="4"/>
-              <w:right w:val="single" w:color="BFC9D6" w:sz="4"/>
-            </w:tcBorders>
+            <w:tcW w:type="dxa" w:w="4868"/>
+            <w:tcBorders>
+              <w:top w:val="single" w:color="BFC9D6" w:sz="4"/>
+              <w:left w:val="single" w:color="BFC9D6" w:sz="4"/>
+              <w:bottom w:val="single" w:color="BFC9D6" w:sz="4"/>
+              <w:right w:val="single" w:color="BFC9D6" w:sz="4"/>
+            </w:tcBorders>
+            <w:shd w:fill="F5F8FC" w:color="auto" w:val="clear"/>
             <w:tcMar>
               <w:top w:type="dxa" w:w="50"/>
               <w:left w:type="dxa" w:w="90"/>
@@ -8575,13 +9194,14 @@
         </w:tc>
         <w:tc>
           <w:tcPr>
-            <w:tcW w:type="dxa" w:w="3809"/>
-            <w:tcBorders>
-              <w:top w:val="single" w:color="BFC9D6" w:sz="4"/>
-              <w:left w:val="single" w:color="BFC9D6" w:sz="4"/>
-              <w:bottom w:val="single" w:color="BFC9D6" w:sz="4"/>
-              <w:right w:val="single" w:color="BFC9D6" w:sz="4"/>
-            </w:tcBorders>
+            <w:tcW w:type="dxa" w:w="3727"/>
+            <w:tcBorders>
+              <w:top w:val="single" w:color="BFC9D6" w:sz="4"/>
+              <w:left w:val="single" w:color="BFC9D6" w:sz="4"/>
+              <w:bottom w:val="single" w:color="BFC9D6" w:sz="4"/>
+              <w:right w:val="single" w:color="BFC9D6" w:sz="4"/>
+            </w:tcBorders>
+            <w:shd w:fill="F5F8FC" w:color="auto" w:val="clear"/>
             <w:tcMar>
               <w:top w:type="dxa" w:w="50"/>
               <w:left w:type="dxa" w:w="90"/>
@@ -8836,7 +9456,29 @@
           <w:szCs w:val="21"/>
           <w:rtl/>
         </w:rPr>
-        <w:t xml:space="preserve">قوادح وحدة الميزانية: 5 من 5.</w:t>
+        <w:t xml:space="preserve">قوادح وحدة الميزانية: 5 من 5؛</w:t>
+      </w:r>
+    </w:p>
+    <w:p>
+      <w:pPr>
+        <w:pStyle w:val="ListParagraph"/>
+        <w:numPr>
+          <w:ilvl w:val="1"/>
+          <w:numId w:val="3"/>
+        </w:numPr>
+        <w:bidi/>
+        <w:spacing w:after="70" w:before="0" w:line="300"/>
+      </w:pPr>
+      <w:r>
+        <w:rPr>
+          <w:rFonts w:ascii="Arial" w:cs="Arial" w:eastAsia="Arial" w:hAnsi="Arial"/>
+          <w:b w:val="false"/>
+          <w:bCs w:val="false"/>
+          <w:sz w:val="21"/>
+          <w:szCs w:val="21"/>
+          <w:rtl/>
+        </w:rPr>
+        <w:t xml:space="preserve">قوادح التقييم الائتماني: 10 من 10 (رسبت CA6 أو CA7 أو CA10).</w:t>
       </w:r>
     </w:p>
     <w:p>
@@ -12632,7 +13274,31 @@
                 <w:szCs w:val="18"/>
                 <w:rtl/>
               </w:rPr>
-              <w:t xml:space="preserve">مرحلة لاحقة بطلب المالك؛ لم يُبنَ، ونقطة جاهزيته في المواصفة 12 §11</w:t>
+              <w:t xml:space="preserve">بُني داخل النظام على معايرة خبير بلا بيانات تعثّر؛ ويتحقق منها قسم مخاطر الائتمان في البنك قبل استعمال الدرجة في قرار. والربط بنظام تقييم خارجي مرحلة لاحقة. وحدوده الأخرى في </w:t>
+            </w:r>
+            <w:r>
+              <w:rPr>
+                <w:rFonts w:ascii="Courier New" w:cs="Courier New" w:eastAsia="Courier New" w:hAnsi="Courier New"/>
+                <w:b w:val="false"/>
+                <w:bCs w:val="false"/>
+                <w:color w:val="1F2937"/>
+                <w:sz w:val="16"/>
+                <w:szCs w:val="16"/>
+                <w:shd w:fill="F1F3F5" w:color="auto" w:val="clear"/>
+                <w:rtl/>
+              </w:rPr>
+              <w:t xml:space="preserve">‎docs/35‎</w:t>
+            </w:r>
+            <w:r>
+              <w:rPr>
+                <w:rFonts w:ascii="Arial" w:cs="Arial" w:eastAsia="Arial" w:hAnsi="Arial"/>
+                <w:b w:val="false"/>
+                <w:bCs w:val="false"/>
+                <w:sz w:val="18"/>
+                <w:szCs w:val="18"/>
+                <w:rtl/>
+              </w:rPr>
+              <w:t xml:space="preserve"> §16</w:t>
             </w:r>
           </w:p>
         </w:tc>
@@ -12668,7 +13334,7 @@
                 <w:szCs w:val="18"/>
                 <w:rtl/>
               </w:rPr>
-              <w:t xml:space="preserve">ADR 0016</w:t>
+              <w:t xml:space="preserve">ADR 0017</w:t>
             </w:r>
           </w:p>
         </w:tc>
@@ -13075,28 +13741,88 @@
           <w:szCs w:val="21"/>
           <w:rtl/>
         </w:rPr>
-        <w:t xml:space="preserve"> هل نموذج وحدات القوائم الموحدة كافٍ لدراسة مجموعة (الطرق والملكية والدخول والخروج)؟ وهل نافذة أداء التحويلات وعدّ التحويل المنسوب لتسهيل (BR-FIN-016 </w:t>
-      </w:r>
-      <w:r>
-        <w:rPr>
-          <w:rFonts w:ascii="Arial" w:cs="Arial" w:eastAsia="Arial" w:hAnsi="Arial"/>
-          <w:color w:val="E0A800"/>
+        <w:t xml:space="preserve"> هل نموذج وحدات القوائم الموحدة كافٍ لدراسة مجموعة (الطرق والملكية والدخول والخروج)؟ وهل نافذة أداء التحويلات وعدّ التحويل المنسوب لتسهيل (BR-FIN-016، اعتمده المالك) صحيحان؟ وهل يُحسب الأداء عند القراءة أم يُلتقط يوميًا؟</w:t>
+      </w:r>
+    </w:p>
+    <w:p>
+      <w:pPr>
+        <w:pStyle w:val="ListParagraph"/>
+        <w:numPr>
+          <w:ilvl w:val="0"/>
+          <w:numId w:val="5"/>
+        </w:numPr>
+        <w:bidi/>
+        <w:spacing w:after="70" w:before="0" w:line="300"/>
+      </w:pPr>
+      <w:r>
+        <w:rPr>
+          <w:rFonts w:ascii="Arial" w:cs="Arial" w:eastAsia="Arial" w:hAnsi="Arial"/>
+          <w:b/>
+          <w:bCs/>
           <w:sz w:val="21"/>
           <w:szCs w:val="21"/>
           <w:rtl/>
         </w:rPr>
-        <w:t xml:space="preserve">●</w:t>
-      </w:r>
-      <w:r>
-        <w:rPr>
-          <w:rFonts w:ascii="Arial" w:cs="Arial" w:eastAsia="Arial" w:hAnsi="Arial"/>
-          <w:b w:val="false"/>
-          <w:bCs w:val="false"/>
+        <w:t xml:space="preserve">التقييم الائتماني (ADR 0017، </w:t>
+      </w:r>
+      <w:r>
+        <w:rPr>
+          <w:rFonts w:ascii="Courier New" w:cs="Courier New" w:eastAsia="Courier New" w:hAnsi="Courier New"/>
+          <w:b/>
+          <w:bCs/>
+          <w:color w:val="1F2937"/>
+          <w:sz w:val="18"/>
+          <w:szCs w:val="18"/>
+          <w:shd w:fill="F1F3F5" w:color="auto" w:val="clear"/>
+          <w:rtl/>
+        </w:rPr>
+        <w:t xml:space="preserve">‎docs/35‎</w:t>
+      </w:r>
+      <w:r>
+        <w:rPr>
+          <w:rFonts w:ascii="Arial" w:cs="Arial" w:eastAsia="Arial" w:hAnsi="Arial"/>
+          <w:b/>
+          <w:bCs/>
           <w:sz w:val="21"/>
           <w:szCs w:val="21"/>
           <w:rtl/>
         </w:rPr>
-        <w:t xml:space="preserve">) صحيحان؟ وهل يُحسب الأداء عند القراءة أم يُلتقط يوميًا؟</w:t>
+        <w:t xml:space="preserve">).</w:t>
+      </w:r>
+      <w:r>
+        <w:rPr>
+          <w:rFonts w:ascii="Arial" w:cs="Arial" w:eastAsia="Arial" w:hAnsi="Arial"/>
+          <w:b w:val="false"/>
+          <w:bCs w:val="false"/>
+          <w:sz w:val="21"/>
+          <w:szCs w:val="21"/>
+          <w:rtl/>
+        </w:rPr>
+        <w:t xml:space="preserve"> هل ترتيب التطبيق (الدرجات المخصومة، ثم سقوف الدرجة المستقلة، ثم الدعم، ثم التجاوز، ثم السقوف المطلقة) صحيح؟ وهل تكفي بصمة المدخلات لمنع تقديم تقييم لم يُحسب على ما يحمله؟ وهل منع </w:t>
+      </w:r>
+      <w:r>
+        <w:rPr>
+          <w:rFonts w:ascii="Courier New" w:cs="Courier New" w:eastAsia="Courier New" w:hAnsi="Courier New"/>
+          <w:b w:val="false"/>
+          <w:bCs w:val="false"/>
+          <w:color w:val="1F2937"/>
+          <w:sz w:val="18"/>
+          <w:szCs w:val="18"/>
+          <w:shd w:fill="F1F3F5" w:color="auto" w:val="clear"/>
+          <w:rtl/>
+        </w:rPr>
+        <w:t xml:space="preserve">‎tp_app‎</w:t>
+      </w:r>
+      <w:r>
+        <w:rPr>
+          <w:rFonts w:ascii="Arial" w:cs="Arial" w:eastAsia="Arial" w:hAnsi="Arial"/>
+          <w:b w:val="false"/>
+          <w:bCs w:val="false"/>
+          <w:sz w:val="21"/>
+          <w:szCs w:val="21"/>
+          <w:rtl/>
+        </w:rPr>
+        <w:t xml:space="preserve"> من كتابة النتائج مع كتابتها بسلسلة الملكية سليم؟ وللمحللين: هل الأوزان والشبكات وقواعد البنود معقولة لشركات السوق المحلية؟</w:t>
       </w:r>
     </w:p>
     <w:p>

--- a/treasury-platform/docs/33-EXTERNAL-REVIEW-PACKAGE.docx
+++ b/treasury-platform/docs/33-EXTERNAL-REVIEW-PACKAGE.docx
@@ -2481,7 +2481,7 @@
           <w:szCs w:val="21"/>
           <w:rtl/>
         </w:rPr>
-        <w:t xml:space="preserve">، وتطابق أرقامها تنفيذًا مستقلًا بلغة Python. وراجع محلل ائتمان مستقل المعايرة الأولى فوجدها بعيدة 3 إلى 8 درجات في حالات عادية، فأُعيد بناؤها، وتقع الآن الحالات الست عشرة لاختبار الضغط كلها في المدى الذي يتوقعه. والشبكات معايرة خبير على منهجية موديز، لا شبكات موديز نفسها. المراجع: </w:t>
+        <w:t xml:space="preserve">، وتطابق أرقامها تنفيذًا مستقلًا بلغة Python. وراجع المعايرة الأولى وكيل ذكاء اصطناعي منفصل في دور محلل ائتمان أول، لا محلل بشري، فوجدها بعيدة 3 إلى 8 درجات في حالات عادية، فأُعيد بناؤها، وتقع الآن الحالات الست عشرة لاختبار الضغط كلها في المدى الذي يتوقعه. والشبكات معايرة خبير على منهجية موديز، لا شبكات موديز نفسها. المراجع: </w:t>
       </w:r>
       <w:r>
         <w:rPr>
@@ -8032,7 +8032,7 @@
                 <w:szCs w:val="18"/>
                 <w:rtl/>
               </w:rPr>
-              <w:t xml:space="preserve">75 من 75 فحصًا (بلا قراءة التعليقات)، و16 من 16 حالة ضغط في مدى المحلل</w:t>
+              <w:t xml:space="preserve">75 من 75 فحصًا (بلا قراءة التعليقات)، و16 من 16 حالة ضغط في مدى المراجع</w:t>
             </w:r>
           </w:p>
         </w:tc>
@@ -13274,7 +13274,7 @@
                 <w:szCs w:val="18"/>
                 <w:rtl/>
               </w:rPr>
-              <w:t xml:space="preserve">بُني داخل النظام على معايرة خبير بلا بيانات تعثّر؛ ويتحقق منها قسم مخاطر الائتمان في البنك قبل استعمال الدرجة في قرار. والربط بنظام تقييم خارجي مرحلة لاحقة. وحدوده الأخرى في </w:t>
+              <w:t xml:space="preserve">بُني داخل النظام على معايرة بالخبرة بلا بيانات تعثّر، راجعها وكيل ذكاء اصطناعي ولم يراجعها محلل بشري بعد؛ ويتحقق منها قسم مخاطر الائتمان في البنك قبل استعمال الدرجة في قرار. والربط بنظام تقييم خارجي مرحلة لاحقة. وحدوده الأخرى في </w:t>
             </w:r>
             <w:r>
               <w:rPr>

--- a/treasury-platform/docs/33-EXTERNAL-REVIEW-PACKAGE.docx
+++ b/treasury-platform/docs/33-EXTERNAL-REVIEW-PACKAGE.docx
@@ -2530,6 +2530,263 @@
           <w:rtl/>
         </w:rPr>
         <w:t xml:space="preserve">، وADR 0017.</w:t>
+      </w:r>
+    </w:p>
+    <w:p>
+      <w:pPr>
+        <w:bidi/>
+        <w:spacing w:after="110" w:before="0" w:line="312"/>
+      </w:pPr>
+      <w:r>
+        <w:rPr>
+          <w:rFonts w:ascii="Arial" w:cs="Arial" w:eastAsia="Arial" w:hAnsi="Arial"/>
+          <w:b/>
+          <w:bCs/>
+          <w:sz w:val="21"/>
+          <w:szCs w:val="21"/>
+          <w:rtl/>
+        </w:rPr>
+        <w:t xml:space="preserve">النسخة الثانية من التقييم (طلبات المالك 2026-10-19، ADR 0018).</w:t>
+      </w:r>
+      <w:r>
+        <w:rPr>
+          <w:rFonts w:ascii="Arial" w:cs="Arial" w:eastAsia="Arial" w:hAnsi="Arial"/>
+          <w:b w:val="false"/>
+          <w:bCs w:val="false"/>
+          <w:sz w:val="21"/>
+          <w:szCs w:val="21"/>
+          <w:rtl/>
+        </w:rPr>
+        <w:t xml:space="preserve"> وجد المالك النسخة الأولى سطحية، فأُعيد بناؤها:</w:t>
+      </w:r>
+    </w:p>
+    <w:p>
+      <w:pPr>
+        <w:pStyle w:val="ListParagraph"/>
+        <w:numPr>
+          <w:ilvl w:val="0"/>
+          <w:numId w:val="3"/>
+        </w:numPr>
+        <w:bidi/>
+        <w:spacing w:after="70" w:before="0" w:line="300"/>
+      </w:pPr>
+      <w:r>
+        <w:rPr>
+          <w:rFonts w:ascii="Arial" w:cs="Arial" w:eastAsia="Arial" w:hAnsi="Arial"/>
+          <w:b w:val="false"/>
+          <w:bCs w:val="false"/>
+          <w:sz w:val="21"/>
+          <w:szCs w:val="21"/>
+          <w:rtl/>
+        </w:rPr>
+        <w:t xml:space="preserve">157 بندًا معياريًا تُدرس بندًا بندًا: خطر البند وأثره على النقد وعلى ملاءة الشركاء ووزنه، وإعادة تبويبه بسبب مكتوب (</w:t>
+      </w:r>
+      <w:r>
+        <w:rPr>
+          <w:rFonts w:ascii="Courier New" w:cs="Courier New" w:eastAsia="Courier New" w:hAnsi="Courier New"/>
+          <w:b w:val="false"/>
+          <w:bCs w:val="false"/>
+          <w:color w:val="1F2937"/>
+          <w:sz w:val="18"/>
+          <w:szCs w:val="18"/>
+          <w:shd w:fill="F1F3F5" w:color="auto" w:val="clear"/>
+          <w:rtl/>
+        </w:rPr>
+        <w:t xml:space="preserve">‎fin.CreditAssessmentReclass‎</w:t>
+      </w:r>
+      <w:r>
+        <w:rPr>
+          <w:rFonts w:ascii="Arial" w:cs="Arial" w:eastAsia="Arial" w:hAnsi="Arial"/>
+          <w:b w:val="false"/>
+          <w:bCs w:val="false"/>
+          <w:sz w:val="21"/>
+          <w:szCs w:val="21"/>
+          <w:rtl/>
+        </w:rPr>
+        <w:t xml:space="preserve">)، و112 مقياسًا؛</w:t>
+      </w:r>
+    </w:p>
+    <w:p>
+      <w:pPr>
+        <w:pStyle w:val="ListParagraph"/>
+        <w:numPr>
+          <w:ilvl w:val="0"/>
+          <w:numId w:val="3"/>
+        </w:numPr>
+        <w:bidi/>
+        <w:spacing w:after="70" w:before="0" w:line="300"/>
+      </w:pPr>
+      <w:r>
+        <w:rPr>
+          <w:rFonts w:ascii="Arial" w:cs="Arial" w:eastAsia="Arial" w:hAnsi="Arial"/>
+          <w:b w:val="false"/>
+          <w:bCs w:val="false"/>
+          <w:sz w:val="21"/>
+          <w:szCs w:val="21"/>
+          <w:rtl/>
+        </w:rPr>
+        <w:t xml:space="preserve">الربط بتسهيلات الشركة وضماناتها المسجلة في المنصة على تاريخ التقييم، ودرجة للتسهيل بالخسارة عند التعثر ونسبة الاسترداد، ومقارنة بتقرير سمة؛</w:t>
+      </w:r>
+    </w:p>
+    <w:p>
+      <w:pPr>
+        <w:pStyle w:val="ListParagraph"/>
+        <w:numPr>
+          <w:ilvl w:val="0"/>
+          <w:numId w:val="3"/>
+        </w:numPr>
+        <w:bidi/>
+        <w:spacing w:after="70" w:before="0" w:line="300"/>
+      </w:pPr>
+      <w:r>
+        <w:rPr>
+          <w:rFonts w:ascii="Arial" w:cs="Arial" w:eastAsia="Arial" w:hAnsi="Arial"/>
+          <w:b w:val="false"/>
+          <w:bCs w:val="false"/>
+          <w:sz w:val="21"/>
+          <w:szCs w:val="21"/>
+          <w:rtl/>
+        </w:rPr>
+        <w:t xml:space="preserve">61 نشاطًا بمدى الدرجة المتوقع للقطاع، و15 فئة منتجات تقرأ جودة التدفقات وسيولة المخزون، وسيناريو السوق الراكد وسيناريو الأزمة؛</w:t>
+      </w:r>
+    </w:p>
+    <w:p>
+      <w:pPr>
+        <w:pStyle w:val="ListParagraph"/>
+        <w:numPr>
+          <w:ilvl w:val="0"/>
+          <w:numId w:val="3"/>
+        </w:numPr>
+        <w:bidi/>
+        <w:spacing w:after="70" w:before="0" w:line="300"/>
+      </w:pPr>
+      <w:r>
+        <w:rPr>
+          <w:rFonts w:ascii="Arial" w:cs="Arial" w:eastAsia="Arial" w:hAnsi="Arial"/>
+          <w:b w:val="false"/>
+          <w:bCs w:val="false"/>
+          <w:sz w:val="21"/>
+          <w:szCs w:val="21"/>
+          <w:rtl/>
+        </w:rPr>
+        <w:t xml:space="preserve">39 علاجًا و10 خطط تقوية (8 حزم جاهزة وخطتان مثلى) تُحسب عند طلب العميل، وكل خطوة قيد مزدوج لا يخلّ بتوازن الميزانية؛</w:t>
+      </w:r>
+    </w:p>
+    <w:p>
+      <w:pPr>
+        <w:pStyle w:val="ListParagraph"/>
+        <w:numPr>
+          <w:ilvl w:val="0"/>
+          <w:numId w:val="3"/>
+        </w:numPr>
+        <w:bidi/>
+        <w:spacing w:after="70" w:before="0" w:line="300"/>
+      </w:pPr>
+      <w:r>
+        <w:rPr>
+          <w:rFonts w:ascii="Arial" w:cs="Arial" w:eastAsia="Arial" w:hAnsi="Arial"/>
+          <w:b w:val="false"/>
+          <w:bCs w:val="false"/>
+          <w:sz w:val="21"/>
+          <w:szCs w:val="21"/>
+          <w:rtl/>
+        </w:rPr>
+        <w:t xml:space="preserve">النظرة المستقبلية (مستقرة، إيجابية، سلبية، متطورة) بقواعد مكتوبة، ومحفّزات رفع الدرجة وخفضها.</w:t>
+      </w:r>
+    </w:p>
+    <w:p>
+      <w:pPr>
+        <w:bidi/>
+        <w:spacing w:after="60" w:before="0"/>
+      </w:pPr>
+    </w:p>
+    <w:p>
+      <w:pPr>
+        <w:bidi/>
+        <w:spacing w:after="110" w:before="0" w:line="312"/>
+      </w:pPr>
+      <w:r>
+        <w:rPr>
+          <w:rFonts w:ascii="Arial" w:cs="Arial" w:eastAsia="Arial" w:hAnsi="Arial"/>
+          <w:b w:val="false"/>
+          <w:bCs w:val="false"/>
+          <w:sz w:val="21"/>
+          <w:szCs w:val="21"/>
+          <w:rtl/>
+        </w:rPr>
+        <w:t xml:space="preserve">والحساب في </w:t>
+      </w:r>
+      <w:r>
+        <w:rPr>
+          <w:rFonts w:ascii="Courier New" w:cs="Courier New" w:eastAsia="Courier New" w:hAnsi="Courier New"/>
+          <w:b w:val="false"/>
+          <w:bCs w:val="false"/>
+          <w:color w:val="1F2937"/>
+          <w:sz w:val="18"/>
+          <w:szCs w:val="18"/>
+          <w:shd w:fill="F1F3F5" w:color="auto" w:val="clear"/>
+          <w:rtl/>
+        </w:rPr>
+        <w:t xml:space="preserve">‎db/static/047_credit_engine.sql‎</w:t>
+      </w:r>
+      <w:r>
+        <w:rPr>
+          <w:rFonts w:ascii="Arial" w:cs="Arial" w:eastAsia="Arial" w:hAnsi="Arial"/>
+          <w:b w:val="false"/>
+          <w:bCs w:val="false"/>
+          <w:sz w:val="21"/>
+          <w:szCs w:val="21"/>
+          <w:rtl/>
+        </w:rPr>
+        <w:t xml:space="preserve">، ويطابق مرجع Python رقمًا برقم في 94 حالة مولَّدة. صاغ المحتوى وراجعه وكلاء ذكاء اصطناعي في دور محللين أوائل لا محللون بشريون. ودُرست وثائق موديز الخمس التي أرفقها المالك، ولم يُنقل منها رقم ولا جدول ولا نص لأن بعضها يمنع صراحة استعماله في بناء نموذج أو قاعدة بيانات (</w:t>
+      </w:r>
+      <w:r>
+        <w:rPr>
+          <w:rFonts w:ascii="Courier New" w:cs="Courier New" w:eastAsia="Courier New" w:hAnsi="Courier New"/>
+          <w:b w:val="false"/>
+          <w:bCs w:val="false"/>
+          <w:color w:val="1F2937"/>
+          <w:sz w:val="18"/>
+          <w:szCs w:val="18"/>
+          <w:shd w:fill="F1F3F5" w:color="auto" w:val="clear"/>
+          <w:rtl/>
+        </w:rPr>
+        <w:t xml:space="preserve">‎docs/35‎</w:t>
+      </w:r>
+      <w:r>
+        <w:rPr>
+          <w:rFonts w:ascii="Arial" w:cs="Arial" w:eastAsia="Arial" w:hAnsi="Arial"/>
+          <w:b w:val="false"/>
+          <w:bCs w:val="false"/>
+          <w:sz w:val="21"/>
+          <w:szCs w:val="21"/>
+          <w:rtl/>
+        </w:rPr>
+        <w:t xml:space="preserve"> §23). المراجع: </w:t>
+      </w:r>
+      <w:r>
+        <w:rPr>
+          <w:rFonts w:ascii="Courier New" w:cs="Courier New" w:eastAsia="Courier New" w:hAnsi="Courier New"/>
+          <w:b w:val="false"/>
+          <w:bCs w:val="false"/>
+          <w:color w:val="1F2937"/>
+          <w:sz w:val="18"/>
+          <w:szCs w:val="18"/>
+          <w:shd w:fill="F1F3F5" w:color="auto" w:val="clear"/>
+          <w:rtl/>
+        </w:rPr>
+        <w:t xml:space="preserve">‎docs/35‎</w:t>
+      </w:r>
+      <w:r>
+        <w:rPr>
+          <w:rFonts w:ascii="Arial" w:cs="Arial" w:eastAsia="Arial" w:hAnsi="Arial"/>
+          <w:b w:val="false"/>
+          <w:bCs w:val="false"/>
+          <w:sz w:val="21"/>
+          <w:szCs w:val="21"/>
+          <w:rtl/>
+        </w:rPr>
+        <w:t xml:space="preserve"> الإصدار 2.0، والمواصفة 12 (FR-FIN-025 إلى FR-FIN-030)، وADR 0018.</w:t>
       </w:r>
     </w:p>
     <w:p>
@@ -5156,7 +5413,7 @@
                 <w:shd w:fill="F1F3F5" w:color="auto" w:val="clear"/>
                 <w:rtl/>
               </w:rPr>
-              <w:t xml:space="preserve">‎docs/adr/0001…0017‎</w:t>
+              <w:t xml:space="preserve">‎docs/adr/0001…0018‎</w:t>
             </w:r>
           </w:p>
         </w:tc>
@@ -6967,6 +7224,85 @@
                 <w:rtl/>
               </w:rPr>
               <w:t xml:space="preserve">التقييم الائتماني للقوائم على مقياس موديز: البطاقات والأوزان وقواعد البنود والتعديلات والتقرير</w:t>
+            </w:r>
+          </w:p>
+        </w:tc>
+      </w:tr>
+      <w:tr>
+        <w:trPr>
+          <w:cantSplit/>
+        </w:trPr>
+        <w:tc>
+          <w:tcPr>
+            <w:tcW w:type="dxa" w:w="1972"/>
+            <w:tcBorders>
+              <w:top w:val="single" w:color="BFC9D6" w:sz="4"/>
+              <w:left w:val="single" w:color="BFC9D6" w:sz="4"/>
+              <w:bottom w:val="single" w:color="BFC9D6" w:sz="4"/>
+              <w:right w:val="single" w:color="BFC9D6" w:sz="4"/>
+            </w:tcBorders>
+            <w:shd w:fill="F5F8FC" w:color="auto" w:val="clear"/>
+            <w:tcMar>
+              <w:top w:type="dxa" w:w="50"/>
+              <w:left w:type="dxa" w:w="90"/>
+              <w:bottom w:type="dxa" w:w="50"/>
+              <w:right w:type="dxa" w:w="90"/>
+            </w:tcMar>
+            <w:vAlign w:val="top"/>
+          </w:tcPr>
+          <w:p>
+            <w:pPr>
+              <w:keepNext w:val="false"/>
+              <w:bidi/>
+              <w:spacing w:after="30" w:before="30" w:line="264"/>
+            </w:pPr>
+            <w:r>
+              <w:rPr>
+                <w:rFonts w:ascii="Arial" w:cs="Arial" w:eastAsia="Arial" w:hAnsi="Arial"/>
+                <w:b w:val="false"/>
+                <w:bCs w:val="false"/>
+                <w:sz w:val="18"/>
+                <w:szCs w:val="18"/>
+                <w:rtl/>
+              </w:rPr>
+              <w:t xml:space="preserve">0018</w:t>
+            </w:r>
+          </w:p>
+        </w:tc>
+        <w:tc>
+          <w:tcPr>
+            <w:tcW w:type="dxa" w:w="7892"/>
+            <w:tcBorders>
+              <w:top w:val="single" w:color="BFC9D6" w:sz="4"/>
+              <w:left w:val="single" w:color="BFC9D6" w:sz="4"/>
+              <w:bottom w:val="single" w:color="BFC9D6" w:sz="4"/>
+              <w:right w:val="single" w:color="BFC9D6" w:sz="4"/>
+            </w:tcBorders>
+            <w:shd w:fill="F5F8FC" w:color="auto" w:val="clear"/>
+            <w:tcMar>
+              <w:top w:type="dxa" w:w="50"/>
+              <w:left w:type="dxa" w:w="90"/>
+              <w:bottom w:type="dxa" w:w="50"/>
+              <w:right w:type="dxa" w:w="90"/>
+            </w:tcMar>
+            <w:vAlign w:val="top"/>
+          </w:tcPr>
+          <w:p>
+            <w:pPr>
+              <w:keepNext w:val="false"/>
+              <w:bidi/>
+              <w:spacing w:after="30" w:before="30" w:line="264"/>
+            </w:pPr>
+            <w:r>
+              <w:rPr>
+                <w:rFonts w:ascii="Arial" w:cs="Arial" w:eastAsia="Arial" w:hAnsi="Arial"/>
+                <w:b w:val="false"/>
+                <w:bCs w:val="false"/>
+                <w:sz w:val="18"/>
+                <w:szCs w:val="18"/>
+                <w:rtl/>
+              </w:rPr>
+              <w:t xml:space="preserve">النسخة الثانية من التقييم: البنود المعيارية، والربط بتسهيلات المنصة، والنشاط والمنتجات والسيناريوهات، والعلاجات وخطط التقوية بقوائم متوازنة، والنظرة المستقبلية ومحفّزاتها</w:t>
             </w:r>
           </w:p>
         </w:tc>
@@ -13298,7 +13634,7 @@
                 <w:szCs w:val="18"/>
                 <w:rtl/>
               </w:rPr>
-              <w:t xml:space="preserve"> §16</w:t>
+              <w:t xml:space="preserve"> §25</w:t>
             </w:r>
           </w:p>
         </w:tc>
@@ -13334,7 +13670,7 @@
                 <w:szCs w:val="18"/>
                 <w:rtl/>
               </w:rPr>
-              <w:t xml:space="preserve">ADR 0017</w:t>
+              <w:t xml:space="preserve">ADR 0017 و0018</w:t>
             </w:r>
           </w:p>
         </w:tc>
@@ -14328,7 +14664,7 @@
         <w:szCs w:val="17"/>
         <w:rtl/>
       </w:rPr>
-      <w:t xml:space="preserve">حزمة المراجعة الخارجية · BankFas · 2026-10-18</w:t>
+      <w:t xml:space="preserve">حزمة المراجعة الخارجية · BankFas · 2026-10-19</w:t>
     </w:r>
   </w:p>
 </w:hdr>

--- a/treasury-platform/docs/33-EXTERNAL-REVIEW-PACKAGE.docx
+++ b/treasury-platform/docs/33-EXTERNAL-REVIEW-PACKAGE.docx
@@ -2787,6 +2787,158 @@
           <w:rtl/>
         </w:rPr>
         <w:t xml:space="preserve"> الإصدار 2.0، والمواصفة 12 (FR-FIN-025 إلى FR-FIN-030)، وADR 0018.</w:t>
+      </w:r>
+    </w:p>
+    <w:p>
+      <w:pPr>
+        <w:bidi/>
+        <w:spacing w:after="110" w:before="0" w:line="312"/>
+      </w:pPr>
+      <w:r>
+        <w:rPr>
+          <w:rFonts w:ascii="Arial" w:cs="Arial" w:eastAsia="Arial" w:hAnsi="Arial"/>
+          <w:b/>
+          <w:bCs/>
+          <w:sz w:val="21"/>
+          <w:szCs w:val="21"/>
+          <w:rtl/>
+        </w:rPr>
+        <w:t xml:space="preserve">الإصدار 2.1 (إجابات المالك 2026-10-19، ADR 0019): الممارسة المعيارية لوكالات التصنيف.</w:t>
+      </w:r>
+    </w:p>
+    <w:p>
+      <w:pPr>
+        <w:pStyle w:val="ListParagraph"/>
+        <w:numPr>
+          <w:ilvl w:val="0"/>
+          <w:numId w:val="3"/>
+        </w:numPr>
+        <w:bidi/>
+        <w:spacing w:after="70" w:before="0" w:line="300"/>
+      </w:pPr>
+      <w:r>
+        <w:rPr>
+          <w:rFonts w:ascii="Arial" w:cs="Arial" w:eastAsia="Arial" w:hAnsi="Arial"/>
+          <w:b w:val="false"/>
+          <w:bCs w:val="false"/>
+          <w:sz w:val="21"/>
+          <w:szCs w:val="21"/>
+          <w:rtl/>
+        </w:rPr>
+        <w:t xml:space="preserve">16 بطاقة لعائلات قطاعية (صناعة مواد البناء وتجارتها، والتجزئة، ووكالات السيارات، والتطوير العقاري، والعقار المؤجَّر، والضيافة والسياحة، والمطاعم، والنقل، والطيران، والصحة والأدوية، والأغذية، والخدمات، مع البطاقات الثلاث الأولى)، لكل منها مقاييسها وأوزانها وعوامل ملف أعمالها؛</w:t>
+      </w:r>
+    </w:p>
+    <w:p>
+      <w:pPr>
+        <w:pStyle w:val="ListParagraph"/>
+        <w:numPr>
+          <w:ilvl w:val="0"/>
+          <w:numId w:val="3"/>
+        </w:numPr>
+        <w:bidi/>
+        <w:spacing w:after="70" w:before="0" w:line="300"/>
+      </w:pPr>
+      <w:r>
+        <w:rPr>
+          <w:rFonts w:ascii="Arial" w:cs="Arial" w:eastAsia="Arial" w:hAnsi="Arial"/>
+          <w:b w:val="false"/>
+          <w:bCs w:val="false"/>
+          <w:sz w:val="21"/>
+          <w:szCs w:val="21"/>
+          <w:rtl/>
+        </w:rPr>
+        <w:t xml:space="preserve">282 نشاطًا تفصيليًا بمخاطرها (1 إلى 6) وحساسيتها لسبعة محركات ضغط؛</w:t>
+      </w:r>
+    </w:p>
+    <w:p>
+      <w:pPr>
+        <w:pStyle w:val="ListParagraph"/>
+        <w:numPr>
+          <w:ilvl w:val="0"/>
+          <w:numId w:val="3"/>
+        </w:numPr>
+        <w:bidi/>
+        <w:spacing w:after="70" w:before="0" w:line="300"/>
+      </w:pPr>
+      <w:r>
+        <w:rPr>
+          <w:rFonts w:ascii="Arial" w:cs="Arial" w:eastAsia="Arial" w:hAnsi="Arial"/>
+          <w:b w:val="false"/>
+          <w:bCs w:val="false"/>
+          <w:sz w:val="21"/>
+          <w:szCs w:val="21"/>
+          <w:rtl/>
+        </w:rPr>
+        <w:t xml:space="preserve">22 بلدًا عربيًا بمخاطرها وتصنيفها السيادي المنشور وسقفها وتعرضها و127 مدينة ومنطقة، ومرتكز يجمع مخاطر البلد والنشاط؛</w:t>
+      </w:r>
+    </w:p>
+    <w:p>
+      <w:pPr>
+        <w:pStyle w:val="ListParagraph"/>
+        <w:numPr>
+          <w:ilvl w:val="0"/>
+          <w:numId w:val="3"/>
+        </w:numPr>
+        <w:bidi/>
+        <w:spacing w:after="70" w:before="0" w:line="300"/>
+      </w:pPr>
+      <w:r>
+        <w:rPr>
+          <w:rFonts w:ascii="Arial" w:cs="Arial" w:eastAsia="Arial" w:hAnsi="Arial"/>
+          <w:b w:val="false"/>
+          <w:bCs w:val="false"/>
+          <w:sz w:val="21"/>
+          <w:szCs w:val="21"/>
+          <w:rtl/>
+        </w:rPr>
+        <w:t xml:space="preserve">ستة سيناريوهات اقتصادية بضغط يحسبه النظام من النشاط والبلد والمدينة؛ وشبكات حجم على إيرادات من 10 ملايين إلى 10 مليارات؛ وتتحقق إدارة الخزينة من المعايرة.</w:t>
+      </w:r>
+    </w:p>
+    <w:p>
+      <w:pPr>
+        <w:bidi/>
+        <w:spacing w:after="60" w:before="0"/>
+      </w:pPr>
+    </w:p>
+    <w:p>
+      <w:pPr>
+        <w:bidi/>
+        <w:spacing w:after="110" w:before="0" w:line="312"/>
+      </w:pPr>
+      <w:r>
+        <w:rPr>
+          <w:rFonts w:ascii="Arial" w:cs="Arial" w:eastAsia="Arial" w:hAnsi="Arial"/>
+          <w:b w:val="false"/>
+          <w:bCs w:val="false"/>
+          <w:sz w:val="21"/>
+          <w:szCs w:val="21"/>
+          <w:rtl/>
+        </w:rPr>
+        <w:t xml:space="preserve">راجعه وكيل ذكاء اصطناعي مستقل في دور مراجع تصنيف أول، فوجد مشكلات صُحّحت (منها مقياسا مخزون ثابتان، وشبكة حجم تجارية سخية، وتصنيف سيادي متعثر خارج مدى الدرجة، وخطأ في جدول الاستحقاق)، وكتب 16 حالة جديدة بمداها قبل تشغيل النموذج؛ وتقع الحالات الإحدى والخمسون في مداه، مع 24 خلية قبلها خارجه بسبب مكتوب. المراجع: </w:t>
+      </w:r>
+      <w:r>
+        <w:rPr>
+          <w:rFonts w:ascii="Courier New" w:cs="Courier New" w:eastAsia="Courier New" w:hAnsi="Courier New"/>
+          <w:b w:val="false"/>
+          <w:bCs w:val="false"/>
+          <w:color w:val="1F2937"/>
+          <w:sz w:val="18"/>
+          <w:szCs w:val="18"/>
+          <w:shd w:fill="F1F3F5" w:color="auto" w:val="clear"/>
+          <w:rtl/>
+        </w:rPr>
+        <w:t xml:space="preserve">‎docs/35‎</w:t>
+      </w:r>
+      <w:r>
+        <w:rPr>
+          <w:rFonts w:ascii="Arial" w:cs="Arial" w:eastAsia="Arial" w:hAnsi="Arial"/>
+          <w:b w:val="false"/>
+          <w:bCs w:val="false"/>
+          <w:sz w:val="21"/>
+          <w:szCs w:val="21"/>
+          <w:rtl/>
+        </w:rPr>
+        <w:t xml:space="preserve"> الإصدار 2.1، والمواصفة 12 (FR-FIN-031 إلى FR-FIN-033)، وADR 0019.</w:t>
       </w:r>
     </w:p>
     <w:p>
@@ -5413,7 +5565,7 @@
                 <w:shd w:fill="F1F3F5" w:color="auto" w:val="clear"/>
                 <w:rtl/>
               </w:rPr>
-              <w:t xml:space="preserve">‎docs/adr/0001…0018‎</w:t>
+              <w:t xml:space="preserve">‎docs/adr/0001…0019‎</w:t>
             </w:r>
           </w:p>
         </w:tc>
@@ -7303,6 +7455,83 @@
                 <w:rtl/>
               </w:rPr>
               <w:t xml:space="preserve">النسخة الثانية من التقييم: البنود المعيارية، والربط بتسهيلات المنصة، والنشاط والمنتجات والسيناريوهات، والعلاجات وخطط التقوية بقوائم متوازنة، والنظرة المستقبلية ومحفّزاتها</w:t>
+            </w:r>
+          </w:p>
+        </w:tc>
+      </w:tr>
+      <w:tr>
+        <w:trPr>
+          <w:cantSplit/>
+        </w:trPr>
+        <w:tc>
+          <w:tcPr>
+            <w:tcW w:type="dxa" w:w="1972"/>
+            <w:tcBorders>
+              <w:top w:val="single" w:color="BFC9D6" w:sz="4"/>
+              <w:left w:val="single" w:color="BFC9D6" w:sz="4"/>
+              <w:bottom w:val="single" w:color="BFC9D6" w:sz="4"/>
+              <w:right w:val="single" w:color="BFC9D6" w:sz="4"/>
+            </w:tcBorders>
+            <w:tcMar>
+              <w:top w:type="dxa" w:w="50"/>
+              <w:left w:type="dxa" w:w="90"/>
+              <w:bottom w:type="dxa" w:w="50"/>
+              <w:right w:type="dxa" w:w="90"/>
+            </w:tcMar>
+            <w:vAlign w:val="top"/>
+          </w:tcPr>
+          <w:p>
+            <w:pPr>
+              <w:keepNext w:val="false"/>
+              <w:bidi/>
+              <w:spacing w:after="30" w:before="30" w:line="264"/>
+            </w:pPr>
+            <w:r>
+              <w:rPr>
+                <w:rFonts w:ascii="Arial" w:cs="Arial" w:eastAsia="Arial" w:hAnsi="Arial"/>
+                <w:b w:val="false"/>
+                <w:bCs w:val="false"/>
+                <w:sz w:val="18"/>
+                <w:szCs w:val="18"/>
+                <w:rtl/>
+              </w:rPr>
+              <w:t xml:space="preserve">0019</w:t>
+            </w:r>
+          </w:p>
+        </w:tc>
+        <w:tc>
+          <w:tcPr>
+            <w:tcW w:type="dxa" w:w="7892"/>
+            <w:tcBorders>
+              <w:top w:val="single" w:color="BFC9D6" w:sz="4"/>
+              <w:left w:val="single" w:color="BFC9D6" w:sz="4"/>
+              <w:bottom w:val="single" w:color="BFC9D6" w:sz="4"/>
+              <w:right w:val="single" w:color="BFC9D6" w:sz="4"/>
+            </w:tcBorders>
+            <w:tcMar>
+              <w:top w:type="dxa" w:w="50"/>
+              <w:left w:type="dxa" w:w="90"/>
+              <w:bottom w:type="dxa" w:w="50"/>
+              <w:right w:type="dxa" w:w="90"/>
+            </w:tcMar>
+            <w:vAlign w:val="top"/>
+          </w:tcPr>
+          <w:p>
+            <w:pPr>
+              <w:keepNext w:val="false"/>
+              <w:bidi/>
+              <w:spacing w:after="30" w:before="30" w:line="264"/>
+            </w:pPr>
+            <w:r>
+              <w:rPr>
+                <w:rFonts w:ascii="Arial" w:cs="Arial" w:eastAsia="Arial" w:hAnsi="Arial"/>
+                <w:b w:val="false"/>
+                <w:bCs w:val="false"/>
+                <w:sz w:val="18"/>
+                <w:szCs w:val="18"/>
+                <w:rtl/>
+              </w:rPr>
+              <w:t xml:space="preserve">الإصدار 2.1 من التقييم: 16 عائلة قطاعية، والأنشطة التفصيلية بحساسيتها، ومخاطر البلدان العربية ومدنها وسقوفها، والمرتكز، والسيناريوهات الستة</w:t>
             </w:r>
           </w:p>
         </w:tc>
@@ -13610,7 +13839,7 @@
                 <w:szCs w:val="18"/>
                 <w:rtl/>
               </w:rPr>
-              <w:t xml:space="preserve">بُني داخل النظام على معايرة بالخبرة بلا بيانات تعثّر، راجعها وكيل ذكاء اصطناعي ولم يراجعها محلل بشري بعد؛ ويتحقق منها قسم مخاطر الائتمان في البنك قبل استعمال الدرجة في قرار. والربط بنظام تقييم خارجي مرحلة لاحقة. وحدوده الأخرى في </w:t>
+              <w:t xml:space="preserve">بُني داخل النظام على معايرة بالخبرة بلا بيانات تعثّر، صاغها وراجعها وكلاء ذكاء اصطناعي ولم يراجعها محلل بشري بعد؛ وتتحقق منها إدارة الخزينة في الشركة قبل استعمال الدرجة في قرار، ويتحقق مشغّل المنصة من التصنيفات السيادية للبلدان. والربط بنظام تقييم خارجي مرحلة لاحقة. وحدوده الأخرى في </w:t>
             </w:r>
             <w:r>
               <w:rPr>
@@ -13670,7 +13899,7 @@
                 <w:szCs w:val="18"/>
                 <w:rtl/>
               </w:rPr>
-              <w:t xml:space="preserve">ADR 0017 و0018</w:t>
+              <w:t xml:space="preserve">ADR 0017 و0018 و0019</w:t>
             </w:r>
           </w:p>
         </w:tc>

--- a/treasury-platform/docs/33-EXTERNAL-REVIEW-PACKAGE.docx
+++ b/treasury-platform/docs/33-EXTERNAL-REVIEW-PACKAGE.docx
@@ -2891,7 +2891,7 @@
           <w:szCs w:val="21"/>
           <w:rtl/>
         </w:rPr>
-        <w:t xml:space="preserve">ستة سيناريوهات اقتصادية بضغط يحسبه النظام من النشاط والبلد والمدينة؛ وشبكات حجم على إيرادات من 10 ملايين إلى 10 مليارات؛ وتتحقق إدارة الخزينة من المعايرة.</w:t>
+        <w:t xml:space="preserve">ستة سيناريوهات اقتصادية بضغط يحسبه النظام من النشاط والبلد والمدينة، وسابع للحدث الجاري في الإصدار 2.2 (نزاع الخليج وممرات الملاحة، ADR 0020)؛ وشبكات حجم على إيرادات من 10 ملايين إلى 10 مليارات؛ وتتحقق إدارة الخزينة من المعايرة.</w:t>
       </w:r>
     </w:p>
     <w:p>
@@ -7495,6 +7495,84 @@
                 <w:szCs w:val="18"/>
                 <w:rtl/>
               </w:rPr>
+              <w:t xml:space="preserve">0020</w:t>
+            </w:r>
+          </w:p>
+        </w:tc>
+        <w:tc>
+          <w:tcPr>
+            <w:tcW w:type="dxa" w:w="7892"/>
+            <w:tcBorders>
+              <w:top w:val="single" w:color="BFC9D6" w:sz="4"/>
+              <w:left w:val="single" w:color="BFC9D6" w:sz="4"/>
+              <w:bottom w:val="single" w:color="BFC9D6" w:sz="4"/>
+              <w:right w:val="single" w:color="BFC9D6" w:sz="4"/>
+            </w:tcBorders>
+            <w:tcMar>
+              <w:top w:type="dxa" w:w="50"/>
+              <w:left w:type="dxa" w:w="90"/>
+              <w:bottom w:type="dxa" w:w="50"/>
+              <w:right w:type="dxa" w:w="90"/>
+            </w:tcMar>
+            <w:vAlign w:val="top"/>
+          </w:tcPr>
+          <w:p>
+            <w:pPr>
+              <w:keepNext w:val="false"/>
+              <w:bidi/>
+              <w:spacing w:after="30" w:before="30" w:line="264"/>
+            </w:pPr>
+            <w:r>
+              <w:rPr>
+                <w:rFonts w:ascii="Arial" w:cs="Arial" w:eastAsia="Arial" w:hAnsi="Arial"/>
+                <w:b w:val="false"/>
+                <w:bCs w:val="false"/>
+                <w:sz w:val="18"/>
+                <w:szCs w:val="18"/>
+                <w:rtl/>
+              </w:rPr>
+              <w:t xml:space="preserve">الإصدار 2.2 من التقييم: سيناريو سابع للحدث الجاري (نزاع الخليج وممرات الملاحة) بمضاعف لكل بلد، وتوقف الحدود الملتزمة غير المسحوبة</w:t>
+            </w:r>
+          </w:p>
+        </w:tc>
+      </w:tr>
+      <w:tr>
+        <w:trPr>
+          <w:cantSplit/>
+        </w:trPr>
+        <w:tc>
+          <w:tcPr>
+            <w:tcW w:type="dxa" w:w="1972"/>
+            <w:tcBorders>
+              <w:top w:val="single" w:color="BFC9D6" w:sz="4"/>
+              <w:left w:val="single" w:color="BFC9D6" w:sz="4"/>
+              <w:bottom w:val="single" w:color="BFC9D6" w:sz="4"/>
+              <w:right w:val="single" w:color="BFC9D6" w:sz="4"/>
+            </w:tcBorders>
+            <w:shd w:fill="F5F8FC" w:color="auto" w:val="clear"/>
+            <w:tcMar>
+              <w:top w:type="dxa" w:w="50"/>
+              <w:left w:type="dxa" w:w="90"/>
+              <w:bottom w:type="dxa" w:w="50"/>
+              <w:right w:type="dxa" w:w="90"/>
+            </w:tcMar>
+            <w:vAlign w:val="top"/>
+          </w:tcPr>
+          <w:p>
+            <w:pPr>
+              <w:keepNext w:val="false"/>
+              <w:bidi/>
+              <w:spacing w:after="30" w:before="30" w:line="264"/>
+            </w:pPr>
+            <w:r>
+              <w:rPr>
+                <w:rFonts w:ascii="Arial" w:cs="Arial" w:eastAsia="Arial" w:hAnsi="Arial"/>
+                <w:b w:val="false"/>
+                <w:bCs w:val="false"/>
+                <w:sz w:val="18"/>
+                <w:szCs w:val="18"/>
+                <w:rtl/>
+              </w:rPr>
               <w:t xml:space="preserve">0019</w:t>
             </w:r>
           </w:p>
@@ -7508,6 +7586,7 @@
               <w:bottom w:val="single" w:color="BFC9D6" w:sz="4"/>
               <w:right w:val="single" w:color="BFC9D6" w:sz="4"/>
             </w:tcBorders>
+            <w:shd w:fill="F5F8FC" w:color="auto" w:val="clear"/>
             <w:tcMar>
               <w:top w:type="dxa" w:w="50"/>
               <w:left w:type="dxa" w:w="90"/>

--- a/treasury-platform/docs/33-EXTERNAL-REVIEW-PACKAGE.docx
+++ b/treasury-platform/docs/33-EXTERNAL-REVIEW-PACKAGE.docx
@@ -7495,7 +7495,7 @@
                 <w:szCs w:val="18"/>
                 <w:rtl/>
               </w:rPr>
-              <w:t xml:space="preserve">0020</w:t>
+              <w:t xml:space="preserve">0021</w:t>
             </w:r>
           </w:p>
         </w:tc>
@@ -7531,7 +7531,7 @@
                 <w:szCs w:val="18"/>
                 <w:rtl/>
               </w:rPr>
-              <w:t xml:space="preserve">الإصدار 2.2 من التقييم: سيناريو سابع للحدث الجاري (نزاع الخليج وممرات الملاحة) بمضاعف لكل بلد، وتوقف الحدود الملتزمة غير المسحوبة</w:t>
+              <w:t xml:space="preserve">قرار البنك الفعلي على كل تسهيل يحل محل تقدير موقفه في التقييم</w:t>
             </w:r>
           </w:p>
         </w:tc>
@@ -7573,6 +7573,84 @@
                 <w:szCs w:val="18"/>
                 <w:rtl/>
               </w:rPr>
+              <w:t xml:space="preserve">0020</w:t>
+            </w:r>
+          </w:p>
+        </w:tc>
+        <w:tc>
+          <w:tcPr>
+            <w:tcW w:type="dxa" w:w="7892"/>
+            <w:tcBorders>
+              <w:top w:val="single" w:color="BFC9D6" w:sz="4"/>
+              <w:left w:val="single" w:color="BFC9D6" w:sz="4"/>
+              <w:bottom w:val="single" w:color="BFC9D6" w:sz="4"/>
+              <w:right w:val="single" w:color="BFC9D6" w:sz="4"/>
+            </w:tcBorders>
+            <w:shd w:fill="F5F8FC" w:color="auto" w:val="clear"/>
+            <w:tcMar>
+              <w:top w:type="dxa" w:w="50"/>
+              <w:left w:type="dxa" w:w="90"/>
+              <w:bottom w:type="dxa" w:w="50"/>
+              <w:right w:type="dxa" w:w="90"/>
+            </w:tcMar>
+            <w:vAlign w:val="top"/>
+          </w:tcPr>
+          <w:p>
+            <w:pPr>
+              <w:keepNext w:val="false"/>
+              <w:bidi/>
+              <w:spacing w:after="30" w:before="30" w:line="264"/>
+            </w:pPr>
+            <w:r>
+              <w:rPr>
+                <w:rFonts w:ascii="Arial" w:cs="Arial" w:eastAsia="Arial" w:hAnsi="Arial"/>
+                <w:b w:val="false"/>
+                <w:bCs w:val="false"/>
+                <w:sz w:val="18"/>
+                <w:szCs w:val="18"/>
+                <w:rtl/>
+              </w:rPr>
+              <w:t xml:space="preserve">الإصدار 2.2 من التقييم: سيناريو سابع للحدث الجاري (نزاع الخليج وممرات الملاحة) بمضاعف لكل بلد، وتوقف الحدود الملتزمة غير المسحوبة</w:t>
+            </w:r>
+          </w:p>
+        </w:tc>
+      </w:tr>
+      <w:tr>
+        <w:trPr>
+          <w:cantSplit/>
+        </w:trPr>
+        <w:tc>
+          <w:tcPr>
+            <w:tcW w:type="dxa" w:w="1972"/>
+            <w:tcBorders>
+              <w:top w:val="single" w:color="BFC9D6" w:sz="4"/>
+              <w:left w:val="single" w:color="BFC9D6" w:sz="4"/>
+              <w:bottom w:val="single" w:color="BFC9D6" w:sz="4"/>
+              <w:right w:val="single" w:color="BFC9D6" w:sz="4"/>
+            </w:tcBorders>
+            <w:tcMar>
+              <w:top w:type="dxa" w:w="50"/>
+              <w:left w:type="dxa" w:w="90"/>
+              <w:bottom w:type="dxa" w:w="50"/>
+              <w:right w:type="dxa" w:w="90"/>
+            </w:tcMar>
+            <w:vAlign w:val="top"/>
+          </w:tcPr>
+          <w:p>
+            <w:pPr>
+              <w:keepNext w:val="false"/>
+              <w:bidi/>
+              <w:spacing w:after="30" w:before="30" w:line="264"/>
+            </w:pPr>
+            <w:r>
+              <w:rPr>
+                <w:rFonts w:ascii="Arial" w:cs="Arial" w:eastAsia="Arial" w:hAnsi="Arial"/>
+                <w:b w:val="false"/>
+                <w:bCs w:val="false"/>
+                <w:sz w:val="18"/>
+                <w:szCs w:val="18"/>
+                <w:rtl/>
+              </w:rPr>
               <w:t xml:space="preserve">0019</w:t>
             </w:r>
           </w:p>
@@ -7586,7 +7664,6 @@
               <w:bottom w:val="single" w:color="BFC9D6" w:sz="4"/>
               <w:right w:val="single" w:color="BFC9D6" w:sz="4"/>
             </w:tcBorders>
-            <w:shd w:fill="F5F8FC" w:color="auto" w:val="clear"/>
             <w:tcMar>
               <w:top w:type="dxa" w:w="50"/>
               <w:left w:type="dxa" w:w="90"/>

--- a/treasury-platform/docs/33-EXTERNAL-REVIEW-PACKAGE.docx
+++ b/treasury-platform/docs/33-EXTERNAL-REVIEW-PACKAGE.docx
@@ -5565,7 +5565,7 @@
                 <w:shd w:fill="F1F3F5" w:color="auto" w:val="clear"/>
                 <w:rtl/>
               </w:rPr>
-              <w:t xml:space="preserve">‎docs/adr/0001…0019‎</w:t>
+              <w:t xml:space="preserve">‎docs/adr/0001…0027‎</w:t>
             </w:r>
           </w:p>
         </w:tc>
@@ -7495,7 +7495,7 @@
                 <w:szCs w:val="18"/>
                 <w:rtl/>
               </w:rPr>
-              <w:t xml:space="preserve">0021</w:t>
+              <w:t xml:space="preserve">0019</w:t>
             </w:r>
           </w:p>
         </w:tc>
@@ -7531,7 +7531,7 @@
                 <w:szCs w:val="18"/>
                 <w:rtl/>
               </w:rPr>
-              <w:t xml:space="preserve">قرار البنك الفعلي على كل تسهيل يحل محل تقدير موقفه في التقييم</w:t>
+              <w:t xml:space="preserve">الإصدار 2.1 من التقييم: 16 عائلة قطاعية، والأنشطة التفصيلية بحساسيتها، ومخاطر البلدان العربية ومدنها وسقوفها، والمرتكز، والسيناريوهات الستة</w:t>
             </w:r>
           </w:p>
         </w:tc>
@@ -7651,7 +7651,7 @@
                 <w:szCs w:val="18"/>
                 <w:rtl/>
               </w:rPr>
-              <w:t xml:space="preserve">0019</w:t>
+              <w:t xml:space="preserve">0021</w:t>
             </w:r>
           </w:p>
         </w:tc>
@@ -7687,7 +7687,475 @@
                 <w:szCs w:val="18"/>
                 <w:rtl/>
               </w:rPr>
-              <w:t xml:space="preserve">الإصدار 2.1 من التقييم: 16 عائلة قطاعية، والأنشطة التفصيلية بحساسيتها، ومخاطر البلدان العربية ومدنها وسقوفها، والمرتكز، والسيناريوهات الستة</w:t>
+              <w:t xml:space="preserve">قرار البنك الفعلي على كل تسهيل يحل محل تقدير موقفه في التقييم</w:t>
+            </w:r>
+          </w:p>
+        </w:tc>
+      </w:tr>
+      <w:tr>
+        <w:trPr>
+          <w:cantSplit/>
+        </w:trPr>
+        <w:tc>
+          <w:tcPr>
+            <w:tcW w:type="dxa" w:w="1972"/>
+            <w:tcBorders>
+              <w:top w:val="single" w:color="BFC9D6" w:sz="4"/>
+              <w:left w:val="single" w:color="BFC9D6" w:sz="4"/>
+              <w:bottom w:val="single" w:color="BFC9D6" w:sz="4"/>
+              <w:right w:val="single" w:color="BFC9D6" w:sz="4"/>
+            </w:tcBorders>
+            <w:shd w:fill="F5F8FC" w:color="auto" w:val="clear"/>
+            <w:tcMar>
+              <w:top w:type="dxa" w:w="50"/>
+              <w:left w:type="dxa" w:w="90"/>
+              <w:bottom w:type="dxa" w:w="50"/>
+              <w:right w:type="dxa" w:w="90"/>
+            </w:tcMar>
+            <w:vAlign w:val="top"/>
+          </w:tcPr>
+          <w:p>
+            <w:pPr>
+              <w:keepNext w:val="false"/>
+              <w:bidi/>
+              <w:spacing w:after="30" w:before="30" w:line="264"/>
+            </w:pPr>
+            <w:r>
+              <w:rPr>
+                <w:rFonts w:ascii="Arial" w:cs="Arial" w:eastAsia="Arial" w:hAnsi="Arial"/>
+                <w:b w:val="false"/>
+                <w:bCs w:val="false"/>
+                <w:sz w:val="18"/>
+                <w:szCs w:val="18"/>
+                <w:rtl/>
+              </w:rPr>
+              <w:t xml:space="preserve">0022</w:t>
+            </w:r>
+          </w:p>
+        </w:tc>
+        <w:tc>
+          <w:tcPr>
+            <w:tcW w:type="dxa" w:w="7892"/>
+            <w:tcBorders>
+              <w:top w:val="single" w:color="BFC9D6" w:sz="4"/>
+              <w:left w:val="single" w:color="BFC9D6" w:sz="4"/>
+              <w:bottom w:val="single" w:color="BFC9D6" w:sz="4"/>
+              <w:right w:val="single" w:color="BFC9D6" w:sz="4"/>
+            </w:tcBorders>
+            <w:shd w:fill="F5F8FC" w:color="auto" w:val="clear"/>
+            <w:tcMar>
+              <w:top w:type="dxa" w:w="50"/>
+              <w:left w:type="dxa" w:w="90"/>
+              <w:bottom w:type="dxa" w:w="50"/>
+              <w:right w:type="dxa" w:w="90"/>
+            </w:tcMar>
+            <w:vAlign w:val="top"/>
+          </w:tcPr>
+          <w:p>
+            <w:pPr>
+              <w:keepNext w:val="false"/>
+              <w:bidi/>
+              <w:spacing w:after="30" w:before="30" w:line="264"/>
+            </w:pPr>
+            <w:r>
+              <w:rPr>
+                <w:rFonts w:ascii="Arial" w:cs="Arial" w:eastAsia="Arial" w:hAnsi="Arial"/>
+                <w:b w:val="false"/>
+                <w:bCs w:val="false"/>
+                <w:sz w:val="18"/>
+                <w:szCs w:val="18"/>
+                <w:rtl/>
+              </w:rPr>
+              <w:t xml:space="preserve">التقييم التجريبي للقائمة قبل اعتمادها: يبقى مسودة، وبصمته تضم أسطر القائمة</w:t>
+            </w:r>
+          </w:p>
+        </w:tc>
+      </w:tr>
+      <w:tr>
+        <w:trPr>
+          <w:cantSplit/>
+        </w:trPr>
+        <w:tc>
+          <w:tcPr>
+            <w:tcW w:type="dxa" w:w="1972"/>
+            <w:tcBorders>
+              <w:top w:val="single" w:color="BFC9D6" w:sz="4"/>
+              <w:left w:val="single" w:color="BFC9D6" w:sz="4"/>
+              <w:bottom w:val="single" w:color="BFC9D6" w:sz="4"/>
+              <w:right w:val="single" w:color="BFC9D6" w:sz="4"/>
+            </w:tcBorders>
+            <w:tcMar>
+              <w:top w:type="dxa" w:w="50"/>
+              <w:left w:type="dxa" w:w="90"/>
+              <w:bottom w:type="dxa" w:w="50"/>
+              <w:right w:type="dxa" w:w="90"/>
+            </w:tcMar>
+            <w:vAlign w:val="top"/>
+          </w:tcPr>
+          <w:p>
+            <w:pPr>
+              <w:keepNext w:val="false"/>
+              <w:bidi/>
+              <w:spacing w:after="30" w:before="30" w:line="264"/>
+            </w:pPr>
+            <w:r>
+              <w:rPr>
+                <w:rFonts w:ascii="Arial" w:cs="Arial" w:eastAsia="Arial" w:hAnsi="Arial"/>
+                <w:b w:val="false"/>
+                <w:bCs w:val="false"/>
+                <w:sz w:val="18"/>
+                <w:szCs w:val="18"/>
+                <w:rtl/>
+              </w:rPr>
+              <w:t xml:space="preserve">0023</w:t>
+            </w:r>
+          </w:p>
+        </w:tc>
+        <w:tc>
+          <w:tcPr>
+            <w:tcW w:type="dxa" w:w="7892"/>
+            <w:tcBorders>
+              <w:top w:val="single" w:color="BFC9D6" w:sz="4"/>
+              <w:left w:val="single" w:color="BFC9D6" w:sz="4"/>
+              <w:bottom w:val="single" w:color="BFC9D6" w:sz="4"/>
+              <w:right w:val="single" w:color="BFC9D6" w:sz="4"/>
+            </w:tcBorders>
+            <w:tcMar>
+              <w:top w:type="dxa" w:w="50"/>
+              <w:left w:type="dxa" w:w="90"/>
+              <w:bottom w:type="dxa" w:w="50"/>
+              <w:right w:type="dxa" w:w="90"/>
+            </w:tcMar>
+            <w:vAlign w:val="top"/>
+          </w:tcPr>
+          <w:p>
+            <w:pPr>
+              <w:keepNext w:val="false"/>
+              <w:bidi/>
+              <w:spacing w:after="30" w:before="30" w:line="264"/>
+            </w:pPr>
+            <w:r>
+              <w:rPr>
+                <w:rFonts w:ascii="Arial" w:cs="Arial" w:eastAsia="Arial" w:hAnsi="Arial"/>
+                <w:b w:val="false"/>
+                <w:bCs w:val="false"/>
+                <w:sz w:val="18"/>
+                <w:szCs w:val="18"/>
+                <w:rtl/>
+              </w:rPr>
+              <w:t xml:space="preserve">نسخ العرض البديلة للقائمة: الحلول المختارة بقائمة متوازنة، ولا تُختار إلا بمستندات الفترة وبغير معدّها</w:t>
+            </w:r>
+          </w:p>
+        </w:tc>
+      </w:tr>
+      <w:tr>
+        <w:trPr>
+          <w:cantSplit/>
+        </w:trPr>
+        <w:tc>
+          <w:tcPr>
+            <w:tcW w:type="dxa" w:w="1972"/>
+            <w:tcBorders>
+              <w:top w:val="single" w:color="BFC9D6" w:sz="4"/>
+              <w:left w:val="single" w:color="BFC9D6" w:sz="4"/>
+              <w:bottom w:val="single" w:color="BFC9D6" w:sz="4"/>
+              <w:right w:val="single" w:color="BFC9D6" w:sz="4"/>
+            </w:tcBorders>
+            <w:shd w:fill="F5F8FC" w:color="auto" w:val="clear"/>
+            <w:tcMar>
+              <w:top w:type="dxa" w:w="50"/>
+              <w:left w:type="dxa" w:w="90"/>
+              <w:bottom w:type="dxa" w:w="50"/>
+              <w:right w:type="dxa" w:w="90"/>
+            </w:tcMar>
+            <w:vAlign w:val="top"/>
+          </w:tcPr>
+          <w:p>
+            <w:pPr>
+              <w:keepNext w:val="false"/>
+              <w:bidi/>
+              <w:spacing w:after="30" w:before="30" w:line="264"/>
+            </w:pPr>
+            <w:r>
+              <w:rPr>
+                <w:rFonts w:ascii="Arial" w:cs="Arial" w:eastAsia="Arial" w:hAnsi="Arial"/>
+                <w:b w:val="false"/>
+                <w:bCs w:val="false"/>
+                <w:sz w:val="18"/>
+                <w:szCs w:val="18"/>
+                <w:rtl/>
+              </w:rPr>
+              <w:t xml:space="preserve">0024</w:t>
+            </w:r>
+          </w:p>
+        </w:tc>
+        <w:tc>
+          <w:tcPr>
+            <w:tcW w:type="dxa" w:w="7892"/>
+            <w:tcBorders>
+              <w:top w:val="single" w:color="BFC9D6" w:sz="4"/>
+              <w:left w:val="single" w:color="BFC9D6" w:sz="4"/>
+              <w:bottom w:val="single" w:color="BFC9D6" w:sz="4"/>
+              <w:right w:val="single" w:color="BFC9D6" w:sz="4"/>
+            </w:tcBorders>
+            <w:shd w:fill="F5F8FC" w:color="auto" w:val="clear"/>
+            <w:tcMar>
+              <w:top w:type="dxa" w:w="50"/>
+              <w:left w:type="dxa" w:w="90"/>
+              <w:bottom w:type="dxa" w:w="50"/>
+              <w:right w:type="dxa" w:w="90"/>
+            </w:tcMar>
+            <w:vAlign w:val="top"/>
+          </w:tcPr>
+          <w:p>
+            <w:pPr>
+              <w:keepNext w:val="false"/>
+              <w:bidi/>
+              <w:spacing w:after="30" w:before="30" w:line="264"/>
+            </w:pPr>
+            <w:r>
+              <w:rPr>
+                <w:rFonts w:ascii="Arial" w:cs="Arial" w:eastAsia="Arial" w:hAnsi="Arial"/>
+                <w:b w:val="false"/>
+                <w:bCs w:val="false"/>
+                <w:sz w:val="18"/>
+                <w:szCs w:val="18"/>
+                <w:rtl/>
+              </w:rPr>
+              <w:t xml:space="preserve">ملف الجاهزية قبل جهات التمويل، وجدوله الزمني، والإنذار المبكر</w:t>
+            </w:r>
+          </w:p>
+        </w:tc>
+      </w:tr>
+      <w:tr>
+        <w:trPr>
+          <w:cantSplit/>
+        </w:trPr>
+        <w:tc>
+          <w:tcPr>
+            <w:tcW w:type="dxa" w:w="1972"/>
+            <w:tcBorders>
+              <w:top w:val="single" w:color="BFC9D6" w:sz="4"/>
+              <w:left w:val="single" w:color="BFC9D6" w:sz="4"/>
+              <w:bottom w:val="single" w:color="BFC9D6" w:sz="4"/>
+              <w:right w:val="single" w:color="BFC9D6" w:sz="4"/>
+            </w:tcBorders>
+            <w:tcMar>
+              <w:top w:type="dxa" w:w="50"/>
+              <w:left w:type="dxa" w:w="90"/>
+              <w:bottom w:type="dxa" w:w="50"/>
+              <w:right w:type="dxa" w:w="90"/>
+            </w:tcMar>
+            <w:vAlign w:val="top"/>
+          </w:tcPr>
+          <w:p>
+            <w:pPr>
+              <w:keepNext w:val="false"/>
+              <w:bidi/>
+              <w:spacing w:after="30" w:before="30" w:line="264"/>
+            </w:pPr>
+            <w:r>
+              <w:rPr>
+                <w:rFonts w:ascii="Arial" w:cs="Arial" w:eastAsia="Arial" w:hAnsi="Arial"/>
+                <w:b w:val="false"/>
+                <w:bCs w:val="false"/>
+                <w:sz w:val="18"/>
+                <w:szCs w:val="18"/>
+                <w:rtl/>
+              </w:rPr>
+              <w:t xml:space="preserve">0025</w:t>
+            </w:r>
+          </w:p>
+        </w:tc>
+        <w:tc>
+          <w:tcPr>
+            <w:tcW w:type="dxa" w:w="7892"/>
+            <w:tcBorders>
+              <w:top w:val="single" w:color="BFC9D6" w:sz="4"/>
+              <w:left w:val="single" w:color="BFC9D6" w:sz="4"/>
+              <w:bottom w:val="single" w:color="BFC9D6" w:sz="4"/>
+              <w:right w:val="single" w:color="BFC9D6" w:sz="4"/>
+            </w:tcBorders>
+            <w:tcMar>
+              <w:top w:type="dxa" w:w="50"/>
+              <w:left w:type="dxa" w:w="90"/>
+              <w:bottom w:type="dxa" w:w="50"/>
+              <w:right w:type="dxa" w:w="90"/>
+            </w:tcMar>
+            <w:vAlign w:val="top"/>
+          </w:tcPr>
+          <w:p>
+            <w:pPr>
+              <w:keepNext w:val="false"/>
+              <w:bidi/>
+              <w:spacing w:after="30" w:before="30" w:line="264"/>
+            </w:pPr>
+            <w:r>
+              <w:rPr>
+                <w:rFonts w:ascii="Arial" w:cs="Arial" w:eastAsia="Arial" w:hAnsi="Arial"/>
+                <w:b w:val="false"/>
+                <w:bCs w:val="false"/>
+                <w:sz w:val="18"/>
+                <w:szCs w:val="18"/>
+                <w:rtl/>
+              </w:rPr>
+              <w:t xml:space="preserve">تقييم القوائم التقديرية (الموازنة) ومقارنتها بالسنة الفعلية</w:t>
+            </w:r>
+          </w:p>
+        </w:tc>
+      </w:tr>
+      <w:tr>
+        <w:trPr>
+          <w:cantSplit/>
+        </w:trPr>
+        <w:tc>
+          <w:tcPr>
+            <w:tcW w:type="dxa" w:w="1972"/>
+            <w:tcBorders>
+              <w:top w:val="single" w:color="BFC9D6" w:sz="4"/>
+              <w:left w:val="single" w:color="BFC9D6" w:sz="4"/>
+              <w:bottom w:val="single" w:color="BFC9D6" w:sz="4"/>
+              <w:right w:val="single" w:color="BFC9D6" w:sz="4"/>
+            </w:tcBorders>
+            <w:shd w:fill="F5F8FC" w:color="auto" w:val="clear"/>
+            <w:tcMar>
+              <w:top w:type="dxa" w:w="50"/>
+              <w:left w:type="dxa" w:w="90"/>
+              <w:bottom w:type="dxa" w:w="50"/>
+              <w:right w:type="dxa" w:w="90"/>
+            </w:tcMar>
+            <w:vAlign w:val="top"/>
+          </w:tcPr>
+          <w:p>
+            <w:pPr>
+              <w:keepNext w:val="false"/>
+              <w:bidi/>
+              <w:spacing w:after="30" w:before="30" w:line="264"/>
+            </w:pPr>
+            <w:r>
+              <w:rPr>
+                <w:rFonts w:ascii="Arial" w:cs="Arial" w:eastAsia="Arial" w:hAnsi="Arial"/>
+                <w:b w:val="false"/>
+                <w:bCs w:val="false"/>
+                <w:sz w:val="18"/>
+                <w:szCs w:val="18"/>
+                <w:rtl/>
+              </w:rPr>
+              <w:t xml:space="preserve">0026</w:t>
+            </w:r>
+          </w:p>
+        </w:tc>
+        <w:tc>
+          <w:tcPr>
+            <w:tcW w:type="dxa" w:w="7892"/>
+            <w:tcBorders>
+              <w:top w:val="single" w:color="BFC9D6" w:sz="4"/>
+              <w:left w:val="single" w:color="BFC9D6" w:sz="4"/>
+              <w:bottom w:val="single" w:color="BFC9D6" w:sz="4"/>
+              <w:right w:val="single" w:color="BFC9D6" w:sz="4"/>
+            </w:tcBorders>
+            <w:shd w:fill="F5F8FC" w:color="auto" w:val="clear"/>
+            <w:tcMar>
+              <w:top w:type="dxa" w:w="50"/>
+              <w:left w:type="dxa" w:w="90"/>
+              <w:bottom w:type="dxa" w:w="50"/>
+              <w:right w:type="dxa" w:w="90"/>
+            </w:tcMar>
+            <w:vAlign w:val="top"/>
+          </w:tcPr>
+          <w:p>
+            <w:pPr>
+              <w:keepNext w:val="false"/>
+              <w:bidi/>
+              <w:spacing w:after="30" w:before="30" w:line="264"/>
+            </w:pPr>
+            <w:r>
+              <w:rPr>
+                <w:rFonts w:ascii="Arial" w:cs="Arial" w:eastAsia="Arial" w:hAnsi="Arial"/>
+                <w:b w:val="false"/>
+                <w:bCs w:val="false"/>
+                <w:sz w:val="18"/>
+                <w:szCs w:val="18"/>
+                <w:rtl/>
+              </w:rPr>
+              <w:t xml:space="preserve">التصنيف الذي يبلغ به البنك الشركة، ومقارنته بتقييمها، ودخوله في جاهزية التجديد</w:t>
+            </w:r>
+          </w:p>
+        </w:tc>
+      </w:tr>
+      <w:tr>
+        <w:trPr>
+          <w:cantSplit/>
+        </w:trPr>
+        <w:tc>
+          <w:tcPr>
+            <w:tcW w:type="dxa" w:w="1972"/>
+            <w:tcBorders>
+              <w:top w:val="single" w:color="BFC9D6" w:sz="4"/>
+              <w:left w:val="single" w:color="BFC9D6" w:sz="4"/>
+              <w:bottom w:val="single" w:color="BFC9D6" w:sz="4"/>
+              <w:right w:val="single" w:color="BFC9D6" w:sz="4"/>
+            </w:tcBorders>
+            <w:tcMar>
+              <w:top w:type="dxa" w:w="50"/>
+              <w:left w:type="dxa" w:w="90"/>
+              <w:bottom w:type="dxa" w:w="50"/>
+              <w:right w:type="dxa" w:w="90"/>
+            </w:tcMar>
+            <w:vAlign w:val="top"/>
+          </w:tcPr>
+          <w:p>
+            <w:pPr>
+              <w:keepNext w:val="false"/>
+              <w:bidi/>
+              <w:spacing w:after="30" w:before="30" w:line="264"/>
+            </w:pPr>
+            <w:r>
+              <w:rPr>
+                <w:rFonts w:ascii="Arial" w:cs="Arial" w:eastAsia="Arial" w:hAnsi="Arial"/>
+                <w:b w:val="false"/>
+                <w:bCs w:val="false"/>
+                <w:sz w:val="18"/>
+                <w:szCs w:val="18"/>
+                <w:rtl/>
+              </w:rPr>
+              <w:t xml:space="preserve">0027</w:t>
+            </w:r>
+          </w:p>
+        </w:tc>
+        <w:tc>
+          <w:tcPr>
+            <w:tcW w:type="dxa" w:w="7892"/>
+            <w:tcBorders>
+              <w:top w:val="single" w:color="BFC9D6" w:sz="4"/>
+              <w:left w:val="single" w:color="BFC9D6" w:sz="4"/>
+              <w:bottom w:val="single" w:color="BFC9D6" w:sz="4"/>
+              <w:right w:val="single" w:color="BFC9D6" w:sz="4"/>
+            </w:tcBorders>
+            <w:tcMar>
+              <w:top w:type="dxa" w:w="50"/>
+              <w:left w:type="dxa" w:w="90"/>
+              <w:bottom w:type="dxa" w:w="50"/>
+              <w:right w:type="dxa" w:w="90"/>
+            </w:tcMar>
+            <w:vAlign w:val="top"/>
+          </w:tcPr>
+          <w:p>
+            <w:pPr>
+              <w:keepNext w:val="false"/>
+              <w:bidi/>
+              <w:spacing w:after="30" w:before="30" w:line="264"/>
+            </w:pPr>
+            <w:r>
+              <w:rPr>
+                <w:rFonts w:ascii="Arial" w:cs="Arial" w:eastAsia="Arial" w:hAnsi="Arial"/>
+                <w:b w:val="false"/>
+                <w:bCs w:val="false"/>
+                <w:sz w:val="18"/>
+                <w:szCs w:val="18"/>
+                <w:rtl/>
+              </w:rPr>
+              <w:t xml:space="preserve">مهمة إشعارات الإنذار المبكر: مرة لكل مرحلة من الوقت الباقي ولكل جاهزية، مع طلب الإشعار في Outbox</w:t>
             </w:r>
           </w:p>
         </w:tc>
@@ -15049,7 +15517,7 @@
         <w:szCs w:val="17"/>
         <w:rtl/>
       </w:rPr>
-      <w:t xml:space="preserve">حزمة المراجعة الخارجية · BankFas · 2026-10-19</w:t>
+      <w:t xml:space="preserve">حزمة المراجعة الخارجية · BankFas · 2026-10-20</w:t>
     </w:r>
   </w:p>
 </w:hdr>

--- a/treasury-platform/docs/33-EXTERNAL-REVIEW-PACKAGE.docx
+++ b/treasury-platform/docs/33-EXTERNAL-REVIEW-PACKAGE.docx
@@ -5565,7 +5565,7 @@
                 <w:shd w:fill="F1F3F5" w:color="auto" w:val="clear"/>
                 <w:rtl/>
               </w:rPr>
-              <w:t xml:space="preserve">‎docs/adr/0001…0027‎</w:t>
+              <w:t xml:space="preserve">‎docs/adr/0001…0028‎</w:t>
             </w:r>
           </w:p>
         </w:tc>
@@ -8156,6 +8156,85 @@
                 <w:rtl/>
               </w:rPr>
               <w:t xml:space="preserve">مهمة إشعارات الإنذار المبكر: مرة لكل مرحلة من الوقت الباقي ولكل جاهزية، مع طلب الإشعار في Outbox</w:t>
+            </w:r>
+          </w:p>
+        </w:tc>
+      </w:tr>
+      <w:tr>
+        <w:trPr>
+          <w:cantSplit/>
+        </w:trPr>
+        <w:tc>
+          <w:tcPr>
+            <w:tcW w:type="dxa" w:w="1972"/>
+            <w:tcBorders>
+              <w:top w:val="single" w:color="BFC9D6" w:sz="4"/>
+              <w:left w:val="single" w:color="BFC9D6" w:sz="4"/>
+              <w:bottom w:val="single" w:color="BFC9D6" w:sz="4"/>
+              <w:right w:val="single" w:color="BFC9D6" w:sz="4"/>
+            </w:tcBorders>
+            <w:shd w:fill="F5F8FC" w:color="auto" w:val="clear"/>
+            <w:tcMar>
+              <w:top w:type="dxa" w:w="50"/>
+              <w:left w:type="dxa" w:w="90"/>
+              <w:bottom w:type="dxa" w:w="50"/>
+              <w:right w:type="dxa" w:w="90"/>
+            </w:tcMar>
+            <w:vAlign w:val="top"/>
+          </w:tcPr>
+          <w:p>
+            <w:pPr>
+              <w:keepNext w:val="false"/>
+              <w:bidi/>
+              <w:spacing w:after="30" w:before="30" w:line="264"/>
+            </w:pPr>
+            <w:r>
+              <w:rPr>
+                <w:rFonts w:ascii="Arial" w:cs="Arial" w:eastAsia="Arial" w:hAnsi="Arial"/>
+                <w:b w:val="false"/>
+                <w:bCs w:val="false"/>
+                <w:sz w:val="18"/>
+                <w:szCs w:val="18"/>
+                <w:rtl/>
+              </w:rPr>
+              <w:t xml:space="preserve">0028</w:t>
+            </w:r>
+          </w:p>
+        </w:tc>
+        <w:tc>
+          <w:tcPr>
+            <w:tcW w:type="dxa" w:w="7892"/>
+            <w:tcBorders>
+              <w:top w:val="single" w:color="BFC9D6" w:sz="4"/>
+              <w:left w:val="single" w:color="BFC9D6" w:sz="4"/>
+              <w:bottom w:val="single" w:color="BFC9D6" w:sz="4"/>
+              <w:right w:val="single" w:color="BFC9D6" w:sz="4"/>
+            </w:tcBorders>
+            <w:shd w:fill="F5F8FC" w:color="auto" w:val="clear"/>
+            <w:tcMar>
+              <w:top w:type="dxa" w:w="50"/>
+              <w:left w:type="dxa" w:w="90"/>
+              <w:bottom w:type="dxa" w:w="50"/>
+              <w:right w:type="dxa" w:w="90"/>
+            </w:tcMar>
+            <w:vAlign w:val="top"/>
+          </w:tcPr>
+          <w:p>
+            <w:pPr>
+              <w:keepNext w:val="false"/>
+              <w:bidi/>
+              <w:spacing w:after="30" w:before="30" w:line="264"/>
+            </w:pPr>
+            <w:r>
+              <w:rPr>
+                <w:rFonts w:ascii="Arial" w:cs="Arial" w:eastAsia="Arial" w:hAnsi="Arial"/>
+                <w:b w:val="false"/>
+                <w:bCs w:val="false"/>
+                <w:sz w:val="18"/>
+                <w:szCs w:val="18"/>
+                <w:rtl/>
+              </w:rPr>
+              <w:t xml:space="preserve">قوالب رسائل الإنذار بالعربية والإنجليزية: حدث أحمر وآخر أصفر، وسبب الجاهزية، وأول حزمة للمشترك NTF.BASE</w:t>
             </w:r>
           </w:p>
         </w:tc>

--- a/treasury-platform/docs/33-EXTERNAL-REVIEW-PACKAGE.docx
+++ b/treasury-platform/docs/33-EXTERNAL-REVIEW-PACKAGE.docx
@@ -5565,7 +5565,7 @@
                 <w:shd w:fill="F1F3F5" w:color="auto" w:val="clear"/>
                 <w:rtl/>
               </w:rPr>
-              <w:t xml:space="preserve">‎docs/adr/0001…0028‎</w:t>
+              <w:t xml:space="preserve">‎docs/adr/0001…0029‎</w:t>
             </w:r>
           </w:p>
         </w:tc>
@@ -8235,6 +8235,83 @@
                 <w:rtl/>
               </w:rPr>
               <w:t xml:space="preserve">قوالب رسائل الإنذار بالعربية والإنجليزية: حدث أحمر وآخر أصفر، وسبب الجاهزية، وأول حزمة للمشترك NTF.BASE</w:t>
+            </w:r>
+          </w:p>
+        </w:tc>
+      </w:tr>
+      <w:tr>
+        <w:trPr>
+          <w:cantSplit/>
+        </w:trPr>
+        <w:tc>
+          <w:tcPr>
+            <w:tcW w:type="dxa" w:w="1972"/>
+            <w:tcBorders>
+              <w:top w:val="single" w:color="BFC9D6" w:sz="4"/>
+              <w:left w:val="single" w:color="BFC9D6" w:sz="4"/>
+              <w:bottom w:val="single" w:color="BFC9D6" w:sz="4"/>
+              <w:right w:val="single" w:color="BFC9D6" w:sz="4"/>
+            </w:tcBorders>
+            <w:tcMar>
+              <w:top w:type="dxa" w:w="50"/>
+              <w:left w:type="dxa" w:w="90"/>
+              <w:bottom w:type="dxa" w:w="50"/>
+              <w:right w:type="dxa" w:w="90"/>
+            </w:tcMar>
+            <w:vAlign w:val="top"/>
+          </w:tcPr>
+          <w:p>
+            <w:pPr>
+              <w:keepNext w:val="false"/>
+              <w:bidi/>
+              <w:spacing w:after="30" w:before="30" w:line="264"/>
+            </w:pPr>
+            <w:r>
+              <w:rPr>
+                <w:rFonts w:ascii="Arial" w:cs="Arial" w:eastAsia="Arial" w:hAnsi="Arial"/>
+                <w:b w:val="false"/>
+                <w:bCs w:val="false"/>
+                <w:sz w:val="18"/>
+                <w:szCs w:val="18"/>
+                <w:rtl/>
+              </w:rPr>
+              <w:t xml:space="preserve">0029</w:t>
+            </w:r>
+          </w:p>
+        </w:tc>
+        <w:tc>
+          <w:tcPr>
+            <w:tcW w:type="dxa" w:w="7892"/>
+            <w:tcBorders>
+              <w:top w:val="single" w:color="BFC9D6" w:sz="4"/>
+              <w:left w:val="single" w:color="BFC9D6" w:sz="4"/>
+              <w:bottom w:val="single" w:color="BFC9D6" w:sz="4"/>
+              <w:right w:val="single" w:color="BFC9D6" w:sz="4"/>
+            </w:tcBorders>
+            <w:tcMar>
+              <w:top w:type="dxa" w:w="50"/>
+              <w:left w:type="dxa" w:w="90"/>
+              <w:bottom w:type="dxa" w:w="50"/>
+              <w:right w:type="dxa" w:w="90"/>
+            </w:tcMar>
+            <w:vAlign w:val="top"/>
+          </w:tcPr>
+          <w:p>
+            <w:pPr>
+              <w:keepNext w:val="false"/>
+              <w:bidi/>
+              <w:spacing w:after="30" w:before="30" w:line="264"/>
+            </w:pPr>
+            <w:r>
+              <w:rPr>
+                <w:rFonts w:ascii="Arial" w:cs="Arial" w:eastAsia="Arial" w:hAnsi="Arial"/>
+                <w:b w:val="false"/>
+                <w:bCs w:val="false"/>
+                <w:sz w:val="18"/>
+                <w:szCs w:val="18"/>
+                <w:rtl/>
+              </w:rPr>
+              <w:t xml:space="preserve">تصديق التقييم للاستعمال خارج الشركة، وسبب اختيار نسخة العرض، والمعايرة المتراكمة مع جهات التمويل (من المراجعة 3.0)</w:t>
             </w:r>
           </w:p>
         </w:tc>
@@ -9437,7 +9514,7 @@
                 <w:szCs w:val="18"/>
                 <w:rtl/>
               </w:rPr>
-              <w:t xml:space="preserve">142 صلاحية، و21 درجة و36 مقياسًا و3 بطاقات</w:t>
+              <w:t xml:space="preserve">143 صلاحية، و21 درجة و36 مقياسًا و3 بطاقات</w:t>
             </w:r>
           </w:p>
         </w:tc>

--- a/treasury-platform/docs/33-EXTERNAL-REVIEW-PACKAGE.docx
+++ b/treasury-platform/docs/33-EXTERNAL-REVIEW-PACKAGE.docx
@@ -5565,7 +5565,7 @@
                 <w:shd w:fill="F1F3F5" w:color="auto" w:val="clear"/>
                 <w:rtl/>
               </w:rPr>
-              <w:t xml:space="preserve">‎docs/adr/0001…0029‎</w:t>
+              <w:t xml:space="preserve">‎docs/adr/0001…0030‎</w:t>
             </w:r>
           </w:p>
         </w:tc>
@@ -8312,6 +8312,85 @@
                 <w:rtl/>
               </w:rPr>
               <w:t xml:space="preserve">تصديق التقييم للاستعمال خارج الشركة، وسبب اختيار نسخة العرض، والمعايرة المتراكمة مع جهات التمويل (من المراجعة 3.0)</w:t>
+            </w:r>
+          </w:p>
+        </w:tc>
+      </w:tr>
+      <w:tr>
+        <w:trPr>
+          <w:cantSplit/>
+        </w:trPr>
+        <w:tc>
+          <w:tcPr>
+            <w:tcW w:type="dxa" w:w="1972"/>
+            <w:tcBorders>
+              <w:top w:val="single" w:color="BFC9D6" w:sz="4"/>
+              <w:left w:val="single" w:color="BFC9D6" w:sz="4"/>
+              <w:bottom w:val="single" w:color="BFC9D6" w:sz="4"/>
+              <w:right w:val="single" w:color="BFC9D6" w:sz="4"/>
+            </w:tcBorders>
+            <w:shd w:fill="F5F8FC" w:color="auto" w:val="clear"/>
+            <w:tcMar>
+              <w:top w:type="dxa" w:w="50"/>
+              <w:left w:type="dxa" w:w="90"/>
+              <w:bottom w:type="dxa" w:w="50"/>
+              <w:right w:type="dxa" w:w="90"/>
+            </w:tcMar>
+            <w:vAlign w:val="top"/>
+          </w:tcPr>
+          <w:p>
+            <w:pPr>
+              <w:keepNext w:val="false"/>
+              <w:bidi/>
+              <w:spacing w:after="30" w:before="30" w:line="264"/>
+            </w:pPr>
+            <w:r>
+              <w:rPr>
+                <w:rFonts w:ascii="Arial" w:cs="Arial" w:eastAsia="Arial" w:hAnsi="Arial"/>
+                <w:b w:val="false"/>
+                <w:bCs w:val="false"/>
+                <w:sz w:val="18"/>
+                <w:szCs w:val="18"/>
+                <w:rtl/>
+              </w:rPr>
+              <w:t xml:space="preserve">0030</w:t>
+            </w:r>
+          </w:p>
+        </w:tc>
+        <w:tc>
+          <w:tcPr>
+            <w:tcW w:type="dxa" w:w="7892"/>
+            <w:tcBorders>
+              <w:top w:val="single" w:color="BFC9D6" w:sz="4"/>
+              <w:left w:val="single" w:color="BFC9D6" w:sz="4"/>
+              <w:bottom w:val="single" w:color="BFC9D6" w:sz="4"/>
+              <w:right w:val="single" w:color="BFC9D6" w:sz="4"/>
+            </w:tcBorders>
+            <w:shd w:fill="F5F8FC" w:color="auto" w:val="clear"/>
+            <w:tcMar>
+              <w:top w:type="dxa" w:w="50"/>
+              <w:left w:type="dxa" w:w="90"/>
+              <w:bottom w:type="dxa" w:w="50"/>
+              <w:right w:type="dxa" w:w="90"/>
+            </w:tcMar>
+            <w:vAlign w:val="top"/>
+          </w:tcPr>
+          <w:p>
+            <w:pPr>
+              <w:keepNext w:val="false"/>
+              <w:bidi/>
+              <w:spacing w:after="30" w:before="30" w:line="264"/>
+            </w:pPr>
+            <w:r>
+              <w:rPr>
+                <w:rFonts w:ascii="Arial" w:cs="Arial" w:eastAsia="Arial" w:hAnsi="Arial"/>
+                <w:b w:val="false"/>
+                <w:bCs w:val="false"/>
+                <w:sz w:val="18"/>
+                <w:szCs w:val="18"/>
+                <w:rtl/>
+              </w:rPr>
+              <w:t xml:space="preserve">تجميد الأرقام الشهرية المؤكدة، وحزمة أدلة التقييم، والمعايرة في الجاهزية، ومسؤول المخاطر RK، ومصفوفة مخصص الذمم (من المراجعة 4.0، القرار 35)</w:t>
             </w:r>
           </w:p>
         </w:tc>

--- a/treasury-platform/docs/33-EXTERNAL-REVIEW-PACKAGE.docx
+++ b/treasury-platform/docs/33-EXTERNAL-REVIEW-PACKAGE.docx
@@ -5565,7 +5565,7 @@
                 <w:shd w:fill="F1F3F5" w:color="auto" w:val="clear"/>
                 <w:rtl/>
               </w:rPr>
-              <w:t xml:space="preserve">‎docs/adr/0001…0030‎</w:t>
+              <w:t xml:space="preserve">‎docs/adr/0001…0031‎</w:t>
             </w:r>
           </w:p>
         </w:tc>
@@ -8391,6 +8391,83 @@
                 <w:rtl/>
               </w:rPr>
               <w:t xml:space="preserve">تجميد الأرقام الشهرية المؤكدة، وحزمة أدلة التقييم، والمعايرة في الجاهزية، ومسؤول المخاطر RK، ومصفوفة مخصص الذمم (من المراجعة 4.0، القرار 35)</w:t>
+            </w:r>
+          </w:p>
+        </w:tc>
+      </w:tr>
+      <w:tr>
+        <w:trPr>
+          <w:cantSplit/>
+        </w:trPr>
+        <w:tc>
+          <w:tcPr>
+            <w:tcW w:type="dxa" w:w="1972"/>
+            <w:tcBorders>
+              <w:top w:val="single" w:color="BFC9D6" w:sz="4"/>
+              <w:left w:val="single" w:color="BFC9D6" w:sz="4"/>
+              <w:bottom w:val="single" w:color="BFC9D6" w:sz="4"/>
+              <w:right w:val="single" w:color="BFC9D6" w:sz="4"/>
+            </w:tcBorders>
+            <w:tcMar>
+              <w:top w:type="dxa" w:w="50"/>
+              <w:left w:type="dxa" w:w="90"/>
+              <w:bottom w:type="dxa" w:w="50"/>
+              <w:right w:type="dxa" w:w="90"/>
+            </w:tcMar>
+            <w:vAlign w:val="top"/>
+          </w:tcPr>
+          <w:p>
+            <w:pPr>
+              <w:keepNext w:val="false"/>
+              <w:bidi/>
+              <w:spacing w:after="30" w:before="30" w:line="264"/>
+            </w:pPr>
+            <w:r>
+              <w:rPr>
+                <w:rFonts w:ascii="Arial" w:cs="Arial" w:eastAsia="Arial" w:hAnsi="Arial"/>
+                <w:b w:val="false"/>
+                <w:bCs w:val="false"/>
+                <w:sz w:val="18"/>
+                <w:szCs w:val="18"/>
+                <w:rtl/>
+              </w:rPr>
+              <w:t xml:space="preserve">0031</w:t>
+            </w:r>
+          </w:p>
+        </w:tc>
+        <w:tc>
+          <w:tcPr>
+            <w:tcW w:type="dxa" w:w="7892"/>
+            <w:tcBorders>
+              <w:top w:val="single" w:color="BFC9D6" w:sz="4"/>
+              <w:left w:val="single" w:color="BFC9D6" w:sz="4"/>
+              <w:bottom w:val="single" w:color="BFC9D6" w:sz="4"/>
+              <w:right w:val="single" w:color="BFC9D6" w:sz="4"/>
+            </w:tcBorders>
+            <w:tcMar>
+              <w:top w:type="dxa" w:w="50"/>
+              <w:left w:type="dxa" w:w="90"/>
+              <w:bottom w:type="dxa" w:w="50"/>
+              <w:right w:type="dxa" w:w="90"/>
+            </w:tcMar>
+            <w:vAlign w:val="top"/>
+          </w:tcPr>
+          <w:p>
+            <w:pPr>
+              <w:keepNext w:val="false"/>
+              <w:bidi/>
+              <w:spacing w:after="30" w:before="30" w:line="264"/>
+            </w:pPr>
+            <w:r>
+              <w:rPr>
+                <w:rFonts w:ascii="Arial" w:cs="Arial" w:eastAsia="Arial" w:hAnsi="Arial"/>
+                <w:b w:val="false"/>
+                <w:bCs w:val="false"/>
+                <w:sz w:val="18"/>
+                <w:szCs w:val="18"/>
+                <w:rtl/>
+              </w:rPr>
+              <w:t xml:space="preserve">إقفال فترات الشركة اختياريًا وإعادة فتحها بيد غير من أقفل (البند 2 من دراسة المراجعة 4.0)</w:t>
             </w:r>
           </w:p>
         </w:tc>
@@ -9593,7 +9670,7 @@
                 <w:szCs w:val="18"/>
                 <w:rtl/>
               </w:rPr>
-              <w:t xml:space="preserve">143 صلاحية، و21 درجة و36 مقياسًا و3 بطاقات</w:t>
+              <w:t xml:space="preserve">144 صلاحية، و21 درجة و36 مقياسًا و3 بطاقات</w:t>
             </w:r>
           </w:p>
         </w:tc>

--- a/treasury-platform/docs/33-EXTERNAL-REVIEW-PACKAGE.docx
+++ b/treasury-platform/docs/33-EXTERNAL-REVIEW-PACKAGE.docx
@@ -5565,7 +5565,7 @@
                 <w:shd w:fill="F1F3F5" w:color="auto" w:val="clear"/>
                 <w:rtl/>
               </w:rPr>
-              <w:t xml:space="preserve">‎docs/adr/0001…0031‎</w:t>
+              <w:t xml:space="preserve">‎docs/adr/0001…0034‎</w:t>
             </w:r>
           </w:p>
         </w:tc>
@@ -8468,6 +8468,241 @@
                 <w:rtl/>
               </w:rPr>
               <w:t xml:space="preserve">إقفال فترات الشركة اختياريًا وإعادة فتحها بيد غير من أقفل (البند 2 من دراسة المراجعة 4.0)</w:t>
+            </w:r>
+          </w:p>
+        </w:tc>
+      </w:tr>
+      <w:tr>
+        <w:trPr>
+          <w:cantSplit/>
+        </w:trPr>
+        <w:tc>
+          <w:tcPr>
+            <w:tcW w:type="dxa" w:w="1972"/>
+            <w:tcBorders>
+              <w:top w:val="single" w:color="BFC9D6" w:sz="4"/>
+              <w:left w:val="single" w:color="BFC9D6" w:sz="4"/>
+              <w:bottom w:val="single" w:color="BFC9D6" w:sz="4"/>
+              <w:right w:val="single" w:color="BFC9D6" w:sz="4"/>
+            </w:tcBorders>
+            <w:shd w:fill="F5F8FC" w:color="auto" w:val="clear"/>
+            <w:tcMar>
+              <w:top w:type="dxa" w:w="50"/>
+              <w:left w:type="dxa" w:w="90"/>
+              <w:bottom w:type="dxa" w:w="50"/>
+              <w:right w:type="dxa" w:w="90"/>
+            </w:tcMar>
+            <w:vAlign w:val="top"/>
+          </w:tcPr>
+          <w:p>
+            <w:pPr>
+              <w:keepNext w:val="false"/>
+              <w:bidi/>
+              <w:spacing w:after="30" w:before="30" w:line="264"/>
+            </w:pPr>
+            <w:r>
+              <w:rPr>
+                <w:rFonts w:ascii="Arial" w:cs="Arial" w:eastAsia="Arial" w:hAnsi="Arial"/>
+                <w:b w:val="false"/>
+                <w:bCs w:val="false"/>
+                <w:sz w:val="18"/>
+                <w:szCs w:val="18"/>
+                <w:rtl/>
+              </w:rPr>
+              <w:t xml:space="preserve">0032</w:t>
+            </w:r>
+          </w:p>
+        </w:tc>
+        <w:tc>
+          <w:tcPr>
+            <w:tcW w:type="dxa" w:w="7892"/>
+            <w:tcBorders>
+              <w:top w:val="single" w:color="BFC9D6" w:sz="4"/>
+              <w:left w:val="single" w:color="BFC9D6" w:sz="4"/>
+              <w:bottom w:val="single" w:color="BFC9D6" w:sz="4"/>
+              <w:right w:val="single" w:color="BFC9D6" w:sz="4"/>
+            </w:tcBorders>
+            <w:shd w:fill="F5F8FC" w:color="auto" w:val="clear"/>
+            <w:tcMar>
+              <w:top w:type="dxa" w:w="50"/>
+              <w:left w:type="dxa" w:w="90"/>
+              <w:bottom w:type="dxa" w:w="50"/>
+              <w:right w:type="dxa" w:w="90"/>
+            </w:tcMar>
+            <w:vAlign w:val="top"/>
+          </w:tcPr>
+          <w:p>
+            <w:pPr>
+              <w:keepNext w:val="false"/>
+              <w:bidi/>
+              <w:spacing w:after="30" w:before="30" w:line="264"/>
+            </w:pPr>
+            <w:r>
+              <w:rPr>
+                <w:rFonts w:ascii="Arial" w:cs="Arial" w:eastAsia="Arial" w:hAnsi="Arial"/>
+                <w:b w:val="false"/>
+                <w:bCs w:val="false"/>
+                <w:sz w:val="18"/>
+                <w:szCs w:val="18"/>
+                <w:rtl/>
+              </w:rPr>
+              <w:t xml:space="preserve">لا صف على مفتاح لم يعد صالحًا: بقية DR-20 بقوادح في القاعدة</w:t>
+            </w:r>
+          </w:p>
+        </w:tc>
+      </w:tr>
+      <w:tr>
+        <w:trPr>
+          <w:cantSplit/>
+        </w:trPr>
+        <w:tc>
+          <w:tcPr>
+            <w:tcW w:type="dxa" w:w="1972"/>
+            <w:tcBorders>
+              <w:top w:val="single" w:color="BFC9D6" w:sz="4"/>
+              <w:left w:val="single" w:color="BFC9D6" w:sz="4"/>
+              <w:bottom w:val="single" w:color="BFC9D6" w:sz="4"/>
+              <w:right w:val="single" w:color="BFC9D6" w:sz="4"/>
+            </w:tcBorders>
+            <w:tcMar>
+              <w:top w:type="dxa" w:w="50"/>
+              <w:left w:type="dxa" w:w="90"/>
+              <w:bottom w:type="dxa" w:w="50"/>
+              <w:right w:type="dxa" w:w="90"/>
+            </w:tcMar>
+            <w:vAlign w:val="top"/>
+          </w:tcPr>
+          <w:p>
+            <w:pPr>
+              <w:keepNext w:val="false"/>
+              <w:bidi/>
+              <w:spacing w:after="30" w:before="30" w:line="264"/>
+            </w:pPr>
+            <w:r>
+              <w:rPr>
+                <w:rFonts w:ascii="Arial" w:cs="Arial" w:eastAsia="Arial" w:hAnsi="Arial"/>
+                <w:b w:val="false"/>
+                <w:bCs w:val="false"/>
+                <w:sz w:val="18"/>
+                <w:szCs w:val="18"/>
+                <w:rtl/>
+              </w:rPr>
+              <w:t xml:space="preserve">0033</w:t>
+            </w:r>
+          </w:p>
+        </w:tc>
+        <w:tc>
+          <w:tcPr>
+            <w:tcW w:type="dxa" w:w="7892"/>
+            <w:tcBorders>
+              <w:top w:val="single" w:color="BFC9D6" w:sz="4"/>
+              <w:left w:val="single" w:color="BFC9D6" w:sz="4"/>
+              <w:bottom w:val="single" w:color="BFC9D6" w:sz="4"/>
+              <w:right w:val="single" w:color="BFC9D6" w:sz="4"/>
+            </w:tcBorders>
+            <w:tcMar>
+              <w:top w:type="dxa" w:w="50"/>
+              <w:left w:type="dxa" w:w="90"/>
+              <w:bottom w:type="dxa" w:w="50"/>
+              <w:right w:type="dxa" w:w="90"/>
+            </w:tcMar>
+            <w:vAlign w:val="top"/>
+          </w:tcPr>
+          <w:p>
+            <w:pPr>
+              <w:keepNext w:val="false"/>
+              <w:bidi/>
+              <w:spacing w:after="30" w:before="30" w:line="264"/>
+            </w:pPr>
+            <w:r>
+              <w:rPr>
+                <w:rFonts w:ascii="Arial" w:cs="Arial" w:eastAsia="Arial" w:hAnsi="Arial"/>
+                <w:b w:val="false"/>
+                <w:bCs w:val="false"/>
+                <w:sz w:val="18"/>
+                <w:szCs w:val="18"/>
+                <w:rtl/>
+              </w:rPr>
+              <w:t xml:space="preserve">سلسلة بصمات التدقيق ومرساتها خارج القاعدة (FR-PLT-025، DOC-S12 §5.3)</w:t>
+            </w:r>
+          </w:p>
+        </w:tc>
+      </w:tr>
+      <w:tr>
+        <w:trPr>
+          <w:cantSplit/>
+        </w:trPr>
+        <w:tc>
+          <w:tcPr>
+            <w:tcW w:type="dxa" w:w="1972"/>
+            <w:tcBorders>
+              <w:top w:val="single" w:color="BFC9D6" w:sz="4"/>
+              <w:left w:val="single" w:color="BFC9D6" w:sz="4"/>
+              <w:bottom w:val="single" w:color="BFC9D6" w:sz="4"/>
+              <w:right w:val="single" w:color="BFC9D6" w:sz="4"/>
+            </w:tcBorders>
+            <w:shd w:fill="F5F8FC" w:color="auto" w:val="clear"/>
+            <w:tcMar>
+              <w:top w:type="dxa" w:w="50"/>
+              <w:left w:type="dxa" w:w="90"/>
+              <w:bottom w:type="dxa" w:w="50"/>
+              <w:right w:type="dxa" w:w="90"/>
+            </w:tcMar>
+            <w:vAlign w:val="top"/>
+          </w:tcPr>
+          <w:p>
+            <w:pPr>
+              <w:keepNext w:val="false"/>
+              <w:bidi/>
+              <w:spacing w:after="30" w:before="30" w:line="264"/>
+            </w:pPr>
+            <w:r>
+              <w:rPr>
+                <w:rFonts w:ascii="Arial" w:cs="Arial" w:eastAsia="Arial" w:hAnsi="Arial"/>
+                <w:b w:val="false"/>
+                <w:bCs w:val="false"/>
+                <w:sz w:val="18"/>
+                <w:szCs w:val="18"/>
+                <w:rtl/>
+              </w:rPr>
+              <w:t xml:space="preserve">0034</w:t>
+            </w:r>
+          </w:p>
+        </w:tc>
+        <w:tc>
+          <w:tcPr>
+            <w:tcW w:type="dxa" w:w="7892"/>
+            <w:tcBorders>
+              <w:top w:val="single" w:color="BFC9D6" w:sz="4"/>
+              <w:left w:val="single" w:color="BFC9D6" w:sz="4"/>
+              <w:bottom w:val="single" w:color="BFC9D6" w:sz="4"/>
+              <w:right w:val="single" w:color="BFC9D6" w:sz="4"/>
+            </w:tcBorders>
+            <w:shd w:fill="F5F8FC" w:color="auto" w:val="clear"/>
+            <w:tcMar>
+              <w:top w:type="dxa" w:w="50"/>
+              <w:left w:type="dxa" w:w="90"/>
+              <w:bottom w:type="dxa" w:w="50"/>
+              <w:right w:type="dxa" w:w="90"/>
+            </w:tcMar>
+            <w:vAlign w:val="top"/>
+          </w:tcPr>
+          <w:p>
+            <w:pPr>
+              <w:keepNext w:val="false"/>
+              <w:bidi/>
+              <w:spacing w:after="30" w:before="30" w:line="264"/>
+            </w:pPr>
+            <w:r>
+              <w:rPr>
+                <w:rFonts w:ascii="Arial" w:cs="Arial" w:eastAsia="Arial" w:hAnsi="Arial"/>
+                <w:b w:val="false"/>
+                <w:bCs w:val="false"/>
+                <w:sz w:val="18"/>
+                <w:szCs w:val="18"/>
+                <w:rtl/>
+              </w:rPr>
+              <w:t xml:space="preserve">الترحيلات التدريجية لقاعدة منشورة: الدفتر والبصمة والمنفّذ (DOC-B11 §6)</w:t>
             </w:r>
           </w:p>
         </w:tc>
@@ -15829,7 +16064,7 @@
         <w:szCs w:val="17"/>
         <w:rtl/>
       </w:rPr>
-      <w:t xml:space="preserve">حزمة المراجعة الخارجية · BankFas · 2026-10-20</w:t>
+      <w:t xml:space="preserve">حزمة المراجعة الخارجية · BankFas · 2026-10-21</w:t>
     </w:r>
   </w:p>
 </w:hdr>

--- a/treasury-platform/docs/33-EXTERNAL-REVIEW-PACKAGE.docx
+++ b/treasury-platform/docs/33-EXTERNAL-REVIEW-PACKAGE.docx
@@ -5565,7 +5565,7 @@
                 <w:shd w:fill="F1F3F5" w:color="auto" w:val="clear"/>
                 <w:rtl/>
               </w:rPr>
-              <w:t xml:space="preserve">‎docs/adr/0001…0034‎</w:t>
+              <w:t xml:space="preserve">‎docs/adr/0001…0035‎</w:t>
             </w:r>
           </w:p>
         </w:tc>
@@ -8703,6 +8703,83 @@
                 <w:rtl/>
               </w:rPr>
               <w:t xml:space="preserve">الترحيلات التدريجية لقاعدة منشورة: الدفتر والبصمة والمنفّذ (DOC-B11 §6)</w:t>
+            </w:r>
+          </w:p>
+        </w:tc>
+      </w:tr>
+      <w:tr>
+        <w:trPr>
+          <w:cantSplit/>
+        </w:trPr>
+        <w:tc>
+          <w:tcPr>
+            <w:tcW w:type="dxa" w:w="1972"/>
+            <w:tcBorders>
+              <w:top w:val="single" w:color="BFC9D6" w:sz="4"/>
+              <w:left w:val="single" w:color="BFC9D6" w:sz="4"/>
+              <w:bottom w:val="single" w:color="BFC9D6" w:sz="4"/>
+              <w:right w:val="single" w:color="BFC9D6" w:sz="4"/>
+            </w:tcBorders>
+            <w:tcMar>
+              <w:top w:type="dxa" w:w="50"/>
+              <w:left w:type="dxa" w:w="90"/>
+              <w:bottom w:type="dxa" w:w="50"/>
+              <w:right w:type="dxa" w:w="90"/>
+            </w:tcMar>
+            <w:vAlign w:val="top"/>
+          </w:tcPr>
+          <w:p>
+            <w:pPr>
+              <w:keepNext w:val="false"/>
+              <w:bidi/>
+              <w:spacing w:after="30" w:before="30" w:line="264"/>
+            </w:pPr>
+            <w:r>
+              <w:rPr>
+                <w:rFonts w:ascii="Arial" w:cs="Arial" w:eastAsia="Arial" w:hAnsi="Arial"/>
+                <w:b w:val="false"/>
+                <w:bCs w:val="false"/>
+                <w:sz w:val="18"/>
+                <w:szCs w:val="18"/>
+                <w:rtl/>
+              </w:rPr>
+              <w:t xml:space="preserve">0035</w:t>
+            </w:r>
+          </w:p>
+        </w:tc>
+        <w:tc>
+          <w:tcPr>
+            <w:tcW w:type="dxa" w:w="7892"/>
+            <w:tcBorders>
+              <w:top w:val="single" w:color="BFC9D6" w:sz="4"/>
+              <w:left w:val="single" w:color="BFC9D6" w:sz="4"/>
+              <w:bottom w:val="single" w:color="BFC9D6" w:sz="4"/>
+              <w:right w:val="single" w:color="BFC9D6" w:sz="4"/>
+            </w:tcBorders>
+            <w:tcMar>
+              <w:top w:type="dxa" w:w="50"/>
+              <w:left w:type="dxa" w:w="90"/>
+              <w:bottom w:type="dxa" w:w="50"/>
+              <w:right w:type="dxa" w:w="90"/>
+            </w:tcMar>
+            <w:vAlign w:val="top"/>
+          </w:tcPr>
+          <w:p>
+            <w:pPr>
+              <w:keepNext w:val="false"/>
+              <w:bidi/>
+              <w:spacing w:after="30" w:before="30" w:line="264"/>
+            </w:pPr>
+            <w:r>
+              <w:rPr>
+                <w:rFonts w:ascii="Arial" w:cs="Arial" w:eastAsia="Arial" w:hAnsi="Arial"/>
+                <w:b w:val="false"/>
+                <w:bCs w:val="false"/>
+                <w:sz w:val="18"/>
+                <w:szCs w:val="18"/>
+                <w:rtl/>
+              </w:rPr>
+              <w:t xml:space="preserve">حزمة المشترك CORE.ROLES: أدوار النظام الثمانية وصلاحياتها الافتراضية مولَّدة من مصفوفات الأدوار، ومنها RK (E2 من المراجعة 5.0)</w:t>
             </w:r>
           </w:p>
         </w:tc>

--- a/treasury-platform/docs/33-EXTERNAL-REVIEW-PACKAGE.docx
+++ b/treasury-platform/docs/33-EXTERNAL-REVIEW-PACKAGE.docx
@@ -5565,7 +5565,7 @@
                 <w:shd w:fill="F1F3F5" w:color="auto" w:val="clear"/>
                 <w:rtl/>
               </w:rPr>
-              <w:t xml:space="preserve">‎docs/adr/0001…0035‎</w:t>
+              <w:t xml:space="preserve">‎docs/adr/0001…0036‎</w:t>
             </w:r>
           </w:p>
         </w:tc>
@@ -8743,6 +8743,108 @@
                 <w:szCs w:val="18"/>
                 <w:rtl/>
               </w:rPr>
+              <w:t xml:space="preserve">0036</w:t>
+            </w:r>
+          </w:p>
+        </w:tc>
+        <w:tc>
+          <w:tcPr>
+            <w:tcW w:type="dxa" w:w="7892"/>
+            <w:tcBorders>
+              <w:top w:val="single" w:color="BFC9D6" w:sz="4"/>
+              <w:left w:val="single" w:color="BFC9D6" w:sz="4"/>
+              <w:bottom w:val="single" w:color="BFC9D6" w:sz="4"/>
+              <w:right w:val="single" w:color="BFC9D6" w:sz="4"/>
+            </w:tcBorders>
+            <w:tcMar>
+              <w:top w:type="dxa" w:w="50"/>
+              <w:left w:type="dxa" w:w="90"/>
+              <w:bottom w:type="dxa" w:w="50"/>
+              <w:right w:type="dxa" w:w="90"/>
+            </w:tcMar>
+            <w:vAlign w:val="top"/>
+          </w:tcPr>
+          <w:p>
+            <w:pPr>
+              <w:keepNext w:val="false"/>
+              <w:bidi/>
+              <w:spacing w:after="30" w:before="30" w:line="264"/>
+            </w:pPr>
+            <w:r>
+              <w:rPr>
+                <w:rFonts w:ascii="Arial" w:cs="Arial" w:eastAsia="Arial" w:hAnsi="Arial"/>
+                <w:b w:val="false"/>
+                <w:bCs w:val="false"/>
+                <w:sz w:val="18"/>
+                <w:szCs w:val="18"/>
+                <w:rtl/>
+              </w:rPr>
+              <w:t xml:space="preserve">قياس أداء القاعدة على بيانات اصطناعية بـ300 مشترك، ونتائجه في </w:t>
+            </w:r>
+            <w:r>
+              <w:rPr>
+                <w:rFonts w:ascii="Courier New" w:cs="Courier New" w:eastAsia="Courier New" w:hAnsi="Courier New"/>
+                <w:b w:val="false"/>
+                <w:bCs w:val="false"/>
+                <w:color w:val="1F2937"/>
+                <w:sz w:val="16"/>
+                <w:szCs w:val="16"/>
+                <w:shd w:fill="F1F3F5" w:color="auto" w:val="clear"/>
+                <w:rtl/>
+              </w:rPr>
+              <w:t xml:space="preserve">‎docs/40‎</w:t>
+            </w:r>
+            <w:r>
+              <w:rPr>
+                <w:rFonts w:ascii="Arial" w:cs="Arial" w:eastAsia="Arial" w:hAnsi="Arial"/>
+                <w:b w:val="false"/>
+                <w:bCs w:val="false"/>
+                <w:sz w:val="18"/>
+                <w:szCs w:val="18"/>
+                <w:rtl/>
+              </w:rPr>
+              <w:t xml:space="preserve"> (البند 1 من دراسة المراجعة 5.0)</w:t>
+            </w:r>
+          </w:p>
+        </w:tc>
+      </w:tr>
+      <w:tr>
+        <w:trPr>
+          <w:cantSplit/>
+        </w:trPr>
+        <w:tc>
+          <w:tcPr>
+            <w:tcW w:type="dxa" w:w="1972"/>
+            <w:tcBorders>
+              <w:top w:val="single" w:color="BFC9D6" w:sz="4"/>
+              <w:left w:val="single" w:color="BFC9D6" w:sz="4"/>
+              <w:bottom w:val="single" w:color="BFC9D6" w:sz="4"/>
+              <w:right w:val="single" w:color="BFC9D6" w:sz="4"/>
+            </w:tcBorders>
+            <w:shd w:fill="F5F8FC" w:color="auto" w:val="clear"/>
+            <w:tcMar>
+              <w:top w:type="dxa" w:w="50"/>
+              <w:left w:type="dxa" w:w="90"/>
+              <w:bottom w:type="dxa" w:w="50"/>
+              <w:right w:type="dxa" w:w="90"/>
+            </w:tcMar>
+            <w:vAlign w:val="top"/>
+          </w:tcPr>
+          <w:p>
+            <w:pPr>
+              <w:keepNext w:val="false"/>
+              <w:bidi/>
+              <w:spacing w:after="30" w:before="30" w:line="264"/>
+            </w:pPr>
+            <w:r>
+              <w:rPr>
+                <w:rFonts w:ascii="Arial" w:cs="Arial" w:eastAsia="Arial" w:hAnsi="Arial"/>
+                <w:b w:val="false"/>
+                <w:bCs w:val="false"/>
+                <w:sz w:val="18"/>
+                <w:szCs w:val="18"/>
+                <w:rtl/>
+              </w:rPr>
               <w:t xml:space="preserve">0035</w:t>
             </w:r>
           </w:p>
@@ -8756,6 +8858,7 @@
               <w:bottom w:val="single" w:color="BFC9D6" w:sz="4"/>
               <w:right w:val="single" w:color="BFC9D6" w:sz="4"/>
             </w:tcBorders>
+            <w:shd w:fill="F5F8FC" w:color="auto" w:val="clear"/>
             <w:tcMar>
               <w:top w:type="dxa" w:w="50"/>
               <w:left w:type="dxa" w:w="90"/>

--- a/treasury-platform/docs/33-EXTERNAL-REVIEW-PACKAGE.docx
+++ b/treasury-platform/docs/33-EXTERNAL-REVIEW-PACKAGE.docx
@@ -1082,6 +1082,152 @@
       <w:r>
         <w:rPr>
           <w:rFonts w:ascii="Arial" w:cs="Arial" w:eastAsia="Arial" w:hAnsi="Arial"/>
+          <w:b/>
+          <w:bCs/>
+          <w:sz w:val="21"/>
+          <w:szCs w:val="21"/>
+          <w:rtl/>
+        </w:rPr>
+        <w:t xml:space="preserve">أحدث تغيير: المراجعة الداخلية v6 (2026-10-21، </w:t>
+      </w:r>
+      <w:r>
+        <w:rPr>
+          <w:rFonts w:ascii="Courier New" w:cs="Courier New" w:eastAsia="Courier New" w:hAnsi="Courier New"/>
+          <w:b/>
+          <w:bCs/>
+          <w:color w:val="1F2937"/>
+          <w:sz w:val="18"/>
+          <w:szCs w:val="18"/>
+          <w:shd w:fill="F1F3F5" w:color="auto" w:val="clear"/>
+          <w:rtl/>
+        </w:rPr>
+        <w:t xml:space="preserve">‎docs/41-internal-review-v6.md‎</w:t>
+      </w:r>
+      <w:r>
+        <w:rPr>
+          <w:rFonts w:ascii="Arial" w:cs="Arial" w:eastAsia="Arial" w:hAnsi="Arial"/>
+          <w:b/>
+          <w:bCs/>
+          <w:sz w:val="21"/>
+          <w:szCs w:val="21"/>
+          <w:rtl/>
+        </w:rPr>
+        <w:t xml:space="preserve">).</w:t>
+      </w:r>
+      <w:r>
+        <w:rPr>
+          <w:rFonts w:ascii="Arial" w:cs="Arial" w:eastAsia="Arial" w:hAnsi="Arial"/>
+          <w:b w:val="false"/>
+          <w:bCs w:val="false"/>
+          <w:sz w:val="21"/>
+          <w:szCs w:val="21"/>
+          <w:rtl/>
+        </w:rPr>
+        <w:t xml:space="preserve"> قبل التسليم طلب المالك تقييمًا داخليًا شاملًا، فراجعت النظام خمس عدسات، كل واحدة وكيل ذكاء اصطناعي لا خبير بشري. العدسات هي شيفرة القاعدة، والاختبارات وCI، والوثائق مقابل ما بُني، والأمن والتشغيل، والمالية والائتمان. وُجدت 114 ملاحظة، وتُحقق من كل واحدة مقابل الشيفرة قبل إصلاحها. أُصلح ما ثبت، وسُجّل لما بقي سببه. والقرارات في ADR 0037 وADR 0038 وADR 0039. ويرحب الفريق بأن يتحقق الخبير من هذه الإصلاحات تحديدًا:</w:t>
+      </w:r>
+    </w:p>
+    <w:p>
+      <w:pPr>
+        <w:pStyle w:val="ListParagraph"/>
+        <w:numPr>
+          <w:ilvl w:val="0"/>
+          <w:numId w:val="3"/>
+        </w:numPr>
+        <w:bidi/>
+        <w:spacing w:after="70" w:before="0" w:line="300"/>
+      </w:pPr>
+      <w:r>
+        <w:rPr>
+          <w:rFonts w:ascii="Arial" w:cs="Arial" w:eastAsia="Arial" w:hAnsi="Arial"/>
+          <w:b w:val="false"/>
+          <w:bCs w:val="false"/>
+          <w:sz w:val="21"/>
+          <w:szCs w:val="21"/>
+          <w:rtl/>
+        </w:rPr>
+        <w:t xml:space="preserve">المخزن هو الحَكَم في مراسي سلسلة التدقيق (AA1–AA7)؛</w:t>
+      </w:r>
+    </w:p>
+    <w:p>
+      <w:pPr>
+        <w:pStyle w:val="ListParagraph"/>
+        <w:numPr>
+          <w:ilvl w:val="0"/>
+          <w:numId w:val="3"/>
+        </w:numPr>
+        <w:bidi/>
+        <w:spacing w:after="70" w:before="0" w:line="300"/>
+      </w:pPr>
+      <w:r>
+        <w:rPr>
+          <w:rFonts w:ascii="Arial" w:cs="Arial" w:eastAsia="Arial" w:hAnsi="Arial"/>
+          <w:b w:val="false"/>
+          <w:bCs w:val="false"/>
+          <w:sz w:val="21"/>
+          <w:szCs w:val="21"/>
+          <w:rtl/>
+        </w:rPr>
+        <w:t xml:space="preserve">فصل المُعِدّ عن المعتمِد مختوم بهوية الجلسة (FC1–FC14)؛</w:t>
+      </w:r>
+    </w:p>
+    <w:p>
+      <w:pPr>
+        <w:pStyle w:val="ListParagraph"/>
+        <w:numPr>
+          <w:ilvl w:val="0"/>
+          <w:numId w:val="3"/>
+        </w:numPr>
+        <w:bidi/>
+        <w:spacing w:after="70" w:before="0" w:line="300"/>
+      </w:pPr>
+      <w:r>
+        <w:rPr>
+          <w:rFonts w:ascii="Arial" w:cs="Arial" w:eastAsia="Arial" w:hAnsi="Arial"/>
+          <w:b w:val="false"/>
+          <w:bCs w:val="false"/>
+          <w:sz w:val="21"/>
+          <w:szCs w:val="21"/>
+          <w:rtl/>
+        </w:rPr>
+        <w:t xml:space="preserve">قراءة مراجعات التسهيل وتاريخ التقييم في المحرك (CA13)؛</w:t>
+      </w:r>
+    </w:p>
+    <w:p>
+      <w:pPr>
+        <w:pStyle w:val="ListParagraph"/>
+        <w:numPr>
+          <w:ilvl w:val="0"/>
+          <w:numId w:val="3"/>
+        </w:numPr>
+        <w:bidi/>
+        <w:spacing w:after="70" w:before="0" w:line="300"/>
+      </w:pPr>
+      <w:r>
+        <w:rPr>
+          <w:rFonts w:ascii="Arial" w:cs="Arial" w:eastAsia="Arial" w:hAnsi="Arial"/>
+          <w:b w:val="false"/>
+          <w:bCs w:val="false"/>
+          <w:sz w:val="21"/>
+          <w:szCs w:val="21"/>
+          <w:rtl/>
+        </w:rPr>
+        <w:t xml:space="preserve">الترحيل بحساب النشر داخل نافذة بعد نسخة احتياطية (MG1–MG12).</w:t>
+      </w:r>
+    </w:p>
+    <w:p>
+      <w:pPr>
+        <w:bidi/>
+        <w:spacing w:after="60" w:before="0"/>
+      </w:pPr>
+    </w:p>
+    <w:p>
+      <w:pPr>
+        <w:bidi/>
+        <w:spacing w:after="110" w:before="0" w:line="312"/>
+      </w:pPr>
+      <w:r>
+        <w:rPr>
+          <w:rFonts w:ascii="Arial" w:cs="Arial" w:eastAsia="Arial" w:hAnsi="Arial"/>
           <w:b w:val="false"/>
           <w:bCs w:val="false"/>
           <w:sz w:val="21"/>
@@ -2738,7 +2884,7 @@
           <w:szCs w:val="21"/>
           <w:rtl/>
         </w:rPr>
-        <w:t xml:space="preserve">، ويطابق مرجع Python رقمًا برقم في 94 حالة مولَّدة. صاغ المحتوى وراجعه وكلاء ذكاء اصطناعي في دور محللين أوائل لا محللون بشريون. ودُرست وثائق موديز الخمس التي أرفقها المالك، ولم يُنقل منها رقم ولا جدول ولا نص لأن بعضها يمنع صراحة استعماله في بناء نموذج أو قاعدة بيانات (</w:t>
+        <w:t xml:space="preserve">، ويطابق مرجع Python رقمًا برقم في 142 حالة مولَّدة. صاغ المحتوى وراجعه وكلاء ذكاء اصطناعي في دور محللين أوائل لا محللون بشريون. ودُرست وثائق موديز الخمس التي أرفقها المالك، ولم يُنقل منها رقم ولا جدول ولا نص لأن بعضها يمنع صراحة استعماله في بناء نموذج أو قاعدة بيانات (</w:t>
       </w:r>
       <w:r>
         <w:rPr>
@@ -5565,7 +5711,7 @@
                 <w:shd w:fill="F1F3F5" w:color="auto" w:val="clear"/>
                 <w:rtl/>
               </w:rPr>
-              <w:t xml:space="preserve">‎docs/adr/0001…0036‎</w:t>
+              <w:t xml:space="preserve">‎docs/adr/0001…0039‎</w:t>
             </w:r>
           </w:p>
         </w:tc>
@@ -8743,7 +8889,7 @@
                 <w:szCs w:val="18"/>
                 <w:rtl/>
               </w:rPr>
-              <w:t xml:space="preserve">0036</w:t>
+              <w:t xml:space="preserve">0035</w:t>
             </w:r>
           </w:p>
         </w:tc>
@@ -8779,31 +8925,7 @@
                 <w:szCs w:val="18"/>
                 <w:rtl/>
               </w:rPr>
-              <w:t xml:space="preserve">قياس أداء القاعدة على بيانات اصطناعية بـ300 مشترك، ونتائجه في </w:t>
-            </w:r>
-            <w:r>
-              <w:rPr>
-                <w:rFonts w:ascii="Courier New" w:cs="Courier New" w:eastAsia="Courier New" w:hAnsi="Courier New"/>
-                <w:b w:val="false"/>
-                <w:bCs w:val="false"/>
-                <w:color w:val="1F2937"/>
-                <w:sz w:val="16"/>
-                <w:szCs w:val="16"/>
-                <w:shd w:fill="F1F3F5" w:color="auto" w:val="clear"/>
-                <w:rtl/>
-              </w:rPr>
-              <w:t xml:space="preserve">‎docs/40‎</w:t>
-            </w:r>
-            <w:r>
-              <w:rPr>
-                <w:rFonts w:ascii="Arial" w:cs="Arial" w:eastAsia="Arial" w:hAnsi="Arial"/>
-                <w:b w:val="false"/>
-                <w:bCs w:val="false"/>
-                <w:sz w:val="18"/>
-                <w:szCs w:val="18"/>
-                <w:rtl/>
-              </w:rPr>
-              <w:t xml:space="preserve"> (البند 1 من دراسة المراجعة 5.0)</w:t>
+              <w:t xml:space="preserve">حزمة المشترك CORE.ROLES: أدوار النظام الثمانية وصلاحياتها الافتراضية مولَّدة من مصفوفات الأدوار، ومنها RK (E2 من المراجعة 5.0)</w:t>
             </w:r>
           </w:p>
         </w:tc>
@@ -8845,7 +8967,7 @@
                 <w:szCs w:val="18"/>
                 <w:rtl/>
               </w:rPr>
-              <w:t xml:space="preserve">0035</w:t>
+              <w:t xml:space="preserve">0036</w:t>
             </w:r>
           </w:p>
         </w:tc>
@@ -8882,7 +9004,288 @@
                 <w:szCs w:val="18"/>
                 <w:rtl/>
               </w:rPr>
-              <w:t xml:space="preserve">حزمة المشترك CORE.ROLES: أدوار النظام الثمانية وصلاحياتها الافتراضية مولَّدة من مصفوفات الأدوار، ومنها RK (E2 من المراجعة 5.0)</w:t>
+              <w:t xml:space="preserve">قياس أداء القاعدة على بيانات اصطناعية بـ300 مشترك، ونتائجه في </w:t>
+            </w:r>
+            <w:r>
+              <w:rPr>
+                <w:rFonts w:ascii="Courier New" w:cs="Courier New" w:eastAsia="Courier New" w:hAnsi="Courier New"/>
+                <w:b w:val="false"/>
+                <w:bCs w:val="false"/>
+                <w:color w:val="1F2937"/>
+                <w:sz w:val="16"/>
+                <w:szCs w:val="16"/>
+                <w:shd w:fill="F1F3F5" w:color="auto" w:val="clear"/>
+                <w:rtl/>
+              </w:rPr>
+              <w:t xml:space="preserve">‎docs/40‎</w:t>
+            </w:r>
+            <w:r>
+              <w:rPr>
+                <w:rFonts w:ascii="Arial" w:cs="Arial" w:eastAsia="Arial" w:hAnsi="Arial"/>
+                <w:b w:val="false"/>
+                <w:bCs w:val="false"/>
+                <w:sz w:val="18"/>
+                <w:szCs w:val="18"/>
+                <w:rtl/>
+              </w:rPr>
+              <w:t xml:space="preserve"> (البند 1 من دراسة المراجعة 5.0)</w:t>
+            </w:r>
+          </w:p>
+        </w:tc>
+      </w:tr>
+      <w:tr>
+        <w:trPr>
+          <w:cantSplit/>
+        </w:trPr>
+        <w:tc>
+          <w:tcPr>
+            <w:tcW w:type="dxa" w:w="1972"/>
+            <w:tcBorders>
+              <w:top w:val="single" w:color="BFC9D6" w:sz="4"/>
+              <w:left w:val="single" w:color="BFC9D6" w:sz="4"/>
+              <w:bottom w:val="single" w:color="BFC9D6" w:sz="4"/>
+              <w:right w:val="single" w:color="BFC9D6" w:sz="4"/>
+            </w:tcBorders>
+            <w:tcMar>
+              <w:top w:type="dxa" w:w="50"/>
+              <w:left w:type="dxa" w:w="90"/>
+              <w:bottom w:type="dxa" w:w="50"/>
+              <w:right w:type="dxa" w:w="90"/>
+            </w:tcMar>
+            <w:vAlign w:val="top"/>
+          </w:tcPr>
+          <w:p>
+            <w:pPr>
+              <w:keepNext w:val="false"/>
+              <w:bidi/>
+              <w:spacing w:after="30" w:before="30" w:line="264"/>
+            </w:pPr>
+            <w:r>
+              <w:rPr>
+                <w:rFonts w:ascii="Arial" w:cs="Arial" w:eastAsia="Arial" w:hAnsi="Arial"/>
+                <w:b w:val="false"/>
+                <w:bCs w:val="false"/>
+                <w:sz w:val="18"/>
+                <w:szCs w:val="18"/>
+                <w:rtl/>
+              </w:rPr>
+              <w:t xml:space="preserve">0037</w:t>
+            </w:r>
+          </w:p>
+        </w:tc>
+        <w:tc>
+          <w:tcPr>
+            <w:tcW w:type="dxa" w:w="7892"/>
+            <w:tcBorders>
+              <w:top w:val="single" w:color="BFC9D6" w:sz="4"/>
+              <w:left w:val="single" w:color="BFC9D6" w:sz="4"/>
+              <w:bottom w:val="single" w:color="BFC9D6" w:sz="4"/>
+              <w:right w:val="single" w:color="BFC9D6" w:sz="4"/>
+            </w:tcBorders>
+            <w:tcMar>
+              <w:top w:type="dxa" w:w="50"/>
+              <w:left w:type="dxa" w:w="90"/>
+              <w:bottom w:type="dxa" w:w="50"/>
+              <w:right w:type="dxa" w:w="90"/>
+            </w:tcMar>
+            <w:vAlign w:val="top"/>
+          </w:tcPr>
+          <w:p>
+            <w:pPr>
+              <w:keepNext w:val="false"/>
+              <w:bidi/>
+              <w:spacing w:after="30" w:before="30" w:line="264"/>
+            </w:pPr>
+            <w:r>
+              <w:rPr>
+                <w:rFonts w:ascii="Arial" w:cs="Arial" w:eastAsia="Arial" w:hAnsi="Arial"/>
+                <w:b w:val="false"/>
+                <w:bCs w:val="false"/>
+                <w:sz w:val="18"/>
+                <w:szCs w:val="18"/>
+                <w:rtl/>
+              </w:rPr>
+              <w:t xml:space="preserve">المُعِدّ والمعتمِد هما مستخدم الجلسة بصلاحيته، وما تجمّده الفترة المغلقة بطرق غير مباشرة (المراجعة الداخلية v6، </w:t>
+            </w:r>
+            <w:r>
+              <w:rPr>
+                <w:rFonts w:ascii="Courier New" w:cs="Courier New" w:eastAsia="Courier New" w:hAnsi="Courier New"/>
+                <w:b w:val="false"/>
+                <w:bCs w:val="false"/>
+                <w:color w:val="1F2937"/>
+                <w:sz w:val="16"/>
+                <w:szCs w:val="16"/>
+                <w:shd w:fill="F1F3F5" w:color="auto" w:val="clear"/>
+                <w:rtl/>
+              </w:rPr>
+              <w:t xml:space="preserve">‎docs/41‎</w:t>
+            </w:r>
+            <w:r>
+              <w:rPr>
+                <w:rFonts w:ascii="Arial" w:cs="Arial" w:eastAsia="Arial" w:hAnsi="Arial"/>
+                <w:b w:val="false"/>
+                <w:bCs w:val="false"/>
+                <w:sz w:val="18"/>
+                <w:szCs w:val="18"/>
+                <w:rtl/>
+              </w:rPr>
+              <w:t xml:space="preserve">)</w:t>
+            </w:r>
+          </w:p>
+        </w:tc>
+      </w:tr>
+      <w:tr>
+        <w:trPr>
+          <w:cantSplit/>
+        </w:trPr>
+        <w:tc>
+          <w:tcPr>
+            <w:tcW w:type="dxa" w:w="1972"/>
+            <w:tcBorders>
+              <w:top w:val="single" w:color="BFC9D6" w:sz="4"/>
+              <w:left w:val="single" w:color="BFC9D6" w:sz="4"/>
+              <w:bottom w:val="single" w:color="BFC9D6" w:sz="4"/>
+              <w:right w:val="single" w:color="BFC9D6" w:sz="4"/>
+            </w:tcBorders>
+            <w:shd w:fill="F5F8FC" w:color="auto" w:val="clear"/>
+            <w:tcMar>
+              <w:top w:type="dxa" w:w="50"/>
+              <w:left w:type="dxa" w:w="90"/>
+              <w:bottom w:type="dxa" w:w="50"/>
+              <w:right w:type="dxa" w:w="90"/>
+            </w:tcMar>
+            <w:vAlign w:val="top"/>
+          </w:tcPr>
+          <w:p>
+            <w:pPr>
+              <w:keepNext w:val="false"/>
+              <w:bidi/>
+              <w:spacing w:after="30" w:before="30" w:line="264"/>
+            </w:pPr>
+            <w:r>
+              <w:rPr>
+                <w:rFonts w:ascii="Arial" w:cs="Arial" w:eastAsia="Arial" w:hAnsi="Arial"/>
+                <w:b w:val="false"/>
+                <w:bCs w:val="false"/>
+                <w:sz w:val="18"/>
+                <w:szCs w:val="18"/>
+                <w:rtl/>
+              </w:rPr>
+              <w:t xml:space="preserve">0038</w:t>
+            </w:r>
+          </w:p>
+        </w:tc>
+        <w:tc>
+          <w:tcPr>
+            <w:tcW w:type="dxa" w:w="7892"/>
+            <w:tcBorders>
+              <w:top w:val="single" w:color="BFC9D6" w:sz="4"/>
+              <w:left w:val="single" w:color="BFC9D6" w:sz="4"/>
+              <w:bottom w:val="single" w:color="BFC9D6" w:sz="4"/>
+              <w:right w:val="single" w:color="BFC9D6" w:sz="4"/>
+            </w:tcBorders>
+            <w:shd w:fill="F5F8FC" w:color="auto" w:val="clear"/>
+            <w:tcMar>
+              <w:top w:type="dxa" w:w="50"/>
+              <w:left w:type="dxa" w:w="90"/>
+              <w:bottom w:type="dxa" w:w="50"/>
+              <w:right w:type="dxa" w:w="90"/>
+            </w:tcMar>
+            <w:vAlign w:val="top"/>
+          </w:tcPr>
+          <w:p>
+            <w:pPr>
+              <w:keepNext w:val="false"/>
+              <w:bidi/>
+              <w:spacing w:after="30" w:before="30" w:line="264"/>
+            </w:pPr>
+            <w:r>
+              <w:rPr>
+                <w:rFonts w:ascii="Arial" w:cs="Arial" w:eastAsia="Arial" w:hAnsi="Arial"/>
+                <w:b w:val="false"/>
+                <w:bCs w:val="false"/>
+                <w:sz w:val="18"/>
+                <w:szCs w:val="18"/>
+                <w:rtl/>
+              </w:rPr>
+              <w:t xml:space="preserve">تصحيحات محرك الائتمان: المراجعات، وتاريخ التقييم، والتعهدات والتناسب، والقوائم المرحلية، وعمر تقرير سمة، ومقارنة المرجع (المراجعة الداخلية v6)</w:t>
+            </w:r>
+          </w:p>
+        </w:tc>
+      </w:tr>
+      <w:tr>
+        <w:trPr>
+          <w:cantSplit/>
+        </w:trPr>
+        <w:tc>
+          <w:tcPr>
+            <w:tcW w:type="dxa" w:w="1972"/>
+            <w:tcBorders>
+              <w:top w:val="single" w:color="BFC9D6" w:sz="4"/>
+              <w:left w:val="single" w:color="BFC9D6" w:sz="4"/>
+              <w:bottom w:val="single" w:color="BFC9D6" w:sz="4"/>
+              <w:right w:val="single" w:color="BFC9D6" w:sz="4"/>
+            </w:tcBorders>
+            <w:tcMar>
+              <w:top w:type="dxa" w:w="50"/>
+              <w:left w:type="dxa" w:w="90"/>
+              <w:bottom w:type="dxa" w:w="50"/>
+              <w:right w:type="dxa" w:w="90"/>
+            </w:tcMar>
+            <w:vAlign w:val="top"/>
+          </w:tcPr>
+          <w:p>
+            <w:pPr>
+              <w:keepNext w:val="false"/>
+              <w:bidi/>
+              <w:spacing w:after="30" w:before="30" w:line="264"/>
+            </w:pPr>
+            <w:r>
+              <w:rPr>
+                <w:rFonts w:ascii="Arial" w:cs="Arial" w:eastAsia="Arial" w:hAnsi="Arial"/>
+                <w:b w:val="false"/>
+                <w:bCs w:val="false"/>
+                <w:sz w:val="18"/>
+                <w:szCs w:val="18"/>
+                <w:rtl/>
+              </w:rPr>
+              <w:t xml:space="preserve">0039</w:t>
+            </w:r>
+          </w:p>
+        </w:tc>
+        <w:tc>
+          <w:tcPr>
+            <w:tcW w:type="dxa" w:w="7892"/>
+            <w:tcBorders>
+              <w:top w:val="single" w:color="BFC9D6" w:sz="4"/>
+              <w:left w:val="single" w:color="BFC9D6" w:sz="4"/>
+              <w:bottom w:val="single" w:color="BFC9D6" w:sz="4"/>
+              <w:right w:val="single" w:color="BFC9D6" w:sz="4"/>
+            </w:tcBorders>
+            <w:tcMar>
+              <w:top w:type="dxa" w:w="50"/>
+              <w:left w:type="dxa" w:w="90"/>
+              <w:bottom w:type="dxa" w:w="50"/>
+              <w:right w:type="dxa" w:w="90"/>
+            </w:tcMar>
+            <w:vAlign w:val="top"/>
+          </w:tcPr>
+          <w:p>
+            <w:pPr>
+              <w:keepNext w:val="false"/>
+              <w:bidi/>
+              <w:spacing w:after="30" w:before="30" w:line="264"/>
+            </w:pPr>
+            <w:r>
+              <w:rPr>
+                <w:rFonts w:ascii="Arial" w:cs="Arial" w:eastAsia="Arial" w:hAnsi="Arial"/>
+                <w:b w:val="false"/>
+                <w:bCs w:val="false"/>
+                <w:sz w:val="18"/>
+                <w:szCs w:val="18"/>
+                <w:rtl/>
+              </w:rPr>
+              <w:t xml:space="preserve">المخزن هو الحَكَم في مراسي سلسلة التدقيق، والترحيل كما في الإنتاج، ودورة حياة المفتاح، وحارس CI (المراجعة الداخلية v6)</w:t>
             </w:r>
           </w:p>
         </w:tc>
@@ -9510,7 +9913,7 @@
           <w:szCs w:val="26"/>
           <w:rtl/>
         </w:rPr>
-        <w:t xml:space="preserve">4.3 النتيجة المتوقعة: 27 خطوة (0 إلى 23 و4ب و19ب و19ج) تنتهي بـ «all database checks passed»</w:t>
+        <w:t xml:space="preserve">4.3 النتيجة المتوقعة: 34 خطوة (0 إلى 24 و4ب و19ب–19د و22ب–22و) تنتهي بـ «all database checks passed»</w:t>
       </w:r>
       <w:bookmarkEnd w:id="11"/>
     </w:p>
@@ -9528,9 +9931,9 @@
         </w:tblBorders>
       </w:tblPr>
       <w:tblGrid>
-        <w:gridCol w:w="1269"/>
-        <w:gridCol w:w="4868"/>
-        <w:gridCol w:w="3727"/>
+        <w:gridCol w:w="1450"/>
+        <w:gridCol w:w="4765"/>
+        <w:gridCol w:w="3649"/>
       </w:tblGrid>
       <w:tr>
         <w:trPr>
@@ -9539,7 +9942,7 @@
         </w:trPr>
         <w:tc>
           <w:tcPr>
-            <w:tcW w:type="dxa" w:w="1269"/>
+            <w:tcW w:type="dxa" w:w="1450"/>
             <w:tcBorders>
               <w:top w:val="single" w:color="BFC9D6" w:sz="4"/>
               <w:left w:val="single" w:color="BFC9D6" w:sz="4"/>
@@ -9577,7 +9980,7 @@
         </w:tc>
         <w:tc>
           <w:tcPr>
-            <w:tcW w:type="dxa" w:w="4868"/>
+            <w:tcW w:type="dxa" w:w="4765"/>
             <w:tcBorders>
               <w:top w:val="single" w:color="BFC9D6" w:sz="4"/>
               <w:left w:val="single" w:color="BFC9D6" w:sz="4"/>
@@ -9615,7 +10018,7 @@
         </w:tc>
         <w:tc>
           <w:tcPr>
-            <w:tcW w:type="dxa" w:w="3727"/>
+            <w:tcW w:type="dxa" w:w="3649"/>
             <w:tcBorders>
               <w:top w:val="single" w:color="BFC9D6" w:sz="4"/>
               <w:left w:val="single" w:color="BFC9D6" w:sz="4"/>
@@ -9658,7 +10061,7 @@
         </w:trPr>
         <w:tc>
           <w:tcPr>
-            <w:tcW w:type="dxa" w:w="1269"/>
+            <w:tcW w:type="dxa" w:w="1450"/>
             <w:tcBorders>
               <w:top w:val="single" w:color="BFC9D6" w:sz="4"/>
               <w:left w:val="single" w:color="BFC9D6" w:sz="4"/>
@@ -9694,7 +10097,7 @@
         </w:tc>
         <w:tc>
           <w:tcPr>
-            <w:tcW w:type="dxa" w:w="4868"/>
+            <w:tcW w:type="dxa" w:w="4765"/>
             <w:tcBorders>
               <w:top w:val="single" w:color="BFC9D6" w:sz="4"/>
               <w:left w:val="single" w:color="BFC9D6" w:sz="4"/>
@@ -9754,37 +10157,37 @@
         </w:tc>
         <w:tc>
           <w:tcPr>
-            <w:tcW w:type="dxa" w:w="3727"/>
-            <w:tcBorders>
-              <w:top w:val="single" w:color="BFC9D6" w:sz="4"/>
-              <w:left w:val="single" w:color="BFC9D6" w:sz="4"/>
-              <w:bottom w:val="single" w:color="BFC9D6" w:sz="4"/>
-              <w:right w:val="single" w:color="BFC9D6" w:sz="4"/>
-            </w:tcBorders>
-            <w:tcMar>
-              <w:top w:type="dxa" w:w="50"/>
-              <w:left w:type="dxa" w:w="90"/>
-              <w:bottom w:type="dxa" w:w="50"/>
-              <w:right w:type="dxa" w:w="90"/>
-            </w:tcMar>
-            <w:vAlign w:val="top"/>
-          </w:tcPr>
-          <w:p>
-            <w:pPr>
-              <w:keepNext w:val="false"/>
-              <w:bidi/>
-              <w:spacing w:after="30" w:before="30" w:line="264"/>
-            </w:pPr>
-            <w:r>
-              <w:rPr>
-                <w:rFonts w:ascii="Arial" w:cs="Arial" w:eastAsia="Arial" w:hAnsi="Arial"/>
-                <w:b w:val="false"/>
-                <w:bCs w:val="false"/>
-                <w:sz w:val="18"/>
-                <w:szCs w:val="18"/>
-                <w:rtl/>
-              </w:rPr>
-              <w:t xml:space="preserve">213 جدولًا و3,612 عمودًا في النموذج</w:t>
+            <w:tcW w:type="dxa" w:w="3649"/>
+            <w:tcBorders>
+              <w:top w:val="single" w:color="BFC9D6" w:sz="4"/>
+              <w:left w:val="single" w:color="BFC9D6" w:sz="4"/>
+              <w:bottom w:val="single" w:color="BFC9D6" w:sz="4"/>
+              <w:right w:val="single" w:color="BFC9D6" w:sz="4"/>
+            </w:tcBorders>
+            <w:tcMar>
+              <w:top w:type="dxa" w:w="50"/>
+              <w:left w:type="dxa" w:w="90"/>
+              <w:bottom w:type="dxa" w:w="50"/>
+              <w:right w:type="dxa" w:w="90"/>
+            </w:tcMar>
+            <w:vAlign w:val="top"/>
+          </w:tcPr>
+          <w:p>
+            <w:pPr>
+              <w:keepNext w:val="false"/>
+              <w:bidi/>
+              <w:spacing w:after="30" w:before="30" w:line="264"/>
+            </w:pPr>
+            <w:r>
+              <w:rPr>
+                <w:rFonts w:ascii="Arial" w:cs="Arial" w:eastAsia="Arial" w:hAnsi="Arial"/>
+                <w:b w:val="false"/>
+                <w:bCs w:val="false"/>
+                <w:sz w:val="18"/>
+                <w:szCs w:val="18"/>
+                <w:rtl/>
+              </w:rPr>
+              <w:t xml:space="preserve">255 جدولًا و4,202 عمود في النموذج</w:t>
             </w:r>
           </w:p>
         </w:tc>
@@ -9795,7 +10198,7 @@
         </w:trPr>
         <w:tc>
           <w:tcPr>
-            <w:tcW w:type="dxa" w:w="1269"/>
+            <w:tcW w:type="dxa" w:w="1450"/>
             <w:tcBorders>
               <w:top w:val="single" w:color="BFC9D6" w:sz="4"/>
               <w:left w:val="single" w:color="BFC9D6" w:sz="4"/>
@@ -9832,7 +10235,7 @@
         </w:tc>
         <w:tc>
           <w:tcPr>
-            <w:tcW w:type="dxa" w:w="4868"/>
+            <w:tcW w:type="dxa" w:w="4765"/>
             <w:tcBorders>
               <w:top w:val="single" w:color="BFC9D6" w:sz="4"/>
               <w:left w:val="single" w:color="BFC9D6" w:sz="4"/>
@@ -9917,7 +10320,7 @@
         </w:tc>
         <w:tc>
           <w:tcPr>
-            <w:tcW w:type="dxa" w:w="3727"/>
+            <w:tcW w:type="dxa" w:w="3649"/>
             <w:tcBorders>
               <w:top w:val="single" w:color="BFC9D6" w:sz="4"/>
               <w:left w:val="single" w:color="BFC9D6" w:sz="4"/>
@@ -9948,7 +10351,7 @@
                 <w:szCs w:val="18"/>
                 <w:rtl/>
               </w:rPr>
-              <w:t xml:space="preserve">75 من 75 فحصًا (بلا قراءة التعليقات)، و16 من 16 حالة ضغط في مدى المراجع</w:t>
+              <w:t xml:space="preserve">75 من 75 فحصًا (بلا قراءة التعليقات)، و51 من 51 حالة ضغط في مدى المراجع</w:t>
             </w:r>
           </w:p>
         </w:tc>
@@ -9959,7 +10362,7 @@
         </w:trPr>
         <w:tc>
           <w:tcPr>
-            <w:tcW w:type="dxa" w:w="1269"/>
+            <w:tcW w:type="dxa" w:w="1450"/>
             <w:tcBorders>
               <w:top w:val="single" w:color="BFC9D6" w:sz="4"/>
               <w:left w:val="single" w:color="BFC9D6" w:sz="4"/>
@@ -9995,7 +10398,7 @@
         </w:tc>
         <w:tc>
           <w:tcPr>
-            <w:tcW w:type="dxa" w:w="4868"/>
+            <w:tcW w:type="dxa" w:w="4765"/>
             <w:tcBorders>
               <w:top w:val="single" w:color="BFC9D6" w:sz="4"/>
               <w:left w:val="single" w:color="BFC9D6" w:sz="4"/>
@@ -10055,37 +10458,37 @@
         </w:tc>
         <w:tc>
           <w:tcPr>
-            <w:tcW w:type="dxa" w:w="3727"/>
-            <w:tcBorders>
-              <w:top w:val="single" w:color="BFC9D6" w:sz="4"/>
-              <w:left w:val="single" w:color="BFC9D6" w:sz="4"/>
-              <w:bottom w:val="single" w:color="BFC9D6" w:sz="4"/>
-              <w:right w:val="single" w:color="BFC9D6" w:sz="4"/>
-            </w:tcBorders>
-            <w:tcMar>
-              <w:top w:type="dxa" w:w="50"/>
-              <w:left w:type="dxa" w:w="90"/>
-              <w:bottom w:type="dxa" w:w="50"/>
-              <w:right w:type="dxa" w:w="90"/>
-            </w:tcMar>
-            <w:vAlign w:val="top"/>
-          </w:tcPr>
-          <w:p>
-            <w:pPr>
-              <w:keepNext w:val="false"/>
-              <w:bidi/>
-              <w:spacing w:after="30" w:before="30" w:line="264"/>
-            </w:pPr>
-            <w:r>
-              <w:rPr>
-                <w:rFonts w:ascii="Arial" w:cs="Arial" w:eastAsia="Arial" w:hAnsi="Arial"/>
-                <w:b w:val="false"/>
-                <w:bCs w:val="false"/>
-                <w:sz w:val="18"/>
-                <w:szCs w:val="18"/>
-                <w:rtl/>
-              </w:rPr>
-              <w:t xml:space="preserve">144 صلاحية، و21 درجة و36 مقياسًا و3 بطاقات</w:t>
+            <w:tcW w:type="dxa" w:w="3649"/>
+            <w:tcBorders>
+              <w:top w:val="single" w:color="BFC9D6" w:sz="4"/>
+              <w:left w:val="single" w:color="BFC9D6" w:sz="4"/>
+              <w:bottom w:val="single" w:color="BFC9D6" w:sz="4"/>
+              <w:right w:val="single" w:color="BFC9D6" w:sz="4"/>
+            </w:tcBorders>
+            <w:tcMar>
+              <w:top w:type="dxa" w:w="50"/>
+              <w:left w:type="dxa" w:w="90"/>
+              <w:bottom w:type="dxa" w:w="50"/>
+              <w:right w:type="dxa" w:w="90"/>
+            </w:tcMar>
+            <w:vAlign w:val="top"/>
+          </w:tcPr>
+          <w:p>
+            <w:pPr>
+              <w:keepNext w:val="false"/>
+              <w:bidi/>
+              <w:spacing w:after="30" w:before="30" w:line="264"/>
+            </w:pPr>
+            <w:r>
+              <w:rPr>
+                <w:rFonts w:ascii="Arial" w:cs="Arial" w:eastAsia="Arial" w:hAnsi="Arial"/>
+                <w:b w:val="false"/>
+                <w:bCs w:val="false"/>
+                <w:sz w:val="18"/>
+                <w:szCs w:val="18"/>
+                <w:rtl/>
+              </w:rPr>
+              <w:t xml:space="preserve">144 صلاحية، و21 درجة و112 مقياسًا و16 بطاقة</w:t>
             </w:r>
           </w:p>
         </w:tc>
@@ -10096,7 +10499,7 @@
         </w:trPr>
         <w:tc>
           <w:tcPr>
-            <w:tcW w:type="dxa" w:w="1269"/>
+            <w:tcW w:type="dxa" w:w="1450"/>
             <w:tcBorders>
               <w:top w:val="single" w:color="BFC9D6" w:sz="4"/>
               <w:left w:val="single" w:color="BFC9D6" w:sz="4"/>
@@ -10133,7 +10536,7 @@
         </w:tc>
         <w:tc>
           <w:tcPr>
-            <w:tcW w:type="dxa" w:w="4868"/>
+            <w:tcW w:type="dxa" w:w="4765"/>
             <w:tcBorders>
               <w:top w:val="single" w:color="BFC9D6" w:sz="4"/>
               <w:left w:val="single" w:color="BFC9D6" w:sz="4"/>
@@ -10170,7 +10573,7 @@
         </w:tc>
         <w:tc>
           <w:tcPr>
-            <w:tcW w:type="dxa" w:w="3727"/>
+            <w:tcW w:type="dxa" w:w="3649"/>
             <w:tcBorders>
               <w:top w:val="single" w:color="BFC9D6" w:sz="4"/>
               <w:left w:val="single" w:color="BFC9D6" w:sz="4"/>
@@ -10201,7 +10604,7 @@
                 <w:szCs w:val="18"/>
                 <w:rtl/>
               </w:rPr>
-              <w:t xml:space="preserve">213 جدولًا، 829 مفتاحًا أجنبيًا، 596 قيد تفرّد، 1,359 قيد فحص، 772 فهرسًا، 192 سياسة RLS، 55 وحدة بصفة </w:t>
+              <w:t xml:space="preserve">255 جدولًا، 937 مفتاحًا أجنبيًا، 662 قيد تفرّد، 1,501 قيد فحص، 804 فهارس، 210 سياسات RLS، 61 وحدة بصفة </w:t>
             </w:r>
             <w:r>
               <w:rPr>
@@ -10225,7 +10628,7 @@
                 <w:szCs w:val="18"/>
                 <w:rtl/>
               </w:rPr>
-              <w:t xml:space="preserve">، 78 قادحًا ولا معطَّل منها، ولا دالة داخلية مفتوحة لأدوار القراءة، وحساب النشر معطَّل</w:t>
+              <w:t xml:space="preserve">، 121 قادحًا ولا معطَّل منها، ولا دالة داخلية مفتوحة لأدوار القراءة، وحساب النشر معطَّل</w:t>
             </w:r>
           </w:p>
         </w:tc>
@@ -10236,7 +10639,7 @@
         </w:trPr>
         <w:tc>
           <w:tcPr>
-            <w:tcW w:type="dxa" w:w="1269"/>
+            <w:tcW w:type="dxa" w:w="1450"/>
             <w:tcBorders>
               <w:top w:val="single" w:color="BFC9D6" w:sz="4"/>
               <w:left w:val="single" w:color="BFC9D6" w:sz="4"/>
@@ -10272,7 +10675,7 @@
         </w:tc>
         <w:tc>
           <w:tcPr>
-            <w:tcW w:type="dxa" w:w="4868"/>
+            <w:tcW w:type="dxa" w:w="4765"/>
             <w:tcBorders>
               <w:top w:val="single" w:color="BFC9D6" w:sz="4"/>
               <w:left w:val="single" w:color="BFC9D6" w:sz="4"/>
@@ -10308,7 +10711,7 @@
         </w:tc>
         <w:tc>
           <w:tcPr>
-            <w:tcW w:type="dxa" w:w="3727"/>
+            <w:tcW w:type="dxa" w:w="3649"/>
             <w:tcBorders>
               <w:top w:val="single" w:color="BFC9D6" w:sz="4"/>
               <w:left w:val="single" w:color="BFC9D6" w:sz="4"/>
@@ -10349,7 +10752,7 @@
         </w:trPr>
         <w:tc>
           <w:tcPr>
-            <w:tcW w:type="dxa" w:w="1269"/>
+            <w:tcW w:type="dxa" w:w="1450"/>
             <w:tcBorders>
               <w:top w:val="single" w:color="BFC9D6" w:sz="4"/>
               <w:left w:val="single" w:color="BFC9D6" w:sz="4"/>
@@ -10386,7 +10789,7 @@
         </w:tc>
         <w:tc>
           <w:tcPr>
-            <w:tcW w:type="dxa" w:w="4868"/>
+            <w:tcW w:type="dxa" w:w="4765"/>
             <w:tcBorders>
               <w:top w:val="single" w:color="BFC9D6" w:sz="4"/>
               <w:left w:val="single" w:color="BFC9D6" w:sz="4"/>
@@ -10423,7 +10826,7 @@
         </w:tc>
         <w:tc>
           <w:tcPr>
-            <w:tcW w:type="dxa" w:w="3727"/>
+            <w:tcW w:type="dxa" w:w="3649"/>
             <w:tcBorders>
               <w:top w:val="single" w:color="BFC9D6" w:sz="4"/>
               <w:left w:val="single" w:color="BFC9D6" w:sz="4"/>
@@ -10465,7 +10868,7 @@
         </w:trPr>
         <w:tc>
           <w:tcPr>
-            <w:tcW w:type="dxa" w:w="1269"/>
+            <w:tcW w:type="dxa" w:w="1450"/>
             <w:tcBorders>
               <w:top w:val="single" w:color="BFC9D6" w:sz="4"/>
               <w:left w:val="single" w:color="BFC9D6" w:sz="4"/>
@@ -10501,7 +10904,7 @@
         </w:tc>
         <w:tc>
           <w:tcPr>
-            <w:tcW w:type="dxa" w:w="4868"/>
+            <w:tcW w:type="dxa" w:w="4765"/>
             <w:tcBorders>
               <w:top w:val="single" w:color="BFC9D6" w:sz="4"/>
               <w:left w:val="single" w:color="BFC9D6" w:sz="4"/>
@@ -10537,7 +10940,7 @@
         </w:tc>
         <w:tc>
           <w:tcPr>
-            <w:tcW w:type="dxa" w:w="3727"/>
+            <w:tcW w:type="dxa" w:w="3649"/>
             <w:tcBorders>
               <w:top w:val="single" w:color="BFC9D6" w:sz="4"/>
               <w:left w:val="single" w:color="BFC9D6" w:sz="4"/>
@@ -10578,7 +10981,7 @@
         </w:trPr>
         <w:tc>
           <w:tcPr>
-            <w:tcW w:type="dxa" w:w="1269"/>
+            <w:tcW w:type="dxa" w:w="1450"/>
             <w:tcBorders>
               <w:top w:val="single" w:color="BFC9D6" w:sz="4"/>
               <w:left w:val="single" w:color="BFC9D6" w:sz="4"/>
@@ -10615,7 +11018,7 @@
         </w:tc>
         <w:tc>
           <w:tcPr>
-            <w:tcW w:type="dxa" w:w="4868"/>
+            <w:tcW w:type="dxa" w:w="4765"/>
             <w:tcBorders>
               <w:top w:val="single" w:color="BFC9D6" w:sz="4"/>
               <w:left w:val="single" w:color="BFC9D6" w:sz="4"/>
@@ -10652,7 +11055,7 @@
         </w:tc>
         <w:tc>
           <w:tcPr>
-            <w:tcW w:type="dxa" w:w="3727"/>
+            <w:tcW w:type="dxa" w:w="3649"/>
             <w:tcBorders>
               <w:top w:val="single" w:color="BFC9D6" w:sz="4"/>
               <w:left w:val="single" w:color="BFC9D6" w:sz="4"/>
@@ -10694,7 +11097,7 @@
         </w:trPr>
         <w:tc>
           <w:tcPr>
-            <w:tcW w:type="dxa" w:w="1269"/>
+            <w:tcW w:type="dxa" w:w="1450"/>
             <w:tcBorders>
               <w:top w:val="single" w:color="BFC9D6" w:sz="4"/>
               <w:left w:val="single" w:color="BFC9D6" w:sz="4"/>
@@ -10730,7 +11133,7 @@
         </w:tc>
         <w:tc>
           <w:tcPr>
-            <w:tcW w:type="dxa" w:w="4868"/>
+            <w:tcW w:type="dxa" w:w="4765"/>
             <w:tcBorders>
               <w:top w:val="single" w:color="BFC9D6" w:sz="4"/>
               <w:left w:val="single" w:color="BFC9D6" w:sz="4"/>
@@ -10766,7 +11169,7 @@
         </w:tc>
         <w:tc>
           <w:tcPr>
-            <w:tcW w:type="dxa" w:w="3727"/>
+            <w:tcW w:type="dxa" w:w="3649"/>
             <w:tcBorders>
               <w:top w:val="single" w:color="BFC9D6" w:sz="4"/>
               <w:left w:val="single" w:color="BFC9D6" w:sz="4"/>
@@ -10807,7 +11210,7 @@
         </w:trPr>
         <w:tc>
           <w:tcPr>
-            <w:tcW w:type="dxa" w:w="1269"/>
+            <w:tcW w:type="dxa" w:w="1450"/>
             <w:tcBorders>
               <w:top w:val="single" w:color="BFC9D6" w:sz="4"/>
               <w:left w:val="single" w:color="BFC9D6" w:sz="4"/>
@@ -10844,7 +11247,7 @@
         </w:tc>
         <w:tc>
           <w:tcPr>
-            <w:tcW w:type="dxa" w:w="4868"/>
+            <w:tcW w:type="dxa" w:w="4765"/>
             <w:tcBorders>
               <w:top w:val="single" w:color="BFC9D6" w:sz="4"/>
               <w:left w:val="single" w:color="BFC9D6" w:sz="4"/>
@@ -10875,13 +11278,13 @@
                 <w:szCs w:val="18"/>
                 <w:rtl/>
               </w:rPr>
-              <w:t xml:space="preserve">التقييم الائتماني (CA1–CA12): المثال المحلول مطابقًا لـ Python، والتعديلات وترتيبها، والدعم والتجاوز، والصلاحيات ومنع كتابة النتائج، وتجميد البطاقة المعتمدة</w:t>
-            </w:r>
-          </w:p>
-        </w:tc>
-        <w:tc>
-          <w:tcPr>
-            <w:tcW w:type="dxa" w:w="3727"/>
+              <w:t xml:space="preserve">التقييم الائتماني (CA1–CA31): المثال المحلول مطابقًا لـ Python، والتعديلات وترتيبها، والدعم والتجاوز، والصلاحيات ومنع كتابة النتائج، وتجميد البطاقة المعتمدة، وما بُني بعدها حتى إقفال الفترات (ADR 0031)</w:t>
+            </w:r>
+          </w:p>
+        </w:tc>
+        <w:tc>
+          <w:tcPr>
+            <w:tcW w:type="dxa" w:w="3649"/>
             <w:tcBorders>
               <w:top w:val="single" w:color="BFC9D6" w:sz="4"/>
               <w:left w:val="single" w:color="BFC9D6" w:sz="4"/>
@@ -10912,7 +11315,7 @@
                 <w:szCs w:val="18"/>
                 <w:rtl/>
               </w:rPr>
-              <w:t xml:space="preserve">12 حالة</w:t>
+              <w:t xml:space="preserve">31 حالة</w:t>
             </w:r>
           </w:p>
         </w:tc>
@@ -10923,109 +11326,109 @@
         </w:trPr>
         <w:tc>
           <w:tcPr>
-            <w:tcW w:type="dxa" w:w="1269"/>
-            <w:tcBorders>
-              <w:top w:val="single" w:color="BFC9D6" w:sz="4"/>
-              <w:left w:val="single" w:color="BFC9D6" w:sz="4"/>
-              <w:bottom w:val="single" w:color="BFC9D6" w:sz="4"/>
-              <w:right w:val="single" w:color="BFC9D6" w:sz="4"/>
-            </w:tcBorders>
-            <w:tcMar>
-              <w:top w:type="dxa" w:w="50"/>
-              <w:left w:type="dxa" w:w="90"/>
-              <w:bottom w:type="dxa" w:w="50"/>
-              <w:right w:type="dxa" w:w="90"/>
-            </w:tcMar>
-            <w:vAlign w:val="top"/>
-          </w:tcPr>
-          <w:p>
-            <w:pPr>
-              <w:keepNext w:val="false"/>
-              <w:bidi/>
-              <w:spacing w:after="30" w:before="30" w:line="264"/>
-            </w:pPr>
-            <w:r>
-              <w:rPr>
-                <w:rFonts w:ascii="Arial" w:cs="Arial" w:eastAsia="Arial" w:hAnsi="Arial"/>
-                <w:b w:val="false"/>
-                <w:bCs w:val="false"/>
-                <w:sz w:val="18"/>
-                <w:szCs w:val="18"/>
-                <w:rtl/>
-              </w:rPr>
-              <w:t xml:space="preserve">20–22</w:t>
-            </w:r>
-          </w:p>
-        </w:tc>
-        <w:tc>
-          <w:tcPr>
-            <w:tcW w:type="dxa" w:w="4868"/>
-            <w:tcBorders>
-              <w:top w:val="single" w:color="BFC9D6" w:sz="4"/>
-              <w:left w:val="single" w:color="BFC9D6" w:sz="4"/>
-              <w:bottom w:val="single" w:color="BFC9D6" w:sz="4"/>
-              <w:right w:val="single" w:color="BFC9D6" w:sz="4"/>
-            </w:tcBorders>
-            <w:tcMar>
-              <w:top w:type="dxa" w:w="50"/>
-              <w:left w:type="dxa" w:w="90"/>
-              <w:bottom w:type="dxa" w:w="50"/>
-              <w:right w:type="dxa" w:w="90"/>
-            </w:tcMar>
-            <w:vAlign w:val="top"/>
-          </w:tcPr>
-          <w:p>
-            <w:pPr>
-              <w:keepNext w:val="false"/>
-              <w:bidi/>
-              <w:spacing w:after="30" w:before="30" w:line="264"/>
-            </w:pPr>
-            <w:r>
-              <w:rPr>
-                <w:rFonts w:ascii="Arial" w:cs="Arial" w:eastAsia="Arial" w:hAnsi="Arial"/>
-                <w:b w:val="false"/>
-                <w:bCs w:val="false"/>
-                <w:sz w:val="18"/>
-                <w:szCs w:val="18"/>
-                <w:rtl/>
-              </w:rPr>
-              <w:t xml:space="preserve">تدقيق الخادم، وحساب المراقبة، والفحص التمهيدي للنشر</w:t>
-            </w:r>
-          </w:p>
-        </w:tc>
-        <w:tc>
-          <w:tcPr>
-            <w:tcW w:type="dxa" w:w="3727"/>
-            <w:tcBorders>
-              <w:top w:val="single" w:color="BFC9D6" w:sz="4"/>
-              <w:left w:val="single" w:color="BFC9D6" w:sz="4"/>
-              <w:bottom w:val="single" w:color="BFC9D6" w:sz="4"/>
-              <w:right w:val="single" w:color="BFC9D6" w:sz="4"/>
-            </w:tcBorders>
-            <w:tcMar>
-              <w:top w:type="dxa" w:w="50"/>
-              <w:left w:type="dxa" w:w="90"/>
-              <w:bottom w:type="dxa" w:w="50"/>
-              <w:right w:type="dxa" w:w="90"/>
-            </w:tcMar>
-            <w:vAlign w:val="top"/>
-          </w:tcPr>
-          <w:p>
-            <w:pPr>
-              <w:keepNext w:val="false"/>
-              <w:bidi/>
-              <w:spacing w:after="30" w:before="30" w:line="264"/>
-            </w:pPr>
-            <w:r>
-              <w:rPr>
-                <w:rFonts w:ascii="Arial" w:cs="Arial" w:eastAsia="Arial" w:hAnsi="Arial"/>
-                <w:b w:val="false"/>
-                <w:bCs w:val="false"/>
-                <w:sz w:val="18"/>
-                <w:szCs w:val="18"/>
-                <w:rtl/>
-              </w:rPr>
-              <w:t xml:space="preserve">9 و6 و8</w:t>
+            <w:tcW w:type="dxa" w:w="1450"/>
+            <w:tcBorders>
+              <w:top w:val="single" w:color="BFC9D6" w:sz="4"/>
+              <w:left w:val="single" w:color="BFC9D6" w:sz="4"/>
+              <w:bottom w:val="single" w:color="BFC9D6" w:sz="4"/>
+              <w:right w:val="single" w:color="BFC9D6" w:sz="4"/>
+            </w:tcBorders>
+            <w:tcMar>
+              <w:top w:type="dxa" w:w="50"/>
+              <w:left w:type="dxa" w:w="90"/>
+              <w:bottom w:type="dxa" w:w="50"/>
+              <w:right w:type="dxa" w:w="90"/>
+            </w:tcMar>
+            <w:vAlign w:val="top"/>
+          </w:tcPr>
+          <w:p>
+            <w:pPr>
+              <w:keepNext w:val="false"/>
+              <w:bidi/>
+              <w:spacing w:after="30" w:before="30" w:line="264"/>
+            </w:pPr>
+            <w:r>
+              <w:rPr>
+                <w:rFonts w:ascii="Arial" w:cs="Arial" w:eastAsia="Arial" w:hAnsi="Arial"/>
+                <w:b w:val="false"/>
+                <w:bCs w:val="false"/>
+                <w:sz w:val="18"/>
+                <w:szCs w:val="18"/>
+                <w:rtl/>
+              </w:rPr>
+              <w:t xml:space="preserve">19د</w:t>
+            </w:r>
+          </w:p>
+        </w:tc>
+        <w:tc>
+          <w:tcPr>
+            <w:tcW w:type="dxa" w:w="4765"/>
+            <w:tcBorders>
+              <w:top w:val="single" w:color="BFC9D6" w:sz="4"/>
+              <w:left w:val="single" w:color="BFC9D6" w:sz="4"/>
+              <w:bottom w:val="single" w:color="BFC9D6" w:sz="4"/>
+              <w:right w:val="single" w:color="BFC9D6" w:sz="4"/>
+            </w:tcBorders>
+            <w:tcMar>
+              <w:top w:type="dxa" w:w="50"/>
+              <w:left w:type="dxa" w:w="90"/>
+              <w:bottom w:type="dxa" w:w="50"/>
+              <w:right w:type="dxa" w:w="90"/>
+            </w:tcMar>
+            <w:vAlign w:val="top"/>
+          </w:tcPr>
+          <w:p>
+            <w:pPr>
+              <w:keepNext w:val="false"/>
+              <w:bidi/>
+              <w:spacing w:after="30" w:before="30" w:line="264"/>
+            </w:pPr>
+            <w:r>
+              <w:rPr>
+                <w:rFonts w:ascii="Arial" w:cs="Arial" w:eastAsia="Arial" w:hAnsi="Arial"/>
+                <w:b w:val="false"/>
+                <w:bCs w:val="false"/>
+                <w:sz w:val="18"/>
+                <w:szCs w:val="18"/>
+                <w:rtl/>
+              </w:rPr>
+              <w:t xml:space="preserve">محرك T-SQL يطابق مرجع Python رقمًا برقم (CE وCV)، بمقارنة لا تتسامح مع قيمة مجهولة في جانب واحد (ADR 0038)</w:t>
+            </w:r>
+          </w:p>
+        </w:tc>
+        <w:tc>
+          <w:tcPr>
+            <w:tcW w:type="dxa" w:w="3649"/>
+            <w:tcBorders>
+              <w:top w:val="single" w:color="BFC9D6" w:sz="4"/>
+              <w:left w:val="single" w:color="BFC9D6" w:sz="4"/>
+              <w:bottom w:val="single" w:color="BFC9D6" w:sz="4"/>
+              <w:right w:val="single" w:color="BFC9D6" w:sz="4"/>
+            </w:tcBorders>
+            <w:tcMar>
+              <w:top w:type="dxa" w:w="50"/>
+              <w:left w:type="dxa" w:w="90"/>
+              <w:bottom w:type="dxa" w:w="50"/>
+              <w:right w:type="dxa" w:w="90"/>
+            </w:tcMar>
+            <w:vAlign w:val="top"/>
+          </w:tcPr>
+          <w:p>
+            <w:pPr>
+              <w:keepNext w:val="false"/>
+              <w:bidi/>
+              <w:spacing w:after="30" w:before="30" w:line="264"/>
+            </w:pPr>
+            <w:r>
+              <w:rPr>
+                <w:rFonts w:ascii="Arial" w:cs="Arial" w:eastAsia="Arial" w:hAnsi="Arial"/>
+                <w:b w:val="false"/>
+                <w:bCs w:val="false"/>
+                <w:sz w:val="18"/>
+                <w:szCs w:val="18"/>
+                <w:rtl/>
+              </w:rPr>
+              <w:t xml:space="preserve">148 حالة</w:t>
             </w:r>
           </w:p>
         </w:tc>
@@ -11036,7 +11439,7 @@
         </w:trPr>
         <w:tc>
           <w:tcPr>
-            <w:tcW w:type="dxa" w:w="1269"/>
+            <w:tcW w:type="dxa" w:w="1450"/>
             <w:tcBorders>
               <w:top w:val="single" w:color="BFC9D6" w:sz="4"/>
               <w:left w:val="single" w:color="BFC9D6" w:sz="4"/>
@@ -11067,13 +11470,242 @@
                 <w:szCs w:val="18"/>
                 <w:rtl/>
               </w:rPr>
+              <w:t xml:space="preserve">20–22</w:t>
+            </w:r>
+          </w:p>
+        </w:tc>
+        <w:tc>
+          <w:tcPr>
+            <w:tcW w:type="dxa" w:w="4765"/>
+            <w:tcBorders>
+              <w:top w:val="single" w:color="BFC9D6" w:sz="4"/>
+              <w:left w:val="single" w:color="BFC9D6" w:sz="4"/>
+              <w:bottom w:val="single" w:color="BFC9D6" w:sz="4"/>
+              <w:right w:val="single" w:color="BFC9D6" w:sz="4"/>
+            </w:tcBorders>
+            <w:shd w:fill="F5F8FC" w:color="auto" w:val="clear"/>
+            <w:tcMar>
+              <w:top w:type="dxa" w:w="50"/>
+              <w:left w:type="dxa" w:w="90"/>
+              <w:bottom w:type="dxa" w:w="50"/>
+              <w:right w:type="dxa" w:w="90"/>
+            </w:tcMar>
+            <w:vAlign w:val="top"/>
+          </w:tcPr>
+          <w:p>
+            <w:pPr>
+              <w:keepNext w:val="false"/>
+              <w:bidi/>
+              <w:spacing w:after="30" w:before="30" w:line="264"/>
+            </w:pPr>
+            <w:r>
+              <w:rPr>
+                <w:rFonts w:ascii="Arial" w:cs="Arial" w:eastAsia="Arial" w:hAnsi="Arial"/>
+                <w:b w:val="false"/>
+                <w:bCs w:val="false"/>
+                <w:sz w:val="18"/>
+                <w:szCs w:val="18"/>
+                <w:rtl/>
+              </w:rPr>
+              <w:t xml:space="preserve">تدقيق الخادم، وحساب المراقبة، والفحص التمهيدي للنشر</w:t>
+            </w:r>
+          </w:p>
+        </w:tc>
+        <w:tc>
+          <w:tcPr>
+            <w:tcW w:type="dxa" w:w="3649"/>
+            <w:tcBorders>
+              <w:top w:val="single" w:color="BFC9D6" w:sz="4"/>
+              <w:left w:val="single" w:color="BFC9D6" w:sz="4"/>
+              <w:bottom w:val="single" w:color="BFC9D6" w:sz="4"/>
+              <w:right w:val="single" w:color="BFC9D6" w:sz="4"/>
+            </w:tcBorders>
+            <w:shd w:fill="F5F8FC" w:color="auto" w:val="clear"/>
+            <w:tcMar>
+              <w:top w:type="dxa" w:w="50"/>
+              <w:left w:type="dxa" w:w="90"/>
+              <w:bottom w:type="dxa" w:w="50"/>
+              <w:right w:type="dxa" w:w="90"/>
+            </w:tcMar>
+            <w:vAlign w:val="top"/>
+          </w:tcPr>
+          <w:p>
+            <w:pPr>
+              <w:keepNext w:val="false"/>
+              <w:bidi/>
+              <w:spacing w:after="30" w:before="30" w:line="264"/>
+            </w:pPr>
+            <w:r>
+              <w:rPr>
+                <w:rFonts w:ascii="Arial" w:cs="Arial" w:eastAsia="Arial" w:hAnsi="Arial"/>
+                <w:b w:val="false"/>
+                <w:bCs w:val="false"/>
+                <w:sz w:val="18"/>
+                <w:szCs w:val="18"/>
+                <w:rtl/>
+              </w:rPr>
+              <w:t xml:space="preserve">9 و6 و8</w:t>
+            </w:r>
+          </w:p>
+        </w:tc>
+      </w:tr>
+      <w:tr>
+        <w:trPr>
+          <w:cantSplit/>
+        </w:trPr>
+        <w:tc>
+          <w:tcPr>
+            <w:tcW w:type="dxa" w:w="1450"/>
+            <w:tcBorders>
+              <w:top w:val="single" w:color="BFC9D6" w:sz="4"/>
+              <w:left w:val="single" w:color="BFC9D6" w:sz="4"/>
+              <w:bottom w:val="single" w:color="BFC9D6" w:sz="4"/>
+              <w:right w:val="single" w:color="BFC9D6" w:sz="4"/>
+            </w:tcBorders>
+            <w:tcMar>
+              <w:top w:type="dxa" w:w="50"/>
+              <w:left w:type="dxa" w:w="90"/>
+              <w:bottom w:type="dxa" w:w="50"/>
+              <w:right w:type="dxa" w:w="90"/>
+            </w:tcMar>
+            <w:vAlign w:val="top"/>
+          </w:tcPr>
+          <w:p>
+            <w:pPr>
+              <w:keepNext w:val="false"/>
+              <w:bidi/>
+              <w:spacing w:after="30" w:before="30" w:line="264"/>
+            </w:pPr>
+            <w:r>
+              <w:rPr>
+                <w:rFonts w:ascii="Arial" w:cs="Arial" w:eastAsia="Arial" w:hAnsi="Arial"/>
+                <w:b w:val="false"/>
+                <w:bCs w:val="false"/>
+                <w:sz w:val="18"/>
+                <w:szCs w:val="18"/>
+                <w:rtl/>
+              </w:rPr>
+              <w:t xml:space="preserve">22ب–22و</w:t>
+            </w:r>
+          </w:p>
+        </w:tc>
+        <w:tc>
+          <w:tcPr>
+            <w:tcW w:type="dxa" w:w="4765"/>
+            <w:tcBorders>
+              <w:top w:val="single" w:color="BFC9D6" w:sz="4"/>
+              <w:left w:val="single" w:color="BFC9D6" w:sz="4"/>
+              <w:bottom w:val="single" w:color="BFC9D6" w:sz="4"/>
+              <w:right w:val="single" w:color="BFC9D6" w:sz="4"/>
+            </w:tcBorders>
+            <w:tcMar>
+              <w:top w:type="dxa" w:w="50"/>
+              <w:left w:type="dxa" w:w="90"/>
+              <w:bottom w:type="dxa" w:w="50"/>
+              <w:right w:type="dxa" w:w="90"/>
+            </w:tcMar>
+            <w:vAlign w:val="top"/>
+          </w:tcPr>
+          <w:p>
+            <w:pPr>
+              <w:keepNext w:val="false"/>
+              <w:bidi/>
+              <w:spacing w:after="30" w:before="30" w:line="264"/>
+            </w:pPr>
+            <w:r>
+              <w:rPr>
+                <w:rFonts w:ascii="Arial" w:cs="Arial" w:eastAsia="Arial" w:hAnsi="Arial"/>
+                <w:b w:val="false"/>
+                <w:bCs w:val="false"/>
+                <w:sz w:val="18"/>
+                <w:szCs w:val="18"/>
+                <w:rtl/>
+              </w:rPr>
+              <w:t xml:space="preserve">حارس المفاتيح وسلسلة التدقيق (KG1–KG7 وAC1–AC10)، ومراسي السلسلة خارج القاعدة والمخزن هو الحَكَم (AA1–AA7)، والترحيلات المتزايدة بحساب النشر داخل نافذة (MG1–MG12)، وأدوار الحزمة CORE.ROLES (CR1–CR9)، والفاعلون في السجلات المالية وما تجمّده الفترة المغلقة (FC1–FC14)</w:t>
+            </w:r>
+          </w:p>
+        </w:tc>
+        <w:tc>
+          <w:tcPr>
+            <w:tcW w:type="dxa" w:w="3649"/>
+            <w:tcBorders>
+              <w:top w:val="single" w:color="BFC9D6" w:sz="4"/>
+              <w:left w:val="single" w:color="BFC9D6" w:sz="4"/>
+              <w:bottom w:val="single" w:color="BFC9D6" w:sz="4"/>
+              <w:right w:val="single" w:color="BFC9D6" w:sz="4"/>
+            </w:tcBorders>
+            <w:tcMar>
+              <w:top w:type="dxa" w:w="50"/>
+              <w:left w:type="dxa" w:w="90"/>
+              <w:bottom w:type="dxa" w:w="50"/>
+              <w:right w:type="dxa" w:w="90"/>
+            </w:tcMar>
+            <w:vAlign w:val="top"/>
+          </w:tcPr>
+          <w:p>
+            <w:pPr>
+              <w:keepNext w:val="false"/>
+              <w:bidi/>
+              <w:spacing w:after="30" w:before="30" w:line="264"/>
+            </w:pPr>
+            <w:r>
+              <w:rPr>
+                <w:rFonts w:ascii="Arial" w:cs="Arial" w:eastAsia="Arial" w:hAnsi="Arial"/>
+                <w:b w:val="false"/>
+                <w:bCs w:val="false"/>
+                <w:sz w:val="18"/>
+                <w:szCs w:val="18"/>
+                <w:rtl/>
+              </w:rPr>
+              <w:t xml:space="preserve">17 و7 و12 و9 و14</w:t>
+            </w:r>
+          </w:p>
+        </w:tc>
+      </w:tr>
+      <w:tr>
+        <w:trPr>
+          <w:cantSplit/>
+        </w:trPr>
+        <w:tc>
+          <w:tcPr>
+            <w:tcW w:type="dxa" w:w="1450"/>
+            <w:tcBorders>
+              <w:top w:val="single" w:color="BFC9D6" w:sz="4"/>
+              <w:left w:val="single" w:color="BFC9D6" w:sz="4"/>
+              <w:bottom w:val="single" w:color="BFC9D6" w:sz="4"/>
+              <w:right w:val="single" w:color="BFC9D6" w:sz="4"/>
+            </w:tcBorders>
+            <w:shd w:fill="F5F8FC" w:color="auto" w:val="clear"/>
+            <w:tcMar>
+              <w:top w:type="dxa" w:w="50"/>
+              <w:left w:type="dxa" w:w="90"/>
+              <w:bottom w:type="dxa" w:w="50"/>
+              <w:right w:type="dxa" w:w="90"/>
+            </w:tcMar>
+            <w:vAlign w:val="top"/>
+          </w:tcPr>
+          <w:p>
+            <w:pPr>
+              <w:keepNext w:val="false"/>
+              <w:bidi/>
+              <w:spacing w:after="30" w:before="30" w:line="264"/>
+            </w:pPr>
+            <w:r>
+              <w:rPr>
+                <w:rFonts w:ascii="Arial" w:cs="Arial" w:eastAsia="Arial" w:hAnsi="Arial"/>
+                <w:b w:val="false"/>
+                <w:bCs w:val="false"/>
+                <w:sz w:val="18"/>
+                <w:szCs w:val="18"/>
+                <w:rtl/>
+              </w:rPr>
               <w:t xml:space="preserve">23</w:t>
             </w:r>
           </w:p>
         </w:tc>
         <w:tc>
           <w:tcPr>
-            <w:tcW w:type="dxa" w:w="4868"/>
+            <w:tcW w:type="dxa" w:w="4765"/>
             <w:tcBorders>
               <w:top w:val="single" w:color="BFC9D6" w:sz="4"/>
               <w:left w:val="single" w:color="BFC9D6" w:sz="4"/>
@@ -11104,13 +11736,13 @@
                 <w:szCs w:val="18"/>
                 <w:rtl/>
               </w:rPr>
-              <w:t xml:space="preserve">لا قيد غير موثوق ولا قادح أو مرشح معطَّل، ولا مستخدم اختبار ولا مشترك متبقٍّ</w:t>
-            </w:r>
-          </w:p>
-        </w:tc>
-        <w:tc>
-          <w:tcPr>
-            <w:tcW w:type="dxa" w:w="3727"/>
+              <w:t xml:space="preserve">لا مستخدم اختبار متبقٍّ (يُعدّ قبل الحذف)، ولا قيد غير موثوق ولا قادح أو مرشح معطَّل، ولا مشترك متبقٍّ</w:t>
+            </w:r>
+          </w:p>
+        </w:tc>
+        <w:tc>
+          <w:tcPr>
+            <w:tcW w:type="dxa" w:w="3649"/>
             <w:tcBorders>
               <w:top w:val="single" w:color="BFC9D6" w:sz="4"/>
               <w:left w:val="single" w:color="BFC9D6" w:sz="4"/>
@@ -11142,6 +11774,119 @@
                 <w:rtl/>
               </w:rPr>
               <w:t xml:space="preserve">0/0/0/0/0/0</w:t>
+            </w:r>
+          </w:p>
+        </w:tc>
+      </w:tr>
+      <w:tr>
+        <w:trPr>
+          <w:cantSplit/>
+        </w:trPr>
+        <w:tc>
+          <w:tcPr>
+            <w:tcW w:type="dxa" w:w="1450"/>
+            <w:tcBorders>
+              <w:top w:val="single" w:color="BFC9D6" w:sz="4"/>
+              <w:left w:val="single" w:color="BFC9D6" w:sz="4"/>
+              <w:bottom w:val="single" w:color="BFC9D6" w:sz="4"/>
+              <w:right w:val="single" w:color="BFC9D6" w:sz="4"/>
+            </w:tcBorders>
+            <w:tcMar>
+              <w:top w:type="dxa" w:w="50"/>
+              <w:left w:type="dxa" w:w="90"/>
+              <w:bottom w:type="dxa" w:w="50"/>
+              <w:right w:type="dxa" w:w="90"/>
+            </w:tcMar>
+            <w:vAlign w:val="top"/>
+          </w:tcPr>
+          <w:p>
+            <w:pPr>
+              <w:keepNext w:val="false"/>
+              <w:bidi/>
+              <w:spacing w:after="30" w:before="30" w:line="264"/>
+            </w:pPr>
+            <w:r>
+              <w:rPr>
+                <w:rFonts w:ascii="Arial" w:cs="Arial" w:eastAsia="Arial" w:hAnsi="Arial"/>
+                <w:b w:val="false"/>
+                <w:bCs w:val="false"/>
+                <w:sz w:val="18"/>
+                <w:szCs w:val="18"/>
+                <w:rtl/>
+              </w:rPr>
+              <w:t xml:space="preserve">24</w:t>
+            </w:r>
+          </w:p>
+        </w:tc>
+        <w:tc>
+          <w:tcPr>
+            <w:tcW w:type="dxa" w:w="4765"/>
+            <w:tcBorders>
+              <w:top w:val="single" w:color="BFC9D6" w:sz="4"/>
+              <w:left w:val="single" w:color="BFC9D6" w:sz="4"/>
+              <w:bottom w:val="single" w:color="BFC9D6" w:sz="4"/>
+              <w:right w:val="single" w:color="BFC9D6" w:sz="4"/>
+            </w:tcBorders>
+            <w:tcMar>
+              <w:top w:type="dxa" w:w="50"/>
+              <w:left w:type="dxa" w:w="90"/>
+              <w:bottom w:type="dxa" w:w="50"/>
+              <w:right w:type="dxa" w:w="90"/>
+            </w:tcMar>
+            <w:vAlign w:val="top"/>
+          </w:tcPr>
+          <w:p>
+            <w:pPr>
+              <w:keepNext w:val="false"/>
+              <w:bidi/>
+              <w:spacing w:after="30" w:before="30" w:line="264"/>
+            </w:pPr>
+            <w:r>
+              <w:rPr>
+                <w:rFonts w:ascii="Arial" w:cs="Arial" w:eastAsia="Arial" w:hAnsi="Arial"/>
+                <w:b w:val="false"/>
+                <w:bCs w:val="false"/>
+                <w:sz w:val="18"/>
+                <w:szCs w:val="18"/>
+                <w:rtl/>
+              </w:rPr>
+              <w:t xml:space="preserve">سكربتات القياس بأحجام صغيرة (ADR 0036)</w:t>
+            </w:r>
+          </w:p>
+        </w:tc>
+        <w:tc>
+          <w:tcPr>
+            <w:tcW w:type="dxa" w:w="3649"/>
+            <w:tcBorders>
+              <w:top w:val="single" w:color="BFC9D6" w:sz="4"/>
+              <w:left w:val="single" w:color="BFC9D6" w:sz="4"/>
+              <w:bottom w:val="single" w:color="BFC9D6" w:sz="4"/>
+              <w:right w:val="single" w:color="BFC9D6" w:sz="4"/>
+            </w:tcBorders>
+            <w:tcMar>
+              <w:top w:type="dxa" w:w="50"/>
+              <w:left w:type="dxa" w:w="90"/>
+              <w:bottom w:type="dxa" w:w="50"/>
+              <w:right w:type="dxa" w:w="90"/>
+            </w:tcMar>
+            <w:vAlign w:val="top"/>
+          </w:tcPr>
+          <w:p>
+            <w:pPr>
+              <w:keepNext w:val="false"/>
+              <w:bidi/>
+              <w:spacing w:after="30" w:before="30" w:line="264"/>
+            </w:pPr>
+            <w:r>
+              <w:rPr>
+                <w:rFonts w:ascii="Arial" w:cs="Arial" w:eastAsia="Arial" w:hAnsi="Arial"/>
+                <w:b w:val="false"/>
+                <w:bCs w:val="false"/>
+                <w:sz w:val="18"/>
+                <w:szCs w:val="18"/>
+                <w:rtl/>
+              </w:rPr>
+              <w:t xml:space="preserve">18 نتيجة، والسلسلة سليمة بعد الكتّاب المتزامنين، وJ2 وJ4 سليمان</w:t>
             </w:r>
           </w:p>
         </w:tc>

--- a/treasury-platform/docs/33-EXTERNAL-REVIEW-PACKAGE.docx
+++ b/treasury-platform/docs/33-EXTERNAL-REVIEW-PACKAGE.docx
@@ -271,7 +271,7 @@
                 <w:szCs w:val="18"/>
                 <w:rtl/>
               </w:rPr>
-              <w:t xml:space="preserve">قاعدة البيانات ومستندات الجاهزية جاهزة للمراجعة المستقلة بعد مراجعة ذاتية شاملة (2026-10-18)، ومعها وحدة الميزانية والتقييم الائتماني للقوائم؛ لم يُكتب كود التطبيق بعد</w:t>
+              <w:t xml:space="preserve">قاعدة البيانات ومستندات الجاهزية جاهزة للمراجعة المستقلة بعد مراجعة ذاتية شاملة (2026-10-18)، ومعها وحدة الميزانية والتقييم الائتماني للقوائم؛ وبدأ بناء التطبيق (المرحلة الثانية، الدفعة S0، 2026-10-21)</w:t>
             </w:r>
           </w:p>
         </w:tc>
@@ -349,7 +349,7 @@
                 <w:szCs w:val="18"/>
                 <w:rtl/>
               </w:rPr>
-              <w:t xml:space="preserve">2026-10-18</w:t>
+              <w:t xml:space="preserve">2026-10-21</w:t>
             </w:r>
           </w:p>
         </w:tc>
@@ -635,7 +635,7 @@
                 <w:szCs w:val="18"/>
                 <w:rtl/>
               </w:rPr>
-              <w:t xml:space="preserve">المستندات بالعربية، والنموذج والـSQL والسكربتات وسجلات القرار المعمارية (ADR) بالإنجليزية</w:t>
+              <w:t xml:space="preserve">المستندات بالعربية، والنموذج والـSQL والسكربتات وكود التطبيق وسجلات القرار المعمارية (ADR) بالإنجليزية</w:t>
             </w:r>
           </w:p>
         </w:tc>
@@ -758,7 +758,7 @@
         <w:spacing w:after="50" w:before="0"/>
         <w:ind w:left="0"/>
       </w:pPr>
-      <w:hyperlink w:history="1" w:anchor="_sec12">
+      <w:hyperlink w:history="1" w:anchor="_sec13">
         <w:r>
           <w:rPr>
             <w:rFonts w:ascii="Arial" w:cs="Arial" w:eastAsia="Arial" w:hAnsi="Arial"/>
@@ -779,7 +779,7 @@
         <w:spacing w:after="50" w:before="0"/>
         <w:ind w:left="0"/>
       </w:pPr>
-      <w:hyperlink w:history="1" w:anchor="_sec13">
+      <w:hyperlink w:history="1" w:anchor="_sec14">
         <w:r>
           <w:rPr>
             <w:rFonts w:ascii="Arial" w:cs="Arial" w:eastAsia="Arial" w:hAnsi="Arial"/>
@@ -800,7 +800,7 @@
         <w:spacing w:after="50" w:before="0"/>
         <w:ind w:left="0"/>
       </w:pPr>
-      <w:hyperlink w:history="1" w:anchor="_sec14">
+      <w:hyperlink w:history="1" w:anchor="_sec15">
         <w:r>
           <w:rPr>
             <w:rFonts w:ascii="Arial" w:cs="Arial" w:eastAsia="Arial" w:hAnsi="Arial"/>
@@ -821,7 +821,7 @@
         <w:spacing w:after="50" w:before="0"/>
         <w:ind w:left="0"/>
       </w:pPr>
-      <w:hyperlink w:history="1" w:anchor="_sec15">
+      <w:hyperlink w:history="1" w:anchor="_sec16">
         <w:r>
           <w:rPr>
             <w:rFonts w:ascii="Arial" w:cs="Arial" w:eastAsia="Arial" w:hAnsi="Arial"/>
@@ -842,7 +842,7 @@
         <w:spacing w:after="50" w:before="0"/>
         <w:ind w:left="0"/>
       </w:pPr>
-      <w:hyperlink w:history="1" w:anchor="_sec16">
+      <w:hyperlink w:history="1" w:anchor="_sec17">
         <w:r>
           <w:rPr>
             <w:rFonts w:ascii="Arial" w:cs="Arial" w:eastAsia="Arial" w:hAnsi="Arial"/>
@@ -1088,7 +1088,7 @@
           <w:szCs w:val="21"/>
           <w:rtl/>
         </w:rPr>
-        <w:t xml:space="preserve">أحدث تغيير: المراجعة الداخلية v6 (2026-10-21، </w:t>
+        <w:t xml:space="preserve">أحدث تغيير: بدء المرحلة الثانية، بناء التطبيق (2026-10-21، </w:t>
       </w:r>
       <w:r>
         <w:rPr>
@@ -1101,7 +1101,7 @@
           <w:shd w:fill="F1F3F5" w:color="auto" w:val="clear"/>
           <w:rtl/>
         </w:rPr>
-        <w:t xml:space="preserve">‎docs/41-internal-review-v6.md‎</w:t>
+        <w:t xml:space="preserve">‎docs/42-phase2-s0-build.md‎</w:t>
       </w:r>
       <w:r>
         <w:rPr>
@@ -1112,18 +1112,18 @@
           <w:szCs w:val="21"/>
           <w:rtl/>
         </w:rPr>
-        <w:t xml:space="preserve">).</w:t>
-      </w:r>
-      <w:r>
-        <w:rPr>
-          <w:rFonts w:ascii="Arial" w:cs="Arial" w:eastAsia="Arial" w:hAnsi="Arial"/>
-          <w:b w:val="false"/>
-          <w:bCs w:val="false"/>
-          <w:sz w:val="21"/>
-          <w:szCs w:val="21"/>
-          <w:rtl/>
-        </w:rPr>
-        <w:t xml:space="preserve"> قبل التسليم طلب المالك تقييمًا داخليًا شاملًا، فراجعت النظام خمس عدسات، كل واحدة وكيل ذكاء اصطناعي لا خبير بشري. العدسات هي شيفرة القاعدة، والاختبارات وCI، والوثائق مقابل ما بُني، والأمن والتشغيل، والمالية والائتمان. وُجدت 114 ملاحظة، وتُحقق من كل واحدة مقابل الشيفرة قبل إصلاحها. أُصلح ما ثبت، وسُجّل لما بقي سببه. والقرارات في ADR 0037 وADR 0038 وADR 0039. ويرحب الفريق بأن يتحقق الخبير من هذه الإصلاحات تحديدًا:</w:t>
+        <w:t xml:space="preserve">، ADR 0040، قرار المالك 37).</w:t>
+      </w:r>
+      <w:r>
+        <w:rPr>
+          <w:rFonts w:ascii="Arial" w:cs="Arial" w:eastAsia="Arial" w:hAnsi="Arial"/>
+          <w:b w:val="false"/>
+          <w:bCs w:val="false"/>
+          <w:sz w:val="21"/>
+          <w:szCs w:val="21"/>
+          <w:rtl/>
+        </w:rPr>
+        <w:t xml:space="preserve"> الواجهة الأمامية React مع TypeScript، والخادم .NET 10. وأول ما بُني مسار الخروج من S0 (AC-PLT-5):</w:t>
       </w:r>
     </w:p>
     <w:p>
@@ -1145,7 +1145,7 @@
           <w:szCs w:val="21"/>
           <w:rtl/>
         </w:rPr>
-        <w:t xml:space="preserve">المخزن هو الحَكَم في مراسي سلسلة التدقيق (AA1–AA7)؛</w:t>
+        <w:t xml:space="preserve">ينشئ المشغّل مشتركًا بتحقق إضافي برمز جديد.</w:t>
       </w:r>
     </w:p>
     <w:p>
@@ -1167,7 +1167,7 @@
           <w:szCs w:val="21"/>
           <w:rtl/>
         </w:rPr>
-        <w:t xml:space="preserve">فصل المُعِدّ عن المعتمِد مختوم بهوية الجلسة (FC1–FC14)؛</w:t>
+        <w:t xml:space="preserve">يجهّزه عامل المهام: المفاتيح، والأدوار الثمانية، ودعوة المدير الأول بالبريد.</w:t>
       </w:r>
     </w:p>
     <w:p>
@@ -1189,7 +1189,54 @@
           <w:szCs w:val="21"/>
           <w:rtl/>
         </w:rPr>
-        <w:t xml:space="preserve">قراءة مراجعات التسهيل وتاريخ التقييم في المحرك (CA13)؛</w:t>
+        <w:t xml:space="preserve">يقبل المدير الدعوة، ويضبط تطبيق المصادقة، ويدخل.</w:t>
+      </w:r>
+    </w:p>
+    <w:p>
+      <w:pPr>
+        <w:bidi/>
+        <w:spacing w:after="60" w:before="0"/>
+      </w:pPr>
+    </w:p>
+    <w:p>
+      <w:pPr>
+        <w:bidi/>
+        <w:spacing w:after="110" w:before="0" w:line="312"/>
+      </w:pPr>
+      <w:r>
+        <w:rPr>
+          <w:rFonts w:ascii="Arial" w:cs="Arial" w:eastAsia="Arial" w:hAnsi="Arial"/>
+          <w:b w:val="false"/>
+          <w:bCs w:val="false"/>
+          <w:sz w:val="21"/>
+          <w:szCs w:val="21"/>
+          <w:rtl/>
+        </w:rPr>
+        <w:t xml:space="preserve">ويمر هذا المسار في اختبار تكامل واحد على القاعدة المنشورة في CI (</w:t>
+      </w:r>
+      <w:r>
+        <w:rPr>
+          <w:rFonts w:ascii="Courier New" w:cs="Courier New" w:eastAsia="Courier New" w:hAnsi="Courier New"/>
+          <w:b w:val="false"/>
+          <w:bCs w:val="false"/>
+          <w:color w:val="1F2937"/>
+          <w:sz w:val="18"/>
+          <w:szCs w:val="18"/>
+          <w:shd w:fill="F1F3F5" w:color="auto" w:val="clear"/>
+          <w:rtl/>
+        </w:rPr>
+        <w:t xml:space="preserve">‎tools/ci/app_ci.sh‎</w:t>
+      </w:r>
+      <w:r>
+        <w:rPr>
+          <w:rFonts w:ascii="Arial" w:cs="Arial" w:eastAsia="Arial" w:hAnsi="Arial"/>
+          <w:b w:val="false"/>
+          <w:bCs w:val="false"/>
+          <w:sz w:val="21"/>
+          <w:szCs w:val="21"/>
+          <w:rtl/>
+        </w:rPr>
+        <w:t xml:space="preserve">). ونواة الأمن مختبرة بمتجهات مرجعية:</w:t>
       </w:r>
     </w:p>
     <w:p>
@@ -1197,7 +1244,380 @@
         <w:pStyle w:val="ListParagraph"/>
         <w:numPr>
           <w:ilvl w:val="0"/>
-          <w:numId w:val="3"/>
+          <w:numId w:val="4"/>
+        </w:numPr>
+        <w:bidi/>
+        <w:spacing w:after="70" w:before="0" w:line="300"/>
+      </w:pPr>
+      <w:r>
+        <w:rPr>
+          <w:rFonts w:ascii="Arial" w:cs="Arial" w:eastAsia="Arial" w:hAnsi="Arial"/>
+          <w:b w:val="false"/>
+          <w:bCs w:val="false"/>
+          <w:sz w:val="21"/>
+          <w:szCs w:val="21"/>
+          <w:rtl/>
+        </w:rPr>
+        <w:t xml:space="preserve">Argon2id مطابق للتنفيذ المرجعي بايتًا ببايت؛</w:t>
+      </w:r>
+    </w:p>
+    <w:p>
+      <w:pPr>
+        <w:pStyle w:val="ListParagraph"/>
+        <w:numPr>
+          <w:ilvl w:val="0"/>
+          <w:numId w:val="4"/>
+        </w:numPr>
+        <w:bidi/>
+        <w:spacing w:after="70" w:before="0" w:line="300"/>
+      </w:pPr>
+      <w:r>
+        <w:rPr>
+          <w:rFonts w:ascii="Arial" w:cs="Arial" w:eastAsia="Arial" w:hAnsi="Arial"/>
+          <w:b w:val="false"/>
+          <w:bCs w:val="false"/>
+          <w:sz w:val="21"/>
+          <w:szCs w:val="21"/>
+          <w:rtl/>
+        </w:rPr>
+        <w:t xml:space="preserve">TOTP بمتجهات RFC 6238؛</w:t>
+      </w:r>
+    </w:p>
+    <w:p>
+      <w:pPr>
+        <w:pStyle w:val="ListParagraph"/>
+        <w:numPr>
+          <w:ilvl w:val="0"/>
+          <w:numId w:val="4"/>
+        </w:numPr>
+        <w:bidi/>
+        <w:spacing w:after="70" w:before="0" w:line="300"/>
+      </w:pPr>
+      <w:r>
+        <w:rPr>
+          <w:rFonts w:ascii="Arial" w:cs="Arial" w:eastAsia="Arial" w:hAnsi="Arial"/>
+          <w:b w:val="false"/>
+          <w:bCs w:val="false"/>
+          <w:sz w:val="21"/>
+          <w:szCs w:val="21"/>
+          <w:rtl/>
+        </w:rPr>
+        <w:t xml:space="preserve">غلاف AES-256-GCM ببيانات مرتبطة تذكر المشترك والجدول والصف.</w:t>
+      </w:r>
+    </w:p>
+    <w:p>
+      <w:pPr>
+        <w:bidi/>
+        <w:spacing w:after="60" w:before="0"/>
+      </w:pPr>
+    </w:p>
+    <w:p>
+      <w:pPr>
+        <w:bidi/>
+        <w:spacing w:after="110" w:before="0" w:line="312"/>
+      </w:pPr>
+      <w:r>
+        <w:rPr>
+          <w:rFonts w:ascii="Arial" w:cs="Arial" w:eastAsia="Arial" w:hAnsi="Arial"/>
+          <w:b w:val="false"/>
+          <w:bCs w:val="false"/>
+          <w:sz w:val="21"/>
+          <w:szCs w:val="21"/>
+          <w:rtl/>
+        </w:rPr>
+        <w:t xml:space="preserve">وسُدّت ثماني ثغرات في القاعدة كانت توقف المسار، لكل منها اختبار: GAP-1 وGAP-2 وGAP-3 وGAP-4 وGAP-7 وGAP-8 وGAP-10 وGAP-13. وصار الرمز بلا رقم خطوته فشلًا محسوبًا في القفل. ويرحب الفريق بأن يتحقق الخبير من:</w:t>
+      </w:r>
+    </w:p>
+    <w:p>
+      <w:pPr>
+        <w:pStyle w:val="ListParagraph"/>
+        <w:numPr>
+          <w:ilvl w:val="0"/>
+          <w:numId w:val="4"/>
+        </w:numPr>
+        <w:bidi/>
+        <w:spacing w:after="70" w:before="0" w:line="300"/>
+      </w:pPr>
+      <w:r>
+        <w:rPr>
+          <w:rFonts w:ascii="Arial" w:cs="Arial" w:eastAsia="Arial" w:hAnsi="Arial"/>
+          <w:b w:val="false"/>
+          <w:bCs w:val="false"/>
+          <w:sz w:val="21"/>
+          <w:szCs w:val="21"/>
+          <w:rtl/>
+        </w:rPr>
+        <w:t xml:space="preserve">ربط الجلسة لكل طلب وقراءة المستخدم من سياق القاعدة لا من الطلب (</w:t>
+      </w:r>
+      <w:r>
+        <w:rPr>
+          <w:rFonts w:ascii="Courier New" w:cs="Courier New" w:eastAsia="Courier New" w:hAnsi="Courier New"/>
+          <w:b w:val="false"/>
+          <w:bCs w:val="false"/>
+          <w:color w:val="1F2937"/>
+          <w:sz w:val="18"/>
+          <w:szCs w:val="18"/>
+          <w:shd w:fill="F1F3F5" w:color="auto" w:val="clear"/>
+          <w:rtl/>
+        </w:rPr>
+        <w:t xml:space="preserve">‎TenantAuthProcedures.BindUserAsync‎</w:t>
+      </w:r>
+      <w:r>
+        <w:rPr>
+          <w:rFonts w:ascii="Arial" w:cs="Arial" w:eastAsia="Arial" w:hAnsi="Arial"/>
+          <w:b w:val="false"/>
+          <w:bCs w:val="false"/>
+          <w:sz w:val="21"/>
+          <w:szCs w:val="21"/>
+          <w:rtl/>
+        </w:rPr>
+        <w:t xml:space="preserve">)؛</w:t>
+      </w:r>
+    </w:p>
+    <w:p>
+      <w:pPr>
+        <w:pStyle w:val="ListParagraph"/>
+        <w:numPr>
+          <w:ilvl w:val="0"/>
+          <w:numId w:val="4"/>
+        </w:numPr>
+        <w:bidi/>
+        <w:spacing w:after="70" w:before="0" w:line="300"/>
+      </w:pPr>
+      <w:r>
+        <w:rPr>
+          <w:rFonts w:ascii="Arial" w:cs="Arial" w:eastAsia="Arial" w:hAnsi="Arial"/>
+          <w:b w:val="false"/>
+          <w:bCs w:val="false"/>
+          <w:sz w:val="21"/>
+          <w:szCs w:val="21"/>
+          <w:rtl/>
+        </w:rPr>
+        <w:t xml:space="preserve">البيانات المرتبطة في الغلاف، والاختيار الموثق لأسرار المشغّلين بلا معرّف صف (ADR 0040 §3)؛</w:t>
+      </w:r>
+    </w:p>
+    <w:p>
+      <w:pPr>
+        <w:pStyle w:val="ListParagraph"/>
+        <w:numPr>
+          <w:ilvl w:val="0"/>
+          <w:numId w:val="4"/>
+        </w:numPr>
+        <w:bidi/>
+        <w:spacing w:after="70" w:before="0" w:line="300"/>
+      </w:pPr>
+      <w:r>
+        <w:rPr>
+          <w:rFonts w:ascii="Arial" w:cs="Arial" w:eastAsia="Arial" w:hAnsi="Arial"/>
+          <w:b w:val="false"/>
+          <w:bCs w:val="false"/>
+          <w:sz w:val="21"/>
+          <w:szCs w:val="21"/>
+          <w:rtl/>
+        </w:rPr>
+        <w:t xml:space="preserve">مهمة التهيئة وإعادة تشغيلها دون أثر (</w:t>
+      </w:r>
+      <w:r>
+        <w:rPr>
+          <w:rFonts w:ascii="Courier New" w:cs="Courier New" w:eastAsia="Courier New" w:hAnsi="Courier New"/>
+          <w:b w:val="false"/>
+          <w:bCs w:val="false"/>
+          <w:color w:val="1F2937"/>
+          <w:sz w:val="18"/>
+          <w:szCs w:val="18"/>
+          <w:shd w:fill="F1F3F5" w:color="auto" w:val="clear"/>
+          <w:rtl/>
+        </w:rPr>
+        <w:t xml:space="preserve">‎OnboardingJob‎</w:t>
+      </w:r>
+      <w:r>
+        <w:rPr>
+          <w:rFonts w:ascii="Arial" w:cs="Arial" w:eastAsia="Arial" w:hAnsi="Arial"/>
+          <w:b w:val="false"/>
+          <w:bCs w:val="false"/>
+          <w:sz w:val="21"/>
+          <w:szCs w:val="21"/>
+          <w:rtl/>
+        </w:rPr>
+        <w:t xml:space="preserve">)؛</w:t>
+      </w:r>
+    </w:p>
+    <w:p>
+      <w:pPr>
+        <w:pStyle w:val="ListParagraph"/>
+        <w:numPr>
+          <w:ilvl w:val="0"/>
+          <w:numId w:val="4"/>
+        </w:numPr>
+        <w:bidi/>
+        <w:spacing w:after="70" w:before="0" w:line="300"/>
+      </w:pPr>
+      <w:r>
+        <w:rPr>
+          <w:rFonts w:ascii="Arial" w:cs="Arial" w:eastAsia="Arial" w:hAnsi="Arial"/>
+          <w:b w:val="false"/>
+          <w:bCs w:val="false"/>
+          <w:sz w:val="21"/>
+          <w:szCs w:val="21"/>
+          <w:rtl/>
+        </w:rPr>
+        <w:t xml:space="preserve">ما بقي من S0 في </w:t>
+      </w:r>
+      <w:r>
+        <w:rPr>
+          <w:rFonts w:ascii="Courier New" w:cs="Courier New" w:eastAsia="Courier New" w:hAnsi="Courier New"/>
+          <w:b w:val="false"/>
+          <w:bCs w:val="false"/>
+          <w:color w:val="1F2937"/>
+          <w:sz w:val="18"/>
+          <w:szCs w:val="18"/>
+          <w:shd w:fill="F1F3F5" w:color="auto" w:val="clear"/>
+          <w:rtl/>
+        </w:rPr>
+        <w:t xml:space="preserve">‎docs/42‎</w:t>
+      </w:r>
+      <w:r>
+        <w:rPr>
+          <w:rFonts w:ascii="Arial" w:cs="Arial" w:eastAsia="Arial" w:hAnsi="Arial"/>
+          <w:b w:val="false"/>
+          <w:bCs w:val="false"/>
+          <w:sz w:val="21"/>
+          <w:szCs w:val="21"/>
+          <w:rtl/>
+        </w:rPr>
+        <w:t xml:space="preserve"> §8.</w:t>
+      </w:r>
+    </w:p>
+    <w:p>
+      <w:pPr>
+        <w:bidi/>
+        <w:spacing w:after="60" w:before="0"/>
+      </w:pPr>
+    </w:p>
+    <w:p>
+      <w:pPr>
+        <w:bidi/>
+        <w:spacing w:after="110" w:before="0" w:line="312"/>
+      </w:pPr>
+      <w:r>
+        <w:rPr>
+          <w:rFonts w:ascii="Arial" w:cs="Arial" w:eastAsia="Arial" w:hAnsi="Arial"/>
+          <w:b/>
+          <w:bCs/>
+          <w:sz w:val="21"/>
+          <w:szCs w:val="21"/>
+          <w:rtl/>
+        </w:rPr>
+        <w:t xml:space="preserve">ما سبقه: المراجعة الداخلية v6 (2026-10-21، </w:t>
+      </w:r>
+      <w:r>
+        <w:rPr>
+          <w:rFonts w:ascii="Courier New" w:cs="Courier New" w:eastAsia="Courier New" w:hAnsi="Courier New"/>
+          <w:b/>
+          <w:bCs/>
+          <w:color w:val="1F2937"/>
+          <w:sz w:val="18"/>
+          <w:szCs w:val="18"/>
+          <w:shd w:fill="F1F3F5" w:color="auto" w:val="clear"/>
+          <w:rtl/>
+        </w:rPr>
+        <w:t xml:space="preserve">‎docs/41-internal-review-v6.md‎</w:t>
+      </w:r>
+      <w:r>
+        <w:rPr>
+          <w:rFonts w:ascii="Arial" w:cs="Arial" w:eastAsia="Arial" w:hAnsi="Arial"/>
+          <w:b/>
+          <w:bCs/>
+          <w:sz w:val="21"/>
+          <w:szCs w:val="21"/>
+          <w:rtl/>
+        </w:rPr>
+        <w:t xml:space="preserve">).</w:t>
+      </w:r>
+      <w:r>
+        <w:rPr>
+          <w:rFonts w:ascii="Arial" w:cs="Arial" w:eastAsia="Arial" w:hAnsi="Arial"/>
+          <w:b w:val="false"/>
+          <w:bCs w:val="false"/>
+          <w:sz w:val="21"/>
+          <w:szCs w:val="21"/>
+          <w:rtl/>
+        </w:rPr>
+        <w:t xml:space="preserve"> قبل التسليم طلب المالك تقييمًا داخليًا شاملًا، فراجعت النظام خمس عدسات، كل واحدة وكيل ذكاء اصطناعي لا خبير بشري. العدسات هي شيفرة القاعدة، والاختبارات وCI، والوثائق مقابل ما بُني، والأمن والتشغيل، والمالية والائتمان. وُجدت 114 ملاحظة، وتُحقق من كل واحدة مقابل الشيفرة قبل إصلاحها. أُصلح ما ثبت، وسُجّل لما بقي سببه. والقرارات في ADR 0037 وADR 0038 وADR 0039. ويرحب الفريق بأن يتحقق الخبير من هذه الإصلاحات تحديدًا:</w:t>
+      </w:r>
+    </w:p>
+    <w:p>
+      <w:pPr>
+        <w:pStyle w:val="ListParagraph"/>
+        <w:numPr>
+          <w:ilvl w:val="0"/>
+          <w:numId w:val="4"/>
+        </w:numPr>
+        <w:bidi/>
+        <w:spacing w:after="70" w:before="0" w:line="300"/>
+      </w:pPr>
+      <w:r>
+        <w:rPr>
+          <w:rFonts w:ascii="Arial" w:cs="Arial" w:eastAsia="Arial" w:hAnsi="Arial"/>
+          <w:b w:val="false"/>
+          <w:bCs w:val="false"/>
+          <w:sz w:val="21"/>
+          <w:szCs w:val="21"/>
+          <w:rtl/>
+        </w:rPr>
+        <w:t xml:space="preserve">المخزن هو الحَكَم في مراسي سلسلة التدقيق (AA1–AA7)؛</w:t>
+      </w:r>
+    </w:p>
+    <w:p>
+      <w:pPr>
+        <w:pStyle w:val="ListParagraph"/>
+        <w:numPr>
+          <w:ilvl w:val="0"/>
+          <w:numId w:val="4"/>
+        </w:numPr>
+        <w:bidi/>
+        <w:spacing w:after="70" w:before="0" w:line="300"/>
+      </w:pPr>
+      <w:r>
+        <w:rPr>
+          <w:rFonts w:ascii="Arial" w:cs="Arial" w:eastAsia="Arial" w:hAnsi="Arial"/>
+          <w:b w:val="false"/>
+          <w:bCs w:val="false"/>
+          <w:sz w:val="21"/>
+          <w:szCs w:val="21"/>
+          <w:rtl/>
+        </w:rPr>
+        <w:t xml:space="preserve">فصل المُعِدّ عن المعتمِد مختوم بهوية الجلسة (FC1–FC14)؛</w:t>
+      </w:r>
+    </w:p>
+    <w:p>
+      <w:pPr>
+        <w:pStyle w:val="ListParagraph"/>
+        <w:numPr>
+          <w:ilvl w:val="0"/>
+          <w:numId w:val="4"/>
+        </w:numPr>
+        <w:bidi/>
+        <w:spacing w:after="70" w:before="0" w:line="300"/>
+      </w:pPr>
+      <w:r>
+        <w:rPr>
+          <w:rFonts w:ascii="Arial" w:cs="Arial" w:eastAsia="Arial" w:hAnsi="Arial"/>
+          <w:b w:val="false"/>
+          <w:bCs w:val="false"/>
+          <w:sz w:val="21"/>
+          <w:szCs w:val="21"/>
+          <w:rtl/>
+        </w:rPr>
+        <w:t xml:space="preserve">قراءة مراجعات التسهيل وتاريخ التقييم في المحرك (CA13)؛</w:t>
+      </w:r>
+    </w:p>
+    <w:p>
+      <w:pPr>
+        <w:pStyle w:val="ListParagraph"/>
+        <w:numPr>
+          <w:ilvl w:val="0"/>
+          <w:numId w:val="4"/>
         </w:numPr>
         <w:bidi/>
         <w:spacing w:after="70" w:before="0" w:line="300"/>
@@ -1925,7 +2345,7 @@
         <w:pStyle w:val="ListParagraph"/>
         <w:numPr>
           <w:ilvl w:val="0"/>
-          <w:numId w:val="3"/>
+          <w:numId w:val="4"/>
         </w:numPr>
         <w:bidi/>
         <w:spacing w:after="70" w:before="0" w:line="300"/>
@@ -1947,7 +2367,7 @@
         <w:pStyle w:val="ListParagraph"/>
         <w:numPr>
           <w:ilvl w:val="0"/>
-          <w:numId w:val="3"/>
+          <w:numId w:val="4"/>
         </w:numPr>
         <w:bidi/>
         <w:spacing w:after="70" w:before="0" w:line="300"/>
@@ -1969,7 +2389,7 @@
         <w:pStyle w:val="ListParagraph"/>
         <w:numPr>
           <w:ilvl w:val="0"/>
-          <w:numId w:val="3"/>
+          <w:numId w:val="4"/>
         </w:numPr>
         <w:bidi/>
         <w:spacing w:after="70" w:before="0" w:line="300"/>
@@ -2049,7 +2469,7 @@
         <w:pStyle w:val="ListParagraph"/>
         <w:numPr>
           <w:ilvl w:val="0"/>
-          <w:numId w:val="3"/>
+          <w:numId w:val="4"/>
         </w:numPr>
         <w:bidi/>
         <w:spacing w:after="70" w:before="0" w:line="300"/>
@@ -2071,7 +2491,7 @@
         <w:pStyle w:val="ListParagraph"/>
         <w:numPr>
           <w:ilvl w:val="0"/>
-          <w:numId w:val="3"/>
+          <w:numId w:val="4"/>
         </w:numPr>
         <w:bidi/>
         <w:spacing w:after="70" w:before="0" w:line="300"/>
@@ -2093,7 +2513,7 @@
         <w:pStyle w:val="ListParagraph"/>
         <w:numPr>
           <w:ilvl w:val="0"/>
-          <w:numId w:val="3"/>
+          <w:numId w:val="4"/>
         </w:numPr>
         <w:bidi/>
         <w:spacing w:after="70" w:before="0" w:line="300"/>
@@ -2115,7 +2535,7 @@
         <w:pStyle w:val="ListParagraph"/>
         <w:numPr>
           <w:ilvl w:val="0"/>
-          <w:numId w:val="3"/>
+          <w:numId w:val="4"/>
         </w:numPr>
         <w:bidi/>
         <w:spacing w:after="70" w:before="0" w:line="300"/>
@@ -2137,7 +2557,7 @@
         <w:pStyle w:val="ListParagraph"/>
         <w:numPr>
           <w:ilvl w:val="0"/>
-          <w:numId w:val="3"/>
+          <w:numId w:val="4"/>
         </w:numPr>
         <w:bidi/>
         <w:spacing w:after="70" w:before="0" w:line="300"/>
@@ -2159,7 +2579,7 @@
         <w:pStyle w:val="ListParagraph"/>
         <w:numPr>
           <w:ilvl w:val="0"/>
-          <w:numId w:val="3"/>
+          <w:numId w:val="4"/>
         </w:numPr>
         <w:bidi/>
         <w:spacing w:after="70" w:before="0" w:line="300"/>
@@ -2181,7 +2601,7 @@
         <w:pStyle w:val="ListParagraph"/>
         <w:numPr>
           <w:ilvl w:val="0"/>
-          <w:numId w:val="3"/>
+          <w:numId w:val="4"/>
         </w:numPr>
         <w:bidi/>
         <w:spacing w:after="70" w:before="0" w:line="300"/>
@@ -2203,7 +2623,7 @@
         <w:pStyle w:val="ListParagraph"/>
         <w:numPr>
           <w:ilvl w:val="0"/>
-          <w:numId w:val="3"/>
+          <w:numId w:val="4"/>
         </w:numPr>
         <w:bidi/>
         <w:spacing w:after="70" w:before="0" w:line="300"/>
@@ -2313,7 +2733,7 @@
         <w:pStyle w:val="ListParagraph"/>
         <w:numPr>
           <w:ilvl w:val="0"/>
-          <w:numId w:val="3"/>
+          <w:numId w:val="4"/>
         </w:numPr>
         <w:bidi/>
         <w:spacing w:after="70" w:before="0" w:line="300"/>
@@ -2335,7 +2755,7 @@
         <w:pStyle w:val="ListParagraph"/>
         <w:numPr>
           <w:ilvl w:val="0"/>
-          <w:numId w:val="3"/>
+          <w:numId w:val="4"/>
         </w:numPr>
         <w:bidi/>
         <w:spacing w:after="70" w:before="0" w:line="300"/>
@@ -2357,7 +2777,7 @@
         <w:pStyle w:val="ListParagraph"/>
         <w:numPr>
           <w:ilvl w:val="0"/>
-          <w:numId w:val="3"/>
+          <w:numId w:val="4"/>
         </w:numPr>
         <w:bidi/>
         <w:spacing w:after="70" w:before="0" w:line="300"/>
@@ -2379,7 +2799,7 @@
         <w:pStyle w:val="ListParagraph"/>
         <w:numPr>
           <w:ilvl w:val="0"/>
-          <w:numId w:val="3"/>
+          <w:numId w:val="4"/>
         </w:numPr>
         <w:bidi/>
         <w:spacing w:after="70" w:before="0" w:line="300"/>
@@ -2401,7 +2821,7 @@
         <w:pStyle w:val="ListParagraph"/>
         <w:numPr>
           <w:ilvl w:val="0"/>
-          <w:numId w:val="3"/>
+          <w:numId w:val="4"/>
         </w:numPr>
         <w:bidi/>
         <w:spacing w:after="70" w:before="0" w:line="300"/>
@@ -2522,7 +2942,7 @@
         <w:pStyle w:val="ListParagraph"/>
         <w:numPr>
           <w:ilvl w:val="0"/>
-          <w:numId w:val="3"/>
+          <w:numId w:val="4"/>
         </w:numPr>
         <w:bidi/>
         <w:spacing w:after="70" w:before="0" w:line="300"/>
@@ -2544,7 +2964,7 @@
         <w:pStyle w:val="ListParagraph"/>
         <w:numPr>
           <w:ilvl w:val="0"/>
-          <w:numId w:val="3"/>
+          <w:numId w:val="4"/>
         </w:numPr>
         <w:bidi/>
         <w:spacing w:after="70" w:before="0" w:line="300"/>
@@ -2566,7 +2986,7 @@
         <w:pStyle w:val="ListParagraph"/>
         <w:numPr>
           <w:ilvl w:val="0"/>
-          <w:numId w:val="3"/>
+          <w:numId w:val="4"/>
         </w:numPr>
         <w:bidi/>
         <w:spacing w:after="70" w:before="0" w:line="300"/>
@@ -2711,7 +3131,7 @@
         <w:pStyle w:val="ListParagraph"/>
         <w:numPr>
           <w:ilvl w:val="0"/>
-          <w:numId w:val="3"/>
+          <w:numId w:val="4"/>
         </w:numPr>
         <w:bidi/>
         <w:spacing w:after="70" w:before="0" w:line="300"/>
@@ -2757,7 +3177,7 @@
         <w:pStyle w:val="ListParagraph"/>
         <w:numPr>
           <w:ilvl w:val="0"/>
-          <w:numId w:val="3"/>
+          <w:numId w:val="4"/>
         </w:numPr>
         <w:bidi/>
         <w:spacing w:after="70" w:before="0" w:line="300"/>
@@ -2779,7 +3199,7 @@
         <w:pStyle w:val="ListParagraph"/>
         <w:numPr>
           <w:ilvl w:val="0"/>
-          <w:numId w:val="3"/>
+          <w:numId w:val="4"/>
         </w:numPr>
         <w:bidi/>
         <w:spacing w:after="70" w:before="0" w:line="300"/>
@@ -2801,7 +3221,7 @@
         <w:pStyle w:val="ListParagraph"/>
         <w:numPr>
           <w:ilvl w:val="0"/>
-          <w:numId w:val="3"/>
+          <w:numId w:val="4"/>
         </w:numPr>
         <w:bidi/>
         <w:spacing w:after="70" w:before="0" w:line="300"/>
@@ -2823,7 +3243,7 @@
         <w:pStyle w:val="ListParagraph"/>
         <w:numPr>
           <w:ilvl w:val="0"/>
-          <w:numId w:val="3"/>
+          <w:numId w:val="4"/>
         </w:numPr>
         <w:bidi/>
         <w:spacing w:after="70" w:before="0" w:line="300"/>
@@ -2957,7 +3377,7 @@
         <w:pStyle w:val="ListParagraph"/>
         <w:numPr>
           <w:ilvl w:val="0"/>
-          <w:numId w:val="3"/>
+          <w:numId w:val="4"/>
         </w:numPr>
         <w:bidi/>
         <w:spacing w:after="70" w:before="0" w:line="300"/>
@@ -2979,7 +3399,7 @@
         <w:pStyle w:val="ListParagraph"/>
         <w:numPr>
           <w:ilvl w:val="0"/>
-          <w:numId w:val="3"/>
+          <w:numId w:val="4"/>
         </w:numPr>
         <w:bidi/>
         <w:spacing w:after="70" w:before="0" w:line="300"/>
@@ -3001,7 +3421,7 @@
         <w:pStyle w:val="ListParagraph"/>
         <w:numPr>
           <w:ilvl w:val="0"/>
-          <w:numId w:val="3"/>
+          <w:numId w:val="4"/>
         </w:numPr>
         <w:bidi/>
         <w:spacing w:after="70" w:before="0" w:line="300"/>
@@ -3023,7 +3443,7 @@
         <w:pStyle w:val="ListParagraph"/>
         <w:numPr>
           <w:ilvl w:val="0"/>
-          <w:numId w:val="3"/>
+          <w:numId w:val="4"/>
         </w:numPr>
         <w:bidi/>
         <w:spacing w:after="70" w:before="0" w:line="300"/>
@@ -3109,7 +3529,7 @@
         <w:pStyle w:val="ListParagraph"/>
         <w:numPr>
           <w:ilvl w:val="0"/>
-          <w:numId w:val="3"/>
+          <w:numId w:val="4"/>
         </w:numPr>
         <w:bidi/>
         <w:spacing w:after="70" w:before="0" w:line="300"/>
@@ -3131,7 +3551,7 @@
         <w:pStyle w:val="ListParagraph"/>
         <w:numPr>
           <w:ilvl w:val="0"/>
-          <w:numId w:val="3"/>
+          <w:numId w:val="4"/>
         </w:numPr>
         <w:bidi/>
         <w:spacing w:after="70" w:before="0" w:line="300"/>
@@ -3153,7 +3573,7 @@
         <w:pStyle w:val="ListParagraph"/>
         <w:numPr>
           <w:ilvl w:val="0"/>
-          <w:numId w:val="3"/>
+          <w:numId w:val="4"/>
         </w:numPr>
         <w:bidi/>
         <w:spacing w:after="70" w:before="0" w:line="300"/>
@@ -3175,7 +3595,7 @@
         <w:pStyle w:val="ListParagraph"/>
         <w:numPr>
           <w:ilvl w:val="0"/>
-          <w:numId w:val="3"/>
+          <w:numId w:val="4"/>
         </w:numPr>
         <w:bidi/>
         <w:spacing w:after="70" w:before="0" w:line="300"/>
@@ -5711,7 +6131,7 @@
                 <w:shd w:fill="F1F3F5" w:color="auto" w:val="clear"/>
                 <w:rtl/>
               </w:rPr>
-              <w:t xml:space="preserve">‎docs/adr/0001…0039‎</w:t>
+              <w:t xml:space="preserve">‎docs/adr/0001…0040‎</w:t>
             </w:r>
           </w:p>
         </w:tc>
@@ -5789,7 +6209,7 @@
                 <w:szCs w:val="18"/>
                 <w:rtl/>
               </w:rPr>
-              <w:t xml:space="preserve">أرقام القاعدة</w:t>
+              <w:t xml:space="preserve">التطبيق (المرحلة الثانية)</w:t>
             </w:r>
           </w:p>
         </w:tc>
@@ -5828,6 +6248,279 @@
                 <w:shd w:fill="F1F3F5" w:color="auto" w:val="clear"/>
                 <w:rtl/>
               </w:rPr>
+              <w:t xml:space="preserve">‎app/‎</w:t>
+            </w:r>
+            <w:r>
+              <w:rPr>
+                <w:rFonts w:ascii="Arial" w:cs="Arial" w:eastAsia="Arial" w:hAnsi="Arial"/>
+                <w:b w:val="false"/>
+                <w:bCs w:val="false"/>
+                <w:sz w:val="18"/>
+                <w:szCs w:val="18"/>
+                <w:rtl/>
+              </w:rPr>
+              <w:t xml:space="preserve">؛ والتقرير </w:t>
+            </w:r>
+            <w:r>
+              <w:rPr>
+                <w:rFonts w:ascii="Courier New" w:cs="Courier New" w:eastAsia="Courier New" w:hAnsi="Courier New"/>
+                <w:b w:val="false"/>
+                <w:bCs w:val="false"/>
+                <w:color w:val="1F2937"/>
+                <w:sz w:val="16"/>
+                <w:szCs w:val="16"/>
+                <w:shd w:fill="F1F3F5" w:color="auto" w:val="clear"/>
+                <w:rtl/>
+              </w:rPr>
+              <w:t xml:space="preserve">‎docs/42-phase2-s0-build.md‎</w:t>
+            </w:r>
+            <w:r>
+              <w:rPr>
+                <w:rFonts w:ascii="Arial" w:cs="Arial" w:eastAsia="Arial" w:hAnsi="Arial"/>
+                <w:b w:val="false"/>
+                <w:bCs w:val="false"/>
+                <w:sz w:val="18"/>
+                <w:szCs w:val="18"/>
+                <w:rtl/>
+              </w:rPr>
+              <w:t xml:space="preserve">؛ Word: </w:t>
+            </w:r>
+            <w:r>
+              <w:rPr>
+                <w:rFonts w:ascii="Courier New" w:cs="Courier New" w:eastAsia="Courier New" w:hAnsi="Courier New"/>
+                <w:b w:val="false"/>
+                <w:bCs w:val="false"/>
+                <w:color w:val="1F2937"/>
+                <w:sz w:val="16"/>
+                <w:szCs w:val="16"/>
+                <w:shd w:fill="F1F3F5" w:color="auto" w:val="clear"/>
+                <w:rtl/>
+              </w:rPr>
+              <w:t xml:space="preserve">‎docs/42-PHASE2-S0-BUILD.docx‎</w:t>
+            </w:r>
+          </w:p>
+        </w:tc>
+        <w:tc>
+          <w:tcPr>
+            <w:tcW w:type="dxa" w:w="3875"/>
+            <w:tcBorders>
+              <w:top w:val="single" w:color="BFC9D6" w:sz="4"/>
+              <w:left w:val="single" w:color="BFC9D6" w:sz="4"/>
+              <w:bottom w:val="single" w:color="BFC9D6" w:sz="4"/>
+              <w:right w:val="single" w:color="BFC9D6" w:sz="4"/>
+            </w:tcBorders>
+            <w:shd w:fill="F5F8FC" w:color="auto" w:val="clear"/>
+            <w:tcMar>
+              <w:top w:type="dxa" w:w="50"/>
+              <w:left w:type="dxa" w:w="90"/>
+              <w:bottom w:type="dxa" w:w="50"/>
+              <w:right w:type="dxa" w:w="90"/>
+            </w:tcMar>
+            <w:vAlign w:val="top"/>
+          </w:tcPr>
+          <w:p>
+            <w:pPr>
+              <w:keepNext w:val="false"/>
+              <w:bidi/>
+              <w:spacing w:after="30" w:before="30" w:line="264"/>
+            </w:pPr>
+            <w:r>
+              <w:rPr>
+                <w:rFonts w:ascii="Courier New" w:cs="Courier New" w:eastAsia="Courier New" w:hAnsi="Courier New"/>
+                <w:b w:val="false"/>
+                <w:bCs w:val="false"/>
+                <w:color w:val="1F2937"/>
+                <w:sz w:val="16"/>
+                <w:szCs w:val="16"/>
+                <w:shd w:fill="F1F3F5" w:color="auto" w:val="clear"/>
+                <w:rtl/>
+              </w:rPr>
+              <w:t xml:space="preserve">‎BankFas.Core‎</w:t>
+            </w:r>
+            <w:r>
+              <w:rPr>
+                <w:rFonts w:ascii="Arial" w:cs="Arial" w:eastAsia="Arial" w:hAnsi="Arial"/>
+                <w:b w:val="false"/>
+                <w:bCs w:val="false"/>
+                <w:sz w:val="18"/>
+                <w:szCs w:val="18"/>
+                <w:rtl/>
+              </w:rPr>
+              <w:t xml:space="preserve"> و</w:t>
+            </w:r>
+            <w:r>
+              <w:rPr>
+                <w:rFonts w:ascii="Courier New" w:cs="Courier New" w:eastAsia="Courier New" w:hAnsi="Courier New"/>
+                <w:b w:val="false"/>
+                <w:bCs w:val="false"/>
+                <w:color w:val="1F2937"/>
+                <w:sz w:val="16"/>
+                <w:szCs w:val="16"/>
+                <w:shd w:fill="F1F3F5" w:color="auto" w:val="clear"/>
+                <w:rtl/>
+              </w:rPr>
+              <w:t xml:space="preserve">‎BankFas.Data‎</w:t>
+            </w:r>
+            <w:r>
+              <w:rPr>
+                <w:rFonts w:ascii="Arial" w:cs="Arial" w:eastAsia="Arial" w:hAnsi="Arial"/>
+                <w:b w:val="false"/>
+                <w:bCs w:val="false"/>
+                <w:sz w:val="18"/>
+                <w:szCs w:val="18"/>
+                <w:rtl/>
+              </w:rPr>
+              <w:t xml:space="preserve"> و</w:t>
+            </w:r>
+            <w:r>
+              <w:rPr>
+                <w:rFonts w:ascii="Courier New" w:cs="Courier New" w:eastAsia="Courier New" w:hAnsi="Courier New"/>
+                <w:b w:val="false"/>
+                <w:bCs w:val="false"/>
+                <w:color w:val="1F2937"/>
+                <w:sz w:val="16"/>
+                <w:szCs w:val="16"/>
+                <w:shd w:fill="F1F3F5" w:color="auto" w:val="clear"/>
+                <w:rtl/>
+              </w:rPr>
+              <w:t xml:space="preserve">‎BankFas.Api‎</w:t>
+            </w:r>
+            <w:r>
+              <w:rPr>
+                <w:rFonts w:ascii="Arial" w:cs="Arial" w:eastAsia="Arial" w:hAnsi="Arial"/>
+                <w:b w:val="false"/>
+                <w:bCs w:val="false"/>
+                <w:sz w:val="18"/>
+                <w:szCs w:val="18"/>
+                <w:rtl/>
+              </w:rPr>
+              <w:t xml:space="preserve"> و</w:t>
+            </w:r>
+            <w:r>
+              <w:rPr>
+                <w:rFonts w:ascii="Courier New" w:cs="Courier New" w:eastAsia="Courier New" w:hAnsi="Courier New"/>
+                <w:b w:val="false"/>
+                <w:bCs w:val="false"/>
+                <w:color w:val="1F2937"/>
+                <w:sz w:val="16"/>
+                <w:szCs w:val="16"/>
+                <w:shd w:fill="F1F3F5" w:color="auto" w:val="clear"/>
+                <w:rtl/>
+              </w:rPr>
+              <w:t xml:space="preserve">‎BankFas.Worker‎</w:t>
+            </w:r>
+            <w:r>
+              <w:rPr>
+                <w:rFonts w:ascii="Arial" w:cs="Arial" w:eastAsia="Arial" w:hAnsi="Arial"/>
+                <w:b w:val="false"/>
+                <w:bCs w:val="false"/>
+                <w:sz w:val="18"/>
+                <w:szCs w:val="18"/>
+                <w:rtl/>
+              </w:rPr>
+              <w:t xml:space="preserve"> و</w:t>
+            </w:r>
+            <w:r>
+              <w:rPr>
+                <w:rFonts w:ascii="Courier New" w:cs="Courier New" w:eastAsia="Courier New" w:hAnsi="Courier New"/>
+                <w:b w:val="false"/>
+                <w:bCs w:val="false"/>
+                <w:color w:val="1F2937"/>
+                <w:sz w:val="16"/>
+                <w:szCs w:val="16"/>
+                <w:shd w:fill="F1F3F5" w:color="auto" w:val="clear"/>
+                <w:rtl/>
+              </w:rPr>
+              <w:t xml:space="preserve">‎web/‎</w:t>
+            </w:r>
+            <w:r>
+              <w:rPr>
+                <w:rFonts w:ascii="Arial" w:cs="Arial" w:eastAsia="Arial" w:hAnsi="Arial"/>
+                <w:b w:val="false"/>
+                <w:bCs w:val="false"/>
+                <w:sz w:val="18"/>
+                <w:szCs w:val="18"/>
+                <w:rtl/>
+              </w:rPr>
+              <w:t xml:space="preserve"> والاختبارات؛ ADR 0040</w:t>
+            </w:r>
+          </w:p>
+        </w:tc>
+      </w:tr>
+      <w:tr>
+        <w:trPr>
+          <w:cantSplit/>
+        </w:trPr>
+        <w:tc>
+          <w:tcPr>
+            <w:tcW w:type="dxa" w:w="1056"/>
+            <w:tcBorders>
+              <w:top w:val="single" w:color="BFC9D6" w:sz="4"/>
+              <w:left w:val="single" w:color="BFC9D6" w:sz="4"/>
+              <w:bottom w:val="single" w:color="BFC9D6" w:sz="4"/>
+              <w:right w:val="single" w:color="BFC9D6" w:sz="4"/>
+            </w:tcBorders>
+            <w:tcMar>
+              <w:top w:type="dxa" w:w="50"/>
+              <w:left w:type="dxa" w:w="90"/>
+              <w:bottom w:type="dxa" w:w="50"/>
+              <w:right w:type="dxa" w:w="90"/>
+            </w:tcMar>
+            <w:vAlign w:val="top"/>
+          </w:tcPr>
+          <w:p>
+            <w:pPr>
+              <w:keepNext w:val="false"/>
+              <w:bidi/>
+              <w:spacing w:after="30" w:before="30" w:line="264"/>
+            </w:pPr>
+            <w:r>
+              <w:rPr>
+                <w:rFonts w:ascii="Arial" w:cs="Arial" w:eastAsia="Arial" w:hAnsi="Arial"/>
+                <w:b w:val="false"/>
+                <w:bCs w:val="false"/>
+                <w:sz w:val="18"/>
+                <w:szCs w:val="18"/>
+                <w:rtl/>
+              </w:rPr>
+              <w:t xml:space="preserve">أرقام القاعدة</w:t>
+            </w:r>
+          </w:p>
+        </w:tc>
+        <w:tc>
+          <w:tcPr>
+            <w:tcW w:type="dxa" w:w="4933"/>
+            <w:tcBorders>
+              <w:top w:val="single" w:color="BFC9D6" w:sz="4"/>
+              <w:left w:val="single" w:color="BFC9D6" w:sz="4"/>
+              <w:bottom w:val="single" w:color="BFC9D6" w:sz="4"/>
+              <w:right w:val="single" w:color="BFC9D6" w:sz="4"/>
+            </w:tcBorders>
+            <w:tcMar>
+              <w:top w:type="dxa" w:w="50"/>
+              <w:left w:type="dxa" w:w="90"/>
+              <w:bottom w:type="dxa" w:w="50"/>
+              <w:right w:type="dxa" w:w="90"/>
+            </w:tcMar>
+            <w:vAlign w:val="top"/>
+          </w:tcPr>
+          <w:p>
+            <w:pPr>
+              <w:keepNext w:val="false"/>
+              <w:bidi/>
+              <w:spacing w:after="30" w:before="30" w:line="264"/>
+            </w:pPr>
+            <w:r>
+              <w:rPr>
+                <w:rFonts w:ascii="Courier New" w:cs="Courier New" w:eastAsia="Courier New" w:hAnsi="Courier New"/>
+                <w:b w:val="false"/>
+                <w:bCs w:val="false"/>
+                <w:color w:val="1F2937"/>
+                <w:sz w:val="16"/>
+                <w:szCs w:val="16"/>
+                <w:shd w:fill="F1F3F5" w:color="auto" w:val="clear"/>
+                <w:rtl/>
+              </w:rPr>
               <w:t xml:space="preserve">‎python3 tools/dbgen/ddl_metrics.py‎</w:t>
             </w:r>
           </w:p>
@@ -5841,7 +6534,6 @@
               <w:bottom w:val="single" w:color="BFC9D6" w:sz="4"/>
               <w:right w:val="single" w:color="BFC9D6" w:sz="4"/>
             </w:tcBorders>
-            <w:shd w:fill="F5F8FC" w:color="auto" w:val="clear"/>
             <w:tcMar>
               <w:top w:type="dxa" w:w="50"/>
               <w:left w:type="dxa" w:w="90"/>
@@ -9290,6 +9982,85 @@
           </w:p>
         </w:tc>
       </w:tr>
+      <w:tr>
+        <w:trPr>
+          <w:cantSplit/>
+        </w:trPr>
+        <w:tc>
+          <w:tcPr>
+            <w:tcW w:type="dxa" w:w="1972"/>
+            <w:tcBorders>
+              <w:top w:val="single" w:color="BFC9D6" w:sz="4"/>
+              <w:left w:val="single" w:color="BFC9D6" w:sz="4"/>
+              <w:bottom w:val="single" w:color="BFC9D6" w:sz="4"/>
+              <w:right w:val="single" w:color="BFC9D6" w:sz="4"/>
+            </w:tcBorders>
+            <w:shd w:fill="F5F8FC" w:color="auto" w:val="clear"/>
+            <w:tcMar>
+              <w:top w:type="dxa" w:w="50"/>
+              <w:left w:type="dxa" w:w="90"/>
+              <w:bottom w:type="dxa" w:w="50"/>
+              <w:right w:type="dxa" w:w="90"/>
+            </w:tcMar>
+            <w:vAlign w:val="top"/>
+          </w:tcPr>
+          <w:p>
+            <w:pPr>
+              <w:keepNext w:val="false"/>
+              <w:bidi/>
+              <w:spacing w:after="30" w:before="30" w:line="264"/>
+            </w:pPr>
+            <w:r>
+              <w:rPr>
+                <w:rFonts w:ascii="Arial" w:cs="Arial" w:eastAsia="Arial" w:hAnsi="Arial"/>
+                <w:b w:val="false"/>
+                <w:bCs w:val="false"/>
+                <w:sz w:val="18"/>
+                <w:szCs w:val="18"/>
+                <w:rtl/>
+              </w:rPr>
+              <w:t xml:space="preserve">0040</w:t>
+            </w:r>
+          </w:p>
+        </w:tc>
+        <w:tc>
+          <w:tcPr>
+            <w:tcW w:type="dxa" w:w="7892"/>
+            <w:tcBorders>
+              <w:top w:val="single" w:color="BFC9D6" w:sz="4"/>
+              <w:left w:val="single" w:color="BFC9D6" w:sz="4"/>
+              <w:bottom w:val="single" w:color="BFC9D6" w:sz="4"/>
+              <w:right w:val="single" w:color="BFC9D6" w:sz="4"/>
+            </w:tcBorders>
+            <w:shd w:fill="F5F8FC" w:color="auto" w:val="clear"/>
+            <w:tcMar>
+              <w:top w:type="dxa" w:w="50"/>
+              <w:left w:type="dxa" w:w="90"/>
+              <w:bottom w:type="dxa" w:w="50"/>
+              <w:right w:type="dxa" w:w="90"/>
+            </w:tcMar>
+            <w:vAlign w:val="top"/>
+          </w:tcPr>
+          <w:p>
+            <w:pPr>
+              <w:keepNext w:val="false"/>
+              <w:bidi/>
+              <w:spacing w:after="30" w:before="30" w:line="264"/>
+            </w:pPr>
+            <w:r>
+              <w:rPr>
+                <w:rFonts w:ascii="Arial" w:cs="Arial" w:eastAsia="Arial" w:hAnsi="Arial"/>
+                <w:b w:val="false"/>
+                <w:bCs w:val="false"/>
+                <w:sz w:val="18"/>
+                <w:szCs w:val="18"/>
+                <w:rtl/>
+              </w:rPr>
+              <w:t xml:space="preserve">معمارية التطبيق في المرحلة الثانية، ونواة الأمن، وثغرات القاعدة الثماني التي احتاجها مسار S0 الأول</w:t>
+            </w:r>
+          </w:p>
+        </w:tc>
+      </w:tr>
     </w:tbl>
     <w:p>
       <w:pPr>
@@ -9342,7 +10113,7 @@
         <w:pStyle w:val="ListParagraph"/>
         <w:numPr>
           <w:ilvl w:val="0"/>
-          <w:numId w:val="3"/>
+          <w:numId w:val="4"/>
         </w:numPr>
         <w:bidi/>
         <w:spacing w:after="70" w:before="0" w:line="300"/>
@@ -9412,7 +10183,7 @@
         <w:pStyle w:val="ListParagraph"/>
         <w:numPr>
           <w:ilvl w:val="0"/>
-          <w:numId w:val="3"/>
+          <w:numId w:val="4"/>
         </w:numPr>
         <w:bidi/>
         <w:spacing w:after="70" w:before="0" w:line="300"/>
@@ -9471,7 +10242,7 @@
         <w:pStyle w:val="ListParagraph"/>
         <w:numPr>
           <w:ilvl w:val="0"/>
-          <w:numId w:val="3"/>
+          <w:numId w:val="4"/>
         </w:numPr>
         <w:bidi/>
         <w:spacing w:after="70" w:before="0" w:line="300"/>
@@ -9517,7 +10288,7 @@
         <w:pStyle w:val="ListParagraph"/>
         <w:numPr>
           <w:ilvl w:val="0"/>
-          <w:numId w:val="3"/>
+          <w:numId w:val="4"/>
         </w:numPr>
         <w:bidi/>
         <w:spacing w:after="70" w:before="0" w:line="300"/>
@@ -9686,7 +10457,7 @@
         <w:pStyle w:val="ListParagraph"/>
         <w:numPr>
           <w:ilvl w:val="0"/>
-          <w:numId w:val="3"/>
+          <w:numId w:val="4"/>
         </w:numPr>
         <w:bidi/>
         <w:spacing w:after="70" w:before="0" w:line="300"/>
@@ -9756,7 +10527,7 @@
         <w:pStyle w:val="ListParagraph"/>
         <w:numPr>
           <w:ilvl w:val="0"/>
-          <w:numId w:val="3"/>
+          <w:numId w:val="4"/>
         </w:numPr>
         <w:bidi/>
         <w:spacing w:after="70" w:before="0" w:line="300"/>
@@ -9850,7 +10621,7 @@
         <w:pStyle w:val="ListParagraph"/>
         <w:numPr>
           <w:ilvl w:val="0"/>
-          <w:numId w:val="3"/>
+          <w:numId w:val="4"/>
         </w:numPr>
         <w:bidi/>
         <w:spacing w:after="70" w:before="0" w:line="300"/>
@@ -10970,7 +11741,7 @@
                 <w:szCs w:val="18"/>
                 <w:rtl/>
               </w:rPr>
-              <w:t xml:space="preserve">20 و11 و7 و5 و8 و2 و4 و4 و7 و7 و6</w:t>
+              <w:t xml:space="preserve">23 و12 و7 و6 و8 و2 و4 و4 و7 و7 و6</w:t>
             </w:r>
           </w:p>
         </w:tc>
@@ -11900,10 +12671,274 @@
     </w:p>
     <w:p>
       <w:pPr>
+        <w:pStyle w:val="Heading2"/>
+        <w:bidi/>
+      </w:pPr>
+      <w:bookmarkStart w:name="_sec12" w:id="12"/>
+      <w:r>
+        <w:rPr>
+          <w:rFonts w:ascii="Arial" w:cs="Arial" w:eastAsia="Arial" w:hAnsi="Arial"/>
+          <w:b/>
+          <w:bCs/>
+          <w:color w:val="2B5C8A"/>
+          <w:sz w:val="26"/>
+          <w:szCs w:val="26"/>
+          <w:rtl/>
+        </w:rPr>
+        <w:t xml:space="preserve">4.4 التطبيق</w:t>
+      </w:r>
+      <w:bookmarkEnd w:id="12"/>
+    </w:p>
+    <w:p>
+      <w:pPr>
+        <w:bidi/>
+        <w:spacing w:after="110" w:before="0" w:line="312"/>
+      </w:pPr>
+      <w:r>
+        <w:rPr>
+          <w:rFonts w:ascii="Arial" w:cs="Arial" w:eastAsia="Arial" w:hAnsi="Arial"/>
+          <w:b w:val="false"/>
+          <w:bCs w:val="false"/>
+          <w:sz w:val="21"/>
+          <w:szCs w:val="21"/>
+          <w:rtl/>
+        </w:rPr>
+        <w:t xml:space="preserve">بعد </w:t>
+      </w:r>
+      <w:r>
+        <w:rPr>
+          <w:rFonts w:ascii="Courier New" w:cs="Courier New" w:eastAsia="Courier New" w:hAnsi="Courier New"/>
+          <w:b w:val="false"/>
+          <w:bCs w:val="false"/>
+          <w:color w:val="1F2937"/>
+          <w:sz w:val="18"/>
+          <w:szCs w:val="18"/>
+          <w:shd w:fill="F1F3F5" w:color="auto" w:val="clear"/>
+          <w:rtl/>
+        </w:rPr>
+        <w:t xml:space="preserve">‎db_ci.sh‎</w:t>
+      </w:r>
+      <w:r>
+        <w:rPr>
+          <w:rFonts w:ascii="Arial" w:cs="Arial" w:eastAsia="Arial" w:hAnsi="Arial"/>
+          <w:b w:val="false"/>
+          <w:bCs w:val="false"/>
+          <w:sz w:val="21"/>
+          <w:szCs w:val="21"/>
+          <w:rtl/>
+        </w:rPr>
+        <w:t xml:space="preserve"> على الخادم نفسه:</w:t>
+      </w:r>
+    </w:p>
+    <w:p>
+      <w:pPr>
+        <w:keepNext w:val="false"/>
+        <w:keepLines/>
+        <w:pBdr>
+          <w:top w:val="single" w:color="BFC9D6" w:sz="4" w:space="4"/>
+          <w:left w:val="single" w:color="BFC9D6" w:sz="4" w:space="4"/>
+          <w:bottom w:val="single" w:color="BFC9D6" w:sz="4" w:space="4"/>
+          <w:right w:val="single" w:color="BFC9D6" w:sz="4" w:space="4"/>
+        </w:pBdr>
+        <w:shd w:fill="F1F3F5" w:color="auto" w:val="clear"/>
+        <w:bidi w:val="false"/>
+        <w:spacing w:after="140" w:before="0" w:line="260"/>
+        <w:ind w:left="120" w:right="120"/>
+        <w:jc w:val="left"/>
+      </w:pPr>
+      <w:r>
+        <w:rPr>
+          <w:rFonts w:ascii="Courier New" w:cs="Courier New" w:eastAsia="Courier New" w:hAnsi="Courier New"/>
+          <w:color w:val="1F2937"/>
+          <w:sz w:val="17"/>
+          <w:szCs w:val="17"/>
+          <w:rtl w:val="false"/>
+        </w:rPr>
+        <w:t xml:space="preserve">SA_PASSWORD='&lt;كلمة المرور نفسها&gt;' SQL_SERVER=localhost bash tools/ci/app_ci.sh</w:t>
+      </w:r>
+    </w:p>
+    <w:p>
+      <w:pPr>
+        <w:bidi/>
+        <w:spacing w:after="110" w:before="0" w:line="312"/>
+      </w:pPr>
+      <w:r>
+        <w:rPr>
+          <w:rFonts w:ascii="Arial" w:cs="Arial" w:eastAsia="Arial" w:hAnsi="Arial"/>
+          <w:b w:val="false"/>
+          <w:bCs w:val="false"/>
+          <w:sz w:val="21"/>
+          <w:szCs w:val="21"/>
+          <w:rtl/>
+        </w:rPr>
+        <w:t xml:space="preserve">يلزم .NET SDK 10.0.112 (</w:t>
+      </w:r>
+      <w:r>
+        <w:rPr>
+          <w:rFonts w:ascii="Courier New" w:cs="Courier New" w:eastAsia="Courier New" w:hAnsi="Courier New"/>
+          <w:b w:val="false"/>
+          <w:bCs w:val="false"/>
+          <w:color w:val="1F2937"/>
+          <w:sz w:val="18"/>
+          <w:szCs w:val="18"/>
+          <w:shd w:fill="F1F3F5" w:color="auto" w:val="clear"/>
+          <w:rtl/>
+        </w:rPr>
+        <w:t xml:space="preserve">‎app/global.json‎</w:t>
+      </w:r>
+      <w:r>
+        <w:rPr>
+          <w:rFonts w:ascii="Arial" w:cs="Arial" w:eastAsia="Arial" w:hAnsi="Arial"/>
+          <w:b w:val="false"/>
+          <w:bCs w:val="false"/>
+          <w:sz w:val="21"/>
+          <w:szCs w:val="21"/>
+          <w:rtl/>
+        </w:rPr>
+        <w:t xml:space="preserve">) وNode.js 22. ويعمل السكربت على هذا الترتيب:</w:t>
+      </w:r>
+    </w:p>
+    <w:p>
+      <w:pPr>
+        <w:pStyle w:val="ListParagraph"/>
+        <w:numPr>
+          <w:ilvl w:val="0"/>
+          <w:numId w:val="5"/>
+        </w:numPr>
+        <w:bidi/>
+        <w:spacing w:after="70" w:before="0" w:line="300"/>
+      </w:pPr>
+      <w:r>
+        <w:rPr>
+          <w:rFonts w:ascii="Arial" w:cs="Arial" w:eastAsia="Arial" w:hAnsi="Arial"/>
+          <w:b w:val="false"/>
+          <w:bCs w:val="false"/>
+          <w:sz w:val="21"/>
+          <w:szCs w:val="21"/>
+          <w:rtl/>
+        </w:rPr>
+        <w:t xml:space="preserve">يبني الحل ويشغّل اختبارات الوحدة الـ32.</w:t>
+      </w:r>
+    </w:p>
+    <w:p>
+      <w:pPr>
+        <w:pStyle w:val="ListParagraph"/>
+        <w:numPr>
+          <w:ilvl w:val="0"/>
+          <w:numId w:val="5"/>
+        </w:numPr>
+        <w:bidi/>
+        <w:spacing w:after="70" w:before="0" w:line="300"/>
+      </w:pPr>
+      <w:r>
+        <w:rPr>
+          <w:rFonts w:ascii="Arial" w:cs="Arial" w:eastAsia="Arial" w:hAnsi="Arial"/>
+          <w:b w:val="false"/>
+          <w:bCs w:val="false"/>
+          <w:sz w:val="21"/>
+          <w:szCs w:val="21"/>
+          <w:rtl/>
+        </w:rPr>
+        <w:t xml:space="preserve">يبني الواجهة الأمامية.</w:t>
+      </w:r>
+    </w:p>
+    <w:p>
+      <w:pPr>
+        <w:pStyle w:val="ListParagraph"/>
+        <w:numPr>
+          <w:ilvl w:val="0"/>
+          <w:numId w:val="5"/>
+        </w:numPr>
+        <w:bidi/>
+        <w:spacing w:after="70" w:before="0" w:line="300"/>
+      </w:pPr>
+      <w:r>
+        <w:rPr>
+          <w:rFonts w:ascii="Arial" w:cs="Arial" w:eastAsia="Arial" w:hAnsi="Arial"/>
+          <w:b w:val="false"/>
+          <w:bCs w:val="false"/>
+          <w:sz w:val="21"/>
+          <w:szCs w:val="21"/>
+          <w:rtl/>
+        </w:rPr>
+        <w:t xml:space="preserve">ينشئ حسابات الخدمة في مجلد مؤقت.</w:t>
+      </w:r>
+    </w:p>
+    <w:p>
+      <w:pPr>
+        <w:pStyle w:val="ListParagraph"/>
+        <w:numPr>
+          <w:ilvl w:val="0"/>
+          <w:numId w:val="5"/>
+        </w:numPr>
+        <w:bidi/>
+        <w:spacing w:after="70" w:before="0" w:line="300"/>
+      </w:pPr>
+      <w:r>
+        <w:rPr>
+          <w:rFonts w:ascii="Arial" w:cs="Arial" w:eastAsia="Arial" w:hAnsi="Arial"/>
+          <w:b w:val="false"/>
+          <w:bCs w:val="false"/>
+          <w:sz w:val="21"/>
+          <w:szCs w:val="21"/>
+          <w:rtl/>
+        </w:rPr>
+        <w:t xml:space="preserve">يشغّل اختبار التكامل على القاعدة، ثم يحذف الحسابات.</w:t>
+      </w:r>
+    </w:p>
+    <w:p>
+      <w:pPr>
+        <w:bidi/>
+        <w:spacing w:after="60" w:before="0"/>
+      </w:pPr>
+    </w:p>
+    <w:p>
+      <w:pPr>
+        <w:bidi/>
+        <w:spacing w:after="110" w:before="0" w:line="312"/>
+      </w:pPr>
+      <w:r>
+        <w:rPr>
+          <w:rFonts w:ascii="Arial" w:cs="Arial" w:eastAsia="Arial" w:hAnsi="Arial"/>
+          <w:b w:val="false"/>
+          <w:bCs w:val="false"/>
+          <w:sz w:val="21"/>
+          <w:szCs w:val="21"/>
+          <w:rtl/>
+        </w:rPr>
+        <w:t xml:space="preserve">وينتهي بـ «application CI passed». ويحتاج اختبار التكامل قاعدة لم يُنشأ فيها مشغّل بعد، كالتي ينشرها </w:t>
+      </w:r>
+      <w:r>
+        <w:rPr>
+          <w:rFonts w:ascii="Courier New" w:cs="Courier New" w:eastAsia="Courier New" w:hAnsi="Courier New"/>
+          <w:b w:val="false"/>
+          <w:bCs w:val="false"/>
+          <w:color w:val="1F2937"/>
+          <w:sz w:val="18"/>
+          <w:szCs w:val="18"/>
+          <w:shd w:fill="F1F3F5" w:color="auto" w:val="clear"/>
+          <w:rtl/>
+        </w:rPr>
+        <w:t xml:space="preserve">‎db_ci.sh‎</w:t>
+      </w:r>
+      <w:r>
+        <w:rPr>
+          <w:rFonts w:ascii="Arial" w:cs="Arial" w:eastAsia="Arial" w:hAnsi="Arial"/>
+          <w:b w:val="false"/>
+          <w:bCs w:val="false"/>
+          <w:sz w:val="21"/>
+          <w:szCs w:val="21"/>
+          <w:rtl/>
+        </w:rPr>
+        <w:t xml:space="preserve">.</w:t>
+      </w:r>
+    </w:p>
+    <w:p>
+      <w:pPr>
         <w:pStyle w:val="Heading1"/>
         <w:bidi/>
       </w:pPr>
-      <w:bookmarkStart w:name="_sec12" w:id="12"/>
+      <w:bookmarkStart w:name="_sec13" w:id="13"/>
       <w:r>
         <w:rPr>
           <w:rFonts w:ascii="Arial" w:cs="Arial" w:eastAsia="Arial" w:hAnsi="Arial"/>
@@ -11916,13 +12951,103 @@
         </w:rPr>
         <w:t xml:space="preserve">5. الأدلة</w:t>
       </w:r>
-      <w:bookmarkEnd w:id="12"/>
+      <w:bookmarkEnd w:id="13"/>
     </w:p>
     <w:p>
       <w:pPr>
         <w:pStyle w:val="ListParagraph"/>
         <w:numPr>
           <w:ilvl w:val="0"/>
+          <w:numId w:val="6"/>
+        </w:numPr>
+        <w:bidi/>
+        <w:spacing w:after="70" w:before="0" w:line="300"/>
+      </w:pPr>
+      <w:r>
+        <w:rPr>
+          <w:rFonts w:ascii="Arial" w:cs="Arial" w:eastAsia="Arial" w:hAnsi="Arial"/>
+          <w:b/>
+          <w:bCs/>
+          <w:sz w:val="21"/>
+          <w:szCs w:val="21"/>
+          <w:rtl/>
+        </w:rPr>
+        <w:t xml:space="preserve">CI على GitHub</w:t>
+      </w:r>
+      <w:r>
+        <w:rPr>
+          <w:rFonts w:ascii="Arial" w:cs="Arial" w:eastAsia="Arial" w:hAnsi="Arial"/>
+          <w:b w:val="false"/>
+          <w:bCs w:val="false"/>
+          <w:sz w:val="21"/>
+          <w:szCs w:val="21"/>
+          <w:rtl/>
+        </w:rPr>
+        <w:t xml:space="preserve"> (</w:t>
+      </w:r>
+      <w:r>
+        <w:rPr>
+          <w:rFonts w:ascii="Courier New" w:cs="Courier New" w:eastAsia="Courier New" w:hAnsi="Courier New"/>
+          <w:b w:val="false"/>
+          <w:bCs w:val="false"/>
+          <w:color w:val="1F2937"/>
+          <w:sz w:val="18"/>
+          <w:szCs w:val="18"/>
+          <w:shd w:fill="F1F3F5" w:color="auto" w:val="clear"/>
+          <w:rtl/>
+        </w:rPr>
+        <w:t xml:space="preserve">‎treasury-database-ci‎</w:t>
+      </w:r>
+      <w:r>
+        <w:rPr>
+          <w:rFonts w:ascii="Arial" w:cs="Arial" w:eastAsia="Arial" w:hAnsi="Arial"/>
+          <w:b w:val="false"/>
+          <w:bCs w:val="false"/>
+          <w:sz w:val="21"/>
+          <w:szCs w:val="21"/>
+          <w:rtl/>
+        </w:rPr>
+        <w:t xml:space="preserve">). مرت التشغيلات 38 إلى 41 على تعديلات شروط الدخول. ويُشغَّل على إيداعي المراجعة الذاتية ووحدة الميزانية. أما سير العمل العام «CI» في جذر المستودع فيخص المنتج الآخر فيه، ويفشل على هذا الفرع منذ قبل هذا العمل، ولا يمس قاعدة الخزينة.</w:t>
+      </w:r>
+    </w:p>
+    <w:p>
+      <w:pPr>
+        <w:pStyle w:val="ListParagraph"/>
+        <w:numPr>
+          <w:ilvl w:val="0"/>
+          <w:numId w:val="6"/>
+        </w:numPr>
+        <w:bidi/>
+        <w:spacing w:after="70" w:before="0" w:line="300"/>
+      </w:pPr>
+      <w:r>
+        <w:rPr>
+          <w:rFonts w:ascii="Arial" w:cs="Arial" w:eastAsia="Arial" w:hAnsi="Arial"/>
+          <w:b/>
+          <w:bCs/>
+          <w:sz w:val="21"/>
+          <w:szCs w:val="21"/>
+          <w:rtl/>
+        </w:rPr>
+        <w:t xml:space="preserve">اختبار بالتعطيل (mutation).</w:t>
+      </w:r>
+      <w:r>
+        <w:rPr>
+          <w:rFonts w:ascii="Arial" w:cs="Arial" w:eastAsia="Arial" w:hAnsi="Arial"/>
+          <w:b w:val="false"/>
+          <w:bCs w:val="false"/>
+          <w:sz w:val="21"/>
+          <w:szCs w:val="21"/>
+          <w:rtl/>
+        </w:rPr>
+        <w:t xml:space="preserve"> عُطِّل كل حارس وحده، أو أُعيد كوده القديم، فرسب اختباره:</w:t>
+      </w:r>
+    </w:p>
+    <w:p>
+      <w:pPr>
+        <w:pStyle w:val="ListParagraph"/>
+        <w:numPr>
+          <w:ilvl w:val="1"/>
           <w:numId w:val="4"/>
         </w:numPr>
         <w:bidi/>
@@ -11931,24 +13056,57 @@
       <w:r>
         <w:rPr>
           <w:rFonts w:ascii="Arial" w:cs="Arial" w:eastAsia="Arial" w:hAnsi="Arial"/>
-          <w:b/>
-          <w:bCs/>
-          <w:sz w:val="21"/>
-          <w:szCs w:val="21"/>
-          <w:rtl/>
-        </w:rPr>
-        <w:t xml:space="preserve">CI على GitHub</w:t>
-      </w:r>
-      <w:r>
-        <w:rPr>
-          <w:rFonts w:ascii="Arial" w:cs="Arial" w:eastAsia="Arial" w:hAnsi="Arial"/>
-          <w:b w:val="false"/>
-          <w:bCs w:val="false"/>
-          <w:sz w:val="21"/>
-          <w:szCs w:val="21"/>
-          <w:rtl/>
-        </w:rPr>
-        <w:t xml:space="preserve"> (</w:t>
+          <w:b w:val="false"/>
+          <w:bCs w:val="false"/>
+          <w:sz w:val="21"/>
+          <w:szCs w:val="21"/>
+          <w:rtl/>
+        </w:rPr>
+        <w:t xml:space="preserve">13 من 16 قادحًا لـ S3 وS4، والثلاثة الباقية مولَّدة (الانتقالات وقواعد المرفقات والخطافات) أُضيف اختبارها SR8 في المراجعة الذاتية؛</w:t>
+      </w:r>
+    </w:p>
+    <w:p>
+      <w:pPr>
+        <w:pStyle w:val="ListParagraph"/>
+        <w:numPr>
+          <w:ilvl w:val="1"/>
+          <w:numId w:val="4"/>
+        </w:numPr>
+        <w:bidi/>
+        <w:spacing w:after="70" w:before="0" w:line="300"/>
+      </w:pPr>
+      <w:r>
+        <w:rPr>
+          <w:rFonts w:ascii="Arial" w:cs="Arial" w:eastAsia="Arial" w:hAnsi="Arial"/>
+          <w:b w:val="false"/>
+          <w:bCs w:val="false"/>
+          <w:sz w:val="21"/>
+          <w:szCs w:val="21"/>
+          <w:rtl/>
+        </w:rPr>
+        <w:t xml:space="preserve">منع الأعمدة على نسخ الطلب: أُبدل بمنح، فرسب RF32؛</w:t>
+      </w:r>
+    </w:p>
+    <w:p>
+      <w:pPr>
+        <w:pStyle w:val="ListParagraph"/>
+        <w:numPr>
+          <w:ilvl w:val="1"/>
+          <w:numId w:val="4"/>
+        </w:numPr>
+        <w:bidi/>
+        <w:spacing w:after="70" w:before="0" w:line="300"/>
+      </w:pPr>
+      <w:r>
+        <w:rPr>
+          <w:rFonts w:ascii="Arial" w:cs="Arial" w:eastAsia="Arial" w:hAnsi="Arial"/>
+          <w:b w:val="false"/>
+          <w:bCs w:val="false"/>
+          <w:sz w:val="21"/>
+          <w:szCs w:val="21"/>
+          <w:rtl/>
+        </w:rPr>
+        <w:t xml:space="preserve">حراس المراجعة الذاتية: 16 من 17. الباقية حالة MERGE في نسخ الحجز (</w:t>
       </w:r>
       <w:r>
         <w:rPr>
@@ -11961,25 +13119,25 @@
           <w:shd w:fill="F1F3F5" w:color="auto" w:val="clear"/>
           <w:rtl/>
         </w:rPr>
-        <w:t xml:space="preserve">‎treasury-database-ci‎</w:t>
-      </w:r>
-      <w:r>
-        <w:rPr>
-          <w:rFonts w:ascii="Arial" w:cs="Arial" w:eastAsia="Arial" w:hAnsi="Arial"/>
-          <w:b w:val="false"/>
-          <w:bCs w:val="false"/>
-          <w:sz w:val="21"/>
-          <w:szCs w:val="21"/>
-          <w:rtl/>
-        </w:rPr>
-        <w:t xml:space="preserve">). مرت التشغيلات 38 إلى 41 على تعديلات شروط الدخول. ويُشغَّل على إيداعي المراجعة الذاتية ووحدة الميزانية. أما سير العمل العام «CI» في جذر المستودع فيخص المنتج الآخر فيه، ويفشل على هذا الفرع منذ قبل هذا العمل، ولا يمس قاعدة الخزينة.</w:t>
+        <w:t xml:space="preserve">‎docs/34‎</w:t>
+      </w:r>
+      <w:r>
+        <w:rPr>
+          <w:rFonts w:ascii="Arial" w:cs="Arial" w:eastAsia="Arial" w:hAnsi="Arial"/>
+          <w:b w:val="false"/>
+          <w:bCs w:val="false"/>
+          <w:sz w:val="21"/>
+          <w:szCs w:val="21"/>
+          <w:rtl/>
+        </w:rPr>
+        <w:t xml:space="preserve"> §2، A6)؛</w:t>
       </w:r>
     </w:p>
     <w:p>
       <w:pPr>
         <w:pStyle w:val="ListParagraph"/>
         <w:numPr>
-          <w:ilvl w:val="0"/>
+          <w:ilvl w:val="1"/>
           <w:numId w:val="4"/>
         </w:numPr>
         <w:bidi/>
@@ -11988,24 +13146,13 @@
       <w:r>
         <w:rPr>
           <w:rFonts w:ascii="Arial" w:cs="Arial" w:eastAsia="Arial" w:hAnsi="Arial"/>
-          <w:b/>
-          <w:bCs/>
-          <w:sz w:val="21"/>
-          <w:szCs w:val="21"/>
-          <w:rtl/>
-        </w:rPr>
-        <w:t xml:space="preserve">اختبار بالتعطيل (mutation).</w:t>
-      </w:r>
-      <w:r>
-        <w:rPr>
-          <w:rFonts w:ascii="Arial" w:cs="Arial" w:eastAsia="Arial" w:hAnsi="Arial"/>
-          <w:b w:val="false"/>
-          <w:bCs w:val="false"/>
-          <w:sz w:val="21"/>
-          <w:szCs w:val="21"/>
-          <w:rtl/>
-        </w:rPr>
-        <w:t xml:space="preserve"> عُطِّل كل حارس وحده، أو أُعيد كوده القديم، فرسب اختباره:</w:t>
+          <w:b w:val="false"/>
+          <w:bCs w:val="false"/>
+          <w:sz w:val="21"/>
+          <w:szCs w:val="21"/>
+          <w:rtl/>
+        </w:rPr>
+        <w:t xml:space="preserve">قوادح وحدة الميزانية: 5 من 5؛</w:t>
       </w:r>
     </w:p>
     <w:p>
@@ -12013,7 +13160,7 @@
         <w:pStyle w:val="ListParagraph"/>
         <w:numPr>
           <w:ilvl w:val="1"/>
-          <w:numId w:val="3"/>
+          <w:numId w:val="4"/>
         </w:numPr>
         <w:bidi/>
         <w:spacing w:after="70" w:before="0" w:line="300"/>
@@ -12027,7 +13174,80 @@
           <w:szCs w:val="21"/>
           <w:rtl/>
         </w:rPr>
-        <w:t xml:space="preserve">13 من 16 قادحًا لـ S3 وS4، والثلاثة الباقية مولَّدة (الانتقالات وقواعد المرفقات والخطافات) أُضيف اختبارها SR8 في المراجعة الذاتية؛</w:t>
+        <w:t xml:space="preserve">قوادح التقييم الائتماني: 10 من 10 (رسبت CA6 أو CA7 أو CA10).</w:t>
+      </w:r>
+    </w:p>
+    <w:p>
+      <w:pPr>
+        <w:bidi/>
+        <w:spacing w:after="70" w:before="0" w:line="300"/>
+        <w:ind w:left="574"/>
+      </w:pPr>
+      <w:r>
+        <w:rPr>
+          <w:rFonts w:ascii="Arial" w:cs="Arial" w:eastAsia="Arial" w:hAnsi="Arial"/>
+          <w:b w:val="false"/>
+          <w:bCs w:val="false"/>
+          <w:sz w:val="21"/>
+          <w:szCs w:val="21"/>
+          <w:rtl/>
+        </w:rPr>
+        <w:t xml:space="preserve">والتفاصيل في رسائل الإيداع، وفي ADR 0011 وADR 0015.</w:t>
+      </w:r>
+    </w:p>
+    <w:p>
+      <w:pPr>
+        <w:pStyle w:val="ListParagraph"/>
+        <w:numPr>
+          <w:ilvl w:val="0"/>
+          <w:numId w:val="6"/>
+        </w:numPr>
+        <w:bidi/>
+        <w:spacing w:after="70" w:before="0" w:line="300"/>
+      </w:pPr>
+      <w:r>
+        <w:rPr>
+          <w:rFonts w:ascii="Arial" w:cs="Arial" w:eastAsia="Arial" w:hAnsi="Arial"/>
+          <w:b/>
+          <w:bCs/>
+          <w:sz w:val="21"/>
+          <w:szCs w:val="21"/>
+          <w:rtl/>
+        </w:rPr>
+        <w:t xml:space="preserve">الاختبارات نفسها.</w:t>
+      </w:r>
+      <w:r>
+        <w:rPr>
+          <w:rFonts w:ascii="Arial" w:cs="Arial" w:eastAsia="Arial" w:hAnsi="Arial"/>
+          <w:b w:val="false"/>
+          <w:bCs w:val="false"/>
+          <w:sz w:val="21"/>
+          <w:szCs w:val="21"/>
+          <w:rtl/>
+        </w:rPr>
+        <w:t xml:space="preserve"> كل حالة تطبع سطرًا يبدأ بـ PASS أو FAIL، ومعه رقم الخطأ لكل حالة فرعية.</w:t>
+      </w:r>
+    </w:p>
+    <w:p>
+      <w:pPr>
+        <w:pStyle w:val="ListParagraph"/>
+        <w:numPr>
+          <w:ilvl w:val="0"/>
+          <w:numId w:val="6"/>
+        </w:numPr>
+        <w:bidi/>
+        <w:spacing w:after="70" w:before="0" w:line="300"/>
+      </w:pPr>
+      <w:r>
+        <w:rPr>
+          <w:rFonts w:ascii="Arial" w:cs="Arial" w:eastAsia="Arial" w:hAnsi="Arial"/>
+          <w:b/>
+          <w:bCs/>
+          <w:sz w:val="21"/>
+          <w:szCs w:val="21"/>
+          <w:rtl/>
+        </w:rPr>
+        <w:t xml:space="preserve">فحوص على الملفات قبل النشر:</w:t>
       </w:r>
     </w:p>
     <w:p>
@@ -12035,44 +13255,11 @@
         <w:pStyle w:val="ListParagraph"/>
         <w:numPr>
           <w:ilvl w:val="1"/>
-          <w:numId w:val="3"/>
+          <w:numId w:val="4"/>
         </w:numPr>
         <w:bidi/>
         <w:spacing w:after="70" w:before="0" w:line="300"/>
       </w:pPr>
-      <w:r>
-        <w:rPr>
-          <w:rFonts w:ascii="Arial" w:cs="Arial" w:eastAsia="Arial" w:hAnsi="Arial"/>
-          <w:b w:val="false"/>
-          <w:bCs w:val="false"/>
-          <w:sz w:val="21"/>
-          <w:szCs w:val="21"/>
-          <w:rtl/>
-        </w:rPr>
-        <w:t xml:space="preserve">منع الأعمدة على نسخ الطلب: أُبدل بمنح، فرسب RF32؛</w:t>
-      </w:r>
-    </w:p>
-    <w:p>
-      <w:pPr>
-        <w:pStyle w:val="ListParagraph"/>
-        <w:numPr>
-          <w:ilvl w:val="1"/>
-          <w:numId w:val="3"/>
-        </w:numPr>
-        <w:bidi/>
-        <w:spacing w:after="70" w:before="0" w:line="300"/>
-      </w:pPr>
-      <w:r>
-        <w:rPr>
-          <w:rFonts w:ascii="Arial" w:cs="Arial" w:eastAsia="Arial" w:hAnsi="Arial"/>
-          <w:b w:val="false"/>
-          <w:bCs w:val="false"/>
-          <w:sz w:val="21"/>
-          <w:szCs w:val="21"/>
-          <w:rtl/>
-        </w:rPr>
-        <w:t xml:space="preserve">حراس المراجعة الذاتية: 16 من 17. الباقية حالة MERGE في نسخ الحجز (</w:t>
-      </w:r>
       <w:r>
         <w:rPr>
           <w:rFonts w:ascii="Courier New" w:cs="Courier New" w:eastAsia="Courier New" w:hAnsi="Courier New"/>
@@ -12084,18 +13271,18 @@
           <w:shd w:fill="F1F3F5" w:color="auto" w:val="clear"/>
           <w:rtl/>
         </w:rPr>
-        <w:t xml:space="preserve">‎docs/34‎</w:t>
-      </w:r>
-      <w:r>
-        <w:rPr>
-          <w:rFonts w:ascii="Arial" w:cs="Arial" w:eastAsia="Arial" w:hAnsi="Arial"/>
-          <w:b w:val="false"/>
-          <w:bCs w:val="false"/>
-          <w:sz w:val="21"/>
-          <w:szCs w:val="21"/>
-          <w:rtl/>
-        </w:rPr>
-        <w:t xml:space="preserve"> §2، A6)؛</w:t>
+        <w:t xml:space="preserve">‎check_grants.py‎</w:t>
+      </w:r>
+      <w:r>
+        <w:rPr>
+          <w:rFonts w:ascii="Arial" w:cs="Arial" w:eastAsia="Arial" w:hAnsi="Arial"/>
+          <w:b w:val="false"/>
+          <w:bCs w:val="false"/>
+          <w:sz w:val="21"/>
+          <w:szCs w:val="21"/>
+          <w:rtl/>
+        </w:rPr>
+        <w:t xml:space="preserve">: قواعد المنح والحذف المتتالي؛</w:t>
       </w:r>
     </w:p>
     <w:p>
@@ -12103,68 +13290,6 @@
         <w:pStyle w:val="ListParagraph"/>
         <w:numPr>
           <w:ilvl w:val="1"/>
-          <w:numId w:val="3"/>
-        </w:numPr>
-        <w:bidi/>
-        <w:spacing w:after="70" w:before="0" w:line="300"/>
-      </w:pPr>
-      <w:r>
-        <w:rPr>
-          <w:rFonts w:ascii="Arial" w:cs="Arial" w:eastAsia="Arial" w:hAnsi="Arial"/>
-          <w:b w:val="false"/>
-          <w:bCs w:val="false"/>
-          <w:sz w:val="21"/>
-          <w:szCs w:val="21"/>
-          <w:rtl/>
-        </w:rPr>
-        <w:t xml:space="preserve">قوادح وحدة الميزانية: 5 من 5؛</w:t>
-      </w:r>
-    </w:p>
-    <w:p>
-      <w:pPr>
-        <w:pStyle w:val="ListParagraph"/>
-        <w:numPr>
-          <w:ilvl w:val="1"/>
-          <w:numId w:val="3"/>
-        </w:numPr>
-        <w:bidi/>
-        <w:spacing w:after="70" w:before="0" w:line="300"/>
-      </w:pPr>
-      <w:r>
-        <w:rPr>
-          <w:rFonts w:ascii="Arial" w:cs="Arial" w:eastAsia="Arial" w:hAnsi="Arial"/>
-          <w:b w:val="false"/>
-          <w:bCs w:val="false"/>
-          <w:sz w:val="21"/>
-          <w:szCs w:val="21"/>
-          <w:rtl/>
-        </w:rPr>
-        <w:t xml:space="preserve">قوادح التقييم الائتماني: 10 من 10 (رسبت CA6 أو CA7 أو CA10).</w:t>
-      </w:r>
-    </w:p>
-    <w:p>
-      <w:pPr>
-        <w:bidi/>
-        <w:spacing w:after="70" w:before="0" w:line="300"/>
-        <w:ind w:left="574"/>
-      </w:pPr>
-      <w:r>
-        <w:rPr>
-          <w:rFonts w:ascii="Arial" w:cs="Arial" w:eastAsia="Arial" w:hAnsi="Arial"/>
-          <w:b w:val="false"/>
-          <w:bCs w:val="false"/>
-          <w:sz w:val="21"/>
-          <w:szCs w:val="21"/>
-          <w:rtl/>
-        </w:rPr>
-        <w:t xml:space="preserve">والتفاصيل في رسائل الإيداع، وفي ADR 0011 وADR 0015.</w:t>
-      </w:r>
-    </w:p>
-    <w:p>
-      <w:pPr>
-        <w:pStyle w:val="ListParagraph"/>
-        <w:numPr>
-          <w:ilvl w:val="0"/>
           <w:numId w:val="4"/>
         </w:numPr>
         <w:bidi/>
@@ -12172,32 +13297,34 @@
       </w:pPr>
       <w:r>
         <w:rPr>
-          <w:rFonts w:ascii="Arial" w:cs="Arial" w:eastAsia="Arial" w:hAnsi="Arial"/>
-          <w:b/>
-          <w:bCs/>
-          <w:sz w:val="21"/>
-          <w:szCs w:val="21"/>
-          <w:rtl/>
-        </w:rPr>
-        <w:t xml:space="preserve">الاختبارات نفسها.</w:t>
-      </w:r>
-      <w:r>
-        <w:rPr>
-          <w:rFonts w:ascii="Arial" w:cs="Arial" w:eastAsia="Arial" w:hAnsi="Arial"/>
-          <w:b w:val="false"/>
-          <w:bCs w:val="false"/>
-          <w:sz w:val="21"/>
-          <w:szCs w:val="21"/>
-          <w:rtl/>
-        </w:rPr>
-        <w:t xml:space="preserve"> كل حالة تطبع سطرًا يبدأ بـ PASS أو FAIL، ومعه رقم الخطأ لكل حالة فرعية.</w:t>
+          <w:rFonts w:ascii="Courier New" w:cs="Courier New" w:eastAsia="Courier New" w:hAnsi="Courier New"/>
+          <w:b w:val="false"/>
+          <w:bCs w:val="false"/>
+          <w:color w:val="1F2937"/>
+          <w:sz w:val="18"/>
+          <w:szCs w:val="18"/>
+          <w:shd w:fill="F1F3F5" w:color="auto" w:val="clear"/>
+          <w:rtl/>
+        </w:rPr>
+        <w:t xml:space="preserve">‎check_fk_indexes.py‎</w:t>
+      </w:r>
+      <w:r>
+        <w:rPr>
+          <w:rFonts w:ascii="Arial" w:cs="Arial" w:eastAsia="Arial" w:hAnsi="Arial"/>
+          <w:b w:val="false"/>
+          <w:bCs w:val="false"/>
+          <w:sz w:val="21"/>
+          <w:szCs w:val="21"/>
+          <w:rtl/>
+        </w:rPr>
+        <w:t xml:space="preserve">: فهرسة المفاتيح الأجنبية؛</w:t>
       </w:r>
     </w:p>
     <w:p>
       <w:pPr>
         <w:pStyle w:val="ListParagraph"/>
         <w:numPr>
-          <w:ilvl w:val="0"/>
+          <w:ilvl w:val="1"/>
           <w:numId w:val="4"/>
         </w:numPr>
         <w:bidi/>
@@ -12205,28 +13332,6 @@
       </w:pPr>
       <w:r>
         <w:rPr>
-          <w:rFonts w:ascii="Arial" w:cs="Arial" w:eastAsia="Arial" w:hAnsi="Arial"/>
-          <w:b/>
-          <w:bCs/>
-          <w:sz w:val="21"/>
-          <w:szCs w:val="21"/>
-          <w:rtl/>
-        </w:rPr>
-        <w:t xml:space="preserve">فحوص على الملفات قبل النشر:</w:t>
-      </w:r>
-    </w:p>
-    <w:p>
-      <w:pPr>
-        <w:pStyle w:val="ListParagraph"/>
-        <w:numPr>
-          <w:ilvl w:val="1"/>
-          <w:numId w:val="3"/>
-        </w:numPr>
-        <w:bidi/>
-        <w:spacing w:after="70" w:before="0" w:line="300"/>
-      </w:pPr>
-      <w:r>
-        <w:rPr>
           <w:rFonts w:ascii="Courier New" w:cs="Courier New" w:eastAsia="Courier New" w:hAnsi="Courier New"/>
           <w:b w:val="false"/>
           <w:bCs w:val="false"/>
@@ -12236,135 +13341,65 @@
           <w:shd w:fill="F1F3F5" w:color="auto" w:val="clear"/>
           <w:rtl/>
         </w:rPr>
-        <w:t xml:space="preserve">‎check_grants.py‎</w:t>
-      </w:r>
-      <w:r>
-        <w:rPr>
-          <w:rFonts w:ascii="Arial" w:cs="Arial" w:eastAsia="Arial" w:hAnsi="Arial"/>
-          <w:b w:val="false"/>
-          <w:bCs w:val="false"/>
-          <w:sz w:val="21"/>
-          <w:szCs w:val="21"/>
-          <w:rtl/>
-        </w:rPr>
-        <w:t xml:space="preserve">: قواعد المنح والحذف المتتالي؛</w:t>
+        <w:t xml:space="preserve">‎check_review_fixes.py‎</w:t>
+      </w:r>
+      <w:r>
+        <w:rPr>
+          <w:rFonts w:ascii="Arial" w:cs="Arial" w:eastAsia="Arial" w:hAnsi="Arial"/>
+          <w:b w:val="false"/>
+          <w:bCs w:val="false"/>
+          <w:sz w:val="21"/>
+          <w:szCs w:val="21"/>
+          <w:rtl/>
+        </w:rPr>
+        <w:t xml:space="preserve">: 75 فحصًا على الـDDL والحراس، بلا قراءة التعليقات.</w:t>
       </w:r>
     </w:p>
     <w:p>
       <w:pPr>
         <w:pStyle w:val="ListParagraph"/>
         <w:numPr>
-          <w:ilvl w:val="1"/>
-          <w:numId w:val="3"/>
+          <w:ilvl w:val="0"/>
+          <w:numId w:val="6"/>
         </w:numPr>
         <w:bidi/>
         <w:spacing w:after="70" w:before="0" w:line="300"/>
       </w:pPr>
       <w:r>
         <w:rPr>
-          <w:rFonts w:ascii="Courier New" w:cs="Courier New" w:eastAsia="Courier New" w:hAnsi="Courier New"/>
-          <w:b w:val="false"/>
-          <w:bCs w:val="false"/>
-          <w:color w:val="1F2937"/>
-          <w:sz w:val="18"/>
-          <w:szCs w:val="18"/>
-          <w:shd w:fill="F1F3F5" w:color="auto" w:val="clear"/>
-          <w:rtl/>
-        </w:rPr>
-        <w:t xml:space="preserve">‎check_fk_indexes.py‎</w:t>
-      </w:r>
-      <w:r>
-        <w:rPr>
-          <w:rFonts w:ascii="Arial" w:cs="Arial" w:eastAsia="Arial" w:hAnsi="Arial"/>
-          <w:b w:val="false"/>
-          <w:bCs w:val="false"/>
-          <w:sz w:val="21"/>
-          <w:szCs w:val="21"/>
-          <w:rtl/>
-        </w:rPr>
-        <w:t xml:space="preserve">: فهرسة المفاتيح الأجنبية؛</w:t>
+          <w:rFonts w:ascii="Arial" w:cs="Arial" w:eastAsia="Arial" w:hAnsi="Arial"/>
+          <w:b/>
+          <w:bCs/>
+          <w:sz w:val="21"/>
+          <w:szCs w:val="21"/>
+          <w:rtl/>
+        </w:rPr>
+        <w:t xml:space="preserve">ما لا تثبته الأدلة.</w:t>
+      </w:r>
+      <w:r>
+        <w:rPr>
+          <w:rFonts w:ascii="Arial" w:cs="Arial" w:eastAsia="Arial" w:hAnsi="Arial"/>
+          <w:b w:val="false"/>
+          <w:bCs w:val="false"/>
+          <w:sz w:val="21"/>
+          <w:szCs w:val="21"/>
+          <w:rtl/>
+        </w:rPr>
+        <w:t xml:space="preserve"> نسخة PostgreSQL تثبت البنية المنطقية فقط. ولم يجرِ اختبار حمل ولا قياس أداء.</w:t>
       </w:r>
     </w:p>
     <w:p>
       <w:pPr>
-        <w:pStyle w:val="ListParagraph"/>
-        <w:numPr>
-          <w:ilvl w:val="1"/>
-          <w:numId w:val="3"/>
-        </w:numPr>
         <w:bidi/>
-        <w:spacing w:after="70" w:before="0" w:line="300"/>
-      </w:pPr>
-      <w:r>
-        <w:rPr>
-          <w:rFonts w:ascii="Courier New" w:cs="Courier New" w:eastAsia="Courier New" w:hAnsi="Courier New"/>
-          <w:b w:val="false"/>
-          <w:bCs w:val="false"/>
-          <w:color w:val="1F2937"/>
-          <w:sz w:val="18"/>
-          <w:szCs w:val="18"/>
-          <w:shd w:fill="F1F3F5" w:color="auto" w:val="clear"/>
-          <w:rtl/>
-        </w:rPr>
-        <w:t xml:space="preserve">‎check_review_fixes.py‎</w:t>
-      </w:r>
-      <w:r>
-        <w:rPr>
-          <w:rFonts w:ascii="Arial" w:cs="Arial" w:eastAsia="Arial" w:hAnsi="Arial"/>
-          <w:b w:val="false"/>
-          <w:bCs w:val="false"/>
-          <w:sz w:val="21"/>
-          <w:szCs w:val="21"/>
-          <w:rtl/>
-        </w:rPr>
-        <w:t xml:space="preserve">: 75 فحصًا على الـDDL والحراس، بلا قراءة التعليقات.</w:t>
-      </w:r>
+        <w:spacing w:after="60" w:before="0"/>
+      </w:pPr>
     </w:p>
     <w:p>
       <w:pPr>
-        <w:pStyle w:val="ListParagraph"/>
-        <w:numPr>
-          <w:ilvl w:val="0"/>
-          <w:numId w:val="4"/>
-        </w:numPr>
-        <w:bidi/>
-        <w:spacing w:after="70" w:before="0" w:line="300"/>
-      </w:pPr>
-      <w:r>
-        <w:rPr>
-          <w:rFonts w:ascii="Arial" w:cs="Arial" w:eastAsia="Arial" w:hAnsi="Arial"/>
-          <w:b/>
-          <w:bCs/>
-          <w:sz w:val="21"/>
-          <w:szCs w:val="21"/>
-          <w:rtl/>
-        </w:rPr>
-        <w:t xml:space="preserve">ما لا تثبته الأدلة.</w:t>
-      </w:r>
-      <w:r>
-        <w:rPr>
-          <w:rFonts w:ascii="Arial" w:cs="Arial" w:eastAsia="Arial" w:hAnsi="Arial"/>
-          <w:b w:val="false"/>
-          <w:bCs w:val="false"/>
-          <w:sz w:val="21"/>
-          <w:szCs w:val="21"/>
-          <w:rtl/>
-        </w:rPr>
-        <w:t xml:space="preserve"> نسخة PostgreSQL تثبت البنية المنطقية فقط. ولم يجرِ اختبار حمل ولا قياس أداء.</w:t>
-      </w:r>
-    </w:p>
-    <w:p>
-      <w:pPr>
-        <w:bidi/>
-        <w:spacing w:after="60" w:before="0"/>
-      </w:pPr>
-    </w:p>
-    <w:p>
-      <w:pPr>
         <w:pStyle w:val="Heading1"/>
         <w:bidi/>
       </w:pPr>
-      <w:bookmarkStart w:name="_sec13" w:id="13"/>
+      <w:bookmarkStart w:name="_sec14" w:id="14"/>
       <w:r>
         <w:rPr>
           <w:rFonts w:ascii="Arial" w:cs="Arial" w:eastAsia="Arial" w:hAnsi="Arial"/>
@@ -12377,7 +13412,7 @@
         </w:rPr>
         <w:t xml:space="preserve">6. أنماط تصميم يحسن أن يعرفها المراجع</w:t>
       </w:r>
-      <w:bookmarkEnd w:id="13"/>
+      <w:bookmarkEnd w:id="14"/>
     </w:p>
     <w:tbl>
       <w:tblPr>
@@ -13673,7 +14708,7 @@
         <w:pStyle w:val="Heading1"/>
         <w:bidi/>
       </w:pPr>
-      <w:bookmarkStart w:name="_sec14" w:id="14"/>
+      <w:bookmarkStart w:name="_sec15" w:id="15"/>
       <w:r>
         <w:rPr>
           <w:rFonts w:ascii="Arial" w:cs="Arial" w:eastAsia="Arial" w:hAnsi="Arial"/>
@@ -13686,7 +14721,7 @@
         </w:rPr>
         <w:t xml:space="preserve">7. الحدود المعروفة والمؤجل</w:t>
       </w:r>
-      <w:bookmarkEnd w:id="14"/>
+      <w:bookmarkEnd w:id="15"/>
     </w:p>
     <w:tbl>
       <w:tblPr>
@@ -13937,7 +14972,7 @@
                 <w:szCs w:val="18"/>
                 <w:rtl/>
               </w:rPr>
-              <w:t xml:space="preserve">كود التطبيق غير مكتوب</w:t>
+              <w:t xml:space="preserve">كود التطبيق في أوله</w:t>
             </w:r>
           </w:p>
         </w:tc>
@@ -13973,7 +15008,7 @@
                 <w:szCs w:val="18"/>
                 <w:rtl/>
               </w:rPr>
-              <w:t xml:space="preserve">قواعد كثيرة في المواصفات يفرضها التطبيق. والقاعدة تفرض البنية والحالات والسلامة المرجعية والعزل</w:t>
+              <w:t xml:space="preserve">بُني مسار S0 الأول وحده؛ وقواعد كثيرة في المواصفات يفرضها التطبيق لم تُبنَ بعد. والقاعدة تفرض البنية والحالات والسلامة المرجعية والعزل. ومنتج KMS ومزوّد البريد لم يُختارا، فالمفاتيح الرئيسية محلية للتطوير والاختبار فقط</w:t>
             </w:r>
           </w:p>
         </w:tc>
@@ -14009,7 +15044,31 @@
                 <w:szCs w:val="18"/>
                 <w:rtl/>
               </w:rPr>
-              <w:t xml:space="preserve">المواصفات 10–14</w:t>
+              <w:t xml:space="preserve">المواصفات 10–14؛ </w:t>
+            </w:r>
+            <w:r>
+              <w:rPr>
+                <w:rFonts w:ascii="Courier New" w:cs="Courier New" w:eastAsia="Courier New" w:hAnsi="Courier New"/>
+                <w:b w:val="false"/>
+                <w:bCs w:val="false"/>
+                <w:color w:val="1F2937"/>
+                <w:sz w:val="16"/>
+                <w:szCs w:val="16"/>
+                <w:shd w:fill="F1F3F5" w:color="auto" w:val="clear"/>
+                <w:rtl/>
+              </w:rPr>
+              <w:t xml:space="preserve">‎docs/42‎</w:t>
+            </w:r>
+            <w:r>
+              <w:rPr>
+                <w:rFonts w:ascii="Arial" w:cs="Arial" w:eastAsia="Arial" w:hAnsi="Arial"/>
+                <w:b w:val="false"/>
+                <w:bCs w:val="false"/>
+                <w:sz w:val="18"/>
+                <w:szCs w:val="18"/>
+                <w:rtl/>
+              </w:rPr>
+              <w:t xml:space="preserve"> §8</w:t>
             </w:r>
           </w:p>
         </w:tc>
@@ -16012,7 +17071,7 @@
         <w:pStyle w:val="Heading1"/>
         <w:bidi/>
       </w:pPr>
-      <w:bookmarkStart w:name="_sec15" w:id="15"/>
+      <w:bookmarkStart w:name="_sec16" w:id="16"/>
       <w:r>
         <w:rPr>
           <w:rFonts w:ascii="Arial" w:cs="Arial" w:eastAsia="Arial" w:hAnsi="Arial"/>
@@ -16025,14 +17084,14 @@
         </w:rPr>
         <w:t xml:space="preserve">8. أسئلة نطلب رأي المراجع فيها</w:t>
       </w:r>
-      <w:bookmarkEnd w:id="15"/>
+      <w:bookmarkEnd w:id="16"/>
     </w:p>
     <w:p>
       <w:pPr>
         <w:pStyle w:val="ListParagraph"/>
         <w:numPr>
           <w:ilvl w:val="0"/>
-          <w:numId w:val="5"/>
+          <w:numId w:val="7"/>
         </w:numPr>
         <w:bidi/>
         <w:spacing w:after="70" w:before="0" w:line="300"/>
@@ -16065,7 +17124,7 @@
         <w:pStyle w:val="ListParagraph"/>
         <w:numPr>
           <w:ilvl w:val="0"/>
-          <w:numId w:val="5"/>
+          <w:numId w:val="7"/>
         </w:numPr>
         <w:bidi/>
         <w:spacing w:after="70" w:before="0" w:line="300"/>
@@ -16098,7 +17157,7 @@
         <w:pStyle w:val="ListParagraph"/>
         <w:numPr>
           <w:ilvl w:val="0"/>
-          <w:numId w:val="5"/>
+          <w:numId w:val="7"/>
         </w:numPr>
         <w:bidi/>
         <w:spacing w:after="70" w:before="0" w:line="300"/>
@@ -16155,7 +17214,7 @@
         <w:pStyle w:val="ListParagraph"/>
         <w:numPr>
           <w:ilvl w:val="0"/>
-          <w:numId w:val="5"/>
+          <w:numId w:val="7"/>
         </w:numPr>
         <w:bidi/>
         <w:spacing w:after="70" w:before="0" w:line="300"/>
@@ -16188,7 +17247,7 @@
         <w:pStyle w:val="ListParagraph"/>
         <w:numPr>
           <w:ilvl w:val="0"/>
-          <w:numId w:val="5"/>
+          <w:numId w:val="7"/>
         </w:numPr>
         <w:bidi/>
         <w:spacing w:after="70" w:before="0" w:line="300"/>
@@ -16245,7 +17304,7 @@
         <w:pStyle w:val="ListParagraph"/>
         <w:numPr>
           <w:ilvl w:val="0"/>
-          <w:numId w:val="5"/>
+          <w:numId w:val="7"/>
         </w:numPr>
         <w:bidi/>
         <w:spacing w:after="70" w:before="0" w:line="300"/>
@@ -16278,7 +17337,7 @@
         <w:pStyle w:val="ListParagraph"/>
         <w:numPr>
           <w:ilvl w:val="0"/>
-          <w:numId w:val="5"/>
+          <w:numId w:val="7"/>
         </w:numPr>
         <w:bidi/>
         <w:spacing w:after="70" w:before="0" w:line="300"/>
@@ -16311,7 +17370,7 @@
         <w:pStyle w:val="ListParagraph"/>
         <w:numPr>
           <w:ilvl w:val="0"/>
-          <w:numId w:val="5"/>
+          <w:numId w:val="7"/>
         </w:numPr>
         <w:bidi/>
         <w:spacing w:after="70" w:before="0" w:line="300"/>
@@ -16344,7 +17403,7 @@
         <w:pStyle w:val="ListParagraph"/>
         <w:numPr>
           <w:ilvl w:val="0"/>
-          <w:numId w:val="5"/>
+          <w:numId w:val="7"/>
         </w:numPr>
         <w:bidi/>
         <w:spacing w:after="70" w:before="0" w:line="300"/>
@@ -16377,7 +17436,7 @@
         <w:pStyle w:val="ListParagraph"/>
         <w:numPr>
           <w:ilvl w:val="0"/>
-          <w:numId w:val="5"/>
+          <w:numId w:val="7"/>
         </w:numPr>
         <w:bidi/>
         <w:spacing w:after="70" w:before="0" w:line="300"/>
@@ -16410,7 +17469,7 @@
         <w:pStyle w:val="ListParagraph"/>
         <w:numPr>
           <w:ilvl w:val="0"/>
-          <w:numId w:val="5"/>
+          <w:numId w:val="7"/>
         </w:numPr>
         <w:bidi/>
         <w:spacing w:after="70" w:before="0" w:line="300"/>
@@ -16488,6 +17547,39 @@
     </w:p>
     <w:p>
       <w:pPr>
+        <w:pStyle w:val="ListParagraph"/>
+        <w:numPr>
+          <w:ilvl w:val="0"/>
+          <w:numId w:val="7"/>
+        </w:numPr>
+        <w:bidi/>
+        <w:spacing w:after="70" w:before="0" w:line="300"/>
+      </w:pPr>
+      <w:r>
+        <w:rPr>
+          <w:rFonts w:ascii="Arial" w:cs="Arial" w:eastAsia="Arial" w:hAnsi="Arial"/>
+          <w:b/>
+          <w:bCs/>
+          <w:sz w:val="21"/>
+          <w:szCs w:val="21"/>
+          <w:rtl/>
+        </w:rPr>
+        <w:t xml:space="preserve">التطبيق (ADR 0040).</w:t>
+      </w:r>
+      <w:r>
+        <w:rPr>
+          <w:rFonts w:ascii="Arial" w:cs="Arial" w:eastAsia="Arial" w:hAnsi="Arial"/>
+          <w:b w:val="false"/>
+          <w:bCs w:val="false"/>
+          <w:sz w:val="21"/>
+          <w:szCs w:val="21"/>
+          <w:rtl/>
+        </w:rPr>
+        <w:t xml:space="preserve"> هل يكفي ربط الاتصال لكل طلب بقراءة المستخدم من سياق القاعدة، وإغلاق الاتصال آخر الطلب، مع إبقاء التجميع وإعادة ضبط الاتصال؟ وهل البيانات المرتبطة في الغلاف المشفّر كافية؟ وهل يصح حفظ السر المؤقت لضبط المصادقة في ملف تعريف ارتباط محمي بـ Data Protection عشر دقائق بدل القاعدة؟</w:t>
+      </w:r>
+    </w:p>
+    <w:p>
+      <w:pPr>
         <w:bidi/>
         <w:spacing w:after="60" w:before="0"/>
       </w:pPr>
@@ -16497,7 +17589,7 @@
         <w:pStyle w:val="Heading1"/>
         <w:bidi/>
       </w:pPr>
-      <w:bookmarkStart w:name="_sec16" w:id="16"/>
+      <w:bookmarkStart w:name="_sec17" w:id="17"/>
       <w:r>
         <w:rPr>
           <w:rFonts w:ascii="Arial" w:cs="Arial" w:eastAsia="Arial" w:hAnsi="Arial"/>
@@ -16510,7 +17602,7 @@
         </w:rPr>
         <w:t xml:space="preserve">9. طريقة إرسال النتائج</w:t>
       </w:r>
-      <w:bookmarkEnd w:id="16"/>
+      <w:bookmarkEnd w:id="17"/>
     </w:p>
     <w:p>
       <w:pPr>
@@ -16558,7 +17650,7 @@
         <w:pStyle w:val="ListParagraph"/>
         <w:numPr>
           <w:ilvl w:val="0"/>
-          <w:numId w:val="3"/>
+          <w:numId w:val="4"/>
         </w:numPr>
         <w:bidi/>
         <w:spacing w:after="70" w:before="0" w:line="300"/>
@@ -16617,7 +17709,7 @@
         <w:pStyle w:val="ListParagraph"/>
         <w:numPr>
           <w:ilvl w:val="0"/>
-          <w:numId w:val="3"/>
+          <w:numId w:val="4"/>
         </w:numPr>
         <w:bidi/>
         <w:spacing w:after="70" w:before="0" w:line="300"/>
@@ -16676,7 +17768,7 @@
         <w:pStyle w:val="ListParagraph"/>
         <w:numPr>
           <w:ilvl w:val="0"/>
-          <w:numId w:val="3"/>
+          <w:numId w:val="4"/>
         </w:numPr>
         <w:bidi/>
         <w:spacing w:after="70" w:before="0" w:line="300"/>
@@ -16711,7 +17803,7 @@
         <w:pStyle w:val="ListParagraph"/>
         <w:numPr>
           <w:ilvl w:val="0"/>
-          <w:numId w:val="3"/>
+          <w:numId w:val="4"/>
         </w:numPr>
         <w:bidi/>
         <w:spacing w:after="70" w:before="0" w:line="300"/>
@@ -16746,7 +17838,7 @@
         <w:pStyle w:val="ListParagraph"/>
         <w:numPr>
           <w:ilvl w:val="0"/>
-          <w:numId w:val="3"/>
+          <w:numId w:val="4"/>
         </w:numPr>
         <w:bidi/>
         <w:spacing w:after="70" w:before="0" w:line="300"/>
@@ -17210,6 +18302,66 @@
       </w:pPr>
     </w:lvl>
   </w:abstractNum>
+  <w:abstractNum w:abstractNumId="6" w15:restartNumberingAfterBreak="0">
+    <w:multiLevelType w:val="hybridMultilevel"/>
+    <w:lvl w:ilvl="0" w15:tentative="1">
+      <w:start w:val="1"/>
+      <w:numFmt w:val="decimal"/>
+      <w:lvlText w:val="%1."/>
+      <w:lvlJc w:val="left"/>
+      <w:pPr>
+        <w:ind w:left="574" w:hanging="340"/>
+      </w:pPr>
+    </w:lvl>
+    <w:lvl w:ilvl="1" w15:tentative="1">
+      <w:start w:val="1"/>
+      <w:numFmt w:val="decimal"/>
+      <w:lvlText w:val="%2."/>
+      <w:lvlJc w:val="left"/>
+      <w:pPr>
+        <w:ind w:left="1028" w:hanging="340"/>
+      </w:pPr>
+    </w:lvl>
+    <w:lvl w:ilvl="2" w15:tentative="1">
+      <w:start w:val="1"/>
+      <w:numFmt w:val="decimal"/>
+      <w:lvlText w:val="%3."/>
+      <w:lvlJc w:val="left"/>
+      <w:pPr>
+        <w:ind w:left="1482" w:hanging="340"/>
+      </w:pPr>
+    </w:lvl>
+  </w:abstractNum>
+  <w:abstractNum w:abstractNumId="7" w15:restartNumberingAfterBreak="0">
+    <w:multiLevelType w:val="hybridMultilevel"/>
+    <w:lvl w:ilvl="0" w15:tentative="1">
+      <w:start w:val="1"/>
+      <w:numFmt w:val="decimal"/>
+      <w:lvlText w:val="%1."/>
+      <w:lvlJc w:val="left"/>
+      <w:pPr>
+        <w:ind w:left="574" w:hanging="340"/>
+      </w:pPr>
+    </w:lvl>
+    <w:lvl w:ilvl="1" w15:tentative="1">
+      <w:start w:val="1"/>
+      <w:numFmt w:val="decimal"/>
+      <w:lvlText w:val="%2."/>
+      <w:lvlJc w:val="left"/>
+      <w:pPr>
+        <w:ind w:left="1028" w:hanging="340"/>
+      </w:pPr>
+    </w:lvl>
+    <w:lvl w:ilvl="2" w15:tentative="1">
+      <w:start w:val="1"/>
+      <w:numFmt w:val="decimal"/>
+      <w:lvlText w:val="%3."/>
+      <w:lvlJc w:val="left"/>
+      <w:pPr>
+        <w:ind w:left="1482" w:hanging="340"/>
+      </w:pPr>
+    </w:lvl>
+  </w:abstractNum>
   <w:num w:numId="1">
     <w:abstractNumId w:val="1"/>
     <w:lvlOverride w:ilvl="0">
@@ -17223,19 +18375,31 @@
     </w:lvlOverride>
   </w:num>
   <w:num w:numId="3">
-    <w:abstractNumId w:val="2"/>
+    <w:abstractNumId w:val="4"/>
     <w:lvlOverride w:ilvl="0">
       <w:startOverride w:val="1"/>
     </w:lvlOverride>
   </w:num>
   <w:num w:numId="4">
-    <w:abstractNumId w:val="4"/>
+    <w:abstractNumId w:val="2"/>
     <w:lvlOverride w:ilvl="0">
       <w:startOverride w:val="1"/>
     </w:lvlOverride>
   </w:num>
   <w:num w:numId="5">
     <w:abstractNumId w:val="5"/>
+    <w:lvlOverride w:ilvl="0">
+      <w:startOverride w:val="1"/>
+    </w:lvlOverride>
+  </w:num>
+  <w:num w:numId="6">
+    <w:abstractNumId w:val="6"/>
+    <w:lvlOverride w:ilvl="0">
+      <w:startOverride w:val="1"/>
+    </w:lvlOverride>
+  </w:num>
+  <w:num w:numId="7">
+    <w:abstractNumId w:val="7"/>
     <w:lvlOverride w:ilvl="0">
       <w:startOverride w:val="1"/>
     </w:lvlOverride>

--- a/treasury-platform/docs/33-EXTERNAL-REVIEW-PACKAGE.docx
+++ b/treasury-platform/docs/33-EXTERNAL-REVIEW-PACKAGE.docx
@@ -11741,7 +11741,7 @@
                 <w:szCs w:val="18"/>
                 <w:rtl/>
               </w:rPr>
-              <w:t xml:space="preserve">23 و12 و7 و6 و8 و2 و4 و4 و7 و7 و6</w:t>
+              <w:t xml:space="preserve">23 و14 و7 و7 و8 و2 و4 و4 و7 و7 و6</w:t>
             </w:r>
           </w:p>
         </w:tc>
@@ -12795,7 +12795,7 @@
           <w:szCs w:val="21"/>
           <w:rtl/>
         </w:rPr>
-        <w:t xml:space="preserve">) وNode.js 22. ويعمل السكربت على هذا الترتيب:</w:t>
+        <w:t xml:space="preserve">) وNode.js 22 وOpenSSL. ويعمل السكربت على هذا الترتيب:</w:t>
       </w:r>
     </w:p>
     <w:p>
@@ -12817,7 +12817,7 @@
           <w:szCs w:val="21"/>
           <w:rtl/>
         </w:rPr>
-        <w:t xml:space="preserve">يبني الحل ويشغّل اختبارات الوحدة الـ32.</w:t>
+        <w:t xml:space="preserve">يبني الحل ويشغّل اختبارات الوحدة الـ38.</w:t>
       </w:r>
     </w:p>
     <w:p>
@@ -12883,30 +12883,7 @@
           <w:szCs w:val="21"/>
           <w:rtl/>
         </w:rPr>
-        <w:t xml:space="preserve">يشغّل اختبار التكامل على القاعدة، ثم يحذف الحسابات.</w:t>
-      </w:r>
-    </w:p>
-    <w:p>
-      <w:pPr>
-        <w:bidi/>
-        <w:spacing w:after="60" w:before="0"/>
-      </w:pPr>
-    </w:p>
-    <w:p>
-      <w:pPr>
-        <w:bidi/>
-        <w:spacing w:after="110" w:before="0" w:line="312"/>
-      </w:pPr>
-      <w:r>
-        <w:rPr>
-          <w:rFonts w:ascii="Arial" w:cs="Arial" w:eastAsia="Arial" w:hAnsi="Arial"/>
-          <w:b w:val="false"/>
-          <w:bCs w:val="false"/>
-          <w:sz w:val="21"/>
-          <w:szCs w:val="21"/>
-          <w:rtl/>
-        </w:rPr>
-        <w:t xml:space="preserve">وينتهي بـ «application CI passed». ويحتاج اختبار التكامل قاعدة لم يُنشأ فيها مشغّل بعد، كالتي ينشرها </w:t>
+        <w:t xml:space="preserve">يشغّل اختبار المتصفح (</w:t>
       </w:r>
       <w:r>
         <w:rPr>
@@ -12919,6 +12896,75 @@
           <w:shd w:fill="F1F3F5" w:color="auto" w:val="clear"/>
           <w:rtl/>
         </w:rPr>
+        <w:t xml:space="preserve">‎tools/ci/e2e.sh‎</w:t>
+      </w:r>
+      <w:r>
+        <w:rPr>
+          <w:rFonts w:ascii="Arial" w:cs="Arial" w:eastAsia="Arial" w:hAnsi="Arial"/>
+          <w:b w:val="false"/>
+          <w:bCs w:val="false"/>
+          <w:sz w:val="21"/>
+          <w:szCs w:val="21"/>
+          <w:rtl/>
+        </w:rPr>
+        <w:t xml:space="preserve">). يشغّل الواجهة والعامل على HTTPS بشهادة مؤقتة، ثم يمر Chromium بمسار الخروج من S0 كاملًا.</w:t>
+      </w:r>
+    </w:p>
+    <w:p>
+      <w:pPr>
+        <w:pStyle w:val="ListParagraph"/>
+        <w:numPr>
+          <w:ilvl w:val="0"/>
+          <w:numId w:val="5"/>
+        </w:numPr>
+        <w:bidi/>
+        <w:spacing w:after="70" w:before="0" w:line="300"/>
+      </w:pPr>
+      <w:r>
+        <w:rPr>
+          <w:rFonts w:ascii="Arial" w:cs="Arial" w:eastAsia="Arial" w:hAnsi="Arial"/>
+          <w:b w:val="false"/>
+          <w:bCs w:val="false"/>
+          <w:sz w:val="21"/>
+          <w:szCs w:val="21"/>
+          <w:rtl/>
+        </w:rPr>
+        <w:t xml:space="preserve">يشغّل اختبارات التكامل الـ14 على القاعدة، ثم يحذف الحسابات.</w:t>
+      </w:r>
+    </w:p>
+    <w:p>
+      <w:pPr>
+        <w:bidi/>
+        <w:spacing w:after="60" w:before="0"/>
+      </w:pPr>
+    </w:p>
+    <w:p>
+      <w:pPr>
+        <w:bidi/>
+        <w:spacing w:after="110" w:before="0" w:line="312"/>
+      </w:pPr>
+      <w:r>
+        <w:rPr>
+          <w:rFonts w:ascii="Arial" w:cs="Arial" w:eastAsia="Arial" w:hAnsi="Arial"/>
+          <w:b w:val="false"/>
+          <w:bCs w:val="false"/>
+          <w:sz w:val="21"/>
+          <w:szCs w:val="21"/>
+          <w:rtl/>
+        </w:rPr>
+        <w:t xml:space="preserve">وينتهي بـ «application CI passed». ويحتاج السكربت قاعدة لم يُنشأ فيها مشغّل بعد، كالتي ينشرها </w:t>
+      </w:r>
+      <w:r>
+        <w:rPr>
+          <w:rFonts w:ascii="Courier New" w:cs="Courier New" w:eastAsia="Courier New" w:hAnsi="Courier New"/>
+          <w:b w:val="false"/>
+          <w:bCs w:val="false"/>
+          <w:color w:val="1F2937"/>
+          <w:sz w:val="18"/>
+          <w:szCs w:val="18"/>
+          <w:shd w:fill="F1F3F5" w:color="auto" w:val="clear"/>
+          <w:rtl/>
+        </w:rPr>
         <w:t xml:space="preserve">‎db_ci.sh‎</w:t>
       </w:r>
       <w:r>
@@ -12930,7 +12976,31 @@
           <w:szCs w:val="21"/>
           <w:rtl/>
         </w:rPr>
-        <w:t xml:space="preserve">.</w:t>
+        <w:t xml:space="preserve">. وإن لم يكن Chromium مثبتًا في </w:t>
+      </w:r>
+      <w:r>
+        <w:rPr>
+          <w:rFonts w:ascii="Courier New" w:cs="Courier New" w:eastAsia="Courier New" w:hAnsi="Courier New"/>
+          <w:b w:val="false"/>
+          <w:bCs w:val="false"/>
+          <w:color w:val="1F2937"/>
+          <w:sz w:val="18"/>
+          <w:szCs w:val="18"/>
+          <w:shd w:fill="F1F3F5" w:color="auto" w:val="clear"/>
+          <w:rtl/>
+        </w:rPr>
+        <w:t xml:space="preserve">‎/opt/pw-browsers‎</w:t>
+      </w:r>
+      <w:r>
+        <w:rPr>
+          <w:rFonts w:ascii="Arial" w:cs="Arial" w:eastAsia="Arial" w:hAnsi="Arial"/>
+          <w:b w:val="false"/>
+          <w:bCs w:val="false"/>
+          <w:sz w:val="21"/>
+          <w:szCs w:val="21"/>
+          <w:rtl/>
+        </w:rPr>
+        <w:t xml:space="preserve"> نزّله Playwright.</w:t>
       </w:r>
     </w:p>
     <w:p>

--- a/treasury-platform/docs/33-EXTERNAL-REVIEW-PACKAGE.docx
+++ b/treasury-platform/docs/33-EXTERNAL-REVIEW-PACKAGE.docx
@@ -1088,7 +1088,7 @@
           <w:szCs w:val="21"/>
           <w:rtl/>
         </w:rPr>
-        <w:t xml:space="preserve">أحدث تغيير: بدء المرحلة الثانية، بناء التطبيق (2026-10-21، </w:t>
+        <w:t xml:space="preserve">أحدث تغيير: بناء الشريحة S1 (2026-10-22، </w:t>
       </w:r>
       <w:r>
         <w:rPr>
@@ -1101,7 +1101,7 @@
           <w:shd w:fill="F1F3F5" w:color="auto" w:val="clear"/>
           <w:rtl/>
         </w:rPr>
-        <w:t xml:space="preserve">‎docs/42-phase2-s0-build.md‎</w:t>
+        <w:t xml:space="preserve">‎docs/43-phase2-s1-build.md‎</w:t>
       </w:r>
       <w:r>
         <w:rPr>
@@ -1112,18 +1112,18 @@
           <w:szCs w:val="21"/>
           <w:rtl/>
         </w:rPr>
-        <w:t xml:space="preserve">، ADR 0040، قرار المالك 37).</w:t>
-      </w:r>
-      <w:r>
-        <w:rPr>
-          <w:rFonts w:ascii="Arial" w:cs="Arial" w:eastAsia="Arial" w:hAnsi="Arial"/>
-          <w:b w:val="false"/>
-          <w:bCs w:val="false"/>
-          <w:sz w:val="21"/>
-          <w:szCs w:val="21"/>
-          <w:rtl/>
-        </w:rPr>
-        <w:t xml:space="preserve"> الواجهة الأمامية React مع TypeScript، والخادم .NET 10. وأول ما بُني مسار الخروج من S0 (AC-PLT-5):</w:t>
+        <w:t xml:space="preserve">، ADR 0041، الطلب 38).</w:t>
+      </w:r>
+      <w:r>
+        <w:rPr>
+          <w:rFonts w:ascii="Arial" w:cs="Arial" w:eastAsia="Arial" w:hAnsi="Arial"/>
+          <w:b w:val="false"/>
+          <w:bCs w:val="false"/>
+          <w:sz w:val="21"/>
+          <w:szCs w:val="21"/>
+          <w:rtl/>
+        </w:rPr>
+        <w:t xml:space="preserve"> بُنيت S1 في ست دفعات، وكتبها وكيل ذكاء اصطناعي:</w:t>
       </w:r>
     </w:p>
     <w:p>
@@ -1145,7 +1145,7 @@
           <w:szCs w:val="21"/>
           <w:rtl/>
         </w:rPr>
-        <w:t xml:space="preserve">ينشئ المشغّل مشتركًا بتحقق إضافي برمز جديد.</w:t>
+        <w:t xml:space="preserve">الكتالوجات وحزم البذور ومحمّلها، وحماية الكتالوجات في القاعدة (060).</w:t>
       </w:r>
     </w:p>
     <w:p>
@@ -1167,7 +1167,7 @@
           <w:szCs w:val="21"/>
           <w:rtl/>
         </w:rPr>
-        <w:t xml:space="preserve">يجهّزه عامل المهام: المفاتيح، والأدوار الثمانية، ودعوة المدير الأول بالبريد.</w:t>
+        <w:t xml:space="preserve">مخزن المستندات المشفّر والشركات بجهاتها المرآة.</w:t>
       </w:r>
     </w:p>
     <w:p>
@@ -1176,6 +1176,403 @@
         <w:numPr>
           <w:ilvl w:val="0"/>
           <w:numId w:val="3"/>
+        </w:numPr>
+        <w:bidi/>
+        <w:spacing w:after="70" w:before="0" w:line="300"/>
+      </w:pPr>
+      <w:r>
+        <w:rPr>
+          <w:rFonts w:ascii="Arial" w:cs="Arial" w:eastAsia="Arial" w:hAnsi="Arial"/>
+          <w:b w:val="false"/>
+          <w:bCs w:val="false"/>
+          <w:sz w:val="21"/>
+          <w:szCs w:val="21"/>
+          <w:rtl/>
+        </w:rPr>
+        <w:t xml:space="preserve">الأشخاص والجهات: أرقام هوية مشفّرة ومقنّعة وفهرس أعمى وكشف مسجَّل ودمج.</w:t>
+      </w:r>
+    </w:p>
+    <w:p>
+      <w:pPr>
+        <w:pStyle w:val="ListParagraph"/>
+        <w:numPr>
+          <w:ilvl w:val="0"/>
+          <w:numId w:val="3"/>
+        </w:numPr>
+        <w:bidi/>
+        <w:spacing w:after="70" w:before="0" w:line="300"/>
+      </w:pPr>
+      <w:r>
+        <w:rPr>
+          <w:rFonts w:ascii="Arial" w:cs="Arial" w:eastAsia="Arial" w:hAnsi="Arial"/>
+          <w:b w:val="false"/>
+          <w:bCs w:val="false"/>
+          <w:sz w:val="21"/>
+          <w:szCs w:val="21"/>
+          <w:rtl/>
+        </w:rPr>
+        <w:t xml:space="preserve">البنوك وجهات الاتصال والعلاقات ومعالج إعداد البنك، والحسابات بآيبان مشفّر مقنّع، وأسعار الأساس.</w:t>
+      </w:r>
+    </w:p>
+    <w:p>
+      <w:pPr>
+        <w:pStyle w:val="ListParagraph"/>
+        <w:numPr>
+          <w:ilvl w:val="0"/>
+          <w:numId w:val="3"/>
+        </w:numPr>
+        <w:bidi/>
+        <w:spacing w:after="70" w:before="0" w:line="300"/>
+      </w:pPr>
+      <w:r>
+        <w:rPr>
+          <w:rFonts w:ascii="Arial" w:cs="Arial" w:eastAsia="Arial" w:hAnsi="Arial"/>
+          <w:b w:val="false"/>
+          <w:bCs w:val="false"/>
+          <w:sz w:val="21"/>
+          <w:szCs w:val="21"/>
+          <w:rtl/>
+        </w:rPr>
+        <w:t xml:space="preserve">الإشعارات: مستهلك لصندوق الصادر، وتنبيهات الانتهاء، والأحداث الأمنية (ومنها القفل من القاعدة)، والجرس والتفضيلات، وحزمة NTF.BASE الإصدار 2.</w:t>
+      </w:r>
+    </w:p>
+    <w:p>
+      <w:pPr>
+        <w:pStyle w:val="ListParagraph"/>
+        <w:numPr>
+          <w:ilvl w:val="0"/>
+          <w:numId w:val="3"/>
+        </w:numPr>
+        <w:bidi/>
+        <w:spacing w:after="70" w:before="0" w:line="300"/>
+      </w:pPr>
+      <w:r>
+        <w:rPr>
+          <w:rFonts w:ascii="Arial" w:cs="Arial" w:eastAsia="Arial" w:hAnsi="Arial"/>
+          <w:b w:val="false"/>
+          <w:bCs w:val="false"/>
+          <w:sz w:val="21"/>
+          <w:szCs w:val="21"/>
+          <w:rtl/>
+        </w:rPr>
+        <w:t xml:space="preserve">مسارا الخروج AC-INS-1 وAC-ORG-6 في اختبارات التكامل وفي المتصفح.</w:t>
+      </w:r>
+    </w:p>
+    <w:p>
+      <w:pPr>
+        <w:bidi/>
+        <w:spacing w:after="60" w:before="0"/>
+      </w:pPr>
+    </w:p>
+    <w:p>
+      <w:pPr>
+        <w:bidi/>
+        <w:spacing w:after="110" w:before="0" w:line="312"/>
+      </w:pPr>
+      <w:r>
+        <w:rPr>
+          <w:rFonts w:ascii="Arial" w:cs="Arial" w:eastAsia="Arial" w:hAnsi="Arial"/>
+          <w:b w:val="false"/>
+          <w:bCs w:val="false"/>
+          <w:sz w:val="21"/>
+          <w:szCs w:val="21"/>
+          <w:rtl/>
+        </w:rPr>
+        <w:t xml:space="preserve">ويرحب الفريق بأن يتحقق الخبير من:</w:t>
+      </w:r>
+    </w:p>
+    <w:p>
+      <w:pPr>
+        <w:pStyle w:val="ListParagraph"/>
+        <w:numPr>
+          <w:ilvl w:val="0"/>
+          <w:numId w:val="4"/>
+        </w:numPr>
+        <w:bidi/>
+        <w:spacing w:after="70" w:before="0" w:line="300"/>
+      </w:pPr>
+      <w:r>
+        <w:rPr>
+          <w:rFonts w:ascii="Arial" w:cs="Arial" w:eastAsia="Arial" w:hAnsi="Arial"/>
+          <w:b w:val="false"/>
+          <w:bCs w:val="false"/>
+          <w:sz w:val="21"/>
+          <w:szCs w:val="21"/>
+          <w:rtl/>
+        </w:rPr>
+        <w:t xml:space="preserve">المعاملة الواحدة لمعالج البنك وتشغيله التجريبي الذي يتراجع (</w:t>
+      </w:r>
+      <w:r>
+        <w:rPr>
+          <w:rFonts w:ascii="Courier New" w:cs="Courier New" w:eastAsia="Courier New" w:hAnsi="Courier New"/>
+          <w:b w:val="false"/>
+          <w:bCs w:val="false"/>
+          <w:color w:val="1F2937"/>
+          <w:sz w:val="18"/>
+          <w:szCs w:val="18"/>
+          <w:shd w:fill="F1F3F5" w:color="auto" w:val="clear"/>
+          <w:rtl/>
+        </w:rPr>
+        <w:t xml:space="preserve">‎InstitutionEndpoints.BankSetupAsync‎</w:t>
+      </w:r>
+      <w:r>
+        <w:rPr>
+          <w:rFonts w:ascii="Arial" w:cs="Arial" w:eastAsia="Arial" w:hAnsi="Arial"/>
+          <w:b w:val="false"/>
+          <w:bCs w:val="false"/>
+          <w:sz w:val="21"/>
+          <w:szCs w:val="21"/>
+          <w:rtl/>
+        </w:rPr>
+        <w:t xml:space="preserve">)؛</w:t>
+      </w:r>
+    </w:p>
+    <w:p>
+      <w:pPr>
+        <w:pStyle w:val="ListParagraph"/>
+        <w:numPr>
+          <w:ilvl w:val="0"/>
+          <w:numId w:val="4"/>
+        </w:numPr>
+        <w:bidi/>
+        <w:spacing w:after="70" w:before="0" w:line="300"/>
+      </w:pPr>
+      <w:r>
+        <w:rPr>
+          <w:rFonts w:ascii="Arial" w:cs="Arial" w:eastAsia="Arial" w:hAnsi="Arial"/>
+          <w:b w:val="false"/>
+          <w:bCs w:val="false"/>
+          <w:sz w:val="21"/>
+          <w:szCs w:val="21"/>
+          <w:rtl/>
+        </w:rPr>
+        <w:t xml:space="preserve">حل المستلمين ونطاق الشركة ومنع التكرار في الإشعارات (</w:t>
+      </w:r>
+      <w:r>
+        <w:rPr>
+          <w:rFonts w:ascii="Courier New" w:cs="Courier New" w:eastAsia="Courier New" w:hAnsi="Courier New"/>
+          <w:b w:val="false"/>
+          <w:bCs w:val="false"/>
+          <w:color w:val="1F2937"/>
+          <w:sz w:val="18"/>
+          <w:szCs w:val="18"/>
+          <w:shd w:fill="F1F3F5" w:color="auto" w:val="clear"/>
+          <w:rtl/>
+        </w:rPr>
+        <w:t xml:space="preserve">‎Notifier.ConsumeAsync‎</w:t>
+      </w:r>
+      <w:r>
+        <w:rPr>
+          <w:rFonts w:ascii="Arial" w:cs="Arial" w:eastAsia="Arial" w:hAnsi="Arial"/>
+          <w:b w:val="false"/>
+          <w:bCs w:val="false"/>
+          <w:sz w:val="21"/>
+          <w:szCs w:val="21"/>
+          <w:rtl/>
+        </w:rPr>
+        <w:t xml:space="preserve">)؛</w:t>
+      </w:r>
+    </w:p>
+    <w:p>
+      <w:pPr>
+        <w:pStyle w:val="ListParagraph"/>
+        <w:numPr>
+          <w:ilvl w:val="0"/>
+          <w:numId w:val="4"/>
+        </w:numPr>
+        <w:bidi/>
+        <w:spacing w:after="70" w:before="0" w:line="300"/>
+      </w:pPr>
+      <w:r>
+        <w:rPr>
+          <w:rFonts w:ascii="Arial" w:cs="Arial" w:eastAsia="Arial" w:hAnsi="Arial"/>
+          <w:b w:val="false"/>
+          <w:bCs w:val="false"/>
+          <w:sz w:val="21"/>
+          <w:szCs w:val="21"/>
+          <w:rtl/>
+        </w:rPr>
+        <w:t xml:space="preserve">عتبات تنبيه الانتهاء وإعادتها عند التجديد (</w:t>
+      </w:r>
+      <w:r>
+        <w:rPr>
+          <w:rFonts w:ascii="Courier New" w:cs="Courier New" w:eastAsia="Courier New" w:hAnsi="Courier New"/>
+          <w:b w:val="false"/>
+          <w:bCs w:val="false"/>
+          <w:color w:val="1F2937"/>
+          <w:sz w:val="18"/>
+          <w:szCs w:val="18"/>
+          <w:shd w:fill="F1F3F5" w:color="auto" w:val="clear"/>
+          <w:rtl/>
+        </w:rPr>
+        <w:t xml:space="preserve">‎ExpiryAlertJob‎</w:t>
+      </w:r>
+      <w:r>
+        <w:rPr>
+          <w:rFonts w:ascii="Arial" w:cs="Arial" w:eastAsia="Arial" w:hAnsi="Arial"/>
+          <w:b w:val="false"/>
+          <w:bCs w:val="false"/>
+          <w:sz w:val="21"/>
+          <w:szCs w:val="21"/>
+          <w:rtl/>
+        </w:rPr>
+        <w:t xml:space="preserve">)؛</w:t>
+      </w:r>
+    </w:p>
+    <w:p>
+      <w:pPr>
+        <w:pStyle w:val="ListParagraph"/>
+        <w:numPr>
+          <w:ilvl w:val="0"/>
+          <w:numId w:val="4"/>
+        </w:numPr>
+        <w:bidi/>
+        <w:spacing w:after="70" w:before="0" w:line="300"/>
+      </w:pPr>
+      <w:r>
+        <w:rPr>
+          <w:rFonts w:ascii="Arial" w:cs="Arial" w:eastAsia="Arial" w:hAnsi="Arial"/>
+          <w:b w:val="false"/>
+          <w:bCs w:val="false"/>
+          <w:sz w:val="21"/>
+          <w:szCs w:val="21"/>
+          <w:rtl/>
+        </w:rPr>
+        <w:t xml:space="preserve">افتراضات S1 التي تنتظر تأكيد المالك (</w:t>
+      </w:r>
+      <w:r>
+        <w:rPr>
+          <w:rFonts w:ascii="Courier New" w:cs="Courier New" w:eastAsia="Courier New" w:hAnsi="Courier New"/>
+          <w:b w:val="false"/>
+          <w:bCs w:val="false"/>
+          <w:color w:val="1F2937"/>
+          <w:sz w:val="18"/>
+          <w:szCs w:val="18"/>
+          <w:shd w:fill="F1F3F5" w:color="auto" w:val="clear"/>
+          <w:rtl/>
+        </w:rPr>
+        <w:t xml:space="preserve">‎docs/43‎</w:t>
+      </w:r>
+      <w:r>
+        <w:rPr>
+          <w:rFonts w:ascii="Arial" w:cs="Arial" w:eastAsia="Arial" w:hAnsi="Arial"/>
+          <w:b w:val="false"/>
+          <w:bCs w:val="false"/>
+          <w:sz w:val="21"/>
+          <w:szCs w:val="21"/>
+          <w:rtl/>
+        </w:rPr>
+        <w:t xml:space="preserve"> §4).</w:t>
+      </w:r>
+    </w:p>
+    <w:p>
+      <w:pPr>
+        <w:bidi/>
+        <w:spacing w:after="60" w:before="0"/>
+      </w:pPr>
+    </w:p>
+    <w:p>
+      <w:pPr>
+        <w:bidi/>
+        <w:spacing w:after="110" w:before="0" w:line="312"/>
+      </w:pPr>
+      <w:r>
+        <w:rPr>
+          <w:rFonts w:ascii="Arial" w:cs="Arial" w:eastAsia="Arial" w:hAnsi="Arial"/>
+          <w:b/>
+          <w:bCs/>
+          <w:sz w:val="21"/>
+          <w:szCs w:val="21"/>
+          <w:rtl/>
+        </w:rPr>
+        <w:t xml:space="preserve">التغيير السابق: بدء المرحلة الثانية، بناء التطبيق (2026-10-21، </w:t>
+      </w:r>
+      <w:r>
+        <w:rPr>
+          <w:rFonts w:ascii="Courier New" w:cs="Courier New" w:eastAsia="Courier New" w:hAnsi="Courier New"/>
+          <w:b/>
+          <w:bCs/>
+          <w:color w:val="1F2937"/>
+          <w:sz w:val="18"/>
+          <w:szCs w:val="18"/>
+          <w:shd w:fill="F1F3F5" w:color="auto" w:val="clear"/>
+          <w:rtl/>
+        </w:rPr>
+        <w:t xml:space="preserve">‎docs/42-phase2-s0-build.md‎</w:t>
+      </w:r>
+      <w:r>
+        <w:rPr>
+          <w:rFonts w:ascii="Arial" w:cs="Arial" w:eastAsia="Arial" w:hAnsi="Arial"/>
+          <w:b/>
+          <w:bCs/>
+          <w:sz w:val="21"/>
+          <w:szCs w:val="21"/>
+          <w:rtl/>
+        </w:rPr>
+        <w:t xml:space="preserve">، ADR 0040، قرار المالك 37).</w:t>
+      </w:r>
+      <w:r>
+        <w:rPr>
+          <w:rFonts w:ascii="Arial" w:cs="Arial" w:eastAsia="Arial" w:hAnsi="Arial"/>
+          <w:b w:val="false"/>
+          <w:bCs w:val="false"/>
+          <w:sz w:val="21"/>
+          <w:szCs w:val="21"/>
+          <w:rtl/>
+        </w:rPr>
+        <w:t xml:space="preserve"> الواجهة الأمامية React مع TypeScript، والخادم .NET 10. وأول ما بُني مسار الخروج من S0 (AC-PLT-5):</w:t>
+      </w:r>
+    </w:p>
+    <w:p>
+      <w:pPr>
+        <w:pStyle w:val="ListParagraph"/>
+        <w:numPr>
+          <w:ilvl w:val="0"/>
+          <w:numId w:val="5"/>
+        </w:numPr>
+        <w:bidi/>
+        <w:spacing w:after="70" w:before="0" w:line="300"/>
+      </w:pPr>
+      <w:r>
+        <w:rPr>
+          <w:rFonts w:ascii="Arial" w:cs="Arial" w:eastAsia="Arial" w:hAnsi="Arial"/>
+          <w:b w:val="false"/>
+          <w:bCs w:val="false"/>
+          <w:sz w:val="21"/>
+          <w:szCs w:val="21"/>
+          <w:rtl/>
+        </w:rPr>
+        <w:t xml:space="preserve">ينشئ المشغّل مشتركًا بتحقق إضافي برمز جديد.</w:t>
+      </w:r>
+    </w:p>
+    <w:p>
+      <w:pPr>
+        <w:pStyle w:val="ListParagraph"/>
+        <w:numPr>
+          <w:ilvl w:val="0"/>
+          <w:numId w:val="5"/>
+        </w:numPr>
+        <w:bidi/>
+        <w:spacing w:after="70" w:before="0" w:line="300"/>
+      </w:pPr>
+      <w:r>
+        <w:rPr>
+          <w:rFonts w:ascii="Arial" w:cs="Arial" w:eastAsia="Arial" w:hAnsi="Arial"/>
+          <w:b w:val="false"/>
+          <w:bCs w:val="false"/>
+          <w:sz w:val="21"/>
+          <w:szCs w:val="21"/>
+          <w:rtl/>
+        </w:rPr>
+        <w:t xml:space="preserve">يجهّزه عامل المهام: المفاتيح، والأدوار الثمانية، ودعوة المدير الأول بالبريد.</w:t>
+      </w:r>
+    </w:p>
+    <w:p>
+      <w:pPr>
+        <w:pStyle w:val="ListParagraph"/>
+        <w:numPr>
+          <w:ilvl w:val="0"/>
+          <w:numId w:val="5"/>
         </w:numPr>
         <w:bidi/>
         <w:spacing w:after="70" w:before="0" w:line="300"/>
@@ -6131,7 +6528,7 @@
                 <w:shd w:fill="F1F3F5" w:color="auto" w:val="clear"/>
                 <w:rtl/>
               </w:rPr>
-              <w:t xml:space="preserve">‎docs/adr/0001…0040‎</w:t>
+              <w:t xml:space="preserve">‎docs/adr/0001…0041‎</w:t>
             </w:r>
           </w:p>
         </w:tc>
@@ -6259,7 +6656,7 @@
                 <w:szCs w:val="18"/>
                 <w:rtl/>
               </w:rPr>
-              <w:t xml:space="preserve">؛ والتقرير </w:t>
+              <w:t xml:space="preserve">؛ والتقريران </w:t>
             </w:r>
             <w:r>
               <w:rPr>
@@ -6283,7 +6680,7 @@
                 <w:szCs w:val="18"/>
                 <w:rtl/>
               </w:rPr>
-              <w:t xml:space="preserve">؛ Word: </w:t>
+              <w:t xml:space="preserve"> و</w:t>
             </w:r>
             <w:r>
               <w:rPr>
@@ -6296,34 +6693,19 @@
                 <w:shd w:fill="F1F3F5" w:color="auto" w:val="clear"/>
                 <w:rtl/>
               </w:rPr>
-              <w:t xml:space="preserve">‎docs/42-PHASE2-S0-BUILD.docx‎</w:t>
-            </w:r>
-          </w:p>
-        </w:tc>
-        <w:tc>
-          <w:tcPr>
-            <w:tcW w:type="dxa" w:w="3875"/>
-            <w:tcBorders>
-              <w:top w:val="single" w:color="BFC9D6" w:sz="4"/>
-              <w:left w:val="single" w:color="BFC9D6" w:sz="4"/>
-              <w:bottom w:val="single" w:color="BFC9D6" w:sz="4"/>
-              <w:right w:val="single" w:color="BFC9D6" w:sz="4"/>
-            </w:tcBorders>
-            <w:shd w:fill="F5F8FC" w:color="auto" w:val="clear"/>
-            <w:tcMar>
-              <w:top w:type="dxa" w:w="50"/>
-              <w:left w:type="dxa" w:w="90"/>
-              <w:bottom w:type="dxa" w:w="50"/>
-              <w:right w:type="dxa" w:w="90"/>
-            </w:tcMar>
-            <w:vAlign w:val="top"/>
-          </w:tcPr>
-          <w:p>
-            <w:pPr>
-              <w:keepNext w:val="false"/>
-              <w:bidi/>
-              <w:spacing w:after="30" w:before="30" w:line="264"/>
-            </w:pPr>
+              <w:t xml:space="preserve">‎docs/43-phase2-s1-build.md‎</w:t>
+            </w:r>
+            <w:r>
+              <w:rPr>
+                <w:rFonts w:ascii="Arial" w:cs="Arial" w:eastAsia="Arial" w:hAnsi="Arial"/>
+                <w:b w:val="false"/>
+                <w:bCs w:val="false"/>
+                <w:sz w:val="18"/>
+                <w:szCs w:val="18"/>
+                <w:rtl/>
+              </w:rPr>
+              <w:t xml:space="preserve">؛ Word: </w:t>
+            </w:r>
             <w:r>
               <w:rPr>
                 <w:rFonts w:ascii="Courier New" w:cs="Courier New" w:eastAsia="Courier New" w:hAnsi="Courier New"/>
@@ -6335,7 +6717,7 @@
                 <w:shd w:fill="F1F3F5" w:color="auto" w:val="clear"/>
                 <w:rtl/>
               </w:rPr>
-              <w:t xml:space="preserve">‎BankFas.Core‎</w:t>
+              <w:t xml:space="preserve">‎docs/42-PHASE2-S0-BUILD.docx‎</w:t>
             </w:r>
             <w:r>
               <w:rPr>
@@ -6359,19 +6741,34 @@
                 <w:shd w:fill="F1F3F5" w:color="auto" w:val="clear"/>
                 <w:rtl/>
               </w:rPr>
-              <w:t xml:space="preserve">‎BankFas.Data‎</w:t>
-            </w:r>
-            <w:r>
-              <w:rPr>
-                <w:rFonts w:ascii="Arial" w:cs="Arial" w:eastAsia="Arial" w:hAnsi="Arial"/>
-                <w:b w:val="false"/>
-                <w:bCs w:val="false"/>
-                <w:sz w:val="18"/>
-                <w:szCs w:val="18"/>
-                <w:rtl/>
-              </w:rPr>
-              <w:t xml:space="preserve"> و</w:t>
-            </w:r>
+              <w:t xml:space="preserve">‎docs/43-PHASE2-S1-BUILD.docx‎</w:t>
+            </w:r>
+          </w:p>
+        </w:tc>
+        <w:tc>
+          <w:tcPr>
+            <w:tcW w:type="dxa" w:w="3875"/>
+            <w:tcBorders>
+              <w:top w:val="single" w:color="BFC9D6" w:sz="4"/>
+              <w:left w:val="single" w:color="BFC9D6" w:sz="4"/>
+              <w:bottom w:val="single" w:color="BFC9D6" w:sz="4"/>
+              <w:right w:val="single" w:color="BFC9D6" w:sz="4"/>
+            </w:tcBorders>
+            <w:shd w:fill="F5F8FC" w:color="auto" w:val="clear"/>
+            <w:tcMar>
+              <w:top w:type="dxa" w:w="50"/>
+              <w:left w:type="dxa" w:w="90"/>
+              <w:bottom w:type="dxa" w:w="50"/>
+              <w:right w:type="dxa" w:w="90"/>
+            </w:tcMar>
+            <w:vAlign w:val="top"/>
+          </w:tcPr>
+          <w:p>
+            <w:pPr>
+              <w:keepNext w:val="false"/>
+              <w:bidi/>
+              <w:spacing w:after="30" w:before="30" w:line="264"/>
+            </w:pPr>
             <w:r>
               <w:rPr>
                 <w:rFonts w:ascii="Courier New" w:cs="Courier New" w:eastAsia="Courier New" w:hAnsi="Courier New"/>
@@ -6383,7 +6780,7 @@
                 <w:shd w:fill="F1F3F5" w:color="auto" w:val="clear"/>
                 <w:rtl/>
               </w:rPr>
-              <w:t xml:space="preserve">‎BankFas.Api‎</w:t>
+              <w:t xml:space="preserve">‎BankFas.Core‎</w:t>
             </w:r>
             <w:r>
               <w:rPr>
@@ -6407,7 +6804,7 @@
                 <w:shd w:fill="F1F3F5" w:color="auto" w:val="clear"/>
                 <w:rtl/>
               </w:rPr>
-              <w:t xml:space="preserve">‎BankFas.Worker‎</w:t>
+              <w:t xml:space="preserve">‎BankFas.Data‎</w:t>
             </w:r>
             <w:r>
               <w:rPr>
@@ -6431,6 +6828,54 @@
                 <w:shd w:fill="F1F3F5" w:color="auto" w:val="clear"/>
                 <w:rtl/>
               </w:rPr>
+              <w:t xml:space="preserve">‎BankFas.Api‎</w:t>
+            </w:r>
+            <w:r>
+              <w:rPr>
+                <w:rFonts w:ascii="Arial" w:cs="Arial" w:eastAsia="Arial" w:hAnsi="Arial"/>
+                <w:b w:val="false"/>
+                <w:bCs w:val="false"/>
+                <w:sz w:val="18"/>
+                <w:szCs w:val="18"/>
+                <w:rtl/>
+              </w:rPr>
+              <w:t xml:space="preserve"> و</w:t>
+            </w:r>
+            <w:r>
+              <w:rPr>
+                <w:rFonts w:ascii="Courier New" w:cs="Courier New" w:eastAsia="Courier New" w:hAnsi="Courier New"/>
+                <w:b w:val="false"/>
+                <w:bCs w:val="false"/>
+                <w:color w:val="1F2937"/>
+                <w:sz w:val="16"/>
+                <w:szCs w:val="16"/>
+                <w:shd w:fill="F1F3F5" w:color="auto" w:val="clear"/>
+                <w:rtl/>
+              </w:rPr>
+              <w:t xml:space="preserve">‎BankFas.Worker‎</w:t>
+            </w:r>
+            <w:r>
+              <w:rPr>
+                <w:rFonts w:ascii="Arial" w:cs="Arial" w:eastAsia="Arial" w:hAnsi="Arial"/>
+                <w:b w:val="false"/>
+                <w:bCs w:val="false"/>
+                <w:sz w:val="18"/>
+                <w:szCs w:val="18"/>
+                <w:rtl/>
+              </w:rPr>
+              <w:t xml:space="preserve"> و</w:t>
+            </w:r>
+            <w:r>
+              <w:rPr>
+                <w:rFonts w:ascii="Courier New" w:cs="Courier New" w:eastAsia="Courier New" w:hAnsi="Courier New"/>
+                <w:b w:val="false"/>
+                <w:bCs w:val="false"/>
+                <w:color w:val="1F2937"/>
+                <w:sz w:val="16"/>
+                <w:szCs w:val="16"/>
+                <w:shd w:fill="F1F3F5" w:color="auto" w:val="clear"/>
+                <w:rtl/>
+              </w:rPr>
               <w:t xml:space="preserve">‎web/‎</w:t>
             </w:r>
             <w:r>
@@ -6442,7 +6887,7 @@
                 <w:szCs w:val="18"/>
                 <w:rtl/>
               </w:rPr>
-              <w:t xml:space="preserve"> والاختبارات؛ ADR 0040</w:t>
+              <w:t xml:space="preserve"> والاختبارات؛ ADR 0040 وADR 0041</w:t>
             </w:r>
           </w:p>
         </w:tc>
@@ -12803,7 +13248,7 @@
         <w:pStyle w:val="ListParagraph"/>
         <w:numPr>
           <w:ilvl w:val="0"/>
-          <w:numId w:val="5"/>
+          <w:numId w:val="6"/>
         </w:numPr>
         <w:bidi/>
         <w:spacing w:after="70" w:before="0" w:line="300"/>
@@ -12819,209 +13264,6 @@
         </w:rPr>
         <w:t xml:space="preserve">يبني الحل ويشغّل اختبارات الوحدة الـ38.</w:t>
       </w:r>
-    </w:p>
-    <w:p>
-      <w:pPr>
-        <w:pStyle w:val="ListParagraph"/>
-        <w:numPr>
-          <w:ilvl w:val="0"/>
-          <w:numId w:val="5"/>
-        </w:numPr>
-        <w:bidi/>
-        <w:spacing w:after="70" w:before="0" w:line="300"/>
-      </w:pPr>
-      <w:r>
-        <w:rPr>
-          <w:rFonts w:ascii="Arial" w:cs="Arial" w:eastAsia="Arial" w:hAnsi="Arial"/>
-          <w:b w:val="false"/>
-          <w:bCs w:val="false"/>
-          <w:sz w:val="21"/>
-          <w:szCs w:val="21"/>
-          <w:rtl/>
-        </w:rPr>
-        <w:t xml:space="preserve">يبني الواجهة الأمامية.</w:t>
-      </w:r>
-    </w:p>
-    <w:p>
-      <w:pPr>
-        <w:pStyle w:val="ListParagraph"/>
-        <w:numPr>
-          <w:ilvl w:val="0"/>
-          <w:numId w:val="5"/>
-        </w:numPr>
-        <w:bidi/>
-        <w:spacing w:after="70" w:before="0" w:line="300"/>
-      </w:pPr>
-      <w:r>
-        <w:rPr>
-          <w:rFonts w:ascii="Arial" w:cs="Arial" w:eastAsia="Arial" w:hAnsi="Arial"/>
-          <w:b w:val="false"/>
-          <w:bCs w:val="false"/>
-          <w:sz w:val="21"/>
-          <w:szCs w:val="21"/>
-          <w:rtl/>
-        </w:rPr>
-        <w:t xml:space="preserve">ينشئ حسابات الخدمة في مجلد مؤقت.</w:t>
-      </w:r>
-    </w:p>
-    <w:p>
-      <w:pPr>
-        <w:pStyle w:val="ListParagraph"/>
-        <w:numPr>
-          <w:ilvl w:val="0"/>
-          <w:numId w:val="5"/>
-        </w:numPr>
-        <w:bidi/>
-        <w:spacing w:after="70" w:before="0" w:line="300"/>
-      </w:pPr>
-      <w:r>
-        <w:rPr>
-          <w:rFonts w:ascii="Arial" w:cs="Arial" w:eastAsia="Arial" w:hAnsi="Arial"/>
-          <w:b w:val="false"/>
-          <w:bCs w:val="false"/>
-          <w:sz w:val="21"/>
-          <w:szCs w:val="21"/>
-          <w:rtl/>
-        </w:rPr>
-        <w:t xml:space="preserve">يشغّل اختبار المتصفح (</w:t>
-      </w:r>
-      <w:r>
-        <w:rPr>
-          <w:rFonts w:ascii="Courier New" w:cs="Courier New" w:eastAsia="Courier New" w:hAnsi="Courier New"/>
-          <w:b w:val="false"/>
-          <w:bCs w:val="false"/>
-          <w:color w:val="1F2937"/>
-          <w:sz w:val="18"/>
-          <w:szCs w:val="18"/>
-          <w:shd w:fill="F1F3F5" w:color="auto" w:val="clear"/>
-          <w:rtl/>
-        </w:rPr>
-        <w:t xml:space="preserve">‎tools/ci/e2e.sh‎</w:t>
-      </w:r>
-      <w:r>
-        <w:rPr>
-          <w:rFonts w:ascii="Arial" w:cs="Arial" w:eastAsia="Arial" w:hAnsi="Arial"/>
-          <w:b w:val="false"/>
-          <w:bCs w:val="false"/>
-          <w:sz w:val="21"/>
-          <w:szCs w:val="21"/>
-          <w:rtl/>
-        </w:rPr>
-        <w:t xml:space="preserve">). يشغّل الواجهة والعامل على HTTPS بشهادة مؤقتة، ثم يمر Chromium بمسار الخروج من S0 كاملًا.</w:t>
-      </w:r>
-    </w:p>
-    <w:p>
-      <w:pPr>
-        <w:pStyle w:val="ListParagraph"/>
-        <w:numPr>
-          <w:ilvl w:val="0"/>
-          <w:numId w:val="5"/>
-        </w:numPr>
-        <w:bidi/>
-        <w:spacing w:after="70" w:before="0" w:line="300"/>
-      </w:pPr>
-      <w:r>
-        <w:rPr>
-          <w:rFonts w:ascii="Arial" w:cs="Arial" w:eastAsia="Arial" w:hAnsi="Arial"/>
-          <w:b w:val="false"/>
-          <w:bCs w:val="false"/>
-          <w:sz w:val="21"/>
-          <w:szCs w:val="21"/>
-          <w:rtl/>
-        </w:rPr>
-        <w:t xml:space="preserve">يشغّل اختبارات التكامل الـ14 على القاعدة، ثم يحذف الحسابات.</w:t>
-      </w:r>
-    </w:p>
-    <w:p>
-      <w:pPr>
-        <w:bidi/>
-        <w:spacing w:after="60" w:before="0"/>
-      </w:pPr>
-    </w:p>
-    <w:p>
-      <w:pPr>
-        <w:bidi/>
-        <w:spacing w:after="110" w:before="0" w:line="312"/>
-      </w:pPr>
-      <w:r>
-        <w:rPr>
-          <w:rFonts w:ascii="Arial" w:cs="Arial" w:eastAsia="Arial" w:hAnsi="Arial"/>
-          <w:b w:val="false"/>
-          <w:bCs w:val="false"/>
-          <w:sz w:val="21"/>
-          <w:szCs w:val="21"/>
-          <w:rtl/>
-        </w:rPr>
-        <w:t xml:space="preserve">وينتهي بـ «application CI passed». ويحتاج السكربت قاعدة لم يُنشأ فيها مشغّل بعد، كالتي ينشرها </w:t>
-      </w:r>
-      <w:r>
-        <w:rPr>
-          <w:rFonts w:ascii="Courier New" w:cs="Courier New" w:eastAsia="Courier New" w:hAnsi="Courier New"/>
-          <w:b w:val="false"/>
-          <w:bCs w:val="false"/>
-          <w:color w:val="1F2937"/>
-          <w:sz w:val="18"/>
-          <w:szCs w:val="18"/>
-          <w:shd w:fill="F1F3F5" w:color="auto" w:val="clear"/>
-          <w:rtl/>
-        </w:rPr>
-        <w:t xml:space="preserve">‎db_ci.sh‎</w:t>
-      </w:r>
-      <w:r>
-        <w:rPr>
-          <w:rFonts w:ascii="Arial" w:cs="Arial" w:eastAsia="Arial" w:hAnsi="Arial"/>
-          <w:b w:val="false"/>
-          <w:bCs w:val="false"/>
-          <w:sz w:val="21"/>
-          <w:szCs w:val="21"/>
-          <w:rtl/>
-        </w:rPr>
-        <w:t xml:space="preserve">. وإن لم يكن Chromium مثبتًا في </w:t>
-      </w:r>
-      <w:r>
-        <w:rPr>
-          <w:rFonts w:ascii="Courier New" w:cs="Courier New" w:eastAsia="Courier New" w:hAnsi="Courier New"/>
-          <w:b w:val="false"/>
-          <w:bCs w:val="false"/>
-          <w:color w:val="1F2937"/>
-          <w:sz w:val="18"/>
-          <w:szCs w:val="18"/>
-          <w:shd w:fill="F1F3F5" w:color="auto" w:val="clear"/>
-          <w:rtl/>
-        </w:rPr>
-        <w:t xml:space="preserve">‎/opt/pw-browsers‎</w:t>
-      </w:r>
-      <w:r>
-        <w:rPr>
-          <w:rFonts w:ascii="Arial" w:cs="Arial" w:eastAsia="Arial" w:hAnsi="Arial"/>
-          <w:b w:val="false"/>
-          <w:bCs w:val="false"/>
-          <w:sz w:val="21"/>
-          <w:szCs w:val="21"/>
-          <w:rtl/>
-        </w:rPr>
-        <w:t xml:space="preserve"> نزّله Playwright.</w:t>
-      </w:r>
-    </w:p>
-    <w:p>
-      <w:pPr>
-        <w:pStyle w:val="Heading1"/>
-        <w:bidi/>
-      </w:pPr>
-      <w:bookmarkStart w:name="_sec13" w:id="13"/>
-      <w:r>
-        <w:rPr>
-          <w:rFonts w:ascii="Arial" w:cs="Arial" w:eastAsia="Arial" w:hAnsi="Arial"/>
-          <w:b/>
-          <w:bCs/>
-          <w:color w:val="1F3A5F"/>
-          <w:sz w:val="32"/>
-          <w:szCs w:val="32"/>
-          <w:rtl/>
-        </w:rPr>
-        <w:t xml:space="preserve">5. الأدلة</w:t>
-      </w:r>
-      <w:bookmarkEnd w:id="13"/>
     </w:p>
     <w:p>
       <w:pPr>
@@ -13036,48 +13278,13 @@
       <w:r>
         <w:rPr>
           <w:rFonts w:ascii="Arial" w:cs="Arial" w:eastAsia="Arial" w:hAnsi="Arial"/>
-          <w:b/>
-          <w:bCs/>
-          <w:sz w:val="21"/>
-          <w:szCs w:val="21"/>
-          <w:rtl/>
-        </w:rPr>
-        <w:t xml:space="preserve">CI على GitHub</w:t>
-      </w:r>
-      <w:r>
-        <w:rPr>
-          <w:rFonts w:ascii="Arial" w:cs="Arial" w:eastAsia="Arial" w:hAnsi="Arial"/>
-          <w:b w:val="false"/>
-          <w:bCs w:val="false"/>
-          <w:sz w:val="21"/>
-          <w:szCs w:val="21"/>
-          <w:rtl/>
-        </w:rPr>
-        <w:t xml:space="preserve"> (</w:t>
-      </w:r>
-      <w:r>
-        <w:rPr>
-          <w:rFonts w:ascii="Courier New" w:cs="Courier New" w:eastAsia="Courier New" w:hAnsi="Courier New"/>
-          <w:b w:val="false"/>
-          <w:bCs w:val="false"/>
-          <w:color w:val="1F2937"/>
-          <w:sz w:val="18"/>
-          <w:szCs w:val="18"/>
-          <w:shd w:fill="F1F3F5" w:color="auto" w:val="clear"/>
-          <w:rtl/>
-        </w:rPr>
-        <w:t xml:space="preserve">‎treasury-database-ci‎</w:t>
-      </w:r>
-      <w:r>
-        <w:rPr>
-          <w:rFonts w:ascii="Arial" w:cs="Arial" w:eastAsia="Arial" w:hAnsi="Arial"/>
-          <w:b w:val="false"/>
-          <w:bCs w:val="false"/>
-          <w:sz w:val="21"/>
-          <w:szCs w:val="21"/>
-          <w:rtl/>
-        </w:rPr>
-        <w:t xml:space="preserve">). مرت التشغيلات 38 إلى 41 على تعديلات شروط الدخول. ويُشغَّل على إيداعي المراجعة الذاتية ووحدة الميزانية. أما سير العمل العام «CI» في جذر المستودع فيخص المنتج الآخر فيه، ويفشل على هذا الفرع منذ قبل هذا العمل، ولا يمس قاعدة الخزينة.</w:t>
+          <w:b w:val="false"/>
+          <w:bCs w:val="false"/>
+          <w:sz w:val="21"/>
+          <w:szCs w:val="21"/>
+          <w:rtl/>
+        </w:rPr>
+        <w:t xml:space="preserve">يبني الواجهة الأمامية.</w:t>
       </w:r>
     </w:p>
     <w:p>
@@ -13093,6 +13300,244 @@
       <w:r>
         <w:rPr>
           <w:rFonts w:ascii="Arial" w:cs="Arial" w:eastAsia="Arial" w:hAnsi="Arial"/>
+          <w:b w:val="false"/>
+          <w:bCs w:val="false"/>
+          <w:sz w:val="21"/>
+          <w:szCs w:val="21"/>
+          <w:rtl/>
+        </w:rPr>
+        <w:t xml:space="preserve">ينشئ حسابات الخدمة في مجلد مؤقت.</w:t>
+      </w:r>
+    </w:p>
+    <w:p>
+      <w:pPr>
+        <w:pStyle w:val="ListParagraph"/>
+        <w:numPr>
+          <w:ilvl w:val="0"/>
+          <w:numId w:val="6"/>
+        </w:numPr>
+        <w:bidi/>
+        <w:spacing w:after="70" w:before="0" w:line="300"/>
+      </w:pPr>
+      <w:r>
+        <w:rPr>
+          <w:rFonts w:ascii="Arial" w:cs="Arial" w:eastAsia="Arial" w:hAnsi="Arial"/>
+          <w:b w:val="false"/>
+          <w:bCs w:val="false"/>
+          <w:sz w:val="21"/>
+          <w:szCs w:val="21"/>
+          <w:rtl/>
+        </w:rPr>
+        <w:t xml:space="preserve">يشغّل اختبار المتصفح (</w:t>
+      </w:r>
+      <w:r>
+        <w:rPr>
+          <w:rFonts w:ascii="Courier New" w:cs="Courier New" w:eastAsia="Courier New" w:hAnsi="Courier New"/>
+          <w:b w:val="false"/>
+          <w:bCs w:val="false"/>
+          <w:color w:val="1F2937"/>
+          <w:sz w:val="18"/>
+          <w:szCs w:val="18"/>
+          <w:shd w:fill="F1F3F5" w:color="auto" w:val="clear"/>
+          <w:rtl/>
+        </w:rPr>
+        <w:t xml:space="preserve">‎tools/ci/e2e.sh‎</w:t>
+      </w:r>
+      <w:r>
+        <w:rPr>
+          <w:rFonts w:ascii="Arial" w:cs="Arial" w:eastAsia="Arial" w:hAnsi="Arial"/>
+          <w:b w:val="false"/>
+          <w:bCs w:val="false"/>
+          <w:sz w:val="21"/>
+          <w:szCs w:val="21"/>
+          <w:rtl/>
+        </w:rPr>
+        <w:t xml:space="preserve">). يشغّل الواجهة والعامل على HTTPS بشهادة مؤقتة، ثم يمر Chromium بمسار الخروج من S0 كاملًا.</w:t>
+      </w:r>
+    </w:p>
+    <w:p>
+      <w:pPr>
+        <w:pStyle w:val="ListParagraph"/>
+        <w:numPr>
+          <w:ilvl w:val="0"/>
+          <w:numId w:val="6"/>
+        </w:numPr>
+        <w:bidi/>
+        <w:spacing w:after="70" w:before="0" w:line="300"/>
+      </w:pPr>
+      <w:r>
+        <w:rPr>
+          <w:rFonts w:ascii="Arial" w:cs="Arial" w:eastAsia="Arial" w:hAnsi="Arial"/>
+          <w:b w:val="false"/>
+          <w:bCs w:val="false"/>
+          <w:sz w:val="21"/>
+          <w:szCs w:val="21"/>
+          <w:rtl/>
+        </w:rPr>
+        <w:t xml:space="preserve">يشغّل اختبارات التكامل الـ14 على القاعدة، ثم يحذف الحسابات.</w:t>
+      </w:r>
+    </w:p>
+    <w:p>
+      <w:pPr>
+        <w:bidi/>
+        <w:spacing w:after="60" w:before="0"/>
+      </w:pPr>
+    </w:p>
+    <w:p>
+      <w:pPr>
+        <w:bidi/>
+        <w:spacing w:after="110" w:before="0" w:line="312"/>
+      </w:pPr>
+      <w:r>
+        <w:rPr>
+          <w:rFonts w:ascii="Arial" w:cs="Arial" w:eastAsia="Arial" w:hAnsi="Arial"/>
+          <w:b w:val="false"/>
+          <w:bCs w:val="false"/>
+          <w:sz w:val="21"/>
+          <w:szCs w:val="21"/>
+          <w:rtl/>
+        </w:rPr>
+        <w:t xml:space="preserve">وينتهي بـ «application CI passed». ويحتاج السكربت قاعدة لم يُنشأ فيها مشغّل بعد، كالتي ينشرها </w:t>
+      </w:r>
+      <w:r>
+        <w:rPr>
+          <w:rFonts w:ascii="Courier New" w:cs="Courier New" w:eastAsia="Courier New" w:hAnsi="Courier New"/>
+          <w:b w:val="false"/>
+          <w:bCs w:val="false"/>
+          <w:color w:val="1F2937"/>
+          <w:sz w:val="18"/>
+          <w:szCs w:val="18"/>
+          <w:shd w:fill="F1F3F5" w:color="auto" w:val="clear"/>
+          <w:rtl/>
+        </w:rPr>
+        <w:t xml:space="preserve">‎db_ci.sh‎</w:t>
+      </w:r>
+      <w:r>
+        <w:rPr>
+          <w:rFonts w:ascii="Arial" w:cs="Arial" w:eastAsia="Arial" w:hAnsi="Arial"/>
+          <w:b w:val="false"/>
+          <w:bCs w:val="false"/>
+          <w:sz w:val="21"/>
+          <w:szCs w:val="21"/>
+          <w:rtl/>
+        </w:rPr>
+        <w:t xml:space="preserve">. وإن لم يكن Chromium مثبتًا في </w:t>
+      </w:r>
+      <w:r>
+        <w:rPr>
+          <w:rFonts w:ascii="Courier New" w:cs="Courier New" w:eastAsia="Courier New" w:hAnsi="Courier New"/>
+          <w:b w:val="false"/>
+          <w:bCs w:val="false"/>
+          <w:color w:val="1F2937"/>
+          <w:sz w:val="18"/>
+          <w:szCs w:val="18"/>
+          <w:shd w:fill="F1F3F5" w:color="auto" w:val="clear"/>
+          <w:rtl/>
+        </w:rPr>
+        <w:t xml:space="preserve">‎/opt/pw-browsers‎</w:t>
+      </w:r>
+      <w:r>
+        <w:rPr>
+          <w:rFonts w:ascii="Arial" w:cs="Arial" w:eastAsia="Arial" w:hAnsi="Arial"/>
+          <w:b w:val="false"/>
+          <w:bCs w:val="false"/>
+          <w:sz w:val="21"/>
+          <w:szCs w:val="21"/>
+          <w:rtl/>
+        </w:rPr>
+        <w:t xml:space="preserve"> نزّله Playwright.</w:t>
+      </w:r>
+    </w:p>
+    <w:p>
+      <w:pPr>
+        <w:pStyle w:val="Heading1"/>
+        <w:bidi/>
+      </w:pPr>
+      <w:bookmarkStart w:name="_sec13" w:id="13"/>
+      <w:r>
+        <w:rPr>
+          <w:rFonts w:ascii="Arial" w:cs="Arial" w:eastAsia="Arial" w:hAnsi="Arial"/>
+          <w:b/>
+          <w:bCs/>
+          <w:color w:val="1F3A5F"/>
+          <w:sz w:val="32"/>
+          <w:szCs w:val="32"/>
+          <w:rtl/>
+        </w:rPr>
+        <w:t xml:space="preserve">5. الأدلة</w:t>
+      </w:r>
+      <w:bookmarkEnd w:id="13"/>
+    </w:p>
+    <w:p>
+      <w:pPr>
+        <w:pStyle w:val="ListParagraph"/>
+        <w:numPr>
+          <w:ilvl w:val="0"/>
+          <w:numId w:val="7"/>
+        </w:numPr>
+        <w:bidi/>
+        <w:spacing w:after="70" w:before="0" w:line="300"/>
+      </w:pPr>
+      <w:r>
+        <w:rPr>
+          <w:rFonts w:ascii="Arial" w:cs="Arial" w:eastAsia="Arial" w:hAnsi="Arial"/>
+          <w:b/>
+          <w:bCs/>
+          <w:sz w:val="21"/>
+          <w:szCs w:val="21"/>
+          <w:rtl/>
+        </w:rPr>
+        <w:t xml:space="preserve">CI على GitHub</w:t>
+      </w:r>
+      <w:r>
+        <w:rPr>
+          <w:rFonts w:ascii="Arial" w:cs="Arial" w:eastAsia="Arial" w:hAnsi="Arial"/>
+          <w:b w:val="false"/>
+          <w:bCs w:val="false"/>
+          <w:sz w:val="21"/>
+          <w:szCs w:val="21"/>
+          <w:rtl/>
+        </w:rPr>
+        <w:t xml:space="preserve"> (</w:t>
+      </w:r>
+      <w:r>
+        <w:rPr>
+          <w:rFonts w:ascii="Courier New" w:cs="Courier New" w:eastAsia="Courier New" w:hAnsi="Courier New"/>
+          <w:b w:val="false"/>
+          <w:bCs w:val="false"/>
+          <w:color w:val="1F2937"/>
+          <w:sz w:val="18"/>
+          <w:szCs w:val="18"/>
+          <w:shd w:fill="F1F3F5" w:color="auto" w:val="clear"/>
+          <w:rtl/>
+        </w:rPr>
+        <w:t xml:space="preserve">‎treasury-database-ci‎</w:t>
+      </w:r>
+      <w:r>
+        <w:rPr>
+          <w:rFonts w:ascii="Arial" w:cs="Arial" w:eastAsia="Arial" w:hAnsi="Arial"/>
+          <w:b w:val="false"/>
+          <w:bCs w:val="false"/>
+          <w:sz w:val="21"/>
+          <w:szCs w:val="21"/>
+          <w:rtl/>
+        </w:rPr>
+        <w:t xml:space="preserve">). مرت التشغيلات 38 إلى 41 على تعديلات شروط الدخول. ويُشغَّل على إيداعي المراجعة الذاتية ووحدة الميزانية. أما سير العمل العام «CI» في جذر المستودع فيخص المنتج الآخر فيه، ويفشل على هذا الفرع منذ قبل هذا العمل، ولا يمس قاعدة الخزينة.</w:t>
+      </w:r>
+    </w:p>
+    <w:p>
+      <w:pPr>
+        <w:pStyle w:val="ListParagraph"/>
+        <w:numPr>
+          <w:ilvl w:val="0"/>
+          <w:numId w:val="7"/>
+        </w:numPr>
+        <w:bidi/>
+        <w:spacing w:after="70" w:before="0" w:line="300"/>
+      </w:pPr>
+      <w:r>
+        <w:rPr>
+          <w:rFonts w:ascii="Arial" w:cs="Arial" w:eastAsia="Arial" w:hAnsi="Arial"/>
           <w:b/>
           <w:bCs/>
           <w:sz w:val="21"/>
@@ -13270,7 +13715,7 @@
         <w:pStyle w:val="ListParagraph"/>
         <w:numPr>
           <w:ilvl w:val="0"/>
-          <w:numId w:val="6"/>
+          <w:numId w:val="7"/>
         </w:numPr>
         <w:bidi/>
         <w:spacing w:after="70" w:before="0" w:line="300"/>
@@ -13303,7 +13748,7 @@
         <w:pStyle w:val="ListParagraph"/>
         <w:numPr>
           <w:ilvl w:val="0"/>
-          <w:numId w:val="6"/>
+          <w:numId w:val="7"/>
         </w:numPr>
         <w:bidi/>
         <w:spacing w:after="70" w:before="0" w:line="300"/>
@@ -13430,7 +13875,7 @@
         <w:pStyle w:val="ListParagraph"/>
         <w:numPr>
           <w:ilvl w:val="0"/>
-          <w:numId w:val="6"/>
+          <w:numId w:val="7"/>
         </w:numPr>
         <w:bidi/>
         <w:spacing w:after="70" w:before="0" w:line="300"/>
@@ -15078,7 +15523,7 @@
                 <w:szCs w:val="18"/>
                 <w:rtl/>
               </w:rPr>
-              <w:t xml:space="preserve">بُني مسار S0 الأول وحده؛ وقواعد كثيرة في المواصفات يفرضها التطبيق لم تُبنَ بعد. والقاعدة تفرض البنية والحالات والسلامة المرجعية والعزل. ومنتج KMS ومزوّد البريد لم يُختارا، فالمفاتيح الرئيسية محلية للتطوير والاختبار فقط</w:t>
+              <w:t xml:space="preserve">بُنيت S0 وS1؛ وقواعد كثيرة في المواصفات يفرضها التطبيق لم تُبنَ بعد. والقاعدة تفرض البنية والحالات والسلامة المرجعية والعزل. ومنتج KMS ومزوّد البريد لم يُختارا، فالمفاتيح الرئيسية محلية للتطوير والاختبار فقط</w:t>
             </w:r>
           </w:p>
         </w:tc>
@@ -17161,7 +17606,7 @@
         <w:pStyle w:val="ListParagraph"/>
         <w:numPr>
           <w:ilvl w:val="0"/>
-          <w:numId w:val="7"/>
+          <w:numId w:val="8"/>
         </w:numPr>
         <w:bidi/>
         <w:spacing w:after="70" w:before="0" w:line="300"/>
@@ -17194,7 +17639,7 @@
         <w:pStyle w:val="ListParagraph"/>
         <w:numPr>
           <w:ilvl w:val="0"/>
-          <w:numId w:val="7"/>
+          <w:numId w:val="8"/>
         </w:numPr>
         <w:bidi/>
         <w:spacing w:after="70" w:before="0" w:line="300"/>
@@ -17227,7 +17672,7 @@
         <w:pStyle w:val="ListParagraph"/>
         <w:numPr>
           <w:ilvl w:val="0"/>
-          <w:numId w:val="7"/>
+          <w:numId w:val="8"/>
         </w:numPr>
         <w:bidi/>
         <w:spacing w:after="70" w:before="0" w:line="300"/>
@@ -17284,7 +17729,7 @@
         <w:pStyle w:val="ListParagraph"/>
         <w:numPr>
           <w:ilvl w:val="0"/>
-          <w:numId w:val="7"/>
+          <w:numId w:val="8"/>
         </w:numPr>
         <w:bidi/>
         <w:spacing w:after="70" w:before="0" w:line="300"/>
@@ -17317,7 +17762,7 @@
         <w:pStyle w:val="ListParagraph"/>
         <w:numPr>
           <w:ilvl w:val="0"/>
-          <w:numId w:val="7"/>
+          <w:numId w:val="8"/>
         </w:numPr>
         <w:bidi/>
         <w:spacing w:after="70" w:before="0" w:line="300"/>
@@ -17374,7 +17819,7 @@
         <w:pStyle w:val="ListParagraph"/>
         <w:numPr>
           <w:ilvl w:val="0"/>
-          <w:numId w:val="7"/>
+          <w:numId w:val="8"/>
         </w:numPr>
         <w:bidi/>
         <w:spacing w:after="70" w:before="0" w:line="300"/>
@@ -17407,7 +17852,7 @@
         <w:pStyle w:val="ListParagraph"/>
         <w:numPr>
           <w:ilvl w:val="0"/>
-          <w:numId w:val="7"/>
+          <w:numId w:val="8"/>
         </w:numPr>
         <w:bidi/>
         <w:spacing w:after="70" w:before="0" w:line="300"/>
@@ -17440,7 +17885,7 @@
         <w:pStyle w:val="ListParagraph"/>
         <w:numPr>
           <w:ilvl w:val="0"/>
-          <w:numId w:val="7"/>
+          <w:numId w:val="8"/>
         </w:numPr>
         <w:bidi/>
         <w:spacing w:after="70" w:before="0" w:line="300"/>
@@ -17473,7 +17918,7 @@
         <w:pStyle w:val="ListParagraph"/>
         <w:numPr>
           <w:ilvl w:val="0"/>
-          <w:numId w:val="7"/>
+          <w:numId w:val="8"/>
         </w:numPr>
         <w:bidi/>
         <w:spacing w:after="70" w:before="0" w:line="300"/>
@@ -17506,7 +17951,7 @@
         <w:pStyle w:val="ListParagraph"/>
         <w:numPr>
           <w:ilvl w:val="0"/>
-          <w:numId w:val="7"/>
+          <w:numId w:val="8"/>
         </w:numPr>
         <w:bidi/>
         <w:spacing w:after="70" w:before="0" w:line="300"/>
@@ -17539,7 +17984,7 @@
         <w:pStyle w:val="ListParagraph"/>
         <w:numPr>
           <w:ilvl w:val="0"/>
-          <w:numId w:val="7"/>
+          <w:numId w:val="8"/>
         </w:numPr>
         <w:bidi/>
         <w:spacing w:after="70" w:before="0" w:line="300"/>
@@ -17620,7 +18065,7 @@
         <w:pStyle w:val="ListParagraph"/>
         <w:numPr>
           <w:ilvl w:val="0"/>
-          <w:numId w:val="7"/>
+          <w:numId w:val="8"/>
         </w:numPr>
         <w:bidi/>
         <w:spacing w:after="70" w:before="0" w:line="300"/>
@@ -18151,7 +18596,7 @@
         <w:szCs w:val="17"/>
         <w:rtl/>
       </w:rPr>
-      <w:t xml:space="preserve">حزمة المراجعة الخارجية · BankFas · 2026-10-21</w:t>
+      <w:t xml:space="preserve">حزمة المراجعة الخارجية · BankFas · 2026-10-22</w:t>
     </w:r>
   </w:p>
 </w:hdr>
@@ -18403,6 +18848,36 @@
     </w:lvl>
   </w:abstractNum>
   <w:abstractNum w:abstractNumId="7" w15:restartNumberingAfterBreak="0">
+    <w:multiLevelType w:val="hybridMultilevel"/>
+    <w:lvl w:ilvl="0" w15:tentative="1">
+      <w:start w:val="1"/>
+      <w:numFmt w:val="decimal"/>
+      <w:lvlText w:val="%1."/>
+      <w:lvlJc w:val="left"/>
+      <w:pPr>
+        <w:ind w:left="574" w:hanging="340"/>
+      </w:pPr>
+    </w:lvl>
+    <w:lvl w:ilvl="1" w15:tentative="1">
+      <w:start w:val="1"/>
+      <w:numFmt w:val="decimal"/>
+      <w:lvlText w:val="%2."/>
+      <w:lvlJc w:val="left"/>
+      <w:pPr>
+        <w:ind w:left="1028" w:hanging="340"/>
+      </w:pPr>
+    </w:lvl>
+    <w:lvl w:ilvl="2" w15:tentative="1">
+      <w:start w:val="1"/>
+      <w:numFmt w:val="decimal"/>
+      <w:lvlText w:val="%3."/>
+      <w:lvlJc w:val="left"/>
+      <w:pPr>
+        <w:ind w:left="1482" w:hanging="340"/>
+      </w:pPr>
+    </w:lvl>
+  </w:abstractNum>
+  <w:abstractNum w:abstractNumId="8" w15:restartNumberingAfterBreak="0">
     <w:multiLevelType w:val="hybridMultilevel"/>
     <w:lvl w:ilvl="0" w15:tentative="1">
       <w:start w:val="1"/>
@@ -18470,6 +18945,12 @@
   </w:num>
   <w:num w:numId="7">
     <w:abstractNumId w:val="7"/>
+    <w:lvlOverride w:ilvl="0">
+      <w:startOverride w:val="1"/>
+    </w:lvlOverride>
+  </w:num>
+  <w:num w:numId="8">
+    <w:abstractNumId w:val="8"/>
     <w:lvlOverride w:ilvl="0">
       <w:startOverride w:val="1"/>
     </w:lvlOverride>

--- a/treasury-platform/docs/33-EXTERNAL-REVIEW-PACKAGE.docx
+++ b/treasury-platform/docs/33-EXTERNAL-REVIEW-PACKAGE.docx
@@ -1438,7 +1438,7 @@
           <w:szCs w:val="21"/>
           <w:rtl/>
         </w:rPr>
-        <w:t xml:space="preserve">افتراضات S1 التي تنتظر تأكيد المالك (</w:t>
+        <w:t xml:space="preserve">افتراضات S1 التي اعتمدها المالك (</w:t>
       </w:r>
       <w:r>
         <w:rPr>
